--- a/src/notes.docx
+++ b/src/notes.docx
@@ -36,7 +36,15 @@
         <w:t>وطلما انت هتستعمل</w:t>
       </w:r>
       <w:r>
-        <w:t xml:space="preserve"> fastapi </w:t>
+        <w:t xml:space="preserve"> </w:t>
+      </w:r>
+      <w:proofErr w:type="spellStart"/>
+      <w:r>
+        <w:t>fastapi</w:t>
+      </w:r>
+      <w:proofErr w:type="spellEnd"/>
+      <w:r>
+        <w:t xml:space="preserve"> </w:t>
       </w:r>
       <w:r>
         <w:rPr>
@@ -97,7 +105,15 @@
         <w:t>يبقي تحط فيه ملف ال</w:t>
       </w:r>
       <w:r>
-        <w:t xml:space="preserve"> __init__ </w:t>
+        <w:t xml:space="preserve"> __</w:t>
+      </w:r>
+      <w:proofErr w:type="spellStart"/>
+      <w:r>
+        <w:t>init</w:t>
+      </w:r>
+      <w:proofErr w:type="spellEnd"/>
+      <w:r>
+        <w:t xml:space="preserve">__ </w:t>
       </w:r>
       <w:r>
         <w:rPr>
@@ -135,6 +151,7 @@
       <w:r>
         <w:rPr>
           <w:rFonts w:cs="Arial"/>
+          <w:noProof/>
           <w:rtl/>
           <w:lang w:bidi="ar-EG"/>
         </w:rPr>
@@ -238,7 +255,6 @@
       <w:pPr>
         <w:bidi/>
         <w:rPr>
-          <w:rtl/>
           <w:lang w:bidi="ar-EG"/>
         </w:rPr>
       </w:pPr>
@@ -262,14 +278,51 @@
           <w:rtl/>
           <w:lang w:bidi="ar-EG"/>
         </w:rPr>
-        <w:t xml:space="preserve"> وده الي كلهم هيورثوا منه</w:t>
-      </w:r>
-    </w:p>
-    <w:p>
-      <w:pPr>
-        <w:bidi/>
-        <w:rPr>
-          <w:rFonts w:hint="cs"/>
+        <w:t xml:space="preserve"> وده </w:t>
+      </w:r>
+      <w:r>
+        <w:rPr>
+          <w:rFonts w:hint="cs"/>
+          <w:rtl/>
+          <w:lang w:bidi="ar-EG"/>
+        </w:rPr>
+        <w:t xml:space="preserve">اول </w:t>
+      </w:r>
+      <w:r>
+        <w:rPr>
+          <w:lang w:bidi="ar-EG"/>
+        </w:rPr>
+        <w:t>endpoint</w:t>
+      </w:r>
+      <w:r>
+        <w:rPr>
+          <w:rFonts w:hint="cs"/>
+          <w:rtl/>
+          <w:lang w:bidi="ar-EG"/>
+        </w:rPr>
+        <w:t xml:space="preserve"> عندنا والي هي وظيفتها بس انها تعرفك انه ال </w:t>
+      </w:r>
+      <w:proofErr w:type="spellStart"/>
+      <w:r>
+        <w:rPr>
+          <w:lang w:bidi="ar-EG"/>
+        </w:rPr>
+        <w:t>api</w:t>
+      </w:r>
+      <w:proofErr w:type="spellEnd"/>
+      <w:r>
+        <w:rPr>
+          <w:rFonts w:hint="cs"/>
+          <w:rtl/>
+          <w:lang w:bidi="ar-EG"/>
+        </w:rPr>
+        <w:t xml:space="preserve"> شغال تمام</w:t>
+      </w:r>
+    </w:p>
+    <w:p>
+      <w:pPr>
+        <w:bidi/>
+        <w:rPr>
           <w:rtl/>
           <w:lang w:bidi="ar-EG"/>
         </w:rPr>
@@ -308,6 +361,7 @@
       <w:r>
         <w:rPr>
           <w:rFonts w:cs="Arial"/>
+          <w:noProof/>
           <w:rtl/>
           <w:lang w:bidi="ar-EG"/>
         </w:rPr>
@@ -399,7 +453,6 @@
       <w:pPr>
         <w:bidi/>
         <w:rPr>
-          <w:rFonts w:hint="cs"/>
           <w:rtl/>
           <w:lang w:bidi="ar-EG"/>
         </w:rPr>
@@ -510,7 +563,21 @@
         <w:rPr>
           <w:lang w:bidi="ar-EG"/>
         </w:rPr>
-        <w:t>.include_router()</w:t>
+        <w:t>.</w:t>
+      </w:r>
+      <w:proofErr w:type="spellStart"/>
+      <w:r>
+        <w:rPr>
+          <w:lang w:bidi="ar-EG"/>
+        </w:rPr>
+        <w:t>include_router</w:t>
+      </w:r>
+      <w:proofErr w:type="spellEnd"/>
+      <w:r>
+        <w:rPr>
+          <w:lang w:bidi="ar-EG"/>
+        </w:rPr>
+        <w:t>()</w:t>
       </w:r>
     </w:p>
     <w:p>
@@ -556,12 +623,14 @@
         </w:rPr>
         <w:t xml:space="preserve"> واسمه </w:t>
       </w:r>
+      <w:proofErr w:type="spellStart"/>
       <w:r>
         <w:rPr>
           <w:lang w:bidi="ar-EG"/>
         </w:rPr>
         <w:t>base_router</w:t>
       </w:r>
+      <w:proofErr w:type="spellEnd"/>
     </w:p>
     <w:p>
       <w:pPr>
@@ -573,6 +642,7 @@
       <w:r>
         <w:rPr>
           <w:rFonts w:cs="Arial"/>
+          <w:noProof/>
           <w:rtl/>
           <w:lang w:bidi="ar-EG"/>
         </w:rPr>
@@ -664,6 +734,7 @@
         </w:rPr>
         <w:t xml:space="preserve"> احنا بنعملها باستخدام ال </w:t>
       </w:r>
+      <w:proofErr w:type="spellStart"/>
       <w:r>
         <w:rPr>
           <w:color w:val="FF0000"/>
@@ -671,6 +742,7 @@
         </w:rPr>
         <w:t>APIRouter</w:t>
       </w:r>
+      <w:proofErr w:type="spellEnd"/>
       <w:r>
         <w:rPr>
           <w:rFonts w:hint="cs"/>
@@ -819,12 +891,37 @@
         </w:rPr>
         <w:t xml:space="preserve">وده هيكون من خلال </w:t>
       </w:r>
+      <w:proofErr w:type="spellStart"/>
       <w:r>
         <w:rPr>
           <w:color w:val="FF0000"/>
           <w:lang w:bidi="ar-EG"/>
         </w:rPr>
-        <w:t>app.include_router(filename.apirouterName)</w:t>
+        <w:t>app.include_router</w:t>
+      </w:r>
+      <w:proofErr w:type="spellEnd"/>
+      <w:r>
+        <w:rPr>
+          <w:color w:val="FF0000"/>
+          <w:lang w:bidi="ar-EG"/>
+        </w:rPr>
+        <w:t>(</w:t>
+      </w:r>
+      <w:proofErr w:type="spellStart"/>
+      <w:r>
+        <w:rPr>
+          <w:color w:val="FF0000"/>
+          <w:lang w:bidi="ar-EG"/>
+        </w:rPr>
+        <w:t>filename.apirouterName</w:t>
+      </w:r>
+      <w:proofErr w:type="spellEnd"/>
+      <w:r>
+        <w:rPr>
+          <w:color w:val="FF0000"/>
+          <w:lang w:bidi="ar-EG"/>
+        </w:rPr>
+        <w:t>)</w:t>
       </w:r>
     </w:p>
     <w:p>
@@ -933,12 +1030,14 @@
         <w:lastRenderedPageBreak/>
         <w:t xml:space="preserve">عندك بقي كل </w:t>
       </w:r>
+      <w:proofErr w:type="spellStart"/>
       <w:r>
         <w:rPr>
           <w:lang w:bidi="ar-EG"/>
         </w:rPr>
         <w:t>APIRouter</w:t>
       </w:r>
+      <w:proofErr w:type="spellEnd"/>
     </w:p>
     <w:p>
       <w:pPr>
@@ -970,12 +1069,14 @@
         </w:rPr>
         <w:t xml:space="preserve"> (يعني حاجه بتكون ثابته في ال </w:t>
       </w:r>
+      <w:proofErr w:type="spellStart"/>
       <w:r>
         <w:rPr>
           <w:lang w:bidi="ar-EG"/>
         </w:rPr>
         <w:t>url</w:t>
       </w:r>
+      <w:proofErr w:type="spellEnd"/>
       <w:r>
         <w:rPr>
           <w:rFonts w:hint="cs"/>
@@ -1039,6 +1140,7 @@
       <w:r>
         <w:rPr>
           <w:rFonts w:cs="Arial"/>
+          <w:noProof/>
           <w:rtl/>
           <w:lang w:bidi="ar-EG"/>
         </w:rPr>
@@ -1197,12 +1299,14 @@
           <w:lang w:bidi="ar-EG"/>
         </w:rPr>
       </w:pPr>
+      <w:proofErr w:type="spellStart"/>
       <w:r>
         <w:rPr>
           <w:lang w:bidi="ar-EG"/>
         </w:rPr>
         <w:t>SyntaxError</w:t>
       </w:r>
+      <w:proofErr w:type="spellEnd"/>
     </w:p>
     <w:p>
       <w:pPr>
@@ -1238,12 +1342,14 @@
           <w:lang w:bidi="ar-EG"/>
         </w:rPr>
       </w:pPr>
+      <w:proofErr w:type="spellStart"/>
       <w:r>
         <w:rPr>
           <w:lang w:bidi="ar-EG"/>
         </w:rPr>
         <w:t>NameError</w:t>
       </w:r>
+      <w:proofErr w:type="spellEnd"/>
     </w:p>
     <w:p>
       <w:pPr>
@@ -1306,12 +1412,14 @@
           <w:lang w:bidi="ar-EG"/>
         </w:rPr>
       </w:pPr>
+      <w:proofErr w:type="spellStart"/>
       <w:r>
         <w:rPr>
           <w:lang w:bidi="ar-EG"/>
         </w:rPr>
         <w:t>typeError</w:t>
       </w:r>
+      <w:proofErr w:type="spellEnd"/>
     </w:p>
     <w:p>
       <w:pPr>
@@ -1359,28 +1467,31 @@
         </w:rPr>
         <w:t xml:space="preserve"> مع </w:t>
       </w:r>
+      <w:proofErr w:type="spellStart"/>
       <w:r>
         <w:rPr>
           <w:lang w:bidi="ar-EG"/>
         </w:rPr>
         <w:t>integar</w:t>
       </w:r>
-    </w:p>
-    <w:p>
-      <w:pPr>
-        <w:bidi/>
-        <w:rPr>
-          <w:lang w:bidi="ar-EG"/>
-        </w:rPr>
-      </w:pPr>
-    </w:p>
-    <w:p>
-      <w:pPr>
-        <w:bidi/>
-        <w:rPr>
-          <w:lang w:bidi="ar-EG"/>
-        </w:rPr>
-      </w:pPr>
+      <w:proofErr w:type="spellEnd"/>
+    </w:p>
+    <w:p>
+      <w:pPr>
+        <w:bidi/>
+        <w:rPr>
+          <w:lang w:bidi="ar-EG"/>
+        </w:rPr>
+      </w:pPr>
+    </w:p>
+    <w:p>
+      <w:pPr>
+        <w:bidi/>
+        <w:rPr>
+          <w:lang w:bidi="ar-EG"/>
+        </w:rPr>
+      </w:pPr>
+      <w:proofErr w:type="spellStart"/>
       <w:r>
         <w:rPr>
           <w:lang w:bidi="ar-EG"/>
@@ -1388,6 +1499,7 @@
         <w:lastRenderedPageBreak/>
         <w:t>AttributeError</w:t>
       </w:r>
+      <w:proofErr w:type="spellEnd"/>
     </w:p>
     <w:p>
       <w:pPr>
@@ -1450,9 +1562,19 @@
           <w:rtl/>
         </w:rPr>
       </w:pPr>
-      <w:r>
-        <w:t>ImportError / ModuleNotFoundError</w:t>
-      </w:r>
+      <w:proofErr w:type="spellStart"/>
+      <w:r>
+        <w:t>ImportError</w:t>
+      </w:r>
+      <w:proofErr w:type="spellEnd"/>
+      <w:r>
+        <w:t xml:space="preserve"> / </w:t>
+      </w:r>
+      <w:proofErr w:type="spellStart"/>
+      <w:r>
+        <w:t>ModuleNotFoundError</w:t>
+      </w:r>
+      <w:proofErr w:type="spellEnd"/>
     </w:p>
     <w:p>
       <w:pPr>
@@ -1465,6 +1587,7 @@
       <w:r>
         <w:rPr>
           <w:rFonts w:cs="Arial"/>
+          <w:noProof/>
           <w:rtl/>
           <w:lang w:bidi="ar-EG"/>
         </w:rPr>
@@ -1509,14 +1632,13 @@
       <w:pPr>
         <w:bidi/>
         <w:rPr>
-          <w:rFonts w:hint="cs"/>
-          <w:rtl/>
           <w:lang w:bidi="ar-EG"/>
         </w:rPr>
       </w:pPr>
       <w:r>
         <w:rPr>
           <w:rFonts w:cs="Arial"/>
+          <w:noProof/>
           <w:rtl/>
           <w:lang w:bidi="ar-EG"/>
         </w:rPr>
@@ -1556,6 +1678,6026 @@
           </wp:inline>
         </w:drawing>
       </w:r>
+    </w:p>
+    <w:p>
+      <w:pPr>
+        <w:bidi/>
+        <w:rPr>
+          <w:lang w:bidi="ar-EG"/>
+        </w:rPr>
+      </w:pPr>
+    </w:p>
+    <w:p>
+      <w:pPr>
+        <w:bidi/>
+        <w:rPr>
+          <w:lang w:bidi="ar-EG"/>
+        </w:rPr>
+      </w:pPr>
+    </w:p>
+    <w:p>
+      <w:pPr>
+        <w:bidi/>
+        <w:rPr>
+          <w:lang w:bidi="ar-EG"/>
+        </w:rPr>
+      </w:pPr>
+    </w:p>
+    <w:p>
+      <w:pPr>
+        <w:bidi/>
+        <w:rPr>
+          <w:lang w:bidi="ar-EG"/>
+        </w:rPr>
+      </w:pPr>
+    </w:p>
+    <w:p>
+      <w:pPr>
+        <w:bidi/>
+        <w:rPr>
+          <w:lang w:bidi="ar-EG"/>
+        </w:rPr>
+      </w:pPr>
+    </w:p>
+    <w:p>
+      <w:pPr>
+        <w:bidi/>
+        <w:rPr>
+          <w:lang w:bidi="ar-EG"/>
+        </w:rPr>
+      </w:pPr>
+    </w:p>
+    <w:p>
+      <w:pPr>
+        <w:bidi/>
+        <w:rPr>
+          <w:lang w:bidi="ar-EG"/>
+        </w:rPr>
+      </w:pPr>
+    </w:p>
+    <w:p>
+      <w:pPr>
+        <w:bidi/>
+        <w:rPr>
+          <w:rtl/>
+          <w:lang w:bidi="ar-EG"/>
+        </w:rPr>
+      </w:pPr>
+      <w:r>
+        <w:rPr>
+          <w:rFonts w:hint="cs"/>
+          <w:rtl/>
+          <w:lang w:bidi="ar-EG"/>
+        </w:rPr>
+        <w:lastRenderedPageBreak/>
+        <w:t xml:space="preserve">اي حاجه ليها علاقه ب </w:t>
+      </w:r>
+      <w:r>
+        <w:rPr>
+          <w:lang w:bidi="ar-EG"/>
+        </w:rPr>
+        <w:t>Data</w:t>
+      </w:r>
+      <w:r>
+        <w:rPr>
+          <w:rFonts w:hint="cs"/>
+          <w:rtl/>
+          <w:lang w:bidi="ar-EG"/>
+        </w:rPr>
+        <w:t xml:space="preserve"> بنحطها في </w:t>
+      </w:r>
+      <w:r>
+        <w:rPr>
+          <w:lang w:bidi="ar-EG"/>
+        </w:rPr>
+        <w:t>folder</w:t>
+      </w:r>
+      <w:r>
+        <w:rPr>
+          <w:rFonts w:hint="cs"/>
+          <w:rtl/>
+          <w:lang w:bidi="ar-EG"/>
+        </w:rPr>
+        <w:t xml:space="preserve"> ال </w:t>
+      </w:r>
+      <w:r>
+        <w:rPr>
+          <w:lang w:bidi="ar-EG"/>
+        </w:rPr>
+        <w:t>models</w:t>
+      </w:r>
+    </w:p>
+    <w:p>
+      <w:pPr>
+        <w:bidi/>
+        <w:rPr>
+          <w:rtl/>
+          <w:lang w:bidi="ar-EG"/>
+        </w:rPr>
+      </w:pPr>
+      <w:r>
+        <w:rPr>
+          <w:rFonts w:hint="cs"/>
+          <w:rtl/>
+          <w:lang w:bidi="ar-EG"/>
+        </w:rPr>
+        <w:t xml:space="preserve">واي حاجه ليها علاقه ب ال </w:t>
+      </w:r>
+      <w:r>
+        <w:rPr>
+          <w:lang w:bidi="ar-EG"/>
+        </w:rPr>
+        <w:t>logic</w:t>
+      </w:r>
+      <w:r>
+        <w:rPr>
+          <w:rFonts w:hint="cs"/>
+          <w:rtl/>
+          <w:lang w:bidi="ar-EG"/>
+        </w:rPr>
+        <w:t xml:space="preserve"> بنحطها في </w:t>
+      </w:r>
+      <w:r>
+        <w:rPr>
+          <w:lang w:bidi="ar-EG"/>
+        </w:rPr>
+        <w:t>folder</w:t>
+      </w:r>
+      <w:r>
+        <w:rPr>
+          <w:rFonts w:hint="cs"/>
+          <w:rtl/>
+          <w:lang w:bidi="ar-EG"/>
+        </w:rPr>
+        <w:t xml:space="preserve"> الي </w:t>
+      </w:r>
+      <w:r>
+        <w:rPr>
+          <w:lang w:bidi="ar-EG"/>
+        </w:rPr>
+        <w:t>controllers</w:t>
+      </w:r>
+    </w:p>
+    <w:p>
+      <w:pPr>
+        <w:bidi/>
+        <w:rPr>
+          <w:rtl/>
+          <w:lang w:bidi="ar-EG"/>
+        </w:rPr>
+      </w:pPr>
+    </w:p>
+    <w:p>
+      <w:pPr>
+        <w:bidi/>
+        <w:rPr>
+          <w:rtl/>
+          <w:lang w:bidi="ar-EG"/>
+        </w:rPr>
+      </w:pPr>
+      <w:r>
+        <w:rPr>
+          <w:rFonts w:hint="cs"/>
+          <w:rtl/>
+          <w:lang w:bidi="ar-EG"/>
+        </w:rPr>
+        <w:t xml:space="preserve">ودايما اتعمل انك تفصل ما بين ال </w:t>
+      </w:r>
+      <w:r>
+        <w:rPr>
+          <w:lang w:bidi="ar-EG"/>
+        </w:rPr>
+        <w:t>logic</w:t>
+      </w:r>
+      <w:r>
+        <w:rPr>
+          <w:rFonts w:hint="cs"/>
+          <w:rtl/>
+          <w:lang w:bidi="ar-EG"/>
+        </w:rPr>
+        <w:t xml:space="preserve"> وال </w:t>
+      </w:r>
+      <w:r>
+        <w:rPr>
+          <w:lang w:bidi="ar-EG"/>
+        </w:rPr>
+        <w:t>router</w:t>
+      </w:r>
+    </w:p>
+    <w:p>
+      <w:pPr>
+        <w:bidi/>
+        <w:rPr>
+          <w:rtl/>
+          <w:lang w:bidi="ar-EG"/>
+        </w:rPr>
+      </w:pPr>
+      <w:r>
+        <w:rPr>
+          <w:rFonts w:hint="cs"/>
+          <w:rtl/>
+          <w:lang w:bidi="ar-EG"/>
+        </w:rPr>
+        <w:t xml:space="preserve">يعني متحطش ال </w:t>
+      </w:r>
+      <w:r>
+        <w:rPr>
+          <w:lang w:bidi="ar-EG"/>
+        </w:rPr>
+        <w:t>logic</w:t>
+      </w:r>
+      <w:r>
+        <w:rPr>
+          <w:rFonts w:hint="cs"/>
+          <w:rtl/>
+          <w:lang w:bidi="ar-EG"/>
+        </w:rPr>
+        <w:t xml:space="preserve"> جوه ال </w:t>
+      </w:r>
+      <w:r>
+        <w:rPr>
+          <w:lang w:bidi="ar-EG"/>
+        </w:rPr>
+        <w:t>router</w:t>
+      </w:r>
+    </w:p>
+    <w:p>
+      <w:pPr>
+        <w:bidi/>
+        <w:rPr>
+          <w:lang w:bidi="ar-EG"/>
+        </w:rPr>
+      </w:pPr>
+      <w:r>
+        <w:rPr>
+          <w:rFonts w:hint="cs"/>
+          <w:rtl/>
+          <w:lang w:bidi="ar-EG"/>
+        </w:rPr>
+        <w:t xml:space="preserve">لا روح اعمله في حته تانيه وفي الاخر ابقي استدعيه جوه ال </w:t>
+      </w:r>
+      <w:r>
+        <w:rPr>
+          <w:lang w:bidi="ar-EG"/>
+        </w:rPr>
+        <w:t>router</w:t>
+      </w:r>
+    </w:p>
+    <w:p>
+      <w:pPr>
+        <w:bidi/>
+        <w:rPr>
+          <w:lang w:bidi="ar-EG"/>
+        </w:rPr>
+      </w:pPr>
+    </w:p>
+    <w:p>
+      <w:pPr>
+        <w:bidi/>
+        <w:rPr>
+          <w:lang w:bidi="ar-EG"/>
+        </w:rPr>
+      </w:pPr>
+      <w:r>
+        <w:rPr>
+          <w:lang w:bidi="ar-EG"/>
+        </w:rPr>
+        <w:t>-----</w:t>
+      </w:r>
+    </w:p>
+    <w:p>
+      <w:pPr>
+        <w:bidi/>
+        <w:rPr>
+          <w:lang w:bidi="ar-EG"/>
+        </w:rPr>
+      </w:pPr>
+      <w:r>
+        <w:rPr>
+          <w:rFonts w:hint="cs"/>
+          <w:rtl/>
+          <w:lang w:bidi="ar-EG"/>
+        </w:rPr>
+        <w:t xml:space="preserve">عندك بقي ملف ال </w:t>
+      </w:r>
+      <w:r>
+        <w:rPr>
+          <w:lang w:bidi="ar-EG"/>
+        </w:rPr>
+        <w:t>config.py</w:t>
+      </w:r>
+    </w:p>
+    <w:p>
+      <w:pPr>
+        <w:bidi/>
+        <w:rPr>
+          <w:rtl/>
+          <w:lang w:bidi="ar-EG"/>
+        </w:rPr>
+      </w:pPr>
+      <w:r>
+        <w:rPr>
+          <w:rFonts w:hint="cs"/>
+          <w:rtl/>
+          <w:lang w:bidi="ar-EG"/>
+        </w:rPr>
+        <w:t xml:space="preserve">ده انت بتعرف فيه كل ال </w:t>
+      </w:r>
+      <w:r>
+        <w:rPr>
+          <w:lang w:bidi="ar-EG"/>
+        </w:rPr>
+        <w:t>configurations</w:t>
+      </w:r>
+      <w:r>
+        <w:rPr>
+          <w:rFonts w:hint="cs"/>
+          <w:rtl/>
+          <w:lang w:bidi="ar-EG"/>
+        </w:rPr>
+        <w:t xml:space="preserve"> بتاعت المشروع</w:t>
+      </w:r>
+      <w:r>
+        <w:rPr>
+          <w:rFonts w:hint="cs"/>
+          <w:rtl/>
+          <w:lang w:bidi="ar-EG"/>
+        </w:rPr>
+        <w:t xml:space="preserve"> وبياخد القيم بتاعتها من ملف ال </w:t>
+      </w:r>
+      <w:r>
+        <w:rPr>
+          <w:lang w:bidi="ar-EG"/>
+        </w:rPr>
+        <w:t>.env</w:t>
+      </w:r>
+    </w:p>
+    <w:p>
+      <w:pPr>
+        <w:bidi/>
+        <w:rPr>
+          <w:rtl/>
+          <w:lang w:bidi="ar-EG"/>
+        </w:rPr>
+      </w:pPr>
+      <w:r>
+        <w:rPr>
+          <w:rFonts w:hint="cs"/>
+          <w:rtl/>
+          <w:lang w:bidi="ar-EG"/>
+        </w:rPr>
+        <w:t xml:space="preserve">فهو الي بيكون فيه كل ال </w:t>
+      </w:r>
+      <w:r>
+        <w:rPr>
+          <w:lang w:bidi="ar-EG"/>
+        </w:rPr>
+        <w:t>Environment Variables</w:t>
+      </w:r>
+      <w:r>
+        <w:rPr>
+          <w:rFonts w:hint="cs"/>
+          <w:rtl/>
+          <w:lang w:bidi="ar-EG"/>
+        </w:rPr>
+        <w:t xml:space="preserve"> وال </w:t>
+      </w:r>
+      <w:r>
+        <w:rPr>
+          <w:lang w:bidi="ar-EG"/>
+        </w:rPr>
+        <w:t>datatypes</w:t>
+      </w:r>
+      <w:r>
+        <w:rPr>
+          <w:rFonts w:hint="cs"/>
+          <w:rtl/>
+          <w:lang w:bidi="ar-EG"/>
+        </w:rPr>
+        <w:t xml:space="preserve"> بتاعها وال </w:t>
+      </w:r>
+      <w:r>
+        <w:rPr>
+          <w:lang w:bidi="ar-EG"/>
+        </w:rPr>
+        <w:t>paths</w:t>
+      </w:r>
+      <w:r>
+        <w:rPr>
+          <w:rFonts w:hint="cs"/>
+          <w:rtl/>
+          <w:lang w:bidi="ar-EG"/>
+        </w:rPr>
+        <w:t xml:space="preserve"> وكل ده</w:t>
+      </w:r>
+    </w:p>
+    <w:p>
+      <w:pPr>
+        <w:bidi/>
+        <w:rPr>
+          <w:lang w:bidi="ar-EG"/>
+        </w:rPr>
+      </w:pPr>
+      <w:r>
+        <w:rPr>
+          <w:rFonts w:hint="cs"/>
+          <w:rtl/>
+          <w:lang w:bidi="ar-EG"/>
+        </w:rPr>
+        <w:t xml:space="preserve">وبيكون واخدها من مكتبه ال </w:t>
+      </w:r>
+      <w:proofErr w:type="spellStart"/>
+      <w:r>
+        <w:rPr>
+          <w:lang w:bidi="ar-EG"/>
+        </w:rPr>
+        <w:t>pydantic</w:t>
+      </w:r>
+      <w:proofErr w:type="spellEnd"/>
+      <w:r>
+        <w:rPr>
+          <w:rFonts w:hint="cs"/>
+          <w:rtl/>
+          <w:lang w:bidi="ar-EG"/>
+        </w:rPr>
+        <w:t xml:space="preserve"> والي بتعملي بردو في نفس الوقت عمليه ال </w:t>
+      </w:r>
+      <w:r>
+        <w:rPr>
+          <w:lang w:bidi="ar-EG"/>
+        </w:rPr>
+        <w:t>validation</w:t>
+      </w:r>
+    </w:p>
+    <w:p>
+      <w:pPr>
+        <w:bidi/>
+        <w:rPr>
+          <w:rtl/>
+          <w:lang w:bidi="ar-EG"/>
+        </w:rPr>
+      </w:pPr>
+      <w:r>
+        <w:rPr>
+          <w:rFonts w:hint="cs"/>
+          <w:rtl/>
+          <w:lang w:bidi="ar-EG"/>
+        </w:rPr>
+        <w:t>وده مثال عليه</w:t>
+      </w:r>
+    </w:p>
+    <w:p>
+      <w:pPr>
+        <w:bidi/>
+        <w:rPr>
+          <w:lang w:bidi="ar-EG"/>
+        </w:rPr>
+      </w:pPr>
+      <w:r>
+        <w:rPr>
+          <w:rFonts w:cs="Arial"/>
+          <w:noProof/>
+          <w:rtl/>
+          <w:lang w:bidi="ar-EG"/>
+        </w:rPr>
+        <w:drawing>
+          <wp:inline distT="0" distB="0" distL="0" distR="0" wp14:anchorId="322AD843" wp14:editId="5736655C">
+            <wp:extent cx="4095421" cy="4050792"/>
+            <wp:effectExtent l="0" t="0" r="635" b="6985"/>
+            <wp:docPr id="4" name="Picture 4"/>
+            <wp:cNvGraphicFramePr>
+              <a:graphicFrameLocks xmlns:a="http://schemas.openxmlformats.org/drawingml/2006/main" noChangeAspect="1"/>
+            </wp:cNvGraphicFramePr>
+            <a:graphic xmlns:a="http://schemas.openxmlformats.org/drawingml/2006/main">
+              <a:graphicData uri="http://schemas.openxmlformats.org/drawingml/2006/picture">
+                <pic:pic xmlns:pic="http://schemas.openxmlformats.org/drawingml/2006/picture">
+                  <pic:nvPicPr>
+                    <pic:cNvPr id="1" name=""/>
+                    <pic:cNvPicPr/>
+                  </pic:nvPicPr>
+                  <pic:blipFill>
+                    <a:blip r:embed="rId10"/>
+                    <a:stretch>
+                      <a:fillRect/>
+                    </a:stretch>
+                  </pic:blipFill>
+                  <pic:spPr>
+                    <a:xfrm>
+                      <a:off x="0" y="0"/>
+                      <a:ext cx="4103373" cy="4058657"/>
+                    </a:xfrm>
+                    <a:prstGeom prst="rect">
+                      <a:avLst/>
+                    </a:prstGeom>
+                  </pic:spPr>
+                </pic:pic>
+              </a:graphicData>
+            </a:graphic>
+          </wp:inline>
+        </w:drawing>
+      </w:r>
+    </w:p>
+    <w:p>
+      <w:pPr>
+        <w:bidi/>
+        <w:rPr>
+          <w:lang w:bidi="ar-EG"/>
+        </w:rPr>
+      </w:pPr>
+    </w:p>
+    <w:p>
+      <w:pPr>
+        <w:bidi/>
+        <w:rPr>
+          <w:rtl/>
+          <w:lang w:bidi="ar-EG"/>
+        </w:rPr>
+      </w:pPr>
+      <w:r>
+        <w:rPr>
+          <w:rFonts w:hint="cs"/>
+          <w:rtl/>
+          <w:lang w:bidi="ar-EG"/>
+        </w:rPr>
+        <w:lastRenderedPageBreak/>
+        <w:t xml:space="preserve">وده مثال من ال </w:t>
+      </w:r>
+      <w:r>
+        <w:rPr>
+          <w:lang w:bidi="ar-EG"/>
+        </w:rPr>
+        <w:t>project</w:t>
+      </w:r>
+      <w:r>
+        <w:rPr>
+          <w:rFonts w:hint="cs"/>
+          <w:rtl/>
+          <w:lang w:bidi="ar-EG"/>
+        </w:rPr>
+        <w:t xml:space="preserve"> بتاعنا</w:t>
+      </w:r>
+    </w:p>
+    <w:p>
+      <w:pPr>
+        <w:bidi/>
+        <w:rPr>
+          <w:rtl/>
+          <w:lang w:bidi="ar-EG"/>
+        </w:rPr>
+      </w:pPr>
+      <w:r>
+        <w:rPr>
+          <w:rFonts w:cs="Arial"/>
+          <w:noProof/>
+          <w:rtl/>
+          <w:lang w:bidi="ar-EG"/>
+        </w:rPr>
+        <w:drawing>
+          <wp:inline distT="0" distB="0" distL="0" distR="0" wp14:anchorId="47EAF51D" wp14:editId="61B7C259">
+            <wp:extent cx="4142001" cy="2798064"/>
+            <wp:effectExtent l="0" t="0" r="0" b="2540"/>
+            <wp:docPr id="8" name="Picture 8"/>
+            <wp:cNvGraphicFramePr>
+              <a:graphicFrameLocks xmlns:a="http://schemas.openxmlformats.org/drawingml/2006/main" noChangeAspect="1"/>
+            </wp:cNvGraphicFramePr>
+            <a:graphic xmlns:a="http://schemas.openxmlformats.org/drawingml/2006/main">
+              <a:graphicData uri="http://schemas.openxmlformats.org/drawingml/2006/picture">
+                <pic:pic xmlns:pic="http://schemas.openxmlformats.org/drawingml/2006/picture">
+                  <pic:nvPicPr>
+                    <pic:cNvPr id="1" name=""/>
+                    <pic:cNvPicPr/>
+                  </pic:nvPicPr>
+                  <pic:blipFill>
+                    <a:blip r:embed="rId11"/>
+                    <a:stretch>
+                      <a:fillRect/>
+                    </a:stretch>
+                  </pic:blipFill>
+                  <pic:spPr>
+                    <a:xfrm>
+                      <a:off x="0" y="0"/>
+                      <a:ext cx="4148224" cy="2802268"/>
+                    </a:xfrm>
+                    <a:prstGeom prst="rect">
+                      <a:avLst/>
+                    </a:prstGeom>
+                  </pic:spPr>
+                </pic:pic>
+              </a:graphicData>
+            </a:graphic>
+          </wp:inline>
+        </w:drawing>
+      </w:r>
+    </w:p>
+    <w:p>
+      <w:pPr>
+        <w:bidi/>
+        <w:rPr>
+          <w:rtl/>
+          <w:lang w:bidi="ar-EG"/>
+        </w:rPr>
+      </w:pPr>
+      <w:r>
+        <w:rPr>
+          <w:rFonts w:hint="cs"/>
+          <w:rtl/>
+          <w:lang w:bidi="ar-EG"/>
+        </w:rPr>
+        <w:t xml:space="preserve">ولما حبينا نعمله </w:t>
+      </w:r>
+      <w:r>
+        <w:rPr>
+          <w:lang w:bidi="ar-EG"/>
+        </w:rPr>
+        <w:t>access</w:t>
+      </w:r>
+      <w:r>
+        <w:rPr>
+          <w:rFonts w:hint="cs"/>
+          <w:rtl/>
+          <w:lang w:bidi="ar-EG"/>
+        </w:rPr>
+        <w:t xml:space="preserve"> من </w:t>
+      </w:r>
+      <w:r>
+        <w:rPr>
+          <w:lang w:bidi="ar-EG"/>
+        </w:rPr>
+        <w:t>base</w:t>
+      </w:r>
+      <w:r>
+        <w:rPr>
+          <w:rFonts w:hint="cs"/>
+          <w:rtl/>
+          <w:lang w:bidi="ar-EG"/>
+        </w:rPr>
+        <w:t xml:space="preserve"> عشان نحط المعلومات دي </w:t>
+      </w:r>
+      <w:r>
+        <w:rPr>
+          <w:rFonts w:hint="cs"/>
+          <w:rtl/>
+          <w:lang w:bidi="ar-EG"/>
+        </w:rPr>
+        <w:t>عندك طريقتين</w:t>
+      </w:r>
+    </w:p>
+    <w:p>
+      <w:pPr>
+        <w:bidi/>
+        <w:rPr>
+          <w:rtl/>
+          <w:lang w:bidi="ar-EG"/>
+        </w:rPr>
+      </w:pPr>
+      <w:r>
+        <w:rPr>
+          <w:rFonts w:hint="cs"/>
+          <w:rtl/>
+          <w:lang w:bidi="ar-EG"/>
+        </w:rPr>
+        <w:t xml:space="preserve">الطريقه الاولي انك تعملها </w:t>
+      </w:r>
+      <w:r>
+        <w:rPr>
+          <w:lang w:bidi="ar-EG"/>
+        </w:rPr>
+        <w:t>calling</w:t>
+      </w:r>
+      <w:r>
+        <w:rPr>
+          <w:rFonts w:hint="cs"/>
+          <w:rtl/>
+          <w:lang w:bidi="ar-EG"/>
+        </w:rPr>
+        <w:t xml:space="preserve"> عادي و</w:t>
+      </w:r>
+      <w:r>
+        <w:rPr>
+          <w:rFonts w:hint="cs"/>
+          <w:rtl/>
+          <w:lang w:bidi="ar-EG"/>
+        </w:rPr>
+        <w:t xml:space="preserve">تعمل </w:t>
+      </w:r>
+      <w:r>
+        <w:rPr>
+          <w:lang w:bidi="ar-EG"/>
+        </w:rPr>
+        <w:t>access</w:t>
+      </w:r>
+      <w:r>
+        <w:rPr>
+          <w:rFonts w:hint="cs"/>
+          <w:rtl/>
+          <w:lang w:bidi="ar-EG"/>
+        </w:rPr>
+        <w:t xml:space="preserve"> علي ال </w:t>
+      </w:r>
+      <w:r>
+        <w:rPr>
+          <w:lang w:bidi="ar-EG"/>
+        </w:rPr>
+        <w:t>Values</w:t>
+      </w:r>
+      <w:r>
+        <w:rPr>
+          <w:rFonts w:hint="cs"/>
+          <w:rtl/>
+          <w:lang w:bidi="ar-EG"/>
+        </w:rPr>
+        <w:t xml:space="preserve"> من ال </w:t>
+      </w:r>
+      <w:r>
+        <w:rPr>
+          <w:lang w:bidi="ar-EG"/>
+        </w:rPr>
+        <w:t>object</w:t>
+      </w:r>
+      <w:r>
+        <w:rPr>
+          <w:rFonts w:hint="cs"/>
+          <w:rtl/>
+          <w:lang w:bidi="ar-EG"/>
+        </w:rPr>
+        <w:t xml:space="preserve"> الي راجعلك</w:t>
+      </w:r>
+    </w:p>
+    <w:p>
+      <w:pPr>
+        <w:bidi/>
+        <w:rPr>
+          <w:rtl/>
+          <w:lang w:bidi="ar-EG"/>
+        </w:rPr>
+      </w:pPr>
+      <w:r>
+        <w:rPr>
+          <w:rFonts w:cs="Arial"/>
+          <w:noProof/>
+          <w:rtl/>
+          <w:lang w:bidi="ar-EG"/>
+        </w:rPr>
+        <w:drawing>
+          <wp:inline distT="0" distB="0" distL="0" distR="0" wp14:anchorId="0575BDE4" wp14:editId="210162C7">
+            <wp:extent cx="3604329" cy="2916936"/>
+            <wp:effectExtent l="0" t="0" r="0" b="0"/>
+            <wp:docPr id="11" name="Picture 11"/>
+            <wp:cNvGraphicFramePr>
+              <a:graphicFrameLocks xmlns:a="http://schemas.openxmlformats.org/drawingml/2006/main" noChangeAspect="1"/>
+            </wp:cNvGraphicFramePr>
+            <a:graphic xmlns:a="http://schemas.openxmlformats.org/drawingml/2006/main">
+              <a:graphicData uri="http://schemas.openxmlformats.org/drawingml/2006/picture">
+                <pic:pic xmlns:pic="http://schemas.openxmlformats.org/drawingml/2006/picture">
+                  <pic:nvPicPr>
+                    <pic:cNvPr id="1" name=""/>
+                    <pic:cNvPicPr/>
+                  </pic:nvPicPr>
+                  <pic:blipFill>
+                    <a:blip r:embed="rId12"/>
+                    <a:stretch>
+                      <a:fillRect/>
+                    </a:stretch>
+                  </pic:blipFill>
+                  <pic:spPr>
+                    <a:xfrm>
+                      <a:off x="0" y="0"/>
+                      <a:ext cx="3607941" cy="2919859"/>
+                    </a:xfrm>
+                    <a:prstGeom prst="rect">
+                      <a:avLst/>
+                    </a:prstGeom>
+                  </pic:spPr>
+                </pic:pic>
+              </a:graphicData>
+            </a:graphic>
+          </wp:inline>
+        </w:drawing>
+      </w:r>
+    </w:p>
+    <w:p>
+      <w:pPr>
+        <w:bidi/>
+        <w:rPr>
+          <w:rtl/>
+          <w:lang w:bidi="ar-EG"/>
+        </w:rPr>
+      </w:pPr>
+    </w:p>
+    <w:p>
+      <w:pPr>
+        <w:bidi/>
+        <w:rPr>
+          <w:rtl/>
+          <w:lang w:bidi="ar-EG"/>
+        </w:rPr>
+      </w:pPr>
+    </w:p>
+    <w:p>
+      <w:pPr>
+        <w:bidi/>
+        <w:rPr>
+          <w:rtl/>
+          <w:lang w:bidi="ar-EG"/>
+        </w:rPr>
+      </w:pPr>
+    </w:p>
+    <w:p>
+      <w:pPr>
+        <w:bidi/>
+        <w:rPr>
+          <w:rtl/>
+          <w:lang w:bidi="ar-EG"/>
+        </w:rPr>
+      </w:pPr>
+    </w:p>
+    <w:p>
+      <w:pPr>
+        <w:bidi/>
+        <w:rPr>
+          <w:rtl/>
+          <w:lang w:bidi="ar-EG"/>
+        </w:rPr>
+      </w:pPr>
+    </w:p>
+    <w:p>
+      <w:pPr>
+        <w:bidi/>
+      </w:pPr>
+      <w:r>
+        <w:rPr>
+          <w:rFonts w:hint="cs"/>
+          <w:rtl/>
+          <w:lang w:bidi="ar-EG"/>
+        </w:rPr>
+        <w:lastRenderedPageBreak/>
+        <w:t xml:space="preserve">او الطريقه التانيه (ودي الاحسن في </w:t>
+      </w:r>
+      <w:proofErr w:type="spellStart"/>
+      <w:r>
+        <w:rPr>
+          <w:lang w:bidi="ar-EG"/>
+        </w:rPr>
+        <w:t>fastapi</w:t>
+      </w:r>
+      <w:proofErr w:type="spellEnd"/>
+      <w:r>
+        <w:rPr>
+          <w:rFonts w:hint="cs"/>
+          <w:rtl/>
+          <w:lang w:bidi="ar-EG"/>
+        </w:rPr>
+        <w:t xml:space="preserve"> ) والي هي باستخدام ال </w:t>
+      </w:r>
+      <w:r>
+        <w:t>Depends</w:t>
+      </w:r>
+    </w:p>
+    <w:p>
+      <w:pPr>
+        <w:bidi/>
+        <w:rPr>
+          <w:rtl/>
+          <w:lang w:bidi="ar-EG"/>
+        </w:rPr>
+      </w:pPr>
+      <w:r>
+        <w:rPr>
+          <w:rFonts w:hint="cs"/>
+          <w:rtl/>
+          <w:lang w:bidi="ar-EG"/>
+        </w:rPr>
+        <w:t xml:space="preserve">ودي عبارة عن حاجه من </w:t>
+      </w:r>
+      <w:proofErr w:type="spellStart"/>
+      <w:r>
+        <w:rPr>
+          <w:lang w:bidi="ar-EG"/>
+        </w:rPr>
+        <w:t>fastapi</w:t>
+      </w:r>
+      <w:proofErr w:type="spellEnd"/>
+      <w:r>
+        <w:rPr>
+          <w:rFonts w:hint="cs"/>
+          <w:rtl/>
+          <w:lang w:bidi="ar-EG"/>
+        </w:rPr>
+        <w:t xml:space="preserve"> بتاخد </w:t>
+      </w:r>
+      <w:r>
+        <w:rPr>
+          <w:lang w:bidi="ar-EG"/>
+        </w:rPr>
+        <w:t>function</w:t>
+      </w:r>
+      <w:r>
+        <w:rPr>
+          <w:rFonts w:hint="cs"/>
+          <w:rtl/>
+          <w:lang w:bidi="ar-EG"/>
+        </w:rPr>
+        <w:t xml:space="preserve"> وبتشغلها قبل ما تبدا ال </w:t>
+      </w:r>
+      <w:r>
+        <w:rPr>
+          <w:lang w:bidi="ar-EG"/>
+        </w:rPr>
+        <w:t>route</w:t>
+      </w:r>
+      <w:r>
+        <w:rPr>
+          <w:rFonts w:hint="cs"/>
+          <w:rtl/>
+          <w:lang w:bidi="ar-EG"/>
+        </w:rPr>
+        <w:t xml:space="preserve"> وترجعلك النتيجه</w:t>
+      </w:r>
+      <w:r>
+        <w:rPr>
+          <w:rFonts w:cs="Arial"/>
+          <w:noProof/>
+          <w:rtl/>
+          <w:lang w:bidi="ar-EG"/>
+        </w:rPr>
+        <w:drawing>
+          <wp:inline distT="0" distB="0" distL="0" distR="0" wp14:anchorId="7B911341" wp14:editId="39C29D24">
+            <wp:extent cx="3789426" cy="1131683"/>
+            <wp:effectExtent l="0" t="0" r="1905" b="0"/>
+            <wp:docPr id="12" name="Picture 12"/>
+            <wp:cNvGraphicFramePr>
+              <a:graphicFrameLocks xmlns:a="http://schemas.openxmlformats.org/drawingml/2006/main" noChangeAspect="1"/>
+            </wp:cNvGraphicFramePr>
+            <a:graphic xmlns:a="http://schemas.openxmlformats.org/drawingml/2006/main">
+              <a:graphicData uri="http://schemas.openxmlformats.org/drawingml/2006/picture">
+                <pic:pic xmlns:pic="http://schemas.openxmlformats.org/drawingml/2006/picture">
+                  <pic:nvPicPr>
+                    <pic:cNvPr id="1" name=""/>
+                    <pic:cNvPicPr/>
+                  </pic:nvPicPr>
+                  <pic:blipFill>
+                    <a:blip r:embed="rId13"/>
+                    <a:stretch>
+                      <a:fillRect/>
+                    </a:stretch>
+                  </pic:blipFill>
+                  <pic:spPr>
+                    <a:xfrm>
+                      <a:off x="0" y="0"/>
+                      <a:ext cx="3802927" cy="1135715"/>
+                    </a:xfrm>
+                    <a:prstGeom prst="rect">
+                      <a:avLst/>
+                    </a:prstGeom>
+                  </pic:spPr>
+                </pic:pic>
+              </a:graphicData>
+            </a:graphic>
+          </wp:inline>
+        </w:drawing>
+      </w:r>
+    </w:p>
+    <w:p>
+      <w:pPr>
+        <w:bidi/>
+        <w:rPr>
+          <w:rtl/>
+          <w:lang w:bidi="ar-EG"/>
+        </w:rPr>
+      </w:pPr>
+      <w:r>
+        <w:rPr>
+          <w:rFonts w:cs="Arial"/>
+          <w:noProof/>
+          <w:rtl/>
+          <w:lang w:bidi="ar-EG"/>
+        </w:rPr>
+        <w:drawing>
+          <wp:inline distT="0" distB="0" distL="0" distR="0" wp14:anchorId="4E2FAA68" wp14:editId="481CBBD6">
+            <wp:extent cx="3848227" cy="5962883"/>
+            <wp:effectExtent l="0" t="0" r="0" b="0"/>
+            <wp:docPr id="13" name="Picture 13"/>
+            <wp:cNvGraphicFramePr>
+              <a:graphicFrameLocks xmlns:a="http://schemas.openxmlformats.org/drawingml/2006/main" noChangeAspect="1"/>
+            </wp:cNvGraphicFramePr>
+            <a:graphic xmlns:a="http://schemas.openxmlformats.org/drawingml/2006/main">
+              <a:graphicData uri="http://schemas.openxmlformats.org/drawingml/2006/picture">
+                <pic:pic xmlns:pic="http://schemas.openxmlformats.org/drawingml/2006/picture">
+                  <pic:nvPicPr>
+                    <pic:cNvPr id="1" name=""/>
+                    <pic:cNvPicPr/>
+                  </pic:nvPicPr>
+                  <pic:blipFill>
+                    <a:blip r:embed="rId14"/>
+                    <a:stretch>
+                      <a:fillRect/>
+                    </a:stretch>
+                  </pic:blipFill>
+                  <pic:spPr>
+                    <a:xfrm>
+                      <a:off x="0" y="0"/>
+                      <a:ext cx="3852749" cy="5969889"/>
+                    </a:xfrm>
+                    <a:prstGeom prst="rect">
+                      <a:avLst/>
+                    </a:prstGeom>
+                  </pic:spPr>
+                </pic:pic>
+              </a:graphicData>
+            </a:graphic>
+          </wp:inline>
+        </w:drawing>
+      </w:r>
+    </w:p>
+    <w:p>
+      <w:pPr>
+        <w:bidi/>
+        <w:rPr>
+          <w:rtl/>
+          <w:lang w:bidi="ar-EG"/>
+        </w:rPr>
+      </w:pPr>
+    </w:p>
+    <w:p>
+      <w:pPr>
+        <w:bidi/>
+        <w:rPr>
+          <w:rtl/>
+          <w:lang w:bidi="ar-EG"/>
+        </w:rPr>
+      </w:pPr>
+    </w:p>
+    <w:p>
+      <w:pPr>
+        <w:bidi/>
+        <w:rPr>
+          <w:rtl/>
+          <w:lang w:bidi="ar-EG"/>
+        </w:rPr>
+      </w:pPr>
+      <w:r>
+        <w:rPr>
+          <w:rFonts w:hint="cs"/>
+          <w:rtl/>
+          <w:lang w:bidi="ar-EG"/>
+        </w:rPr>
+        <w:lastRenderedPageBreak/>
+        <w:t xml:space="preserve">فدي بتكون مفيده جدا ل </w:t>
+      </w:r>
+      <w:proofErr w:type="spellStart"/>
+      <w:r>
+        <w:rPr>
+          <w:lang w:bidi="ar-EG"/>
+        </w:rPr>
+        <w:t>fastapi</w:t>
+      </w:r>
+      <w:proofErr w:type="spellEnd"/>
+      <w:r>
+        <w:rPr>
+          <w:rFonts w:hint="cs"/>
+          <w:rtl/>
+          <w:lang w:bidi="ar-EG"/>
+        </w:rPr>
+        <w:t xml:space="preserve"> وبتديله قدرات كويسه </w:t>
+      </w:r>
+    </w:p>
+    <w:p>
+      <w:pPr>
+        <w:bidi/>
+        <w:rPr>
+          <w:rtl/>
+          <w:lang w:bidi="ar-EG"/>
+        </w:rPr>
+      </w:pPr>
+      <w:r>
+        <w:rPr>
+          <w:rFonts w:hint="cs"/>
+          <w:rtl/>
+          <w:lang w:bidi="ar-EG"/>
+        </w:rPr>
+        <w:t xml:space="preserve">وبتكون مفيده بدل ما تفضل تكرر اجزاء بعد كده وبتكون كويسه مع ال </w:t>
+      </w:r>
+      <w:r>
+        <w:rPr>
+          <w:lang w:bidi="ar-EG"/>
+        </w:rPr>
+        <w:t>Database</w:t>
+      </w:r>
+    </w:p>
+    <w:p>
+      <w:pPr>
+        <w:bidi/>
+        <w:rPr>
+          <w:rtl/>
+          <w:lang w:bidi="ar-EG"/>
+        </w:rPr>
+      </w:pPr>
+      <w:r>
+        <w:rPr>
+          <w:rFonts w:hint="cs"/>
+          <w:rtl/>
+          <w:lang w:bidi="ar-EG"/>
+        </w:rPr>
+        <w:t xml:space="preserve">فبعد كده لو عندك </w:t>
+      </w:r>
+      <w:r>
+        <w:rPr>
+          <w:lang w:bidi="ar-EG"/>
+        </w:rPr>
+        <w:t>function</w:t>
+      </w:r>
+      <w:r>
+        <w:rPr>
+          <w:rFonts w:hint="cs"/>
+          <w:rtl/>
+          <w:lang w:bidi="ar-EG"/>
+        </w:rPr>
+        <w:t xml:space="preserve"> هتستعملها جوه ال </w:t>
+      </w:r>
+      <w:r>
+        <w:rPr>
+          <w:lang w:bidi="ar-EG"/>
+        </w:rPr>
+        <w:t>route</w:t>
+      </w:r>
+      <w:r>
+        <w:rPr>
+          <w:rFonts w:hint="cs"/>
+          <w:rtl/>
+          <w:lang w:bidi="ar-EG"/>
+        </w:rPr>
+        <w:t xml:space="preserve"> </w:t>
+      </w:r>
+    </w:p>
+    <w:p>
+      <w:pPr>
+        <w:bidi/>
+        <w:rPr>
+          <w:lang w:bidi="ar-EG"/>
+        </w:rPr>
+      </w:pPr>
+      <w:r>
+        <w:rPr>
+          <w:rFonts w:hint="cs"/>
+          <w:rtl/>
+          <w:lang w:bidi="ar-EG"/>
+        </w:rPr>
+        <w:t xml:space="preserve">فاستعمل ال </w:t>
+      </w:r>
+      <w:r>
+        <w:rPr>
+          <w:lang w:bidi="ar-EG"/>
+        </w:rPr>
+        <w:t>Depends</w:t>
+      </w:r>
+      <w:r>
+        <w:rPr>
+          <w:rFonts w:hint="cs"/>
+          <w:rtl/>
+          <w:lang w:bidi="ar-EG"/>
+        </w:rPr>
+        <w:t xml:space="preserve"> </w:t>
+      </w:r>
+      <w:r>
+        <w:rPr>
+          <w:rFonts w:hint="cs"/>
+          <w:rtl/>
+          <w:lang w:bidi="ar-EG"/>
+        </w:rPr>
+        <w:t xml:space="preserve">عشان </w:t>
+      </w:r>
+      <w:r>
+        <w:rPr>
+          <w:rFonts w:hint="cs"/>
+          <w:rtl/>
+          <w:lang w:bidi="ar-EG"/>
+        </w:rPr>
+        <w:t xml:space="preserve">يجيبلك ال </w:t>
+      </w:r>
+      <w:r>
+        <w:rPr>
+          <w:lang w:bidi="ar-EG"/>
+        </w:rPr>
+        <w:t>value</w:t>
+      </w:r>
+      <w:r>
+        <w:rPr>
+          <w:rFonts w:hint="cs"/>
+          <w:rtl/>
+          <w:lang w:bidi="ar-EG"/>
+        </w:rPr>
+        <w:t xml:space="preserve"> قبل ما يدخل اصلا علي ال </w:t>
+      </w:r>
+      <w:r>
+        <w:rPr>
+          <w:lang w:bidi="ar-EG"/>
+        </w:rPr>
+        <w:t>route</w:t>
+      </w:r>
+    </w:p>
+    <w:p>
+      <w:pPr>
+        <w:bidi/>
+        <w:rPr>
+          <w:lang w:bidi="ar-EG"/>
+        </w:rPr>
+      </w:pPr>
+    </w:p>
+    <w:p>
+      <w:pPr>
+        <w:bidi/>
+        <w:rPr>
+          <w:lang w:bidi="ar-EG"/>
+        </w:rPr>
+      </w:pPr>
+      <w:r>
+        <w:rPr>
+          <w:rFonts w:hint="cs"/>
+          <w:rtl/>
+          <w:lang w:bidi="ar-EG"/>
+        </w:rPr>
+        <w:t xml:space="preserve">#وكمان يفضل انك لما تحط </w:t>
+      </w:r>
+      <w:r>
+        <w:rPr>
+          <w:lang w:bidi="ar-EG"/>
+        </w:rPr>
+        <w:t>parameter</w:t>
+      </w:r>
+      <w:r>
+        <w:rPr>
+          <w:rFonts w:hint="cs"/>
+          <w:rtl/>
+          <w:lang w:bidi="ar-EG"/>
+        </w:rPr>
+        <w:t xml:space="preserve"> جوه اي </w:t>
+      </w:r>
+      <w:r>
+        <w:rPr>
+          <w:lang w:bidi="ar-EG"/>
+        </w:rPr>
+        <w:t>function</w:t>
+      </w:r>
+      <w:r>
+        <w:rPr>
+          <w:rFonts w:hint="cs"/>
+          <w:rtl/>
+          <w:lang w:bidi="ar-EG"/>
+        </w:rPr>
+        <w:t xml:space="preserve"> انك تكون محدد كمان نوعه</w:t>
+      </w:r>
+    </w:p>
+    <w:p>
+      <w:pPr>
+        <w:bidi/>
+        <w:rPr>
+          <w:lang w:bidi="ar-EG"/>
+        </w:rPr>
+      </w:pPr>
+      <w:r>
+        <w:rPr>
+          <w:rFonts w:cs="Arial"/>
+          <w:noProof/>
+          <w:rtl/>
+          <w:lang w:bidi="ar-EG"/>
+        </w:rPr>
+        <w:drawing>
+          <wp:inline distT="0" distB="0" distL="0" distR="0" wp14:anchorId="31CAC6DC" wp14:editId="1121DBB0">
+            <wp:extent cx="4485503" cy="2825004"/>
+            <wp:effectExtent l="0" t="0" r="0" b="0"/>
+            <wp:docPr id="15" name="Picture 15"/>
+            <wp:cNvGraphicFramePr>
+              <a:graphicFrameLocks xmlns:a="http://schemas.openxmlformats.org/drawingml/2006/main" noChangeAspect="1"/>
+            </wp:cNvGraphicFramePr>
+            <a:graphic xmlns:a="http://schemas.openxmlformats.org/drawingml/2006/main">
+              <a:graphicData uri="http://schemas.openxmlformats.org/drawingml/2006/picture">
+                <pic:pic xmlns:pic="http://schemas.openxmlformats.org/drawingml/2006/picture">
+                  <pic:nvPicPr>
+                    <pic:cNvPr id="1" name=""/>
+                    <pic:cNvPicPr/>
+                  </pic:nvPicPr>
+                  <pic:blipFill>
+                    <a:blip r:embed="rId15"/>
+                    <a:stretch>
+                      <a:fillRect/>
+                    </a:stretch>
+                  </pic:blipFill>
+                  <pic:spPr>
+                    <a:xfrm>
+                      <a:off x="0" y="0"/>
+                      <a:ext cx="4490686" cy="2828269"/>
+                    </a:xfrm>
+                    <a:prstGeom prst="rect">
+                      <a:avLst/>
+                    </a:prstGeom>
+                  </pic:spPr>
+                </pic:pic>
+              </a:graphicData>
+            </a:graphic>
+          </wp:inline>
+        </w:drawing>
+      </w:r>
+    </w:p>
+    <w:p>
+      <w:pPr>
+        <w:bidi/>
+        <w:rPr>
+          <w:lang w:bidi="ar-EG"/>
+        </w:rPr>
+      </w:pPr>
+    </w:p>
+    <w:p>
+      <w:pPr>
+        <w:bidi/>
+        <w:rPr>
+          <w:lang w:bidi="ar-EG"/>
+        </w:rPr>
+      </w:pPr>
+    </w:p>
+    <w:p>
+      <w:pPr>
+        <w:bidi/>
+        <w:rPr>
+          <w:lang w:bidi="ar-EG"/>
+        </w:rPr>
+      </w:pPr>
+    </w:p>
+    <w:p>
+      <w:pPr>
+        <w:bidi/>
+        <w:rPr>
+          <w:lang w:bidi="ar-EG"/>
+        </w:rPr>
+      </w:pPr>
+    </w:p>
+    <w:p>
+      <w:pPr>
+        <w:bidi/>
+        <w:rPr>
+          <w:lang w:bidi="ar-EG"/>
+        </w:rPr>
+      </w:pPr>
+    </w:p>
+    <w:p>
+      <w:pPr>
+        <w:bidi/>
+        <w:rPr>
+          <w:lang w:bidi="ar-EG"/>
+        </w:rPr>
+      </w:pPr>
+    </w:p>
+    <w:p>
+      <w:pPr>
+        <w:bidi/>
+        <w:rPr>
+          <w:lang w:bidi="ar-EG"/>
+        </w:rPr>
+      </w:pPr>
+    </w:p>
+    <w:p>
+      <w:pPr>
+        <w:bidi/>
+        <w:rPr>
+          <w:lang w:bidi="ar-EG"/>
+        </w:rPr>
+      </w:pPr>
+    </w:p>
+    <w:p>
+      <w:pPr>
+        <w:bidi/>
+        <w:rPr>
+          <w:lang w:bidi="ar-EG"/>
+        </w:rPr>
+      </w:pPr>
+    </w:p>
+    <w:p>
+      <w:pPr>
+        <w:bidi/>
+        <w:rPr>
+          <w:lang w:bidi="ar-EG"/>
+        </w:rPr>
+      </w:pPr>
+    </w:p>
+    <w:p>
+      <w:pPr>
+        <w:bidi/>
+        <w:rPr>
+          <w:lang w:bidi="ar-EG"/>
+        </w:rPr>
+      </w:pPr>
+    </w:p>
+    <w:p>
+      <w:pPr>
+        <w:bidi/>
+        <w:rPr>
+          <w:lang w:bidi="ar-EG"/>
+        </w:rPr>
+      </w:pPr>
+    </w:p>
+    <w:p>
+      <w:pPr>
+        <w:bidi/>
+        <w:rPr>
+          <w:lang w:bidi="ar-EG"/>
+        </w:rPr>
+      </w:pPr>
+      <w:r>
+        <w:rPr>
+          <w:rFonts w:hint="cs"/>
+          <w:rtl/>
+          <w:lang w:bidi="ar-EG"/>
+        </w:rPr>
+        <w:lastRenderedPageBreak/>
+        <w:t xml:space="preserve">هنبدا بقي دلوقتي اننا نصمم ال </w:t>
+      </w:r>
+      <w:r>
+        <w:rPr>
+          <w:lang w:bidi="ar-EG"/>
+        </w:rPr>
+        <w:t>router</w:t>
+      </w:r>
+      <w:r>
+        <w:rPr>
+          <w:rFonts w:hint="cs"/>
+          <w:rtl/>
+          <w:lang w:bidi="ar-EG"/>
+        </w:rPr>
+        <w:t xml:space="preserve"> بتاع ال </w:t>
+      </w:r>
+      <w:r>
+        <w:rPr>
+          <w:lang w:bidi="ar-EG"/>
+        </w:rPr>
+        <w:t>upload</w:t>
+      </w:r>
+    </w:p>
+    <w:p>
+      <w:pPr>
+        <w:bidi/>
+        <w:rPr>
+          <w:rtl/>
+          <w:lang w:bidi="ar-EG"/>
+        </w:rPr>
+      </w:pPr>
+      <w:r>
+        <w:rPr>
+          <w:rFonts w:hint="cs"/>
+          <w:rtl/>
+          <w:lang w:bidi="ar-EG"/>
+        </w:rPr>
+        <w:t xml:space="preserve">والمفروض دي وظيفتها انك هترفع ال </w:t>
+      </w:r>
+      <w:r>
+        <w:rPr>
+          <w:lang w:bidi="ar-EG"/>
+        </w:rPr>
+        <w:t>file</w:t>
+      </w:r>
+      <w:r>
+        <w:rPr>
+          <w:rFonts w:hint="cs"/>
+          <w:rtl/>
+          <w:lang w:bidi="ar-EG"/>
+        </w:rPr>
+        <w:t xml:space="preserve"> وتبدا انك تخزنه عندك علي الجهاز</w:t>
+      </w:r>
+    </w:p>
+    <w:p>
+      <w:pPr>
+        <w:bidi/>
+        <w:rPr>
+          <w:rtl/>
+          <w:lang w:bidi="ar-EG"/>
+        </w:rPr>
+      </w:pPr>
+      <w:r>
+        <w:rPr>
+          <w:rFonts w:hint="cs"/>
+          <w:rtl/>
+          <w:lang w:bidi="ar-EG"/>
+        </w:rPr>
+        <w:t xml:space="preserve">فانت اول حاجه وانت بتخزن ال </w:t>
+      </w:r>
+      <w:r>
+        <w:rPr>
+          <w:lang w:bidi="ar-EG"/>
+        </w:rPr>
+        <w:t>file</w:t>
+      </w:r>
+      <w:r>
+        <w:rPr>
+          <w:rFonts w:hint="cs"/>
+          <w:rtl/>
+          <w:lang w:bidi="ar-EG"/>
+        </w:rPr>
+        <w:t xml:space="preserve"> بتحددله حاجه اسمها </w:t>
+      </w:r>
+      <w:r>
+        <w:rPr>
+          <w:lang w:bidi="ar-EG"/>
+        </w:rPr>
+        <w:t>tenant</w:t>
+      </w:r>
+      <w:r>
+        <w:rPr>
+          <w:rFonts w:hint="cs"/>
+          <w:rtl/>
+          <w:lang w:bidi="ar-EG"/>
+        </w:rPr>
+        <w:t xml:space="preserve"> </w:t>
+      </w:r>
+    </w:p>
+    <w:p>
+      <w:pPr>
+        <w:bidi/>
+        <w:rPr>
+          <w:rtl/>
+          <w:lang w:bidi="ar-EG"/>
+        </w:rPr>
+      </w:pPr>
+      <w:r>
+        <w:rPr>
+          <w:rFonts w:hint="cs"/>
+          <w:rtl/>
+          <w:lang w:bidi="ar-EG"/>
+        </w:rPr>
+        <w:t xml:space="preserve">يعني مينفعش كل ال </w:t>
+      </w:r>
+      <w:r>
+        <w:rPr>
+          <w:lang w:bidi="ar-EG"/>
+        </w:rPr>
+        <w:t>files</w:t>
+      </w:r>
+      <w:r>
+        <w:rPr>
+          <w:rFonts w:hint="cs"/>
+          <w:rtl/>
+          <w:lang w:bidi="ar-EG"/>
+        </w:rPr>
+        <w:t xml:space="preserve"> الي هتجيلك انها تتخون كلها مع بعضفي حته واحده</w:t>
+      </w:r>
+    </w:p>
+    <w:p>
+      <w:pPr>
+        <w:bidi/>
+        <w:rPr>
+          <w:rtl/>
+          <w:lang w:bidi="ar-EG"/>
+        </w:rPr>
+      </w:pPr>
+      <w:r>
+        <w:rPr>
+          <w:rFonts w:hint="cs"/>
+          <w:rtl/>
+          <w:lang w:bidi="ar-EG"/>
+        </w:rPr>
+        <w:t xml:space="preserve">لا لازم اننا لازم كل مجموعه </w:t>
+      </w:r>
+      <w:r>
+        <w:rPr>
+          <w:lang w:bidi="ar-EG"/>
+        </w:rPr>
+        <w:t>files</w:t>
+      </w:r>
+      <w:r>
+        <w:rPr>
+          <w:rFonts w:hint="cs"/>
+          <w:rtl/>
+          <w:lang w:bidi="ar-EG"/>
+        </w:rPr>
+        <w:t xml:space="preserve"> بتجيلي لنفس الحاجه او من نفس الشخص انها تتحط في نفس ال </w:t>
+      </w:r>
+      <w:r>
+        <w:rPr>
+          <w:lang w:bidi="ar-EG"/>
+        </w:rPr>
+        <w:t>folder</w:t>
+      </w:r>
+    </w:p>
+    <w:p>
+      <w:pPr>
+        <w:bidi/>
+        <w:rPr>
+          <w:rtl/>
+          <w:lang w:bidi="ar-EG"/>
+        </w:rPr>
+      </w:pPr>
+      <w:r>
+        <w:rPr>
+          <w:rFonts w:hint="cs"/>
+          <w:rtl/>
+          <w:lang w:bidi="ar-EG"/>
+        </w:rPr>
+        <w:t>حاجه زي كده</w:t>
+      </w:r>
+    </w:p>
+    <w:p>
+      <w:pPr>
+        <w:bidi/>
+        <w:rPr>
+          <w:rtl/>
+          <w:lang w:bidi="ar-EG"/>
+        </w:rPr>
+      </w:pPr>
+      <w:r>
+        <w:rPr>
+          <w:rFonts w:cs="Arial"/>
+          <w:noProof/>
+          <w:rtl/>
+          <w:lang w:bidi="ar-EG"/>
+        </w:rPr>
+        <w:drawing>
+          <wp:inline distT="0" distB="0" distL="0" distR="0" wp14:anchorId="709AB7D4" wp14:editId="1096A0AB">
+            <wp:extent cx="5152768" cy="2543353"/>
+            <wp:effectExtent l="0" t="0" r="0" b="0"/>
+            <wp:docPr id="9" name="Picture 9"/>
+            <wp:cNvGraphicFramePr>
+              <a:graphicFrameLocks xmlns:a="http://schemas.openxmlformats.org/drawingml/2006/main" noChangeAspect="1"/>
+            </wp:cNvGraphicFramePr>
+            <a:graphic xmlns:a="http://schemas.openxmlformats.org/drawingml/2006/main">
+              <a:graphicData uri="http://schemas.openxmlformats.org/drawingml/2006/picture">
+                <pic:pic xmlns:pic="http://schemas.openxmlformats.org/drawingml/2006/picture">
+                  <pic:nvPicPr>
+                    <pic:cNvPr id="1" name=""/>
+                    <pic:cNvPicPr/>
+                  </pic:nvPicPr>
+                  <pic:blipFill>
+                    <a:blip r:embed="rId16"/>
+                    <a:stretch>
+                      <a:fillRect/>
+                    </a:stretch>
+                  </pic:blipFill>
+                  <pic:spPr>
+                    <a:xfrm>
+                      <a:off x="0" y="0"/>
+                      <a:ext cx="5159989" cy="2546917"/>
+                    </a:xfrm>
+                    <a:prstGeom prst="rect">
+                      <a:avLst/>
+                    </a:prstGeom>
+                  </pic:spPr>
+                </pic:pic>
+              </a:graphicData>
+            </a:graphic>
+          </wp:inline>
+        </w:drawing>
+      </w:r>
+    </w:p>
+    <w:p>
+      <w:pPr>
+        <w:bidi/>
+        <w:rPr>
+          <w:rtl/>
+          <w:lang w:bidi="ar-EG"/>
+        </w:rPr>
+      </w:pPr>
+      <w:r>
+        <w:rPr>
+          <w:rFonts w:hint="cs"/>
+          <w:rtl/>
+          <w:lang w:bidi="ar-EG"/>
+        </w:rPr>
+        <w:t xml:space="preserve">عشان كده في ال </w:t>
+      </w:r>
+      <w:r>
+        <w:rPr>
+          <w:lang w:bidi="ar-EG"/>
+        </w:rPr>
+        <w:t>project</w:t>
+      </w:r>
+      <w:r>
+        <w:rPr>
+          <w:rFonts w:hint="cs"/>
+          <w:rtl/>
+          <w:lang w:bidi="ar-EG"/>
+        </w:rPr>
+        <w:t xml:space="preserve"> الي احنا شغالين عليه ده</w:t>
+      </w:r>
+    </w:p>
+    <w:p>
+      <w:pPr>
+        <w:bidi/>
+        <w:rPr>
+          <w:rtl/>
+          <w:lang w:bidi="ar-EG"/>
+        </w:rPr>
+      </w:pPr>
+      <w:r>
+        <w:rPr>
+          <w:rFonts w:hint="cs"/>
+          <w:rtl/>
+          <w:lang w:bidi="ar-EG"/>
+        </w:rPr>
+        <w:t xml:space="preserve">اي </w:t>
+      </w:r>
+      <w:r>
+        <w:rPr>
+          <w:lang w:bidi="ar-EG"/>
+        </w:rPr>
+        <w:t>upload</w:t>
+      </w:r>
+      <w:r>
+        <w:rPr>
+          <w:rFonts w:hint="cs"/>
+          <w:rtl/>
+          <w:lang w:bidi="ar-EG"/>
+        </w:rPr>
+        <w:t xml:space="preserve"> هيكون لي حاجه اسمها </w:t>
+      </w:r>
+      <w:proofErr w:type="spellStart"/>
+      <w:r>
+        <w:rPr>
+          <w:lang w:bidi="ar-EG"/>
+        </w:rPr>
+        <w:t>project_id</w:t>
+      </w:r>
+      <w:proofErr w:type="spellEnd"/>
+      <w:r>
+        <w:rPr>
+          <w:rFonts w:hint="cs"/>
+          <w:rtl/>
+          <w:lang w:bidi="ar-EG"/>
+        </w:rPr>
+        <w:t xml:space="preserve"> وده هيكون اسم ال </w:t>
+      </w:r>
+      <w:r>
+        <w:rPr>
+          <w:lang w:bidi="ar-EG"/>
+        </w:rPr>
+        <w:t>folder</w:t>
+      </w:r>
+      <w:r>
+        <w:rPr>
+          <w:rFonts w:hint="cs"/>
+          <w:rtl/>
+          <w:lang w:bidi="ar-EG"/>
+        </w:rPr>
+        <w:t xml:space="preserve"> الي هيتخزن جواه ال </w:t>
+      </w:r>
+      <w:r>
+        <w:rPr>
+          <w:lang w:bidi="ar-EG"/>
+        </w:rPr>
+        <w:t>files</w:t>
+      </w:r>
+      <w:r>
+        <w:rPr>
+          <w:rFonts w:hint="cs"/>
+          <w:rtl/>
+          <w:lang w:bidi="ar-EG"/>
+        </w:rPr>
+        <w:t xml:space="preserve"> الي جيالي</w:t>
+      </w:r>
+    </w:p>
+    <w:p>
+      <w:pPr>
+        <w:bidi/>
+        <w:rPr>
+          <w:lang w:bidi="ar-EG"/>
+        </w:rPr>
+      </w:pPr>
+      <w:r>
+        <w:rPr>
+          <w:rFonts w:hint="cs"/>
+          <w:rtl/>
+          <w:lang w:bidi="ar-EG"/>
+        </w:rPr>
+        <w:t xml:space="preserve">ويبقي هو ده شكل ال </w:t>
+      </w:r>
+      <w:r>
+        <w:rPr>
+          <w:lang w:bidi="ar-EG"/>
+        </w:rPr>
+        <w:t>endpoint</w:t>
+      </w:r>
+      <w:r>
+        <w:rPr>
+          <w:rFonts w:hint="cs"/>
+          <w:rtl/>
+          <w:lang w:bidi="ar-EG"/>
+        </w:rPr>
+        <w:t xml:space="preserve"> لحد دلوقتي</w:t>
+      </w:r>
+    </w:p>
+    <w:p>
+      <w:pPr>
+        <w:bidi/>
+        <w:rPr>
+          <w:lang w:bidi="ar-EG"/>
+        </w:rPr>
+      </w:pPr>
+      <w:r>
+        <w:rPr>
+          <w:rFonts w:cs="Arial"/>
+          <w:noProof/>
+          <w:rtl/>
+          <w:lang w:bidi="ar-EG"/>
+        </w:rPr>
+        <w:drawing>
+          <wp:inline distT="0" distB="0" distL="0" distR="0" wp14:anchorId="1EEE8C69" wp14:editId="00846E19">
+            <wp:extent cx="3638293" cy="2704399"/>
+            <wp:effectExtent l="0" t="0" r="635" b="1270"/>
+            <wp:docPr id="10" name="Picture 10"/>
+            <wp:cNvGraphicFramePr>
+              <a:graphicFrameLocks xmlns:a="http://schemas.openxmlformats.org/drawingml/2006/main" noChangeAspect="1"/>
+            </wp:cNvGraphicFramePr>
+            <a:graphic xmlns:a="http://schemas.openxmlformats.org/drawingml/2006/main">
+              <a:graphicData uri="http://schemas.openxmlformats.org/drawingml/2006/picture">
+                <pic:pic xmlns:pic="http://schemas.openxmlformats.org/drawingml/2006/picture">
+                  <pic:nvPicPr>
+                    <pic:cNvPr id="1" name=""/>
+                    <pic:cNvPicPr/>
+                  </pic:nvPicPr>
+                  <pic:blipFill>
+                    <a:blip r:embed="rId17"/>
+                    <a:stretch>
+                      <a:fillRect/>
+                    </a:stretch>
+                  </pic:blipFill>
+                  <pic:spPr>
+                    <a:xfrm>
+                      <a:off x="0" y="0"/>
+                      <a:ext cx="3641166" cy="2706534"/>
+                    </a:xfrm>
+                    <a:prstGeom prst="rect">
+                      <a:avLst/>
+                    </a:prstGeom>
+                  </pic:spPr>
+                </pic:pic>
+              </a:graphicData>
+            </a:graphic>
+          </wp:inline>
+        </w:drawing>
+      </w:r>
+    </w:p>
+    <w:p>
+      <w:pPr>
+        <w:bidi/>
+        <w:rPr>
+          <w:lang w:bidi="ar-EG"/>
+        </w:rPr>
+      </w:pPr>
+    </w:p>
+    <w:p>
+      <w:pPr>
+        <w:bidi/>
+        <w:rPr>
+          <w:rtl/>
+          <w:lang w:bidi="ar-EG"/>
+        </w:rPr>
+      </w:pPr>
+      <w:r>
+        <w:rPr>
+          <w:rFonts w:hint="cs"/>
+          <w:rtl/>
+          <w:lang w:bidi="ar-EG"/>
+        </w:rPr>
+        <w:lastRenderedPageBreak/>
+        <w:t xml:space="preserve">وطلما عملنا </w:t>
+      </w:r>
+      <w:r>
+        <w:rPr>
+          <w:lang w:bidi="ar-EG"/>
+        </w:rPr>
+        <w:t>endpoint</w:t>
+      </w:r>
+      <w:r>
+        <w:rPr>
+          <w:rFonts w:hint="cs"/>
+          <w:rtl/>
+          <w:lang w:bidi="ar-EG"/>
+        </w:rPr>
+        <w:t xml:space="preserve"> لازم اننا نروح نضيفها علطول ل </w:t>
+      </w:r>
+      <w:r>
+        <w:rPr>
+          <w:lang w:bidi="ar-EG"/>
+        </w:rPr>
+        <w:t>app</w:t>
+      </w:r>
+      <w:r>
+        <w:rPr>
+          <w:rFonts w:hint="cs"/>
+          <w:rtl/>
+          <w:lang w:bidi="ar-EG"/>
+        </w:rPr>
+        <w:t xml:space="preserve"> الي موجود في </w:t>
+      </w:r>
+      <w:r>
+        <w:rPr>
+          <w:lang w:bidi="ar-EG"/>
+        </w:rPr>
+        <w:t>main</w:t>
+      </w:r>
+    </w:p>
+    <w:p>
+      <w:pPr>
+        <w:bidi/>
+        <w:rPr>
+          <w:rtl/>
+          <w:lang w:bidi="ar-EG"/>
+        </w:rPr>
+      </w:pPr>
+      <w:r>
+        <w:rPr>
+          <w:rFonts w:hint="cs"/>
+          <w:rtl/>
+          <w:lang w:bidi="ar-EG"/>
+        </w:rPr>
+        <w:t>وبقي هو ده شكله</w:t>
+      </w:r>
+    </w:p>
+    <w:p>
+      <w:pPr>
+        <w:bidi/>
+        <w:rPr>
+          <w:rtl/>
+          <w:lang w:bidi="ar-EG"/>
+        </w:rPr>
+      </w:pPr>
+      <w:r>
+        <w:rPr>
+          <w:rFonts w:cs="Arial"/>
+          <w:noProof/>
+          <w:rtl/>
+          <w:lang w:bidi="ar-EG"/>
+        </w:rPr>
+        <w:drawing>
+          <wp:inline distT="0" distB="0" distL="0" distR="0" wp14:anchorId="5C757D39" wp14:editId="30525708">
+            <wp:extent cx="3698789" cy="2270776"/>
+            <wp:effectExtent l="0" t="0" r="0" b="0"/>
+            <wp:docPr id="14" name="Picture 14"/>
+            <wp:cNvGraphicFramePr>
+              <a:graphicFrameLocks xmlns:a="http://schemas.openxmlformats.org/drawingml/2006/main" noChangeAspect="1"/>
+            </wp:cNvGraphicFramePr>
+            <a:graphic xmlns:a="http://schemas.openxmlformats.org/drawingml/2006/main">
+              <a:graphicData uri="http://schemas.openxmlformats.org/drawingml/2006/picture">
+                <pic:pic xmlns:pic="http://schemas.openxmlformats.org/drawingml/2006/picture">
+                  <pic:nvPicPr>
+                    <pic:cNvPr id="1" name=""/>
+                    <pic:cNvPicPr/>
+                  </pic:nvPicPr>
+                  <pic:blipFill>
+                    <a:blip r:embed="rId18"/>
+                    <a:stretch>
+                      <a:fillRect/>
+                    </a:stretch>
+                  </pic:blipFill>
+                  <pic:spPr>
+                    <a:xfrm>
+                      <a:off x="0" y="0"/>
+                      <a:ext cx="3707145" cy="2275906"/>
+                    </a:xfrm>
+                    <a:prstGeom prst="rect">
+                      <a:avLst/>
+                    </a:prstGeom>
+                  </pic:spPr>
+                </pic:pic>
+              </a:graphicData>
+            </a:graphic>
+          </wp:inline>
+        </w:drawing>
+      </w:r>
+    </w:p>
+    <w:p>
+      <w:pPr>
+        <w:bidi/>
+        <w:rPr>
+          <w:rtl/>
+          <w:lang w:bidi="ar-EG"/>
+        </w:rPr>
+      </w:pPr>
+    </w:p>
+    <w:p>
+      <w:pPr>
+        <w:bidi/>
+        <w:rPr>
+          <w:rtl/>
+          <w:lang w:bidi="ar-EG"/>
+        </w:rPr>
+      </w:pPr>
+      <w:r>
+        <w:rPr>
+          <w:rFonts w:hint="cs"/>
+          <w:rtl/>
+          <w:lang w:bidi="ar-EG"/>
+        </w:rPr>
+        <w:t xml:space="preserve">تمام دلوقتي بقي المفروض ان ال </w:t>
+      </w:r>
+      <w:r>
+        <w:rPr>
+          <w:lang w:bidi="ar-EG"/>
+        </w:rPr>
+        <w:t>endpoint</w:t>
+      </w:r>
+      <w:r>
+        <w:rPr>
+          <w:rFonts w:hint="cs"/>
+          <w:rtl/>
+          <w:lang w:bidi="ar-EG"/>
+        </w:rPr>
+        <w:t xml:space="preserve"> دي هتستقبل </w:t>
+      </w:r>
+      <w:r>
+        <w:rPr>
+          <w:lang w:bidi="ar-EG"/>
+        </w:rPr>
+        <w:t>file</w:t>
+      </w:r>
+    </w:p>
+    <w:p>
+      <w:pPr>
+        <w:bidi/>
+        <w:rPr>
+          <w:lang w:bidi="ar-EG"/>
+        </w:rPr>
+      </w:pPr>
+      <w:r>
+        <w:rPr>
+          <w:rFonts w:hint="cs"/>
+          <w:rtl/>
+          <w:lang w:bidi="ar-EG"/>
+        </w:rPr>
+        <w:t xml:space="preserve">فعشان تستقبل </w:t>
+      </w:r>
+      <w:r>
+        <w:rPr>
+          <w:lang w:bidi="ar-EG"/>
+        </w:rPr>
+        <w:t>file</w:t>
+      </w:r>
+      <w:r>
+        <w:rPr>
+          <w:rFonts w:hint="cs"/>
+          <w:rtl/>
+          <w:lang w:bidi="ar-EG"/>
+        </w:rPr>
+        <w:t xml:space="preserve"> في </w:t>
+      </w:r>
+      <w:proofErr w:type="spellStart"/>
+      <w:r>
+        <w:rPr>
+          <w:lang w:bidi="ar-EG"/>
+        </w:rPr>
+        <w:t>fastapi</w:t>
+      </w:r>
+      <w:proofErr w:type="spellEnd"/>
+      <w:r>
+        <w:rPr>
+          <w:rFonts w:hint="cs"/>
+          <w:rtl/>
+          <w:lang w:bidi="ar-EG"/>
+        </w:rPr>
+        <w:t xml:space="preserve"> بتجيب منها حاجه اسمها </w:t>
+      </w:r>
+      <w:proofErr w:type="spellStart"/>
+      <w:r>
+        <w:rPr>
+          <w:lang w:bidi="ar-EG"/>
+        </w:rPr>
+        <w:t>UploadFile</w:t>
+      </w:r>
+      <w:proofErr w:type="spellEnd"/>
+    </w:p>
+    <w:p>
+      <w:pPr>
+        <w:bidi/>
+        <w:rPr>
+          <w:rtl/>
+          <w:lang w:bidi="ar-EG"/>
+        </w:rPr>
+      </w:pPr>
+      <w:r>
+        <w:rPr>
+          <w:rFonts w:hint="cs"/>
+          <w:rtl/>
+          <w:lang w:bidi="ar-EG"/>
+        </w:rPr>
+        <w:t xml:space="preserve">ودي الي بتبقي مسؤؤله انها تستلم </w:t>
+      </w:r>
+      <w:r>
+        <w:rPr>
+          <w:lang w:bidi="ar-EG"/>
+        </w:rPr>
+        <w:t>files</w:t>
+      </w:r>
+    </w:p>
+    <w:p>
+      <w:pPr>
+        <w:bidi/>
+        <w:rPr>
+          <w:rtl/>
+          <w:lang w:bidi="ar-EG"/>
+        </w:rPr>
+      </w:pPr>
+      <w:r>
+        <w:rPr>
+          <w:rFonts w:hint="cs"/>
+          <w:rtl/>
+          <w:lang w:bidi="ar-EG"/>
+        </w:rPr>
+        <w:t>وده مثال</w:t>
+      </w:r>
+    </w:p>
+    <w:p>
+      <w:pPr>
+        <w:bidi/>
+        <w:rPr>
+          <w:lang w:bidi="ar-EG"/>
+        </w:rPr>
+      </w:pPr>
+      <w:r>
+        <w:rPr>
+          <w:rFonts w:cs="Arial"/>
+          <w:noProof/>
+          <w:rtl/>
+          <w:lang w:bidi="ar-EG"/>
+        </w:rPr>
+        <w:drawing>
+          <wp:inline distT="0" distB="0" distL="0" distR="0" wp14:anchorId="72383DB9" wp14:editId="60CF060C">
+            <wp:extent cx="5943600" cy="2474595"/>
+            <wp:effectExtent l="0" t="0" r="0" b="1905"/>
+            <wp:docPr id="16" name="Picture 16"/>
+            <wp:cNvGraphicFramePr>
+              <a:graphicFrameLocks xmlns:a="http://schemas.openxmlformats.org/drawingml/2006/main" noChangeAspect="1"/>
+            </wp:cNvGraphicFramePr>
+            <a:graphic xmlns:a="http://schemas.openxmlformats.org/drawingml/2006/main">
+              <a:graphicData uri="http://schemas.openxmlformats.org/drawingml/2006/picture">
+                <pic:pic xmlns:pic="http://schemas.openxmlformats.org/drawingml/2006/picture">
+                  <pic:nvPicPr>
+                    <pic:cNvPr id="1" name=""/>
+                    <pic:cNvPicPr/>
+                  </pic:nvPicPr>
+                  <pic:blipFill>
+                    <a:blip r:embed="rId19"/>
+                    <a:stretch>
+                      <a:fillRect/>
+                    </a:stretch>
+                  </pic:blipFill>
+                  <pic:spPr>
+                    <a:xfrm>
+                      <a:off x="0" y="0"/>
+                      <a:ext cx="5943600" cy="2474595"/>
+                    </a:xfrm>
+                    <a:prstGeom prst="rect">
+                      <a:avLst/>
+                    </a:prstGeom>
+                  </pic:spPr>
+                </pic:pic>
+              </a:graphicData>
+            </a:graphic>
+          </wp:inline>
+        </w:drawing>
+      </w:r>
+    </w:p>
+    <w:p>
+      <w:pPr>
+        <w:bidi/>
+        <w:rPr>
+          <w:lang w:bidi="ar-EG"/>
+        </w:rPr>
+      </w:pPr>
+    </w:p>
+    <w:p>
+      <w:pPr>
+        <w:bidi/>
+        <w:rPr>
+          <w:lang w:bidi="ar-EG"/>
+        </w:rPr>
+      </w:pPr>
+    </w:p>
+    <w:p>
+      <w:pPr>
+        <w:bidi/>
+        <w:rPr>
+          <w:lang w:bidi="ar-EG"/>
+        </w:rPr>
+      </w:pPr>
+    </w:p>
+    <w:p>
+      <w:pPr>
+        <w:bidi/>
+        <w:rPr>
+          <w:lang w:bidi="ar-EG"/>
+        </w:rPr>
+      </w:pPr>
+    </w:p>
+    <w:p>
+      <w:pPr>
+        <w:bidi/>
+        <w:rPr>
+          <w:rtl/>
+          <w:lang w:bidi="ar-EG"/>
+        </w:rPr>
+      </w:pPr>
+      <w:r>
+        <w:rPr>
+          <w:rFonts w:hint="cs"/>
+          <w:rtl/>
+          <w:lang w:bidi="ar-EG"/>
+        </w:rPr>
+        <w:lastRenderedPageBreak/>
+        <w:t xml:space="preserve">دلوقتي لما تيجي تسقبل اي </w:t>
+      </w:r>
+      <w:r>
+        <w:rPr>
+          <w:lang w:bidi="ar-EG"/>
+        </w:rPr>
+        <w:t>file</w:t>
+      </w:r>
+      <w:r>
+        <w:rPr>
+          <w:rFonts w:hint="cs"/>
+          <w:rtl/>
+          <w:lang w:bidi="ar-EG"/>
+        </w:rPr>
+        <w:t xml:space="preserve"> من ال </w:t>
+      </w:r>
+      <w:r>
+        <w:rPr>
+          <w:lang w:bidi="ar-EG"/>
+        </w:rPr>
+        <w:t>users</w:t>
+      </w:r>
+    </w:p>
+    <w:p>
+      <w:pPr>
+        <w:bidi/>
+        <w:rPr>
+          <w:rtl/>
+          <w:lang w:bidi="ar-EG"/>
+        </w:rPr>
+      </w:pPr>
+      <w:r>
+        <w:rPr>
+          <w:rFonts w:hint="cs"/>
+          <w:rtl/>
+          <w:lang w:bidi="ar-EG"/>
+        </w:rPr>
+        <w:t>مينفعش تروح تحفظه علطول كده عندك لازم تعمل شويه حاجات الاول</w:t>
+      </w:r>
+    </w:p>
+    <w:p>
+      <w:pPr>
+        <w:bidi/>
+        <w:rPr>
+          <w:rtl/>
+          <w:lang w:bidi="ar-EG"/>
+        </w:rPr>
+      </w:pPr>
+      <w:r>
+        <w:rPr>
+          <w:rFonts w:hint="cs"/>
+          <w:rtl/>
+          <w:lang w:bidi="ar-EG"/>
+        </w:rPr>
+        <w:t xml:space="preserve">منها انك تتاكد من نوع الملف </w:t>
+      </w:r>
+      <w:r>
+        <w:rPr>
+          <w:rFonts w:hint="cs"/>
+          <w:rtl/>
+          <w:lang w:bidi="ar-EG"/>
+        </w:rPr>
+        <w:t xml:space="preserve">(فانت مثلا بتكون عاوز </w:t>
+      </w:r>
+      <w:r>
+        <w:rPr>
+          <w:lang w:bidi="ar-EG"/>
+        </w:rPr>
+        <w:t>pdf , txt</w:t>
+      </w:r>
+      <w:r>
+        <w:rPr>
+          <w:rFonts w:hint="cs"/>
+          <w:rtl/>
+          <w:lang w:bidi="ar-EG"/>
+        </w:rPr>
+        <w:t xml:space="preserve"> ) فلازم تشيك علي حاجه زي كده الاول</w:t>
+      </w:r>
+    </w:p>
+    <w:p>
+      <w:pPr>
+        <w:bidi/>
+        <w:rPr>
+          <w:rtl/>
+          <w:lang w:bidi="ar-EG"/>
+        </w:rPr>
+      </w:pPr>
+      <w:r>
+        <w:rPr>
+          <w:rFonts w:hint="cs"/>
+          <w:rtl/>
+          <w:lang w:bidi="ar-EG"/>
+        </w:rPr>
+        <w:t xml:space="preserve">ممكن تحتاج انك تشيك علي حجم الملف فلو اكبر من </w:t>
+      </w:r>
+      <w:r>
+        <w:rPr>
+          <w:lang w:bidi="ar-EG"/>
+        </w:rPr>
+        <w:t>size</w:t>
+      </w:r>
+      <w:r>
+        <w:rPr>
+          <w:rFonts w:hint="cs"/>
+          <w:rtl/>
+          <w:lang w:bidi="ar-EG"/>
+        </w:rPr>
+        <w:t xml:space="preserve"> معين تمنع حاجه زي كده</w:t>
+      </w:r>
+    </w:p>
+    <w:p>
+      <w:pPr>
+        <w:bidi/>
+        <w:rPr>
+          <w:rtl/>
+          <w:lang w:bidi="ar-EG"/>
+        </w:rPr>
+      </w:pPr>
+      <w:r>
+        <w:rPr>
+          <w:rFonts w:hint="cs"/>
+          <w:rtl/>
+          <w:lang w:bidi="ar-EG"/>
+        </w:rPr>
+        <w:t xml:space="preserve">ممكن كمان انك تبدا انك تنضف اسم الملف لانه ممكن يكون فيه </w:t>
+      </w:r>
+      <w:r>
+        <w:rPr>
+          <w:lang w:bidi="ar-EG"/>
+        </w:rPr>
+        <w:t>special characters</w:t>
+      </w:r>
+      <w:r>
+        <w:rPr>
+          <w:rFonts w:hint="cs"/>
+          <w:rtl/>
+          <w:lang w:bidi="ar-EG"/>
+        </w:rPr>
+        <w:t xml:space="preserve"> تاثر علي التخزين بتاعك</w:t>
+      </w:r>
+    </w:p>
+    <w:p>
+      <w:pPr>
+        <w:bidi/>
+        <w:rPr>
+          <w:rtl/>
+          <w:lang w:bidi="ar-EG"/>
+        </w:rPr>
+      </w:pPr>
+    </w:p>
+    <w:p>
+      <w:pPr>
+        <w:bidi/>
+        <w:rPr>
+          <w:rtl/>
+          <w:lang w:bidi="ar-EG"/>
+        </w:rPr>
+      </w:pPr>
+      <w:r>
+        <w:rPr>
+          <w:rFonts w:hint="cs"/>
+          <w:rtl/>
+          <w:lang w:bidi="ar-EG"/>
+        </w:rPr>
+        <w:t xml:space="preserve">وطلما كل دي عبارة عن </w:t>
+      </w:r>
+      <w:r>
+        <w:rPr>
+          <w:lang w:bidi="ar-EG"/>
+        </w:rPr>
+        <w:t>logic</w:t>
+      </w:r>
+      <w:r>
+        <w:rPr>
+          <w:rFonts w:hint="cs"/>
+          <w:rtl/>
+          <w:lang w:bidi="ar-EG"/>
+        </w:rPr>
+        <w:t xml:space="preserve"> فانا مش هعملها في </w:t>
+      </w:r>
+      <w:r>
+        <w:rPr>
+          <w:lang w:bidi="ar-EG"/>
+        </w:rPr>
+        <w:t>route</w:t>
+      </w:r>
+      <w:r>
+        <w:rPr>
+          <w:rFonts w:hint="cs"/>
+          <w:rtl/>
+          <w:lang w:bidi="ar-EG"/>
+        </w:rPr>
+        <w:t xml:space="preserve"> بتاعي وهروح اعملها في ال </w:t>
+      </w:r>
+      <w:r>
+        <w:rPr>
+          <w:lang w:bidi="ar-EG"/>
+        </w:rPr>
+        <w:t>controllers</w:t>
+      </w:r>
+    </w:p>
+    <w:p>
+      <w:pPr>
+        <w:bidi/>
+        <w:rPr>
+          <w:lang w:bidi="ar-EG"/>
+        </w:rPr>
+      </w:pPr>
+      <w:r>
+        <w:rPr>
+          <w:rFonts w:hint="cs"/>
+          <w:rtl/>
+          <w:lang w:bidi="ar-EG"/>
+        </w:rPr>
+        <w:t xml:space="preserve">فانا اول حاجه هروح اعمل ملف اسمه </w:t>
+      </w:r>
+      <w:proofErr w:type="spellStart"/>
+      <w:r>
+        <w:rPr>
+          <w:lang w:bidi="ar-EG"/>
+        </w:rPr>
+        <w:t>BaseController</w:t>
+      </w:r>
+      <w:proofErr w:type="spellEnd"/>
+      <w:r>
+        <w:rPr>
+          <w:rFonts w:hint="cs"/>
+          <w:rtl/>
+          <w:lang w:bidi="ar-EG"/>
+        </w:rPr>
+        <w:t xml:space="preserve"> وده الي كل ال </w:t>
+      </w:r>
+      <w:r>
+        <w:rPr>
+          <w:lang w:bidi="ar-EG"/>
+        </w:rPr>
+        <w:t>controllers</w:t>
+      </w:r>
+      <w:r>
+        <w:rPr>
+          <w:rFonts w:hint="cs"/>
+          <w:rtl/>
+          <w:lang w:bidi="ar-EG"/>
+        </w:rPr>
+        <w:t xml:space="preserve"> هيورثوا منه الحاجات المشتركه يدل ما كل شويه نكررها في باقي ال </w:t>
+      </w:r>
+      <w:r>
+        <w:rPr>
+          <w:lang w:bidi="ar-EG"/>
+        </w:rPr>
+        <w:t>controllers</w:t>
+      </w:r>
+    </w:p>
+    <w:p>
+      <w:pPr>
+        <w:bidi/>
+        <w:rPr>
+          <w:rtl/>
+          <w:lang w:bidi="ar-EG"/>
+        </w:rPr>
+      </w:pPr>
+    </w:p>
+    <w:p>
+      <w:pPr>
+        <w:bidi/>
+        <w:rPr>
+          <w:lang w:bidi="ar-EG"/>
+        </w:rPr>
+      </w:pPr>
+      <w:r>
+        <w:rPr>
+          <w:rFonts w:hint="cs"/>
+          <w:rtl/>
+          <w:lang w:bidi="ar-EG"/>
+        </w:rPr>
+        <w:t xml:space="preserve">فهنا انا عملت ال </w:t>
+      </w:r>
+      <w:proofErr w:type="spellStart"/>
+      <w:r>
+        <w:rPr>
+          <w:lang w:bidi="ar-EG"/>
+        </w:rPr>
+        <w:t>BaseController</w:t>
+      </w:r>
+      <w:proofErr w:type="spellEnd"/>
+      <w:r>
+        <w:rPr>
+          <w:rFonts w:hint="cs"/>
+          <w:rtl/>
+          <w:lang w:bidi="ar-EG"/>
+        </w:rPr>
+        <w:t xml:space="preserve"> والي هو كل الي فيه دلوقتي انه بيجيب ال </w:t>
+      </w:r>
+      <w:proofErr w:type="spellStart"/>
+      <w:r>
+        <w:rPr>
+          <w:lang w:bidi="ar-EG"/>
+        </w:rPr>
+        <w:t>get_settings</w:t>
+      </w:r>
+      <w:proofErr w:type="spellEnd"/>
+      <w:r>
+        <w:rPr>
+          <w:lang w:bidi="ar-EG"/>
+        </w:rPr>
+        <w:t>()</w:t>
+      </w:r>
+    </w:p>
+    <w:p>
+      <w:pPr>
+        <w:bidi/>
+        <w:rPr>
+          <w:lang w:bidi="ar-EG"/>
+        </w:rPr>
+      </w:pPr>
+      <w:r>
+        <w:rPr>
+          <w:rFonts w:cs="Arial"/>
+          <w:noProof/>
+          <w:rtl/>
+          <w:lang w:bidi="ar-EG"/>
+        </w:rPr>
+        <w:drawing>
+          <wp:inline distT="0" distB="0" distL="0" distR="0" wp14:anchorId="50C332E1" wp14:editId="0AB7BE2F">
+            <wp:extent cx="5111496" cy="2160372"/>
+            <wp:effectExtent l="0" t="0" r="0" b="0"/>
+            <wp:docPr id="17" name="Picture 17"/>
+            <wp:cNvGraphicFramePr>
+              <a:graphicFrameLocks xmlns:a="http://schemas.openxmlformats.org/drawingml/2006/main" noChangeAspect="1"/>
+            </wp:cNvGraphicFramePr>
+            <a:graphic xmlns:a="http://schemas.openxmlformats.org/drawingml/2006/main">
+              <a:graphicData uri="http://schemas.openxmlformats.org/drawingml/2006/picture">
+                <pic:pic xmlns:pic="http://schemas.openxmlformats.org/drawingml/2006/picture">
+                  <pic:nvPicPr>
+                    <pic:cNvPr id="1" name=""/>
+                    <pic:cNvPicPr/>
+                  </pic:nvPicPr>
+                  <pic:blipFill>
+                    <a:blip r:embed="rId20"/>
+                    <a:stretch>
+                      <a:fillRect/>
+                    </a:stretch>
+                  </pic:blipFill>
+                  <pic:spPr>
+                    <a:xfrm>
+                      <a:off x="0" y="0"/>
+                      <a:ext cx="5116483" cy="2162480"/>
+                    </a:xfrm>
+                    <a:prstGeom prst="rect">
+                      <a:avLst/>
+                    </a:prstGeom>
+                  </pic:spPr>
+                </pic:pic>
+              </a:graphicData>
+            </a:graphic>
+          </wp:inline>
+        </w:drawing>
+      </w:r>
+    </w:p>
+    <w:p>
+      <w:pPr>
+        <w:bidi/>
+        <w:rPr>
+          <w:rtl/>
+          <w:lang w:bidi="ar-EG"/>
+        </w:rPr>
+      </w:pPr>
+      <w:r>
+        <w:rPr>
+          <w:rFonts w:hint="cs"/>
+          <w:rtl/>
+          <w:lang w:bidi="ar-EG"/>
+        </w:rPr>
+        <w:t xml:space="preserve">وخلينا ال </w:t>
+      </w:r>
+      <w:proofErr w:type="spellStart"/>
+      <w:r>
+        <w:rPr>
+          <w:lang w:bidi="ar-EG"/>
+        </w:rPr>
+        <w:t>DataController</w:t>
+      </w:r>
+      <w:proofErr w:type="spellEnd"/>
+      <w:r>
+        <w:rPr>
+          <w:rFonts w:hint="cs"/>
+          <w:rtl/>
+          <w:lang w:bidi="ar-EG"/>
+        </w:rPr>
+        <w:t xml:space="preserve"> يورثوا عشان يبقي شايف كل الي جواه</w:t>
+      </w:r>
+    </w:p>
+    <w:p>
+      <w:pPr>
+        <w:bidi/>
+        <w:rPr>
+          <w:lang w:bidi="ar-EG"/>
+        </w:rPr>
+      </w:pPr>
+      <w:r>
+        <w:rPr>
+          <w:rFonts w:cs="Arial"/>
+          <w:noProof/>
+          <w:rtl/>
+          <w:lang w:bidi="ar-EG"/>
+        </w:rPr>
+        <w:drawing>
+          <wp:inline distT="0" distB="0" distL="0" distR="0" wp14:anchorId="18CBA62C" wp14:editId="5E12FF50">
+            <wp:extent cx="5943600" cy="2350770"/>
+            <wp:effectExtent l="0" t="0" r="0" b="0"/>
+            <wp:docPr id="18" name="Picture 18"/>
+            <wp:cNvGraphicFramePr>
+              <a:graphicFrameLocks xmlns:a="http://schemas.openxmlformats.org/drawingml/2006/main" noChangeAspect="1"/>
+            </wp:cNvGraphicFramePr>
+            <a:graphic xmlns:a="http://schemas.openxmlformats.org/drawingml/2006/main">
+              <a:graphicData uri="http://schemas.openxmlformats.org/drawingml/2006/picture">
+                <pic:pic xmlns:pic="http://schemas.openxmlformats.org/drawingml/2006/picture">
+                  <pic:nvPicPr>
+                    <pic:cNvPr id="1" name=""/>
+                    <pic:cNvPicPr/>
+                  </pic:nvPicPr>
+                  <pic:blipFill>
+                    <a:blip r:embed="rId21"/>
+                    <a:stretch>
+                      <a:fillRect/>
+                    </a:stretch>
+                  </pic:blipFill>
+                  <pic:spPr>
+                    <a:xfrm>
+                      <a:off x="0" y="0"/>
+                      <a:ext cx="5943600" cy="2350770"/>
+                    </a:xfrm>
+                    <a:prstGeom prst="rect">
+                      <a:avLst/>
+                    </a:prstGeom>
+                  </pic:spPr>
+                </pic:pic>
+              </a:graphicData>
+            </a:graphic>
+          </wp:inline>
+        </w:drawing>
+      </w:r>
+    </w:p>
+    <w:p>
+      <w:pPr>
+        <w:bidi/>
+        <w:rPr>
+          <w:lang w:bidi="ar-EG"/>
+        </w:rPr>
+      </w:pPr>
+    </w:p>
+    <w:p>
+      <w:pPr>
+        <w:bidi/>
+        <w:rPr>
+          <w:rtl/>
+          <w:lang w:bidi="ar-EG"/>
+        </w:rPr>
+      </w:pPr>
+      <w:r>
+        <w:rPr>
+          <w:rFonts w:hint="cs"/>
+          <w:rtl/>
+          <w:lang w:bidi="ar-EG"/>
+        </w:rPr>
+        <w:lastRenderedPageBreak/>
+        <w:t xml:space="preserve">دلوقتي بقي عاوزين اننا نعمل </w:t>
+      </w:r>
+      <w:r>
+        <w:rPr>
+          <w:lang w:bidi="ar-EG"/>
+        </w:rPr>
+        <w:t>function</w:t>
+      </w:r>
+      <w:r>
+        <w:rPr>
+          <w:rFonts w:hint="cs"/>
+          <w:rtl/>
+          <w:lang w:bidi="ar-EG"/>
+        </w:rPr>
+        <w:t xml:space="preserve"> تاخد ال </w:t>
+      </w:r>
+      <w:proofErr w:type="spellStart"/>
+      <w:r>
+        <w:rPr>
+          <w:lang w:bidi="ar-EG"/>
+        </w:rPr>
+        <w:t>uploadfile</w:t>
+      </w:r>
+      <w:proofErr w:type="spellEnd"/>
+      <w:r>
+        <w:rPr>
+          <w:rFonts w:hint="cs"/>
+          <w:rtl/>
+          <w:lang w:bidi="ar-EG"/>
+        </w:rPr>
+        <w:t xml:space="preserve"> ده وبدتبدا انها تشيك عليه</w:t>
+      </w:r>
+    </w:p>
+    <w:p>
+      <w:pPr>
+        <w:bidi/>
+        <w:rPr>
+          <w:rtl/>
+          <w:lang w:bidi="ar-EG"/>
+        </w:rPr>
+      </w:pPr>
+      <w:r>
+        <w:rPr>
+          <w:rFonts w:hint="cs"/>
+          <w:rtl/>
+          <w:lang w:bidi="ar-EG"/>
+        </w:rPr>
+        <w:t xml:space="preserve">فعشان نجيب ال نوع الملف بنستعمل حاجه اسنها </w:t>
+      </w:r>
+      <w:r>
+        <w:rPr>
+          <w:lang w:bidi="ar-EG"/>
+        </w:rPr>
+        <w:t>.</w:t>
+      </w:r>
+      <w:proofErr w:type="spellStart"/>
+      <w:r>
+        <w:rPr>
+          <w:lang w:bidi="ar-EG"/>
+        </w:rPr>
+        <w:t>content_type</w:t>
+      </w:r>
+      <w:proofErr w:type="spellEnd"/>
+    </w:p>
+    <w:p>
+      <w:pPr>
+        <w:bidi/>
+        <w:rPr>
+          <w:rtl/>
+          <w:lang w:bidi="ar-EG"/>
+        </w:rPr>
+      </w:pPr>
+      <w:r>
+        <w:rPr>
+          <w:rFonts w:hint="cs"/>
+          <w:rtl/>
+          <w:lang w:bidi="ar-EG"/>
+        </w:rPr>
+        <w:t>وده الي هيرجعلك النوع بتاعه</w:t>
+      </w:r>
+      <w:r>
+        <w:rPr>
+          <w:rFonts w:hint="cs"/>
+          <w:rtl/>
+          <w:lang w:bidi="ar-EG"/>
+        </w:rPr>
+        <w:t xml:space="preserve"> ونبدا اننا نشوف هل النوع ده موجود في </w:t>
+      </w:r>
+      <w:r>
+        <w:rPr>
+          <w:lang w:bidi="ar-EG"/>
+        </w:rPr>
+        <w:t>allowed types</w:t>
+      </w:r>
+      <w:r>
+        <w:rPr>
+          <w:rFonts w:hint="cs"/>
+          <w:rtl/>
+          <w:lang w:bidi="ar-EG"/>
+        </w:rPr>
+        <w:t xml:space="preserve"> ولا لا</w:t>
+      </w:r>
+      <w:r>
+        <w:rPr>
+          <w:rFonts w:hint="cs"/>
+          <w:rtl/>
+          <w:lang w:bidi="ar-EG"/>
+        </w:rPr>
+        <w:t xml:space="preserve"> لو مش من ضمنهم يبقي يرجع </w:t>
+      </w:r>
+      <w:r>
+        <w:rPr>
+          <w:lang w:bidi="ar-EG"/>
+        </w:rPr>
+        <w:t>false</w:t>
+      </w:r>
+    </w:p>
+    <w:p>
+      <w:pPr>
+        <w:bidi/>
+        <w:rPr>
+          <w:rtl/>
+          <w:lang w:bidi="ar-EG"/>
+        </w:rPr>
+      </w:pPr>
+    </w:p>
+    <w:p>
+      <w:pPr>
+        <w:bidi/>
+        <w:rPr>
+          <w:lang w:bidi="ar-EG"/>
+        </w:rPr>
+      </w:pPr>
+      <w:r>
+        <w:rPr>
+          <w:rFonts w:hint="cs"/>
+          <w:rtl/>
+          <w:lang w:bidi="ar-EG"/>
+        </w:rPr>
+        <w:t xml:space="preserve">لكن لو من ضمنهم يتنقل علي ال </w:t>
+      </w:r>
+      <w:r>
+        <w:rPr>
+          <w:lang w:bidi="ar-EG"/>
+        </w:rPr>
+        <w:t>check</w:t>
+      </w:r>
+      <w:r>
+        <w:rPr>
+          <w:rFonts w:hint="cs"/>
+          <w:rtl/>
+          <w:lang w:bidi="ar-EG"/>
+        </w:rPr>
+        <w:t xml:space="preserve"> الي بعده والي هو ال </w:t>
+      </w:r>
+      <w:r>
+        <w:rPr>
+          <w:lang w:bidi="ar-EG"/>
+        </w:rPr>
+        <w:t>file size</w:t>
+      </w:r>
+    </w:p>
+    <w:p>
+      <w:pPr>
+        <w:bidi/>
+        <w:rPr>
+          <w:lang w:bidi="ar-EG"/>
+        </w:rPr>
+      </w:pPr>
+      <w:r>
+        <w:rPr>
+          <w:rFonts w:hint="cs"/>
+          <w:rtl/>
+          <w:lang w:bidi="ar-EG"/>
+        </w:rPr>
+        <w:t xml:space="preserve">لو اكبر من الي احنا محددينه في ملف ال </w:t>
+      </w:r>
+      <w:r>
+        <w:rPr>
+          <w:lang w:bidi="ar-EG"/>
+        </w:rPr>
+        <w:t>Config</w:t>
+      </w:r>
+      <w:r>
+        <w:rPr>
+          <w:rFonts w:hint="cs"/>
+          <w:rtl/>
+          <w:lang w:bidi="ar-EG"/>
+        </w:rPr>
+        <w:t xml:space="preserve"> الي هو ال </w:t>
+      </w:r>
+      <w:r>
+        <w:rPr>
+          <w:lang w:bidi="ar-EG"/>
+        </w:rPr>
+        <w:t>Settings</w:t>
+      </w:r>
+      <w:r>
+        <w:rPr>
+          <w:rFonts w:hint="cs"/>
+          <w:rtl/>
+          <w:lang w:bidi="ar-EG"/>
+        </w:rPr>
+        <w:t xml:space="preserve"> يرجع بردو </w:t>
+      </w:r>
+      <w:r>
+        <w:rPr>
+          <w:lang w:bidi="ar-EG"/>
+        </w:rPr>
+        <w:t>False</w:t>
+      </w:r>
+    </w:p>
+    <w:p>
+      <w:pPr>
+        <w:bidi/>
+        <w:rPr>
+          <w:lang w:bidi="ar-EG"/>
+        </w:rPr>
+      </w:pPr>
+    </w:p>
+    <w:p>
+      <w:pPr>
+        <w:bidi/>
+        <w:rPr>
+          <w:lang w:bidi="ar-EG"/>
+        </w:rPr>
+      </w:pPr>
+      <w:r>
+        <w:rPr>
+          <w:rFonts w:hint="cs"/>
+          <w:rtl/>
+          <w:lang w:bidi="ar-EG"/>
+        </w:rPr>
+        <w:t xml:space="preserve">غير كده يرجع </w:t>
+      </w:r>
+      <w:r>
+        <w:rPr>
+          <w:lang w:bidi="ar-EG"/>
+        </w:rPr>
+        <w:t>True</w:t>
+      </w:r>
+    </w:p>
+    <w:p>
+      <w:pPr>
+        <w:bidi/>
+        <w:rPr>
+          <w:lang w:bidi="ar-EG"/>
+        </w:rPr>
+      </w:pPr>
+    </w:p>
+    <w:p>
+      <w:pPr>
+        <w:bidi/>
+        <w:rPr>
+          <w:rtl/>
+          <w:lang w:bidi="ar-EG"/>
+        </w:rPr>
+      </w:pPr>
+      <w:r>
+        <w:rPr>
+          <w:rFonts w:hint="cs"/>
+          <w:rtl/>
+          <w:lang w:bidi="ar-EG"/>
+        </w:rPr>
+        <w:t>وزي ما انت شايف كنا عاوزين اننا نرجع معاه كمان رساله تكون ثابته</w:t>
+      </w:r>
+    </w:p>
+    <w:p>
+      <w:pPr>
+        <w:bidi/>
+        <w:rPr>
+          <w:rtl/>
+          <w:lang w:bidi="ar-EG"/>
+        </w:rPr>
+      </w:pPr>
+      <w:r>
+        <w:rPr>
+          <w:rFonts w:hint="cs"/>
+          <w:rtl/>
+          <w:lang w:bidi="ar-EG"/>
+        </w:rPr>
+        <w:t xml:space="preserve">وعشان نعمل كده استعملنا ال </w:t>
+      </w:r>
+      <w:r>
+        <w:rPr>
+          <w:lang w:bidi="ar-EG"/>
+        </w:rPr>
+        <w:t>Enum</w:t>
+      </w:r>
+    </w:p>
+    <w:p>
+      <w:pPr>
+        <w:bidi/>
+        <w:rPr>
+          <w:rFonts w:hint="cs"/>
+          <w:lang w:bidi="ar-EG"/>
+        </w:rPr>
+      </w:pPr>
+      <w:r>
+        <w:rPr>
+          <w:rFonts w:hint="cs"/>
+          <w:rtl/>
+          <w:lang w:bidi="ar-EG"/>
+        </w:rPr>
+        <w:t xml:space="preserve">وطلما ده تبع ال </w:t>
+      </w:r>
+      <w:r>
+        <w:rPr>
+          <w:lang w:bidi="ar-EG"/>
+        </w:rPr>
+        <w:t>Data</w:t>
+      </w:r>
+      <w:r>
+        <w:rPr>
+          <w:rFonts w:hint="cs"/>
+          <w:rtl/>
+          <w:lang w:bidi="ar-EG"/>
+        </w:rPr>
+        <w:t xml:space="preserve"> حطينها في ال </w:t>
+      </w:r>
+      <w:r>
+        <w:rPr>
+          <w:lang w:bidi="ar-EG"/>
+        </w:rPr>
+        <w:t>models</w:t>
+      </w:r>
+    </w:p>
+    <w:p>
+      <w:pPr>
+        <w:bidi/>
+        <w:rPr>
+          <w:lang w:bidi="ar-EG"/>
+        </w:rPr>
+      </w:pPr>
+      <w:r>
+        <w:rPr>
+          <w:rFonts w:cs="Arial"/>
+          <w:rtl/>
+          <w:lang w:bidi="ar-EG"/>
+        </w:rPr>
+        <w:drawing>
+          <wp:inline distT="0" distB="0" distL="0" distR="0" wp14:anchorId="7BDA7A04" wp14:editId="76CEC356">
+            <wp:extent cx="3474082" cy="2328674"/>
+            <wp:effectExtent l="0" t="0" r="0" b="0"/>
+            <wp:docPr id="19" name="Picture 19"/>
+            <wp:cNvGraphicFramePr>
+              <a:graphicFrameLocks xmlns:a="http://schemas.openxmlformats.org/drawingml/2006/main" noChangeAspect="1"/>
+            </wp:cNvGraphicFramePr>
+            <a:graphic xmlns:a="http://schemas.openxmlformats.org/drawingml/2006/main">
+              <a:graphicData uri="http://schemas.openxmlformats.org/drawingml/2006/picture">
+                <pic:pic xmlns:pic="http://schemas.openxmlformats.org/drawingml/2006/picture">
+                  <pic:nvPicPr>
+                    <pic:cNvPr id="1" name=""/>
+                    <pic:cNvPicPr/>
+                  </pic:nvPicPr>
+                  <pic:blipFill>
+                    <a:blip r:embed="rId22"/>
+                    <a:stretch>
+                      <a:fillRect/>
+                    </a:stretch>
+                  </pic:blipFill>
+                  <pic:spPr>
+                    <a:xfrm>
+                      <a:off x="0" y="0"/>
+                      <a:ext cx="3482163" cy="2334091"/>
+                    </a:xfrm>
+                    <a:prstGeom prst="rect">
+                      <a:avLst/>
+                    </a:prstGeom>
+                  </pic:spPr>
+                </pic:pic>
+              </a:graphicData>
+            </a:graphic>
+          </wp:inline>
+        </w:drawing>
+      </w:r>
+    </w:p>
+    <w:p>
+      <w:pPr>
+        <w:bidi/>
+        <w:rPr>
+          <w:lang w:bidi="ar-EG"/>
+        </w:rPr>
+      </w:pPr>
+      <w:r>
+        <w:rPr>
+          <w:rFonts w:hint="cs"/>
+          <w:rtl/>
+          <w:lang w:bidi="ar-EG"/>
+        </w:rPr>
+        <w:t xml:space="preserve">وهو ده شكل ال </w:t>
+      </w:r>
+      <w:r>
+        <w:rPr>
+          <w:lang w:bidi="ar-EG"/>
+        </w:rPr>
+        <w:t>Enum</w:t>
+      </w:r>
+    </w:p>
+    <w:p>
+      <w:pPr>
+        <w:bidi/>
+        <w:rPr>
+          <w:lang w:bidi="ar-EG"/>
+        </w:rPr>
+      </w:pPr>
+      <w:r>
+        <w:rPr>
+          <w:rFonts w:cs="Arial"/>
+          <w:rtl/>
+          <w:lang w:bidi="ar-EG"/>
+        </w:rPr>
+        <w:drawing>
+          <wp:inline distT="0" distB="0" distL="0" distR="0" wp14:anchorId="12B59E2E" wp14:editId="7B05D330">
+            <wp:extent cx="3481656" cy="1883664"/>
+            <wp:effectExtent l="0" t="0" r="5080" b="2540"/>
+            <wp:docPr id="20" name="Picture 20"/>
+            <wp:cNvGraphicFramePr>
+              <a:graphicFrameLocks xmlns:a="http://schemas.openxmlformats.org/drawingml/2006/main" noChangeAspect="1"/>
+            </wp:cNvGraphicFramePr>
+            <a:graphic xmlns:a="http://schemas.openxmlformats.org/drawingml/2006/main">
+              <a:graphicData uri="http://schemas.openxmlformats.org/drawingml/2006/picture">
+                <pic:pic xmlns:pic="http://schemas.openxmlformats.org/drawingml/2006/picture">
+                  <pic:nvPicPr>
+                    <pic:cNvPr id="1" name=""/>
+                    <pic:cNvPicPr/>
+                  </pic:nvPicPr>
+                  <pic:blipFill>
+                    <a:blip r:embed="rId23"/>
+                    <a:stretch>
+                      <a:fillRect/>
+                    </a:stretch>
+                  </pic:blipFill>
+                  <pic:spPr>
+                    <a:xfrm>
+                      <a:off x="0" y="0"/>
+                      <a:ext cx="3490113" cy="1888240"/>
+                    </a:xfrm>
+                    <a:prstGeom prst="rect">
+                      <a:avLst/>
+                    </a:prstGeom>
+                  </pic:spPr>
+                </pic:pic>
+              </a:graphicData>
+            </a:graphic>
+          </wp:inline>
+        </w:drawing>
+      </w:r>
+    </w:p>
+    <w:p>
+      <w:pPr>
+        <w:bidi/>
+        <w:rPr>
+          <w:rtl/>
+          <w:lang w:bidi="ar-EG"/>
+        </w:rPr>
+      </w:pPr>
+      <w:r>
+        <w:rPr>
+          <w:rFonts w:hint="cs"/>
+          <w:rtl/>
+          <w:lang w:bidi="ar-EG"/>
+        </w:rPr>
+        <w:lastRenderedPageBreak/>
+        <w:t xml:space="preserve">دلوقتي بقي في جزئيه لسه مش مضبوطه الا وهي ال </w:t>
+      </w:r>
+      <w:r>
+        <w:rPr>
+          <w:lang w:bidi="ar-EG"/>
+        </w:rPr>
+        <w:t>Response Signal</w:t>
+      </w:r>
+    </w:p>
+    <w:p>
+      <w:pPr>
+        <w:bidi/>
+        <w:rPr>
+          <w:rtl/>
+          <w:lang w:bidi="ar-EG"/>
+        </w:rPr>
+      </w:pPr>
+      <w:r>
+        <w:rPr>
+          <w:rFonts w:hint="cs"/>
+          <w:rtl/>
+          <w:lang w:bidi="ar-EG"/>
+        </w:rPr>
+        <w:t xml:space="preserve">لان في الحالتين بتوع ال </w:t>
+      </w:r>
+      <w:r>
+        <w:rPr>
+          <w:lang w:bidi="ar-EG"/>
+        </w:rPr>
+        <w:t>file</w:t>
+      </w:r>
+      <w:r>
+        <w:rPr>
+          <w:rFonts w:hint="cs"/>
+          <w:rtl/>
+          <w:lang w:bidi="ar-EG"/>
+        </w:rPr>
+        <w:t xml:space="preserve"> لو مش موجود في ال </w:t>
+      </w:r>
+      <w:r>
+        <w:rPr>
+          <w:lang w:bidi="ar-EG"/>
+        </w:rPr>
+        <w:t>types</w:t>
+      </w:r>
+      <w:r>
+        <w:rPr>
+          <w:rFonts w:hint="cs"/>
+          <w:rtl/>
+          <w:lang w:bidi="ar-EG"/>
+        </w:rPr>
+        <w:t xml:space="preserve"> او لو اكبر من ال </w:t>
+      </w:r>
+      <w:r>
+        <w:rPr>
+          <w:lang w:bidi="ar-EG"/>
+        </w:rPr>
+        <w:t>size</w:t>
+      </w:r>
+      <w:r>
+        <w:rPr>
+          <w:rFonts w:hint="cs"/>
+          <w:rtl/>
+          <w:lang w:bidi="ar-EG"/>
+        </w:rPr>
+        <w:t xml:space="preserve"> الي احنا حطينينه</w:t>
+      </w:r>
+    </w:p>
+    <w:p>
+      <w:pPr>
+        <w:bidi/>
+        <w:rPr>
+          <w:lang w:bidi="ar-EG"/>
+        </w:rPr>
+      </w:pPr>
+      <w:r>
+        <w:rPr>
+          <w:rFonts w:hint="cs"/>
+          <w:rtl/>
+          <w:lang w:bidi="ar-EG"/>
+        </w:rPr>
+        <w:t xml:space="preserve">لازم ال </w:t>
+      </w:r>
+      <w:r>
+        <w:rPr>
+          <w:lang w:bidi="ar-EG"/>
+        </w:rPr>
+        <w:t>HTTP request</w:t>
+      </w:r>
+      <w:r>
+        <w:rPr>
+          <w:rFonts w:hint="cs"/>
+          <w:rtl/>
+          <w:lang w:bidi="ar-EG"/>
+        </w:rPr>
+        <w:t xml:space="preserve"> الي يرجع يكون وليكن ب </w:t>
+      </w:r>
+      <w:r>
+        <w:rPr>
+          <w:lang w:bidi="ar-EG"/>
+        </w:rPr>
+        <w:t>400</w:t>
+      </w:r>
+    </w:p>
+    <w:p>
+      <w:pPr>
+        <w:bidi/>
+        <w:rPr>
+          <w:lang w:bidi="ar-EG"/>
+        </w:rPr>
+      </w:pPr>
+      <w:r>
+        <w:rPr>
+          <w:rFonts w:hint="cs"/>
+          <w:rtl/>
+          <w:lang w:bidi="ar-EG"/>
+        </w:rPr>
+        <w:t xml:space="preserve">وطلما ده </w:t>
+      </w:r>
+      <w:r>
+        <w:rPr>
+          <w:lang w:bidi="ar-EG"/>
+        </w:rPr>
+        <w:t>response</w:t>
+      </w:r>
+      <w:r>
+        <w:rPr>
+          <w:rFonts w:hint="cs"/>
+          <w:rtl/>
+          <w:lang w:bidi="ar-EG"/>
+        </w:rPr>
+        <w:t xml:space="preserve"> يبقي احنا هنضبطه من ال </w:t>
+      </w:r>
+      <w:r>
+        <w:rPr>
+          <w:lang w:bidi="ar-EG"/>
+        </w:rPr>
+        <w:t>route</w:t>
+      </w:r>
+    </w:p>
+    <w:p>
+      <w:pPr>
+        <w:bidi/>
+        <w:rPr>
+          <w:rtl/>
+          <w:lang w:bidi="ar-EG"/>
+        </w:rPr>
+      </w:pPr>
+    </w:p>
+    <w:p>
+      <w:pPr>
+        <w:bidi/>
+        <w:rPr>
+          <w:rtl/>
+          <w:lang w:bidi="ar-EG"/>
+        </w:rPr>
+      </w:pPr>
+      <w:r>
+        <w:rPr>
+          <w:rFonts w:hint="cs"/>
+          <w:rtl/>
+          <w:lang w:bidi="ar-EG"/>
+        </w:rPr>
+        <w:t xml:space="preserve">فمن ال </w:t>
+      </w:r>
+      <w:proofErr w:type="spellStart"/>
+      <w:r>
+        <w:rPr>
+          <w:lang w:bidi="ar-EG"/>
+        </w:rPr>
+        <w:t>fastapi</w:t>
+      </w:r>
+      <w:proofErr w:type="spellEnd"/>
+      <w:r>
+        <w:rPr>
+          <w:rFonts w:hint="cs"/>
+          <w:rtl/>
+          <w:lang w:bidi="ar-EG"/>
+        </w:rPr>
+        <w:t xml:space="preserve"> هنجيب منه ال </w:t>
+      </w:r>
+      <w:r>
+        <w:rPr>
+          <w:lang w:bidi="ar-EG"/>
+        </w:rPr>
+        <w:t>status</w:t>
+      </w:r>
+      <w:r>
+        <w:rPr>
+          <w:rFonts w:hint="cs"/>
+          <w:rtl/>
+          <w:lang w:bidi="ar-EG"/>
+        </w:rPr>
+        <w:t xml:space="preserve"> الي بيكون موجود فيه كل ال </w:t>
+      </w:r>
+      <w:r>
+        <w:rPr>
+          <w:lang w:bidi="ar-EG"/>
+        </w:rPr>
+        <w:t>status</w:t>
+      </w:r>
+      <w:r>
+        <w:rPr>
+          <w:rFonts w:hint="cs"/>
+          <w:rtl/>
+          <w:lang w:bidi="ar-EG"/>
+        </w:rPr>
+        <w:t xml:space="preserve"> الي ممكن انك تقابلها</w:t>
+      </w:r>
+    </w:p>
+    <w:p>
+      <w:pPr>
+        <w:bidi/>
+        <w:rPr>
+          <w:lang w:bidi="ar-EG"/>
+        </w:rPr>
+      </w:pPr>
+      <w:r>
+        <w:rPr>
+          <w:rFonts w:hint="cs"/>
+          <w:rtl/>
+          <w:lang w:bidi="ar-EG"/>
+        </w:rPr>
+        <w:t xml:space="preserve">ومن ال </w:t>
+      </w:r>
+      <w:proofErr w:type="spellStart"/>
+      <w:r>
+        <w:rPr>
+          <w:lang w:bidi="ar-EG"/>
+        </w:rPr>
+        <w:t>fastapi.responses</w:t>
+      </w:r>
+      <w:proofErr w:type="spellEnd"/>
+      <w:r>
+        <w:rPr>
+          <w:rFonts w:hint="cs"/>
+          <w:rtl/>
+          <w:lang w:bidi="ar-EG"/>
+        </w:rPr>
+        <w:t xml:space="preserve"> هنجيب ال </w:t>
+      </w:r>
+      <w:proofErr w:type="spellStart"/>
+      <w:r>
+        <w:rPr>
+          <w:lang w:bidi="ar-EG"/>
+        </w:rPr>
+        <w:t>JSONResponse</w:t>
+      </w:r>
+      <w:proofErr w:type="spellEnd"/>
+    </w:p>
+    <w:p>
+      <w:pPr>
+        <w:bidi/>
+        <w:rPr>
+          <w:rtl/>
+          <w:lang w:bidi="ar-EG"/>
+        </w:rPr>
+      </w:pPr>
+      <w:r>
+        <w:rPr>
+          <w:rFonts w:hint="cs"/>
+          <w:rtl/>
+          <w:lang w:bidi="ar-EG"/>
+        </w:rPr>
+        <w:t xml:space="preserve">والي بيكون فيه حاجتين ال </w:t>
+      </w:r>
+      <w:proofErr w:type="spellStart"/>
+      <w:r>
+        <w:rPr>
+          <w:lang w:bidi="ar-EG"/>
+        </w:rPr>
+        <w:t>status_code</w:t>
+      </w:r>
+      <w:proofErr w:type="spellEnd"/>
+      <w:r>
+        <w:rPr>
+          <w:rFonts w:hint="cs"/>
+          <w:rtl/>
+          <w:lang w:bidi="ar-EG"/>
+        </w:rPr>
+        <w:t xml:space="preserve"> الي انت عاوزه يرجعلك</w:t>
+      </w:r>
+    </w:p>
+    <w:p>
+      <w:pPr>
+        <w:bidi/>
+        <w:rPr>
+          <w:rFonts w:hint="cs"/>
+          <w:rtl/>
+          <w:lang w:bidi="ar-EG"/>
+        </w:rPr>
+      </w:pPr>
+      <w:r>
+        <w:rPr>
+          <w:rFonts w:hint="cs"/>
+          <w:rtl/>
+          <w:lang w:bidi="ar-EG"/>
+        </w:rPr>
+        <w:t xml:space="preserve">وال </w:t>
+      </w:r>
+      <w:r>
+        <w:rPr>
+          <w:lang w:bidi="ar-EG"/>
+        </w:rPr>
+        <w:t>content</w:t>
+      </w:r>
+      <w:r>
+        <w:rPr>
+          <w:rFonts w:hint="cs"/>
+          <w:rtl/>
+          <w:lang w:bidi="ar-EG"/>
+        </w:rPr>
+        <w:t xml:space="preserve"> الي انت عاوزه يظهر</w:t>
+      </w:r>
+    </w:p>
+    <w:p>
+      <w:pPr>
+        <w:bidi/>
+        <w:rPr>
+          <w:rtl/>
+          <w:lang w:bidi="ar-EG"/>
+        </w:rPr>
+      </w:pPr>
+      <w:r>
+        <w:rPr>
+          <w:rFonts w:cs="Arial"/>
+          <w:rtl/>
+          <w:lang w:bidi="ar-EG"/>
+        </w:rPr>
+        <w:drawing>
+          <wp:inline distT="0" distB="0" distL="0" distR="0" wp14:anchorId="470CFC4F" wp14:editId="2A7B20FD">
+            <wp:extent cx="5183361" cy="4178808"/>
+            <wp:effectExtent l="0" t="0" r="0" b="0"/>
+            <wp:docPr id="21" name="Picture 21"/>
+            <wp:cNvGraphicFramePr>
+              <a:graphicFrameLocks xmlns:a="http://schemas.openxmlformats.org/drawingml/2006/main" noChangeAspect="1"/>
+            </wp:cNvGraphicFramePr>
+            <a:graphic xmlns:a="http://schemas.openxmlformats.org/drawingml/2006/main">
+              <a:graphicData uri="http://schemas.openxmlformats.org/drawingml/2006/picture">
+                <pic:pic xmlns:pic="http://schemas.openxmlformats.org/drawingml/2006/picture">
+                  <pic:nvPicPr>
+                    <pic:cNvPr id="1" name=""/>
+                    <pic:cNvPicPr/>
+                  </pic:nvPicPr>
+                  <pic:blipFill>
+                    <a:blip r:embed="rId24"/>
+                    <a:stretch>
+                      <a:fillRect/>
+                    </a:stretch>
+                  </pic:blipFill>
+                  <pic:spPr>
+                    <a:xfrm>
+                      <a:off x="0" y="0"/>
+                      <a:ext cx="5186493" cy="4181333"/>
+                    </a:xfrm>
+                    <a:prstGeom prst="rect">
+                      <a:avLst/>
+                    </a:prstGeom>
+                  </pic:spPr>
+                </pic:pic>
+              </a:graphicData>
+            </a:graphic>
+          </wp:inline>
+        </w:drawing>
+      </w:r>
+    </w:p>
+    <w:p>
+      <w:pPr>
+        <w:bidi/>
+        <w:rPr>
+          <w:rtl/>
+          <w:lang w:bidi="ar-EG"/>
+        </w:rPr>
+      </w:pPr>
+    </w:p>
+    <w:p>
+      <w:pPr>
+        <w:bidi/>
+        <w:rPr>
+          <w:rtl/>
+          <w:lang w:bidi="ar-EG"/>
+        </w:rPr>
+      </w:pPr>
+    </w:p>
+    <w:p>
+      <w:pPr>
+        <w:bidi/>
+        <w:rPr>
+          <w:rtl/>
+          <w:lang w:bidi="ar-EG"/>
+        </w:rPr>
+      </w:pPr>
+    </w:p>
+    <w:p>
+      <w:pPr>
+        <w:bidi/>
+        <w:rPr>
+          <w:rtl/>
+          <w:lang w:bidi="ar-EG"/>
+        </w:rPr>
+      </w:pPr>
+    </w:p>
+    <w:p>
+      <w:pPr>
+        <w:bidi/>
+        <w:rPr>
+          <w:rtl/>
+          <w:lang w:bidi="ar-EG"/>
+        </w:rPr>
+      </w:pPr>
+    </w:p>
+    <w:p>
+      <w:pPr>
+        <w:bidi/>
+        <w:rPr>
+          <w:rtl/>
+          <w:lang w:bidi="ar-EG"/>
+        </w:rPr>
+      </w:pPr>
+      <w:r>
+        <w:rPr>
+          <w:rFonts w:hint="cs"/>
+          <w:rtl/>
+          <w:lang w:bidi="ar-EG"/>
+        </w:rPr>
+        <w:lastRenderedPageBreak/>
+        <w:t xml:space="preserve">دلوقتي بقي بعدما اتاكدنا ان ال </w:t>
+      </w:r>
+      <w:r>
+        <w:rPr>
+          <w:lang w:bidi="ar-EG"/>
+        </w:rPr>
+        <w:t>file</w:t>
+      </w:r>
+      <w:r>
+        <w:rPr>
+          <w:rFonts w:hint="cs"/>
+          <w:rtl/>
+          <w:lang w:bidi="ar-EG"/>
+        </w:rPr>
+        <w:t xml:space="preserve"> تمام ومفيش فيه مشاكل</w:t>
+      </w:r>
+    </w:p>
+    <w:p>
+      <w:pPr>
+        <w:bidi/>
+        <w:rPr>
+          <w:rtl/>
+          <w:lang w:bidi="ar-EG"/>
+        </w:rPr>
+      </w:pPr>
+    </w:p>
+    <w:p>
+      <w:pPr>
+        <w:bidi/>
+        <w:rPr>
+          <w:rFonts w:hint="cs"/>
+          <w:lang w:bidi="ar-EG"/>
+        </w:rPr>
+      </w:pPr>
+      <w:r>
+        <w:rPr>
+          <w:rFonts w:hint="cs"/>
+          <w:rtl/>
+          <w:lang w:bidi="ar-EG"/>
+        </w:rPr>
+        <w:t xml:space="preserve">عاوزين بقي اننا نبدا اننا ناخد ال </w:t>
+      </w:r>
+      <w:proofErr w:type="spellStart"/>
+      <w:r>
+        <w:rPr>
+          <w:lang w:bidi="ar-EG"/>
+        </w:rPr>
+        <w:t>project_id</w:t>
+      </w:r>
+      <w:proofErr w:type="spellEnd"/>
+      <w:r>
+        <w:rPr>
+          <w:rFonts w:hint="cs"/>
+          <w:rtl/>
+          <w:lang w:bidi="ar-EG"/>
+        </w:rPr>
+        <w:t xml:space="preserve"> نعمل بيه </w:t>
+      </w:r>
+      <w:r>
+        <w:rPr>
+          <w:lang w:bidi="ar-EG"/>
+        </w:rPr>
+        <w:t>folder</w:t>
+      </w:r>
+      <w:r>
+        <w:rPr>
+          <w:rFonts w:hint="cs"/>
+          <w:rtl/>
+          <w:lang w:bidi="ar-EG"/>
+        </w:rPr>
+        <w:t xml:space="preserve"> جوه ال </w:t>
+      </w:r>
+      <w:r>
+        <w:rPr>
+          <w:lang w:bidi="ar-EG"/>
+        </w:rPr>
+        <w:t>folder</w:t>
+      </w:r>
+      <w:r>
+        <w:rPr>
+          <w:rFonts w:hint="cs"/>
+          <w:rtl/>
+          <w:lang w:bidi="ar-EG"/>
+        </w:rPr>
+        <w:t xml:space="preserve"> الي اسمه </w:t>
+      </w:r>
+      <w:r>
+        <w:rPr>
+          <w:lang w:bidi="ar-EG"/>
+        </w:rPr>
+        <w:t>files</w:t>
+      </w:r>
+    </w:p>
+    <w:p>
+      <w:pPr>
+        <w:bidi/>
+        <w:rPr>
+          <w:rtl/>
+          <w:lang w:bidi="ar-EG"/>
+        </w:rPr>
+      </w:pPr>
+      <w:r>
+        <w:rPr>
+          <w:rFonts w:hint="cs"/>
+          <w:rtl/>
+          <w:lang w:bidi="ar-EG"/>
+        </w:rPr>
+        <w:t xml:space="preserve">ويكون فيه ال </w:t>
+      </w:r>
+      <w:r>
+        <w:rPr>
+          <w:lang w:bidi="ar-EG"/>
+        </w:rPr>
+        <w:t>fi</w:t>
+      </w:r>
+      <w:r>
+        <w:rPr>
+          <w:lang w:bidi="ar-EG"/>
+        </w:rPr>
+        <w:t>le</w:t>
+      </w:r>
+      <w:r>
+        <w:rPr>
+          <w:rFonts w:hint="cs"/>
+          <w:rtl/>
+          <w:lang w:bidi="ar-EG"/>
+        </w:rPr>
+        <w:t xml:space="preserve"> الي هناخده من ال </w:t>
+      </w:r>
+      <w:r>
+        <w:rPr>
+          <w:lang w:bidi="ar-EG"/>
+        </w:rPr>
+        <w:t>user</w:t>
+      </w:r>
+    </w:p>
+    <w:p>
+      <w:pPr>
+        <w:bidi/>
+        <w:rPr>
+          <w:rtl/>
+          <w:lang w:bidi="ar-EG"/>
+        </w:rPr>
+      </w:pPr>
+      <w:r>
+        <w:rPr>
+          <w:rFonts w:hint="cs"/>
+          <w:rtl/>
+          <w:lang w:bidi="ar-EG"/>
+        </w:rPr>
+        <w:t xml:space="preserve">وكمان نغير الاسم الي هيجي بتاع ال </w:t>
+      </w:r>
+      <w:r>
+        <w:rPr>
+          <w:lang w:bidi="ar-EG"/>
+        </w:rPr>
+        <w:t>file</w:t>
+      </w:r>
+      <w:r>
+        <w:rPr>
+          <w:rFonts w:hint="cs"/>
+          <w:rtl/>
+          <w:lang w:bidi="ar-EG"/>
+        </w:rPr>
+        <w:t xml:space="preserve"> ده الي اي شئ </w:t>
+      </w:r>
+      <w:r>
+        <w:rPr>
+          <w:lang w:bidi="ar-EG"/>
+        </w:rPr>
+        <w:t>random</w:t>
+      </w:r>
+      <w:r>
+        <w:rPr>
+          <w:rFonts w:hint="cs"/>
+          <w:rtl/>
+          <w:lang w:bidi="ar-EG"/>
+        </w:rPr>
+        <w:t xml:space="preserve"> </w:t>
+      </w:r>
+    </w:p>
+    <w:p>
+      <w:pPr>
+        <w:bidi/>
+        <w:rPr>
+          <w:lang w:bidi="ar-EG"/>
+        </w:rPr>
+      </w:pPr>
+      <w:r>
+        <w:rPr>
+          <w:rFonts w:hint="cs"/>
+          <w:rtl/>
+          <w:lang w:bidi="ar-EG"/>
+        </w:rPr>
+        <w:t xml:space="preserve">وعشان نعمل كده هنروح ل </w:t>
+      </w:r>
+      <w:r>
+        <w:rPr>
+          <w:lang w:bidi="ar-EG"/>
+        </w:rPr>
+        <w:t>controllers</w:t>
+      </w:r>
+      <w:r>
+        <w:rPr>
+          <w:rFonts w:hint="cs"/>
+          <w:rtl/>
+          <w:lang w:bidi="ar-EG"/>
+        </w:rPr>
+        <w:t xml:space="preserve"> نعمل </w:t>
+      </w:r>
+      <w:r>
+        <w:rPr>
+          <w:lang w:bidi="ar-EG"/>
+        </w:rPr>
+        <w:t>file</w:t>
+      </w:r>
+      <w:r>
+        <w:rPr>
+          <w:rFonts w:hint="cs"/>
+          <w:rtl/>
+          <w:lang w:bidi="ar-EG"/>
+        </w:rPr>
+        <w:t xml:space="preserve"> جديد اسمه ال</w:t>
+      </w:r>
+      <w:r>
+        <w:rPr>
+          <w:lang w:bidi="ar-EG"/>
+        </w:rPr>
+        <w:t xml:space="preserve"> </w:t>
+      </w:r>
+      <w:proofErr w:type="spellStart"/>
+      <w:r>
+        <w:rPr>
+          <w:lang w:bidi="ar-EG"/>
+        </w:rPr>
+        <w:t>ProjectController</w:t>
+      </w:r>
+      <w:proofErr w:type="spellEnd"/>
+      <w:r>
+        <w:rPr>
+          <w:rFonts w:hint="cs"/>
+          <w:rtl/>
+          <w:lang w:bidi="ar-EG"/>
+        </w:rPr>
+        <w:t xml:space="preserve"> هو الي هيكون مسئول عن انه يعمل كده</w:t>
+      </w:r>
+    </w:p>
+    <w:p>
+      <w:pPr>
+        <w:bidi/>
+        <w:rPr>
+          <w:lang w:bidi="ar-EG"/>
+        </w:rPr>
+      </w:pPr>
+    </w:p>
+    <w:p>
+      <w:pPr>
+        <w:bidi/>
+        <w:rPr>
+          <w:lang w:bidi="ar-EG"/>
+        </w:rPr>
+      </w:pPr>
+      <w:r>
+        <w:rPr>
+          <w:rFonts w:hint="cs"/>
+          <w:rtl/>
+          <w:lang w:bidi="ar-EG"/>
+        </w:rPr>
+        <w:t xml:space="preserve">فيبقي هو ده الي عندي والمفروض ان ال </w:t>
+      </w:r>
+      <w:r>
+        <w:rPr>
+          <w:lang w:bidi="ar-EG"/>
+        </w:rPr>
+        <w:t>function</w:t>
+      </w:r>
+      <w:r>
+        <w:rPr>
+          <w:rFonts w:hint="cs"/>
+          <w:rtl/>
+          <w:lang w:bidi="ar-EG"/>
+        </w:rPr>
+        <w:t xml:space="preserve"> دي هي الي هتعملي ال </w:t>
+      </w:r>
+      <w:r>
+        <w:rPr>
+          <w:lang w:bidi="ar-EG"/>
+        </w:rPr>
+        <w:t>directory</w:t>
+      </w:r>
+      <w:r>
+        <w:rPr>
+          <w:rFonts w:hint="cs"/>
+          <w:rtl/>
+          <w:lang w:bidi="ar-EG"/>
+        </w:rPr>
+        <w:t xml:space="preserve"> الجديد بناءا علي ال </w:t>
+      </w:r>
+      <w:proofErr w:type="spellStart"/>
+      <w:r>
+        <w:rPr>
+          <w:lang w:bidi="ar-EG"/>
+        </w:rPr>
+        <w:t>project_id</w:t>
+      </w:r>
+      <w:proofErr w:type="spellEnd"/>
+    </w:p>
+    <w:p>
+      <w:pPr>
+        <w:bidi/>
+        <w:rPr>
+          <w:rtl/>
+          <w:lang w:bidi="ar-EG"/>
+        </w:rPr>
+      </w:pPr>
+      <w:r>
+        <w:rPr>
+          <w:rFonts w:hint="cs"/>
+          <w:rtl/>
+          <w:lang w:bidi="ar-EG"/>
+        </w:rPr>
+        <w:t xml:space="preserve">فانا لازم اروح اجيب ال </w:t>
+      </w:r>
+      <w:r>
+        <w:rPr>
+          <w:lang w:bidi="ar-EG"/>
+        </w:rPr>
+        <w:t>path</w:t>
+      </w:r>
+      <w:r>
+        <w:rPr>
+          <w:rFonts w:hint="cs"/>
+          <w:rtl/>
+          <w:lang w:bidi="ar-EG"/>
+        </w:rPr>
+        <w:t xml:space="preserve"> بتاع الفولدر الي اسمه </w:t>
+      </w:r>
+      <w:r>
+        <w:rPr>
+          <w:lang w:bidi="ar-EG"/>
+        </w:rPr>
+        <w:t>files</w:t>
+      </w:r>
+    </w:p>
+    <w:p>
+      <w:pPr>
+        <w:bidi/>
+        <w:rPr>
+          <w:rFonts w:hint="cs"/>
+          <w:lang w:bidi="ar-EG"/>
+        </w:rPr>
+      </w:pPr>
+      <w:r>
+        <w:rPr>
+          <w:rFonts w:hint="cs"/>
+          <w:rtl/>
+          <w:lang w:bidi="ar-EG"/>
+        </w:rPr>
+        <w:t xml:space="preserve">بس عشان ممكن اي حد يبقي يحتاجه بعد كده انا هروح احطه في ال </w:t>
+      </w:r>
+      <w:proofErr w:type="spellStart"/>
+      <w:r>
+        <w:rPr>
+          <w:lang w:bidi="ar-EG"/>
+        </w:rPr>
+        <w:t>BaseController</w:t>
+      </w:r>
+      <w:proofErr w:type="spellEnd"/>
+    </w:p>
+    <w:p>
+      <w:pPr>
+        <w:bidi/>
+        <w:rPr>
+          <w:lang w:bidi="ar-EG"/>
+        </w:rPr>
+      </w:pPr>
+      <w:r>
+        <w:rPr>
+          <w:rFonts w:cs="Arial"/>
+          <w:rtl/>
+          <w:lang w:bidi="ar-EG"/>
+        </w:rPr>
+        <w:drawing>
+          <wp:inline distT="0" distB="0" distL="0" distR="0" wp14:anchorId="2747C285" wp14:editId="75D461CC">
+            <wp:extent cx="4589210" cy="1993557"/>
+            <wp:effectExtent l="0" t="0" r="1905" b="6985"/>
+            <wp:docPr id="22" name="Picture 22"/>
+            <wp:cNvGraphicFramePr>
+              <a:graphicFrameLocks xmlns:a="http://schemas.openxmlformats.org/drawingml/2006/main" noChangeAspect="1"/>
+            </wp:cNvGraphicFramePr>
+            <a:graphic xmlns:a="http://schemas.openxmlformats.org/drawingml/2006/main">
+              <a:graphicData uri="http://schemas.openxmlformats.org/drawingml/2006/picture">
+                <pic:pic xmlns:pic="http://schemas.openxmlformats.org/drawingml/2006/picture">
+                  <pic:nvPicPr>
+                    <pic:cNvPr id="1" name=""/>
+                    <pic:cNvPicPr/>
+                  </pic:nvPicPr>
+                  <pic:blipFill rotWithShape="1">
+                    <a:blip r:embed="rId25"/>
+                    <a:srcRect b="8895"/>
+                    <a:stretch/>
+                  </pic:blipFill>
+                  <pic:spPr bwMode="auto">
+                    <a:xfrm>
+                      <a:off x="0" y="0"/>
+                      <a:ext cx="4599879" cy="1998191"/>
+                    </a:xfrm>
+                    <a:prstGeom prst="rect">
+                      <a:avLst/>
+                    </a:prstGeom>
+                    <a:ln>
+                      <a:noFill/>
+                    </a:ln>
+                    <a:extLst>
+                      <a:ext uri="{53640926-AAD7-44D8-BBD7-CCE9431645EC}">
+                        <a14:shadowObscured xmlns:a14="http://schemas.microsoft.com/office/drawing/2010/main"/>
+                      </a:ext>
+                    </a:extLst>
+                  </pic:spPr>
+                </pic:pic>
+              </a:graphicData>
+            </a:graphic>
+          </wp:inline>
+        </w:drawing>
+      </w:r>
+    </w:p>
+    <w:p>
+      <w:pPr>
+        <w:bidi/>
+        <w:rPr>
+          <w:rFonts w:hint="cs"/>
+          <w:lang w:bidi="ar-EG"/>
+        </w:rPr>
+      </w:pPr>
+      <w:r>
+        <w:rPr>
+          <w:rFonts w:hint="cs"/>
+          <w:rtl/>
+          <w:lang w:bidi="ar-EG"/>
+        </w:rPr>
+        <w:t>ويبقي هو ده الي انت عملته</w:t>
+      </w:r>
+      <w:r>
+        <w:rPr>
+          <w:rFonts w:hint="cs"/>
+          <w:rtl/>
+          <w:lang w:bidi="ar-EG"/>
+        </w:rPr>
+        <w:t xml:space="preserve"> وقدرت انك تجيب ال </w:t>
+      </w:r>
+      <w:r>
+        <w:rPr>
+          <w:lang w:bidi="ar-EG"/>
+        </w:rPr>
+        <w:t>path</w:t>
+      </w:r>
+      <w:r>
+        <w:rPr>
+          <w:rFonts w:hint="cs"/>
+          <w:rtl/>
+          <w:lang w:bidi="ar-EG"/>
+        </w:rPr>
+        <w:t xml:space="preserve"> بتاع فولدر ال </w:t>
+      </w:r>
+      <w:r>
+        <w:rPr>
+          <w:lang w:bidi="ar-EG"/>
+        </w:rPr>
+        <w:t>files</w:t>
+      </w:r>
+      <w:r>
+        <w:rPr>
+          <w:rFonts w:hint="cs"/>
+          <w:rtl/>
+          <w:lang w:bidi="ar-EG"/>
+        </w:rPr>
+        <w:t xml:space="preserve"> والي هتعمل فيه بعد كده  الي </w:t>
+      </w:r>
+      <w:r>
+        <w:rPr>
+          <w:lang w:bidi="ar-EG"/>
+        </w:rPr>
+        <w:t>folders</w:t>
+      </w:r>
+      <w:r>
+        <w:rPr>
+          <w:rFonts w:hint="cs"/>
+          <w:rtl/>
+          <w:lang w:bidi="ar-EG"/>
+        </w:rPr>
+        <w:t xml:space="preserve"> الي هتكون خاصه ب </w:t>
+      </w:r>
+      <w:proofErr w:type="spellStart"/>
+      <w:r>
+        <w:rPr>
+          <w:lang w:bidi="ar-EG"/>
+        </w:rPr>
+        <w:t>project_id</w:t>
+      </w:r>
+      <w:proofErr w:type="spellEnd"/>
+    </w:p>
+    <w:p>
+      <w:pPr>
+        <w:bidi/>
+        <w:rPr>
+          <w:lang w:bidi="ar-EG"/>
+        </w:rPr>
+      </w:pPr>
+      <w:r>
+        <w:rPr>
+          <w:rFonts w:cs="Arial"/>
+          <w:rtl/>
+          <w:lang w:bidi="ar-EG"/>
+        </w:rPr>
+        <w:drawing>
+          <wp:inline distT="0" distB="0" distL="0" distR="0" wp14:anchorId="0B0AEDB9" wp14:editId="4D88F5D9">
+            <wp:extent cx="3647440" cy="2603157"/>
+            <wp:effectExtent l="0" t="0" r="0" b="6985"/>
+            <wp:docPr id="23" name="Picture 23"/>
+            <wp:cNvGraphicFramePr>
+              <a:graphicFrameLocks xmlns:a="http://schemas.openxmlformats.org/drawingml/2006/main" noChangeAspect="1"/>
+            </wp:cNvGraphicFramePr>
+            <a:graphic xmlns:a="http://schemas.openxmlformats.org/drawingml/2006/main">
+              <a:graphicData uri="http://schemas.openxmlformats.org/drawingml/2006/picture">
+                <pic:pic xmlns:pic="http://schemas.openxmlformats.org/drawingml/2006/picture">
+                  <pic:nvPicPr>
+                    <pic:cNvPr id="1" name=""/>
+                    <pic:cNvPicPr/>
+                  </pic:nvPicPr>
+                  <pic:blipFill rotWithShape="1">
+                    <a:blip r:embed="rId26"/>
+                    <a:srcRect b="2947"/>
+                    <a:stretch/>
+                  </pic:blipFill>
+                  <pic:spPr bwMode="auto">
+                    <a:xfrm>
+                      <a:off x="0" y="0"/>
+                      <a:ext cx="3653992" cy="2607833"/>
+                    </a:xfrm>
+                    <a:prstGeom prst="rect">
+                      <a:avLst/>
+                    </a:prstGeom>
+                    <a:ln>
+                      <a:noFill/>
+                    </a:ln>
+                    <a:extLst>
+                      <a:ext uri="{53640926-AAD7-44D8-BBD7-CCE9431645EC}">
+                        <a14:shadowObscured xmlns:a14="http://schemas.microsoft.com/office/drawing/2010/main"/>
+                      </a:ext>
+                    </a:extLst>
+                  </pic:spPr>
+                </pic:pic>
+              </a:graphicData>
+            </a:graphic>
+          </wp:inline>
+        </w:drawing>
+      </w:r>
+    </w:p>
+    <w:p>
+      <w:pPr>
+        <w:bidi/>
+        <w:rPr>
+          <w:rtl/>
+          <w:lang w:bidi="ar-EG"/>
+        </w:rPr>
+      </w:pPr>
+      <w:r>
+        <w:rPr>
+          <w:rFonts w:hint="cs"/>
+          <w:rtl/>
+          <w:lang w:bidi="ar-EG"/>
+        </w:rPr>
+        <w:lastRenderedPageBreak/>
+        <w:t xml:space="preserve">دلوقتي بقي هروح ل </w:t>
+      </w:r>
+      <w:proofErr w:type="spellStart"/>
+      <w:r>
+        <w:rPr>
+          <w:lang w:bidi="ar-EG"/>
+        </w:rPr>
+        <w:t>ProjectController</w:t>
+      </w:r>
+      <w:proofErr w:type="spellEnd"/>
+    </w:p>
+    <w:p>
+      <w:pPr>
+        <w:bidi/>
+        <w:rPr>
+          <w:rtl/>
+          <w:lang w:bidi="ar-EG"/>
+        </w:rPr>
+      </w:pPr>
+      <w:r>
+        <w:rPr>
+          <w:rFonts w:hint="cs"/>
+          <w:rtl/>
+          <w:lang w:bidi="ar-EG"/>
+        </w:rPr>
+        <w:t xml:space="preserve">وفي ال </w:t>
+      </w:r>
+      <w:r>
+        <w:rPr>
+          <w:lang w:bidi="ar-EG"/>
+        </w:rPr>
+        <w:t>function</w:t>
+      </w:r>
+      <w:r>
+        <w:rPr>
+          <w:rFonts w:hint="cs"/>
+          <w:rtl/>
+          <w:lang w:bidi="ar-EG"/>
+        </w:rPr>
+        <w:t xml:space="preserve"> بتاعت ال </w:t>
+      </w:r>
+      <w:proofErr w:type="spellStart"/>
+      <w:r>
+        <w:rPr>
+          <w:lang w:bidi="ar-EG"/>
+        </w:rPr>
+        <w:t>get_project_path</w:t>
+      </w:r>
+      <w:proofErr w:type="spellEnd"/>
+    </w:p>
+    <w:p>
+      <w:pPr>
+        <w:bidi/>
+        <w:rPr>
+          <w:rtl/>
+          <w:lang w:bidi="ar-EG"/>
+        </w:rPr>
+      </w:pPr>
+      <w:r>
+        <w:rPr>
+          <w:rFonts w:hint="cs"/>
+          <w:rtl/>
+          <w:lang w:bidi="ar-EG"/>
+        </w:rPr>
+        <w:t xml:space="preserve">هنروح نعمل ال </w:t>
+      </w:r>
+      <w:r>
+        <w:rPr>
+          <w:lang w:bidi="ar-EG"/>
+        </w:rPr>
+        <w:t>path</w:t>
+      </w:r>
+      <w:r>
+        <w:rPr>
+          <w:rFonts w:hint="cs"/>
+          <w:rtl/>
+          <w:lang w:bidi="ar-EG"/>
+        </w:rPr>
+        <w:t xml:space="preserve"> بتاع ال </w:t>
+      </w:r>
+      <w:proofErr w:type="spellStart"/>
+      <w:r>
+        <w:rPr>
+          <w:lang w:bidi="ar-EG"/>
+        </w:rPr>
+        <w:t>project_id</w:t>
+      </w:r>
+      <w:proofErr w:type="spellEnd"/>
+      <w:r>
+        <w:rPr>
+          <w:rFonts w:hint="cs"/>
+          <w:rtl/>
+          <w:lang w:bidi="ar-EG"/>
+        </w:rPr>
+        <w:t xml:space="preserve"> عشان من خلاله نبدا اننا ننشا ال </w:t>
+      </w:r>
+      <w:r>
+        <w:rPr>
+          <w:lang w:bidi="ar-EG"/>
+        </w:rPr>
+        <w:t>folder</w:t>
+      </w:r>
+      <w:r>
+        <w:rPr>
+          <w:rFonts w:hint="cs"/>
+          <w:rtl/>
+          <w:lang w:bidi="ar-EG"/>
+        </w:rPr>
+        <w:t xml:space="preserve"> ده</w:t>
+      </w:r>
+    </w:p>
+    <w:p>
+      <w:pPr>
+        <w:bidi/>
+        <w:rPr>
+          <w:rtl/>
+          <w:lang w:bidi="ar-EG"/>
+        </w:rPr>
+      </w:pPr>
+      <w:r>
+        <w:rPr>
+          <w:rFonts w:cs="Arial"/>
+          <w:rtl/>
+          <w:lang w:bidi="ar-EG"/>
+        </w:rPr>
+        <w:drawing>
+          <wp:inline distT="0" distB="0" distL="0" distR="0" wp14:anchorId="11A57B24" wp14:editId="5AE24844">
+            <wp:extent cx="4250616" cy="2883243"/>
+            <wp:effectExtent l="0" t="0" r="0" b="0"/>
+            <wp:docPr id="24" name="Picture 24"/>
+            <wp:cNvGraphicFramePr>
+              <a:graphicFrameLocks xmlns:a="http://schemas.openxmlformats.org/drawingml/2006/main" noChangeAspect="1"/>
+            </wp:cNvGraphicFramePr>
+            <a:graphic xmlns:a="http://schemas.openxmlformats.org/drawingml/2006/main">
+              <a:graphicData uri="http://schemas.openxmlformats.org/drawingml/2006/picture">
+                <pic:pic xmlns:pic="http://schemas.openxmlformats.org/drawingml/2006/picture">
+                  <pic:nvPicPr>
+                    <pic:cNvPr id="1" name=""/>
+                    <pic:cNvPicPr/>
+                  </pic:nvPicPr>
+                  <pic:blipFill>
+                    <a:blip r:embed="rId27"/>
+                    <a:stretch>
+                      <a:fillRect/>
+                    </a:stretch>
+                  </pic:blipFill>
+                  <pic:spPr>
+                    <a:xfrm>
+                      <a:off x="0" y="0"/>
+                      <a:ext cx="4257730" cy="2888068"/>
+                    </a:xfrm>
+                    <a:prstGeom prst="rect">
+                      <a:avLst/>
+                    </a:prstGeom>
+                  </pic:spPr>
+                </pic:pic>
+              </a:graphicData>
+            </a:graphic>
+          </wp:inline>
+        </w:drawing>
+      </w:r>
+    </w:p>
+    <w:p>
+      <w:pPr>
+        <w:bidi/>
+        <w:rPr>
+          <w:rtl/>
+          <w:lang w:bidi="ar-EG"/>
+        </w:rPr>
+      </w:pPr>
+    </w:p>
+    <w:p>
+      <w:pPr>
+        <w:bidi/>
+        <w:rPr>
+          <w:rtl/>
+          <w:lang w:bidi="ar-EG"/>
+        </w:rPr>
+      </w:pPr>
+      <w:r>
+        <w:rPr>
+          <w:rFonts w:hint="cs"/>
+          <w:rtl/>
+          <w:lang w:bidi="ar-EG"/>
+        </w:rPr>
+        <w:t xml:space="preserve">هروح بقي لملف </w:t>
+      </w:r>
+      <w:r>
+        <w:rPr>
+          <w:lang w:bidi="ar-EG"/>
+        </w:rPr>
+        <w:t>route</w:t>
+      </w:r>
+      <w:r>
+        <w:rPr>
+          <w:rFonts w:hint="cs"/>
+          <w:rtl/>
+          <w:lang w:bidi="ar-EG"/>
+        </w:rPr>
+        <w:t xml:space="preserve"> بتاع ال </w:t>
+      </w:r>
+      <w:r>
+        <w:rPr>
+          <w:lang w:bidi="ar-EG"/>
+        </w:rPr>
+        <w:t>Data</w:t>
+      </w:r>
+      <w:r>
+        <w:rPr>
+          <w:rFonts w:hint="cs"/>
+          <w:rtl/>
+          <w:lang w:bidi="ar-EG"/>
+        </w:rPr>
+        <w:t xml:space="preserve"> وابدا اني انده ال </w:t>
+      </w:r>
+      <w:r>
+        <w:rPr>
+          <w:lang w:bidi="ar-EG"/>
+        </w:rPr>
+        <w:t>function</w:t>
+      </w:r>
+      <w:r>
+        <w:rPr>
+          <w:rFonts w:hint="cs"/>
+          <w:rtl/>
+          <w:lang w:bidi="ar-EG"/>
+        </w:rPr>
+        <w:t xml:space="preserve"> دي</w:t>
+      </w:r>
+    </w:p>
+    <w:p>
+      <w:pPr>
+        <w:bidi/>
+        <w:rPr>
+          <w:rtl/>
+          <w:lang w:bidi="ar-EG"/>
+        </w:rPr>
+      </w:pPr>
+      <w:r>
+        <w:rPr>
+          <w:rFonts w:cs="Arial"/>
+          <w:rtl/>
+          <w:lang w:bidi="ar-EG"/>
+        </w:rPr>
+        <w:drawing>
+          <wp:inline distT="0" distB="0" distL="0" distR="0" wp14:anchorId="7FE4A9B5" wp14:editId="541A950E">
+            <wp:extent cx="4073611" cy="3182291"/>
+            <wp:effectExtent l="0" t="0" r="3175" b="0"/>
+            <wp:docPr id="25" name="Picture 25"/>
+            <wp:cNvGraphicFramePr>
+              <a:graphicFrameLocks xmlns:a="http://schemas.openxmlformats.org/drawingml/2006/main" noChangeAspect="1"/>
+            </wp:cNvGraphicFramePr>
+            <a:graphic xmlns:a="http://schemas.openxmlformats.org/drawingml/2006/main">
+              <a:graphicData uri="http://schemas.openxmlformats.org/drawingml/2006/picture">
+                <pic:pic xmlns:pic="http://schemas.openxmlformats.org/drawingml/2006/picture">
+                  <pic:nvPicPr>
+                    <pic:cNvPr id="1" name=""/>
+                    <pic:cNvPicPr/>
+                  </pic:nvPicPr>
+                  <pic:blipFill>
+                    <a:blip r:embed="rId28"/>
+                    <a:stretch>
+                      <a:fillRect/>
+                    </a:stretch>
+                  </pic:blipFill>
+                  <pic:spPr>
+                    <a:xfrm>
+                      <a:off x="0" y="0"/>
+                      <a:ext cx="4074931" cy="3183322"/>
+                    </a:xfrm>
+                    <a:prstGeom prst="rect">
+                      <a:avLst/>
+                    </a:prstGeom>
+                  </pic:spPr>
+                </pic:pic>
+              </a:graphicData>
+            </a:graphic>
+          </wp:inline>
+        </w:drawing>
+      </w:r>
+    </w:p>
+    <w:p>
+      <w:pPr>
+        <w:bidi/>
+        <w:rPr>
+          <w:rtl/>
+          <w:lang w:bidi="ar-EG"/>
+        </w:rPr>
+      </w:pPr>
+    </w:p>
+    <w:p>
+      <w:pPr>
+        <w:bidi/>
+        <w:rPr>
+          <w:rtl/>
+          <w:lang w:bidi="ar-EG"/>
+        </w:rPr>
+      </w:pPr>
+    </w:p>
+    <w:p>
+      <w:pPr>
+        <w:bidi/>
+        <w:rPr>
+          <w:rtl/>
+          <w:lang w:bidi="ar-EG"/>
+        </w:rPr>
+      </w:pPr>
+      <w:r>
+        <w:rPr>
+          <w:rFonts w:hint="cs"/>
+          <w:rtl/>
+          <w:lang w:bidi="ar-EG"/>
+        </w:rPr>
+        <w:lastRenderedPageBreak/>
+        <w:t xml:space="preserve">خلي بالك بقي احنا لحد دلوقتي بقي معانا ال </w:t>
+      </w:r>
+      <w:r>
+        <w:rPr>
+          <w:lang w:bidi="ar-EG"/>
+        </w:rPr>
+        <w:t>folder</w:t>
+      </w:r>
+      <w:r>
+        <w:rPr>
+          <w:rFonts w:hint="cs"/>
+          <w:rtl/>
+          <w:lang w:bidi="ar-EG"/>
+        </w:rPr>
+        <w:t xml:space="preserve"> الي هيدا انه يستقبل الي </w:t>
+      </w:r>
+      <w:r>
+        <w:rPr>
+          <w:lang w:bidi="ar-EG"/>
+        </w:rPr>
+        <w:t>files</w:t>
+      </w:r>
+    </w:p>
+    <w:p>
+      <w:pPr>
+        <w:bidi/>
+        <w:rPr>
+          <w:rtl/>
+          <w:lang w:bidi="ar-EG"/>
+        </w:rPr>
+      </w:pPr>
+      <w:r>
+        <w:rPr>
+          <w:rFonts w:hint="cs"/>
+          <w:rtl/>
+          <w:lang w:bidi="ar-EG"/>
+        </w:rPr>
+        <w:t xml:space="preserve">بس واحنا بنستقبل ال </w:t>
+      </w:r>
+      <w:r>
+        <w:rPr>
+          <w:lang w:bidi="ar-EG"/>
+        </w:rPr>
+        <w:t>files</w:t>
+      </w:r>
+      <w:r>
+        <w:rPr>
+          <w:rFonts w:hint="cs"/>
+          <w:rtl/>
+          <w:lang w:bidi="ar-EG"/>
+        </w:rPr>
+        <w:t xml:space="preserve"> مش هناخدها كلها مره واحده ونقوم حاطينها في ال </w:t>
+      </w:r>
+      <w:r>
+        <w:rPr>
+          <w:lang w:bidi="ar-EG"/>
+        </w:rPr>
+        <w:t>folder</w:t>
+      </w:r>
+    </w:p>
+    <w:p>
+      <w:pPr>
+        <w:bidi/>
+        <w:rPr>
+          <w:rtl/>
+          <w:lang w:bidi="ar-EG"/>
+        </w:rPr>
+      </w:pPr>
+      <w:r>
+        <w:rPr>
+          <w:rFonts w:hint="cs"/>
+          <w:rtl/>
+          <w:lang w:bidi="ar-EG"/>
+        </w:rPr>
+        <w:t xml:space="preserve">لا احنا هناخد ال </w:t>
+      </w:r>
+      <w:r>
+        <w:rPr>
+          <w:lang w:bidi="ar-EG"/>
+        </w:rPr>
+        <w:t>file</w:t>
+      </w:r>
+      <w:r>
+        <w:rPr>
+          <w:rFonts w:hint="cs"/>
+          <w:rtl/>
+          <w:lang w:bidi="ar-EG"/>
+        </w:rPr>
+        <w:t xml:space="preserve"> ده يكون </w:t>
+      </w:r>
+      <w:r>
+        <w:rPr>
+          <w:lang w:bidi="ar-EG"/>
+        </w:rPr>
+        <w:t>chunk by chunk</w:t>
+      </w:r>
+    </w:p>
+    <w:p>
+      <w:pPr>
+        <w:bidi/>
+        <w:rPr>
+          <w:rtl/>
+          <w:lang w:bidi="ar-EG"/>
+        </w:rPr>
+      </w:pPr>
+      <w:r>
+        <w:rPr>
+          <w:rFonts w:hint="cs"/>
+          <w:rtl/>
+          <w:lang w:bidi="ar-EG"/>
+        </w:rPr>
+        <w:t xml:space="preserve">عشان لو في وليكن 10 مستخدمين كل واحد فيهم هيرفع ملف حجمه </w:t>
+      </w:r>
+      <w:r>
+        <w:rPr>
+          <w:lang w:bidi="ar-EG"/>
+        </w:rPr>
+        <w:t>1GB</w:t>
+      </w:r>
+    </w:p>
+    <w:p>
+      <w:pPr>
+        <w:bidi/>
+        <w:rPr>
+          <w:rtl/>
+          <w:lang w:bidi="ar-EG"/>
+        </w:rPr>
+      </w:pPr>
+      <w:r>
+        <w:rPr>
+          <w:rFonts w:hint="cs"/>
+          <w:rtl/>
+          <w:lang w:bidi="ar-EG"/>
+        </w:rPr>
+        <w:t xml:space="preserve">فكده انت هتبقي محتاج انك تخزن عندك علي ال </w:t>
+      </w:r>
+      <w:r>
+        <w:rPr>
+          <w:lang w:bidi="ar-EG"/>
+        </w:rPr>
+        <w:t>RAM</w:t>
+      </w:r>
+      <w:r>
+        <w:rPr>
+          <w:rFonts w:hint="cs"/>
+          <w:rtl/>
+          <w:lang w:bidi="ar-EG"/>
+        </w:rPr>
+        <w:t xml:space="preserve"> ملفات حجمها </w:t>
+      </w:r>
+      <w:r>
+        <w:rPr>
+          <w:lang w:bidi="ar-EG"/>
+        </w:rPr>
+        <w:t>10GB</w:t>
+      </w:r>
+    </w:p>
+    <w:p>
+      <w:pPr>
+        <w:bidi/>
+        <w:rPr>
+          <w:rtl/>
+          <w:lang w:bidi="ar-EG"/>
+        </w:rPr>
+      </w:pPr>
+      <w:r>
+        <w:rPr>
+          <w:rFonts w:hint="cs"/>
+          <w:rtl/>
+          <w:lang w:bidi="ar-EG"/>
+        </w:rPr>
+        <w:t>وبعد كده تبقي تستلمهم</w:t>
+      </w:r>
+    </w:p>
+    <w:p>
+      <w:pPr>
+        <w:bidi/>
+        <w:rPr>
+          <w:rtl/>
+          <w:lang w:bidi="ar-EG"/>
+        </w:rPr>
+      </w:pPr>
+    </w:p>
+    <w:p>
+      <w:pPr>
+        <w:bidi/>
+        <w:rPr>
+          <w:rtl/>
+          <w:lang w:bidi="ar-EG"/>
+        </w:rPr>
+      </w:pPr>
+      <w:r>
+        <w:rPr>
+          <w:rFonts w:hint="cs"/>
+          <w:rtl/>
+          <w:lang w:bidi="ar-EG"/>
+        </w:rPr>
+        <w:t xml:space="preserve">فالصح انك تسقبل ال </w:t>
+      </w:r>
+      <w:r>
+        <w:rPr>
+          <w:lang w:bidi="ar-EG"/>
+        </w:rPr>
+        <w:t>file</w:t>
+      </w:r>
+      <w:r>
+        <w:rPr>
+          <w:rFonts w:hint="cs"/>
+          <w:rtl/>
+          <w:lang w:bidi="ar-EG"/>
+        </w:rPr>
+        <w:t xml:space="preserve"> ك </w:t>
+      </w:r>
+      <w:r>
+        <w:rPr>
+          <w:lang w:bidi="ar-EG"/>
+        </w:rPr>
+        <w:t>chunks</w:t>
+      </w:r>
+    </w:p>
+    <w:p>
+      <w:pPr>
+        <w:bidi/>
+        <w:rPr>
+          <w:rtl/>
+          <w:lang w:bidi="ar-EG"/>
+        </w:rPr>
+      </w:pPr>
+      <w:r>
+        <w:rPr>
+          <w:rFonts w:hint="cs"/>
+          <w:rtl/>
+          <w:lang w:bidi="ar-EG"/>
+        </w:rPr>
+        <w:t xml:space="preserve">وكل </w:t>
+      </w:r>
+      <w:r>
+        <w:rPr>
+          <w:lang w:bidi="ar-EG"/>
+        </w:rPr>
+        <w:t>chunk</w:t>
+      </w:r>
+      <w:r>
+        <w:rPr>
+          <w:rFonts w:hint="cs"/>
+          <w:rtl/>
+          <w:lang w:bidi="ar-EG"/>
+        </w:rPr>
+        <w:t xml:space="preserve"> لما يخلص يبدا انه يخزنه في ال </w:t>
+      </w:r>
+      <w:r>
+        <w:rPr>
+          <w:lang w:bidi="ar-EG"/>
+        </w:rPr>
+        <w:t>Desk</w:t>
+      </w:r>
+      <w:r>
+        <w:rPr>
+          <w:rFonts w:hint="cs"/>
+          <w:rtl/>
+          <w:lang w:bidi="ar-EG"/>
+        </w:rPr>
+        <w:t xml:space="preserve"> عندك</w:t>
+      </w:r>
+      <w:r>
+        <w:rPr>
+          <w:lang w:bidi="ar-EG"/>
+        </w:rPr>
+        <w:t xml:space="preserve"> </w:t>
+      </w:r>
+      <w:r>
+        <w:rPr>
+          <w:rFonts w:hint="cs"/>
+          <w:rtl/>
+          <w:lang w:bidi="ar-EG"/>
+        </w:rPr>
+        <w:t>لحد لما يخلص ويكون عندنا الملف كامل</w:t>
+      </w:r>
+    </w:p>
+    <w:p>
+      <w:pPr>
+        <w:bidi/>
+        <w:rPr>
+          <w:lang w:bidi="ar-EG"/>
+        </w:rPr>
+      </w:pPr>
+      <w:r>
+        <w:rPr>
+          <w:rFonts w:hint="cs"/>
+          <w:rtl/>
+          <w:lang w:bidi="ar-EG"/>
+        </w:rPr>
+        <w:t xml:space="preserve">فعشان تبدا تتعامل مع الملف </w:t>
+      </w:r>
+      <w:r>
+        <w:rPr>
+          <w:lang w:bidi="ar-EG"/>
+        </w:rPr>
+        <w:t>chunk by chunk</w:t>
+      </w:r>
+      <w:r>
+        <w:rPr>
+          <w:rFonts w:hint="cs"/>
+          <w:rtl/>
+          <w:lang w:bidi="ar-EG"/>
+        </w:rPr>
+        <w:t xml:space="preserve"> هتحتاج ملف مكتبه اسمها </w:t>
+      </w:r>
+      <w:proofErr w:type="spellStart"/>
+      <w:r>
+        <w:rPr>
+          <w:lang w:bidi="ar-EG"/>
+        </w:rPr>
+        <w:t>aiofile</w:t>
+      </w:r>
+      <w:r>
+        <w:rPr>
+          <w:lang w:bidi="ar-EG"/>
+        </w:rPr>
+        <w:t>s</w:t>
+      </w:r>
+      <w:proofErr w:type="spellEnd"/>
+    </w:p>
+    <w:p>
+      <w:pPr>
+        <w:bidi/>
+        <w:rPr>
+          <w:lang w:bidi="ar-EG"/>
+        </w:rPr>
+      </w:pPr>
+      <w:r>
+        <w:rPr>
+          <w:rFonts w:hint="cs"/>
+          <w:rtl/>
+          <w:lang w:bidi="ar-EG"/>
+        </w:rPr>
+        <w:t xml:space="preserve">وبقي هي دي الطريقه الي بنستقبل بيها ال </w:t>
+      </w:r>
+      <w:r>
+        <w:rPr>
+          <w:lang w:bidi="ar-EG"/>
+        </w:rPr>
+        <w:t>files</w:t>
+      </w:r>
+    </w:p>
+    <w:p>
+      <w:pPr>
+        <w:bidi/>
+        <w:rPr>
+          <w:rtl/>
+          <w:lang w:bidi="ar-EG"/>
+        </w:rPr>
+      </w:pPr>
+      <w:r>
+        <w:rPr>
+          <w:rFonts w:hint="cs"/>
+          <w:rtl/>
+          <w:lang w:bidi="ar-EG"/>
+        </w:rPr>
+        <w:t xml:space="preserve">ودلوقتي بقي الملف بيتحفظ عندي علي الجهاز </w:t>
+      </w:r>
+    </w:p>
+    <w:p>
+      <w:pPr>
+        <w:bidi/>
+        <w:rPr>
+          <w:rtl/>
+          <w:lang w:bidi="ar-EG"/>
+        </w:rPr>
+      </w:pPr>
+    </w:p>
+    <w:p>
+      <w:pPr>
+        <w:bidi/>
+        <w:rPr>
+          <w:rFonts w:hint="cs"/>
+          <w:lang w:bidi="ar-EG"/>
+        </w:rPr>
+      </w:pPr>
+      <w:r>
+        <w:rPr>
+          <w:rFonts w:hint="cs"/>
+          <w:rtl/>
+          <w:lang w:bidi="ar-EG"/>
+        </w:rPr>
+        <w:t xml:space="preserve">#وخلي بالك اننا استعملنا </w:t>
+      </w:r>
+      <w:proofErr w:type="spellStart"/>
+      <w:r>
+        <w:rPr>
+          <w:lang w:bidi="ar-EG"/>
+        </w:rPr>
+        <w:t>aiofiles</w:t>
+      </w:r>
+      <w:proofErr w:type="spellEnd"/>
+      <w:r>
+        <w:rPr>
+          <w:rFonts w:hint="cs"/>
+          <w:rtl/>
+          <w:lang w:bidi="ar-EG"/>
+        </w:rPr>
+        <w:t xml:space="preserve"> لانها بتستغل مع ال </w:t>
+      </w:r>
+      <w:r>
+        <w:rPr>
+          <w:lang w:bidi="ar-EG"/>
+        </w:rPr>
+        <w:t>async</w:t>
+      </w:r>
+      <w:r>
+        <w:rPr>
+          <w:rFonts w:hint="cs"/>
+          <w:rtl/>
+          <w:lang w:bidi="ar-EG"/>
+        </w:rPr>
+        <w:t xml:space="preserve"> وبالتالي بتكون مناسبه ل </w:t>
+      </w:r>
+      <w:proofErr w:type="spellStart"/>
+      <w:r>
+        <w:rPr>
+          <w:lang w:bidi="ar-EG"/>
+        </w:rPr>
+        <w:t>fastapi</w:t>
+      </w:r>
+      <w:proofErr w:type="spellEnd"/>
+    </w:p>
+    <w:p>
+      <w:pPr>
+        <w:bidi/>
+        <w:rPr>
+          <w:rFonts w:hint="cs"/>
+          <w:lang w:bidi="ar-EG"/>
+        </w:rPr>
+      </w:pPr>
+      <w:r>
+        <w:rPr>
+          <w:rFonts w:cs="Arial"/>
+          <w:rtl/>
+          <w:lang w:bidi="ar-EG"/>
+        </w:rPr>
+        <w:drawing>
+          <wp:inline distT="0" distB="0" distL="0" distR="0" wp14:anchorId="66BEC614" wp14:editId="78C74D66">
+            <wp:extent cx="4666735" cy="2959089"/>
+            <wp:effectExtent l="0" t="0" r="635" b="0"/>
+            <wp:docPr id="26" name="Picture 26"/>
+            <wp:cNvGraphicFramePr>
+              <a:graphicFrameLocks xmlns:a="http://schemas.openxmlformats.org/drawingml/2006/main" noChangeAspect="1"/>
+            </wp:cNvGraphicFramePr>
+            <a:graphic xmlns:a="http://schemas.openxmlformats.org/drawingml/2006/main">
+              <a:graphicData uri="http://schemas.openxmlformats.org/drawingml/2006/picture">
+                <pic:pic xmlns:pic="http://schemas.openxmlformats.org/drawingml/2006/picture">
+                  <pic:nvPicPr>
+                    <pic:cNvPr id="1" name=""/>
+                    <pic:cNvPicPr/>
+                  </pic:nvPicPr>
+                  <pic:blipFill>
+                    <a:blip r:embed="rId29"/>
+                    <a:stretch>
+                      <a:fillRect/>
+                    </a:stretch>
+                  </pic:blipFill>
+                  <pic:spPr>
+                    <a:xfrm>
+                      <a:off x="0" y="0"/>
+                      <a:ext cx="4669487" cy="2960834"/>
+                    </a:xfrm>
+                    <a:prstGeom prst="rect">
+                      <a:avLst/>
+                    </a:prstGeom>
+                  </pic:spPr>
+                </pic:pic>
+              </a:graphicData>
+            </a:graphic>
+          </wp:inline>
+        </w:drawing>
+      </w:r>
+    </w:p>
+    <w:p>
+      <w:pPr>
+        <w:bidi/>
+        <w:rPr>
+          <w:rFonts w:hint="cs"/>
+          <w:lang w:bidi="ar-EG"/>
+        </w:rPr>
+      </w:pPr>
+    </w:p>
+    <w:p>
+      <w:pPr>
+        <w:bidi/>
+        <w:rPr>
+          <w:lang w:bidi="ar-EG"/>
+        </w:rPr>
+      </w:pPr>
+    </w:p>
+    <w:p>
+      <w:pPr>
+        <w:bidi/>
+        <w:rPr>
+          <w:rtl/>
+          <w:lang w:bidi="ar-EG"/>
+        </w:rPr>
+      </w:pPr>
+    </w:p>
+    <w:p>
+      <w:pPr>
+        <w:bidi/>
+        <w:rPr>
+          <w:rtl/>
+          <w:lang w:bidi="ar-EG"/>
+        </w:rPr>
+      </w:pPr>
+    </w:p>
+    <w:p>
+      <w:pPr>
+        <w:bidi/>
+        <w:rPr>
+          <w:rtl/>
+          <w:lang w:bidi="ar-EG"/>
+        </w:rPr>
+      </w:pPr>
+      <w:r>
+        <w:rPr>
+          <w:rFonts w:hint="cs"/>
+          <w:rtl/>
+          <w:lang w:bidi="ar-EG"/>
+        </w:rPr>
+        <w:lastRenderedPageBreak/>
+        <w:t xml:space="preserve">ويبقي هو ده لحد دلوقتي ملف ال </w:t>
+      </w:r>
+      <w:r>
+        <w:rPr>
+          <w:lang w:bidi="ar-EG"/>
+        </w:rPr>
+        <w:t>data.py</w:t>
+      </w:r>
+      <w:r>
+        <w:rPr>
+          <w:rFonts w:hint="cs"/>
+          <w:rtl/>
+          <w:lang w:bidi="ar-EG"/>
+        </w:rPr>
+        <w:t xml:space="preserve"> الي هو فيه ال </w:t>
+      </w:r>
+      <w:r>
+        <w:rPr>
+          <w:lang w:bidi="ar-EG"/>
+        </w:rPr>
+        <w:t>route</w:t>
+      </w:r>
+      <w:r>
+        <w:rPr>
+          <w:rFonts w:hint="cs"/>
+          <w:rtl/>
+          <w:lang w:bidi="ar-EG"/>
+        </w:rPr>
+        <w:t xml:space="preserve"> بتاع ال </w:t>
+      </w:r>
+      <w:r>
+        <w:rPr>
+          <w:lang w:bidi="ar-EG"/>
+        </w:rPr>
+        <w:t>upload</w:t>
+      </w:r>
+      <w:r>
+        <w:rPr>
+          <w:rFonts w:hint="cs"/>
+          <w:rtl/>
+          <w:lang w:bidi="ar-EG"/>
+        </w:rPr>
+        <w:t xml:space="preserve"> لحد دلوقتي</w:t>
+      </w:r>
+    </w:p>
+    <w:p>
+      <w:pPr>
+        <w:bidi/>
+        <w:rPr>
+          <w:rtl/>
+          <w:lang w:bidi="ar-EG"/>
+        </w:rPr>
+      </w:pPr>
+      <w:r>
+        <w:rPr>
+          <w:noProof/>
+        </w:rPr>
+        <w:drawing>
+          <wp:inline distT="0" distB="0" distL="0" distR="0" wp14:anchorId="34889135" wp14:editId="561D9566">
+            <wp:extent cx="5943600" cy="7531735"/>
+            <wp:effectExtent l="0" t="0" r="0" b="0"/>
+            <wp:docPr id="27" name="Picture 27"/>
+            <wp:cNvGraphicFramePr>
+              <a:graphicFrameLocks xmlns:a="http://schemas.openxmlformats.org/drawingml/2006/main" noChangeAspect="1"/>
+            </wp:cNvGraphicFramePr>
+            <a:graphic xmlns:a="http://schemas.openxmlformats.org/drawingml/2006/main">
+              <a:graphicData uri="http://schemas.openxmlformats.org/drawingml/2006/picture">
+                <pic:pic xmlns:pic="http://schemas.openxmlformats.org/drawingml/2006/picture">
+                  <pic:nvPicPr>
+                    <pic:cNvPr id="0" name="Picture 1"/>
+                    <pic:cNvPicPr>
+                      <a:picLocks noChangeAspect="1" noChangeArrowheads="1"/>
+                    </pic:cNvPicPr>
+                  </pic:nvPicPr>
+                  <pic:blipFill>
+                    <a:blip r:embed="rId30" cstate="print">
+                      <a:extLst>
+                        <a:ext uri="{28A0092B-C50C-407E-A947-70E740481C1C}">
+                          <a14:useLocalDpi xmlns:a14="http://schemas.microsoft.com/office/drawing/2010/main" val="0"/>
+                        </a:ext>
+                      </a:extLst>
+                    </a:blip>
+                    <a:srcRect/>
+                    <a:stretch>
+                      <a:fillRect/>
+                    </a:stretch>
+                  </pic:blipFill>
+                  <pic:spPr bwMode="auto">
+                    <a:xfrm>
+                      <a:off x="0" y="0"/>
+                      <a:ext cx="5943600" cy="7531735"/>
+                    </a:xfrm>
+                    <a:prstGeom prst="rect">
+                      <a:avLst/>
+                    </a:prstGeom>
+                    <a:noFill/>
+                    <a:ln>
+                      <a:noFill/>
+                    </a:ln>
+                  </pic:spPr>
+                </pic:pic>
+              </a:graphicData>
+            </a:graphic>
+          </wp:inline>
+        </w:drawing>
+      </w:r>
+    </w:p>
+    <w:p>
+      <w:pPr>
+        <w:bidi/>
+        <w:rPr>
+          <w:rtl/>
+          <w:lang w:bidi="ar-EG"/>
+        </w:rPr>
+      </w:pPr>
+    </w:p>
+    <w:p>
+      <w:pPr>
+        <w:bidi/>
+        <w:rPr>
+          <w:rtl/>
+          <w:lang w:bidi="ar-EG"/>
+        </w:rPr>
+      </w:pPr>
+      <w:r>
+        <w:rPr>
+          <w:rFonts w:hint="cs"/>
+          <w:rtl/>
+          <w:lang w:bidi="ar-EG"/>
+        </w:rPr>
+        <w:lastRenderedPageBreak/>
+        <w:t xml:space="preserve">دلوقتي ناقصنا حاجه صغيره الا وهي انك اسم ال </w:t>
+      </w:r>
+      <w:r>
+        <w:rPr>
+          <w:lang w:bidi="ar-EG"/>
+        </w:rPr>
+        <w:t>file</w:t>
+      </w:r>
+      <w:r>
+        <w:rPr>
+          <w:rFonts w:hint="cs"/>
+          <w:rtl/>
+          <w:lang w:bidi="ar-EG"/>
+        </w:rPr>
+        <w:t xml:space="preserve"> الي يجيلك تبدا نك تغيره عشان لو فيه مسافات او </w:t>
+      </w:r>
+      <w:r>
+        <w:rPr>
+          <w:lang w:bidi="ar-EG"/>
+        </w:rPr>
+        <w:t>special characters</w:t>
+      </w:r>
+    </w:p>
+    <w:p>
+      <w:pPr>
+        <w:bidi/>
+        <w:rPr>
+          <w:rtl/>
+          <w:lang w:bidi="ar-EG"/>
+        </w:rPr>
+      </w:pPr>
+      <w:r>
+        <w:rPr>
+          <w:rFonts w:hint="cs"/>
+          <w:rtl/>
+          <w:lang w:bidi="ar-EG"/>
+        </w:rPr>
+        <w:t xml:space="preserve">وعشان حاجات ليها علاقه بال </w:t>
+      </w:r>
+      <w:r>
+        <w:rPr>
+          <w:lang w:bidi="ar-EG"/>
+        </w:rPr>
+        <w:t>security</w:t>
+      </w:r>
+    </w:p>
+    <w:p>
+      <w:pPr>
+        <w:bidi/>
+        <w:rPr>
+          <w:lang w:bidi="ar-EG"/>
+        </w:rPr>
+      </w:pPr>
+      <w:r>
+        <w:rPr>
+          <w:rFonts w:hint="cs"/>
+          <w:rtl/>
+          <w:lang w:bidi="ar-EG"/>
+        </w:rPr>
+        <w:t xml:space="preserve">فانت تقدر انك تديله اي اسم </w:t>
+      </w:r>
+      <w:r>
+        <w:rPr>
+          <w:lang w:bidi="ar-EG"/>
+        </w:rPr>
+        <w:t>random</w:t>
+      </w:r>
+      <w:r>
+        <w:rPr>
+          <w:rFonts w:hint="cs"/>
+          <w:rtl/>
+          <w:lang w:bidi="ar-EG"/>
+        </w:rPr>
+        <w:t xml:space="preserve"> قبلما تخزنه</w:t>
+      </w:r>
+    </w:p>
+    <w:p>
+      <w:pPr>
+        <w:bidi/>
+        <w:rPr>
+          <w:lang w:bidi="ar-EG"/>
+        </w:rPr>
+      </w:pPr>
+      <w:r>
+        <w:rPr>
+          <w:rFonts w:hint="cs"/>
+          <w:rtl/>
+          <w:lang w:bidi="ar-EG"/>
+        </w:rPr>
+        <w:t xml:space="preserve">فعملنا كده جوه ال </w:t>
+      </w:r>
+      <w:proofErr w:type="spellStart"/>
+      <w:r>
+        <w:rPr>
+          <w:lang w:bidi="ar-EG"/>
+        </w:rPr>
+        <w:t>DataController</w:t>
+      </w:r>
+      <w:proofErr w:type="spellEnd"/>
+    </w:p>
+    <w:p>
+      <w:pPr>
+        <w:bidi/>
+        <w:rPr>
+          <w:rFonts w:hint="cs"/>
+          <w:lang w:bidi="ar-EG"/>
+        </w:rPr>
+      </w:pPr>
+      <w:r>
+        <w:rPr>
+          <w:rFonts w:hint="cs"/>
+          <w:rtl/>
+          <w:lang w:bidi="ar-EG"/>
+        </w:rPr>
+        <w:t xml:space="preserve">وبكده بقي معانا ال </w:t>
+      </w:r>
+      <w:r>
+        <w:rPr>
+          <w:lang w:bidi="ar-EG"/>
+        </w:rPr>
+        <w:t>path</w:t>
+      </w:r>
+      <w:r>
+        <w:rPr>
+          <w:rFonts w:hint="cs"/>
+          <w:rtl/>
+          <w:lang w:bidi="ar-EG"/>
+        </w:rPr>
+        <w:t xml:space="preserve"> الي ال </w:t>
+      </w:r>
+      <w:r>
+        <w:rPr>
+          <w:lang w:bidi="ar-EG"/>
+        </w:rPr>
+        <w:t>data</w:t>
+      </w:r>
+      <w:r>
+        <w:rPr>
+          <w:rFonts w:hint="cs"/>
+          <w:rtl/>
+          <w:lang w:bidi="ar-EG"/>
+        </w:rPr>
+        <w:t xml:space="preserve"> هتتكتب فيه وهنكون بس مستنيين ان ال </w:t>
+      </w:r>
+      <w:r>
+        <w:rPr>
+          <w:lang w:bidi="ar-EG"/>
+        </w:rPr>
+        <w:t>data</w:t>
+      </w:r>
+      <w:r>
+        <w:rPr>
+          <w:rFonts w:hint="cs"/>
+          <w:rtl/>
+          <w:lang w:bidi="ar-EG"/>
+        </w:rPr>
+        <w:t xml:space="preserve"> تتكتب </w:t>
+      </w:r>
+      <w:r>
+        <w:rPr>
+          <w:lang w:bidi="ar-EG"/>
+        </w:rPr>
+        <w:t>chunk by chunk</w:t>
+      </w:r>
+    </w:p>
+    <w:p>
+      <w:pPr>
+        <w:bidi/>
+        <w:rPr>
+          <w:lang w:bidi="ar-EG"/>
+        </w:rPr>
+      </w:pPr>
+      <w:r>
+        <w:rPr>
+          <w:rFonts w:cs="Arial"/>
+          <w:rtl/>
+          <w:lang w:bidi="ar-EG"/>
+        </w:rPr>
+        <w:drawing>
+          <wp:inline distT="0" distB="0" distL="0" distR="0" wp14:anchorId="6B481658" wp14:editId="7985E786">
+            <wp:extent cx="4345063" cy="3016477"/>
+            <wp:effectExtent l="0" t="0" r="0" b="0"/>
+            <wp:docPr id="28" name="Picture 28"/>
+            <wp:cNvGraphicFramePr>
+              <a:graphicFrameLocks xmlns:a="http://schemas.openxmlformats.org/drawingml/2006/main" noChangeAspect="1"/>
+            </wp:cNvGraphicFramePr>
+            <a:graphic xmlns:a="http://schemas.openxmlformats.org/drawingml/2006/main">
+              <a:graphicData uri="http://schemas.openxmlformats.org/drawingml/2006/picture">
+                <pic:pic xmlns:pic="http://schemas.openxmlformats.org/drawingml/2006/picture">
+                  <pic:nvPicPr>
+                    <pic:cNvPr id="1" name=""/>
+                    <pic:cNvPicPr/>
+                  </pic:nvPicPr>
+                  <pic:blipFill>
+                    <a:blip r:embed="rId31"/>
+                    <a:stretch>
+                      <a:fillRect/>
+                    </a:stretch>
+                  </pic:blipFill>
+                  <pic:spPr>
+                    <a:xfrm>
+                      <a:off x="0" y="0"/>
+                      <a:ext cx="4351360" cy="3020848"/>
+                    </a:xfrm>
+                    <a:prstGeom prst="rect">
+                      <a:avLst/>
+                    </a:prstGeom>
+                  </pic:spPr>
+                </pic:pic>
+              </a:graphicData>
+            </a:graphic>
+          </wp:inline>
+        </w:drawing>
+      </w:r>
+    </w:p>
+    <w:p>
+      <w:pPr>
+        <w:bidi/>
+        <w:rPr>
+          <w:lang w:bidi="ar-EG"/>
+        </w:rPr>
+      </w:pPr>
+    </w:p>
+    <w:p>
+      <w:pPr>
+        <w:bidi/>
+        <w:rPr>
+          <w:rtl/>
+          <w:lang w:bidi="ar-EG"/>
+        </w:rPr>
+      </w:pPr>
+      <w:r>
+        <w:rPr>
+          <w:rFonts w:hint="cs"/>
+          <w:rtl/>
+          <w:lang w:bidi="ar-EG"/>
+        </w:rPr>
+        <w:t xml:space="preserve">ممكن بقي وانت بترفع ال </w:t>
+      </w:r>
+      <w:r>
+        <w:rPr>
+          <w:lang w:bidi="ar-EG"/>
+        </w:rPr>
+        <w:t>file</w:t>
+      </w:r>
+      <w:r>
+        <w:rPr>
+          <w:rFonts w:hint="cs"/>
+          <w:rtl/>
+          <w:lang w:bidi="ar-EG"/>
+        </w:rPr>
+        <w:t xml:space="preserve"> لسبب ما ممكن يحصل مشكله </w:t>
+      </w:r>
+    </w:p>
+    <w:p>
+      <w:pPr>
+        <w:bidi/>
+        <w:rPr>
+          <w:lang w:bidi="ar-EG"/>
+        </w:rPr>
+      </w:pPr>
+      <w:r>
+        <w:rPr>
+          <w:rFonts w:hint="cs"/>
+          <w:rtl/>
+          <w:lang w:bidi="ar-EG"/>
+        </w:rPr>
+        <w:t xml:space="preserve">ففي الجزء بتاع ال </w:t>
+      </w:r>
+      <w:r>
+        <w:rPr>
+          <w:lang w:bidi="ar-EG"/>
+        </w:rPr>
+        <w:t>chunk by chuck</w:t>
+      </w:r>
+      <w:r>
+        <w:rPr>
+          <w:rFonts w:hint="cs"/>
+          <w:rtl/>
+          <w:lang w:bidi="ar-EG"/>
+        </w:rPr>
+        <w:t xml:space="preserve"> الي بنعمله من خلال </w:t>
+      </w:r>
+      <w:proofErr w:type="spellStart"/>
+      <w:r>
+        <w:rPr>
+          <w:lang w:bidi="ar-EG"/>
+        </w:rPr>
+        <w:t>aiofiles</w:t>
+      </w:r>
+      <w:proofErr w:type="spellEnd"/>
+    </w:p>
+    <w:p>
+      <w:pPr>
+        <w:bidi/>
+        <w:rPr>
+          <w:rtl/>
+          <w:lang w:bidi="ar-EG"/>
+        </w:rPr>
+      </w:pPr>
+      <w:r>
+        <w:rPr>
+          <w:rFonts w:hint="cs"/>
+          <w:rtl/>
+          <w:lang w:bidi="ar-EG"/>
+        </w:rPr>
+        <w:t>فبدل ما تكون كده</w:t>
+      </w:r>
+    </w:p>
+    <w:p>
+      <w:pPr>
+        <w:bidi/>
+        <w:rPr>
+          <w:rtl/>
+          <w:lang w:bidi="ar-EG"/>
+        </w:rPr>
+      </w:pPr>
+      <w:r>
+        <w:rPr>
+          <w:rFonts w:cs="Arial"/>
+          <w:rtl/>
+          <w:lang w:bidi="ar-EG"/>
+        </w:rPr>
+        <w:drawing>
+          <wp:inline distT="0" distB="0" distL="0" distR="0" wp14:anchorId="4D90E92C" wp14:editId="1ABC4692">
+            <wp:extent cx="5943600" cy="2514600"/>
+            <wp:effectExtent l="0" t="0" r="0" b="0"/>
+            <wp:docPr id="29" name="Picture 29"/>
+            <wp:cNvGraphicFramePr>
+              <a:graphicFrameLocks xmlns:a="http://schemas.openxmlformats.org/drawingml/2006/main" noChangeAspect="1"/>
+            </wp:cNvGraphicFramePr>
+            <a:graphic xmlns:a="http://schemas.openxmlformats.org/drawingml/2006/main">
+              <a:graphicData uri="http://schemas.openxmlformats.org/drawingml/2006/picture">
+                <pic:pic xmlns:pic="http://schemas.openxmlformats.org/drawingml/2006/picture">
+                  <pic:nvPicPr>
+                    <pic:cNvPr id="1" name=""/>
+                    <pic:cNvPicPr/>
+                  </pic:nvPicPr>
+                  <pic:blipFill>
+                    <a:blip r:embed="rId32"/>
+                    <a:stretch>
+                      <a:fillRect/>
+                    </a:stretch>
+                  </pic:blipFill>
+                  <pic:spPr>
+                    <a:xfrm>
+                      <a:off x="0" y="0"/>
+                      <a:ext cx="5943600" cy="2514600"/>
+                    </a:xfrm>
+                    <a:prstGeom prst="rect">
+                      <a:avLst/>
+                    </a:prstGeom>
+                  </pic:spPr>
+                </pic:pic>
+              </a:graphicData>
+            </a:graphic>
+          </wp:inline>
+        </w:drawing>
+      </w:r>
+    </w:p>
+    <w:p>
+      <w:pPr>
+        <w:bidi/>
+        <w:rPr>
+          <w:rtl/>
+          <w:lang w:bidi="ar-EG"/>
+        </w:rPr>
+      </w:pPr>
+      <w:r>
+        <w:rPr>
+          <w:rFonts w:hint="cs"/>
+          <w:rtl/>
+          <w:lang w:bidi="ar-EG"/>
+        </w:rPr>
+        <w:lastRenderedPageBreak/>
+        <w:t xml:space="preserve">احنا هنحطها جوه </w:t>
+      </w:r>
+      <w:r>
+        <w:rPr>
+          <w:lang w:bidi="ar-EG"/>
+        </w:rPr>
+        <w:t>try</w:t>
+      </w:r>
+      <w:r>
+        <w:rPr>
+          <w:rFonts w:hint="cs"/>
+          <w:rtl/>
+          <w:lang w:bidi="ar-EG"/>
+        </w:rPr>
+        <w:t xml:space="preserve"> عشان نجربها</w:t>
+      </w:r>
+    </w:p>
+    <w:p>
+      <w:pPr>
+        <w:bidi/>
+        <w:rPr>
+          <w:rtl/>
+          <w:lang w:bidi="ar-EG"/>
+        </w:rPr>
+      </w:pPr>
+      <w:r>
+        <w:rPr>
+          <w:rFonts w:hint="cs"/>
+          <w:rtl/>
+          <w:lang w:bidi="ar-EG"/>
+        </w:rPr>
+        <w:t>ويبقي</w:t>
+      </w:r>
+      <w:r>
+        <w:rPr>
+          <w:rFonts w:hint="cs"/>
+          <w:rtl/>
+          <w:lang w:bidi="ar-EG"/>
+        </w:rPr>
+        <w:t xml:space="preserve"> </w:t>
+      </w:r>
+      <w:r>
+        <w:rPr>
+          <w:rFonts w:hint="cs"/>
+          <w:rtl/>
+          <w:lang w:bidi="ar-EG"/>
+        </w:rPr>
+        <w:t>هو ده شكلها</w:t>
+      </w:r>
+    </w:p>
+    <w:p>
+      <w:pPr>
+        <w:bidi/>
+        <w:rPr>
+          <w:rtl/>
+          <w:lang w:bidi="ar-EG"/>
+        </w:rPr>
+      </w:pPr>
+      <w:r>
+        <w:rPr>
+          <w:rFonts w:cs="Arial"/>
+          <w:rtl/>
+          <w:lang w:bidi="ar-EG"/>
+        </w:rPr>
+        <w:drawing>
+          <wp:inline distT="0" distB="0" distL="0" distR="0" wp14:anchorId="5C306F85" wp14:editId="3D44B2DF">
+            <wp:extent cx="4304270" cy="2662577"/>
+            <wp:effectExtent l="0" t="0" r="1270" b="4445"/>
+            <wp:docPr id="30" name="Picture 30"/>
+            <wp:cNvGraphicFramePr>
+              <a:graphicFrameLocks xmlns:a="http://schemas.openxmlformats.org/drawingml/2006/main" noChangeAspect="1"/>
+            </wp:cNvGraphicFramePr>
+            <a:graphic xmlns:a="http://schemas.openxmlformats.org/drawingml/2006/main">
+              <a:graphicData uri="http://schemas.openxmlformats.org/drawingml/2006/picture">
+                <pic:pic xmlns:pic="http://schemas.openxmlformats.org/drawingml/2006/picture">
+                  <pic:nvPicPr>
+                    <pic:cNvPr id="1" name=""/>
+                    <pic:cNvPicPr/>
+                  </pic:nvPicPr>
+                  <pic:blipFill>
+                    <a:blip r:embed="rId33"/>
+                    <a:stretch>
+                      <a:fillRect/>
+                    </a:stretch>
+                  </pic:blipFill>
+                  <pic:spPr>
+                    <a:xfrm>
+                      <a:off x="0" y="0"/>
+                      <a:ext cx="4307212" cy="2664397"/>
+                    </a:xfrm>
+                    <a:prstGeom prst="rect">
+                      <a:avLst/>
+                    </a:prstGeom>
+                  </pic:spPr>
+                </pic:pic>
+              </a:graphicData>
+            </a:graphic>
+          </wp:inline>
+        </w:drawing>
+      </w:r>
+    </w:p>
+    <w:p>
+      <w:pPr>
+        <w:bidi/>
+        <w:rPr>
+          <w:rtl/>
+          <w:lang w:bidi="ar-EG"/>
+        </w:rPr>
+      </w:pPr>
+    </w:p>
+    <w:p>
+      <w:pPr>
+        <w:bidi/>
+        <w:rPr>
+          <w:rtl/>
+          <w:lang w:bidi="ar-EG"/>
+        </w:rPr>
+      </w:pPr>
+      <w:r>
+        <w:rPr>
+          <w:rFonts w:hint="cs"/>
+          <w:rtl/>
+          <w:lang w:bidi="ar-EG"/>
+        </w:rPr>
+        <w:t xml:space="preserve">بس انت لو حصل مشكله انت عاوز ك </w:t>
+      </w:r>
+      <w:r>
+        <w:rPr>
+          <w:lang w:bidi="ar-EG"/>
+        </w:rPr>
+        <w:t>developer</w:t>
+      </w:r>
+      <w:r>
+        <w:rPr>
+          <w:rFonts w:hint="cs"/>
+          <w:rtl/>
+          <w:lang w:bidi="ar-EG"/>
+        </w:rPr>
+        <w:t xml:space="preserve"> تعرف المشكله دي جايه منين اصلا</w:t>
+      </w:r>
+    </w:p>
+    <w:p>
+      <w:pPr>
+        <w:bidi/>
+        <w:rPr>
+          <w:rtl/>
+          <w:lang w:bidi="ar-EG"/>
+        </w:rPr>
+      </w:pPr>
+      <w:r>
+        <w:rPr>
+          <w:rFonts w:hint="cs"/>
+          <w:rtl/>
+          <w:lang w:bidi="ar-EG"/>
+        </w:rPr>
+        <w:t xml:space="preserve">فبنحطها جوه حاجه اسمها </w:t>
+      </w:r>
+      <w:r>
+        <w:rPr>
+          <w:lang w:bidi="ar-EG"/>
+        </w:rPr>
+        <w:t>log</w:t>
+      </w:r>
+    </w:p>
+    <w:p>
+      <w:pPr>
+        <w:bidi/>
+        <w:rPr>
+          <w:rFonts w:hint="cs"/>
+          <w:lang w:bidi="ar-EG"/>
+        </w:rPr>
+      </w:pPr>
+      <w:r>
+        <w:rPr>
+          <w:rFonts w:hint="cs"/>
+          <w:rtl/>
+          <w:lang w:bidi="ar-EG"/>
+        </w:rPr>
+        <w:t xml:space="preserve">وبنسجل كل ال </w:t>
+      </w:r>
+      <w:r>
+        <w:rPr>
+          <w:lang w:bidi="ar-EG"/>
+        </w:rPr>
+        <w:t>loggers</w:t>
+      </w:r>
+      <w:r>
+        <w:rPr>
+          <w:rFonts w:hint="cs"/>
+          <w:rtl/>
+          <w:lang w:bidi="ar-EG"/>
+        </w:rPr>
+        <w:t xml:space="preserve"> في مكان واحد بنحط اسمه جوه ال </w:t>
+      </w:r>
+      <w:r>
+        <w:rPr>
+          <w:lang w:bidi="ar-EG"/>
+        </w:rPr>
+        <w:t>.</w:t>
+      </w:r>
+      <w:proofErr w:type="spellStart"/>
+      <w:r>
+        <w:rPr>
+          <w:lang w:bidi="ar-EG"/>
+        </w:rPr>
+        <w:t>getLogger</w:t>
+      </w:r>
+      <w:proofErr w:type="spellEnd"/>
+      <w:r>
+        <w:rPr>
+          <w:lang w:bidi="ar-EG"/>
+        </w:rPr>
+        <w:t>()</w:t>
+      </w:r>
+    </w:p>
+    <w:p>
+      <w:pPr>
+        <w:bidi/>
+        <w:rPr>
+          <w:lang w:bidi="ar-EG"/>
+        </w:rPr>
+      </w:pPr>
+      <w:r>
+        <w:rPr>
+          <w:rFonts w:cs="Arial"/>
+          <w:rtl/>
+          <w:lang w:bidi="ar-EG"/>
+        </w:rPr>
+        <w:drawing>
+          <wp:inline distT="0" distB="0" distL="0" distR="0" wp14:anchorId="4BF60C6E" wp14:editId="227ED0D0">
+            <wp:extent cx="3991232" cy="1024246"/>
+            <wp:effectExtent l="0" t="0" r="0" b="5080"/>
+            <wp:docPr id="31" name="Picture 31"/>
+            <wp:cNvGraphicFramePr>
+              <a:graphicFrameLocks xmlns:a="http://schemas.openxmlformats.org/drawingml/2006/main" noChangeAspect="1"/>
+            </wp:cNvGraphicFramePr>
+            <a:graphic xmlns:a="http://schemas.openxmlformats.org/drawingml/2006/main">
+              <a:graphicData uri="http://schemas.openxmlformats.org/drawingml/2006/picture">
+                <pic:pic xmlns:pic="http://schemas.openxmlformats.org/drawingml/2006/picture">
+                  <pic:nvPicPr>
+                    <pic:cNvPr id="1" name=""/>
+                    <pic:cNvPicPr/>
+                  </pic:nvPicPr>
+                  <pic:blipFill>
+                    <a:blip r:embed="rId34"/>
+                    <a:stretch>
+                      <a:fillRect/>
+                    </a:stretch>
+                  </pic:blipFill>
+                  <pic:spPr>
+                    <a:xfrm>
+                      <a:off x="0" y="0"/>
+                      <a:ext cx="4003912" cy="1027500"/>
+                    </a:xfrm>
+                    <a:prstGeom prst="rect">
+                      <a:avLst/>
+                    </a:prstGeom>
+                  </pic:spPr>
+                </pic:pic>
+              </a:graphicData>
+            </a:graphic>
+          </wp:inline>
+        </w:drawing>
+      </w:r>
+    </w:p>
+    <w:p>
+      <w:pPr>
+        <w:bidi/>
+        <w:rPr>
+          <w:rtl/>
+          <w:lang w:bidi="ar-EG"/>
+        </w:rPr>
+      </w:pPr>
+      <w:r>
+        <w:rPr>
+          <w:rFonts w:hint="cs"/>
+          <w:rtl/>
+          <w:lang w:bidi="ar-EG"/>
+        </w:rPr>
+        <w:t xml:space="preserve">وبيكون في مستويات من ال </w:t>
+      </w:r>
+      <w:r>
+        <w:rPr>
+          <w:lang w:bidi="ar-EG"/>
+        </w:rPr>
+        <w:t>log</w:t>
+      </w:r>
+      <w:r>
+        <w:rPr>
+          <w:rFonts w:hint="cs"/>
+          <w:rtl/>
+          <w:lang w:bidi="ar-EG"/>
+        </w:rPr>
+        <w:t xml:space="preserve"> وده مثال عليهم</w:t>
+      </w:r>
+    </w:p>
+    <w:p>
+      <w:pPr>
+        <w:bidi/>
+        <w:rPr>
+          <w:rtl/>
+          <w:lang w:bidi="ar-EG"/>
+        </w:rPr>
+      </w:pPr>
+      <w:r>
+        <w:rPr>
+          <w:rFonts w:cs="Arial"/>
+          <w:rtl/>
+          <w:lang w:bidi="ar-EG"/>
+        </w:rPr>
+        <w:drawing>
+          <wp:inline distT="0" distB="0" distL="0" distR="0" wp14:anchorId="42C02930" wp14:editId="6D126AA5">
+            <wp:extent cx="5943600" cy="2128520"/>
+            <wp:effectExtent l="0" t="0" r="0" b="5080"/>
+            <wp:docPr id="32" name="Picture 32"/>
+            <wp:cNvGraphicFramePr>
+              <a:graphicFrameLocks xmlns:a="http://schemas.openxmlformats.org/drawingml/2006/main" noChangeAspect="1"/>
+            </wp:cNvGraphicFramePr>
+            <a:graphic xmlns:a="http://schemas.openxmlformats.org/drawingml/2006/main">
+              <a:graphicData uri="http://schemas.openxmlformats.org/drawingml/2006/picture">
+                <pic:pic xmlns:pic="http://schemas.openxmlformats.org/drawingml/2006/picture">
+                  <pic:nvPicPr>
+                    <pic:cNvPr id="1" name=""/>
+                    <pic:cNvPicPr/>
+                  </pic:nvPicPr>
+                  <pic:blipFill>
+                    <a:blip r:embed="rId35"/>
+                    <a:stretch>
+                      <a:fillRect/>
+                    </a:stretch>
+                  </pic:blipFill>
+                  <pic:spPr>
+                    <a:xfrm>
+                      <a:off x="0" y="0"/>
+                      <a:ext cx="5943600" cy="2128520"/>
+                    </a:xfrm>
+                    <a:prstGeom prst="rect">
+                      <a:avLst/>
+                    </a:prstGeom>
+                  </pic:spPr>
+                </pic:pic>
+              </a:graphicData>
+            </a:graphic>
+          </wp:inline>
+        </w:drawing>
+      </w:r>
+    </w:p>
+    <w:p>
+      <w:pPr>
+        <w:bidi/>
+        <w:rPr>
+          <w:rtl/>
+          <w:lang w:bidi="ar-EG"/>
+        </w:rPr>
+      </w:pPr>
+      <w:r>
+        <w:rPr>
+          <w:rFonts w:hint="cs"/>
+          <w:rtl/>
+          <w:lang w:bidi="ar-EG"/>
+        </w:rPr>
+        <w:lastRenderedPageBreak/>
+        <w:t xml:space="preserve">ويبقي هو ده ال </w:t>
+      </w:r>
+      <w:r>
+        <w:rPr>
+          <w:lang w:bidi="ar-EG"/>
+        </w:rPr>
+        <w:t>logger</w:t>
+      </w:r>
+      <w:r>
+        <w:rPr>
+          <w:rFonts w:hint="cs"/>
+          <w:rtl/>
+          <w:lang w:bidi="ar-EG"/>
+        </w:rPr>
+        <w:t xml:space="preserve"> الي انا حطيته</w:t>
+      </w:r>
+    </w:p>
+    <w:p>
+      <w:pPr>
+        <w:bidi/>
+        <w:rPr>
+          <w:rtl/>
+          <w:lang w:bidi="ar-EG"/>
+        </w:rPr>
+      </w:pPr>
+      <w:r>
+        <w:rPr>
+          <w:rFonts w:cs="Arial"/>
+          <w:rtl/>
+          <w:lang w:bidi="ar-EG"/>
+        </w:rPr>
+        <w:drawing>
+          <wp:inline distT="0" distB="0" distL="0" distR="0" wp14:anchorId="102B72BF" wp14:editId="5D935DFB">
+            <wp:extent cx="5943600" cy="3669030"/>
+            <wp:effectExtent l="0" t="0" r="0" b="7620"/>
+            <wp:docPr id="33" name="Picture 33"/>
+            <wp:cNvGraphicFramePr>
+              <a:graphicFrameLocks xmlns:a="http://schemas.openxmlformats.org/drawingml/2006/main" noChangeAspect="1"/>
+            </wp:cNvGraphicFramePr>
+            <a:graphic xmlns:a="http://schemas.openxmlformats.org/drawingml/2006/main">
+              <a:graphicData uri="http://schemas.openxmlformats.org/drawingml/2006/picture">
+                <pic:pic xmlns:pic="http://schemas.openxmlformats.org/drawingml/2006/picture">
+                  <pic:nvPicPr>
+                    <pic:cNvPr id="1" name=""/>
+                    <pic:cNvPicPr/>
+                  </pic:nvPicPr>
+                  <pic:blipFill>
+                    <a:blip r:embed="rId36"/>
+                    <a:stretch>
+                      <a:fillRect/>
+                    </a:stretch>
+                  </pic:blipFill>
+                  <pic:spPr>
+                    <a:xfrm>
+                      <a:off x="0" y="0"/>
+                      <a:ext cx="5943600" cy="3669030"/>
+                    </a:xfrm>
+                    <a:prstGeom prst="rect">
+                      <a:avLst/>
+                    </a:prstGeom>
+                  </pic:spPr>
+                </pic:pic>
+              </a:graphicData>
+            </a:graphic>
+          </wp:inline>
+        </w:drawing>
+      </w:r>
+    </w:p>
+    <w:p>
+      <w:pPr>
+        <w:bidi/>
+        <w:rPr>
+          <w:rtl/>
+          <w:lang w:bidi="ar-EG"/>
+        </w:rPr>
+      </w:pPr>
+    </w:p>
+    <w:p>
+      <w:pPr>
+        <w:bidi/>
+        <w:rPr>
+          <w:rtl/>
+          <w:lang w:bidi="ar-EG"/>
+        </w:rPr>
+      </w:pPr>
+      <w:r>
+        <w:rPr>
+          <w:rFonts w:hint="cs"/>
+          <w:rtl/>
+          <w:lang w:bidi="ar-EG"/>
+        </w:rPr>
+        <w:t xml:space="preserve">ويبقي لحد كده انت مام خلصت ال </w:t>
+      </w:r>
+      <w:r>
+        <w:rPr>
+          <w:lang w:bidi="ar-EG"/>
+        </w:rPr>
+        <w:t>route</w:t>
+      </w:r>
+      <w:r>
+        <w:rPr>
+          <w:rFonts w:hint="cs"/>
+          <w:rtl/>
+          <w:lang w:bidi="ar-EG"/>
+        </w:rPr>
+        <w:t xml:space="preserve"> بتاع ال </w:t>
+      </w:r>
+      <w:r>
+        <w:rPr>
+          <w:lang w:bidi="ar-EG"/>
+        </w:rPr>
+        <w:t>upload</w:t>
+      </w:r>
+      <w:r>
+        <w:rPr>
+          <w:rFonts w:hint="cs"/>
+          <w:rtl/>
+          <w:lang w:bidi="ar-EG"/>
+        </w:rPr>
+        <w:t xml:space="preserve"> </w:t>
+      </w:r>
+    </w:p>
+    <w:p>
+      <w:pPr>
+        <w:bidi/>
+        <w:rPr>
+          <w:rtl/>
+          <w:lang w:bidi="ar-EG"/>
+        </w:rPr>
+      </w:pPr>
+      <w:r>
+        <w:rPr>
+          <w:rFonts w:hint="cs"/>
+          <w:rtl/>
+          <w:lang w:bidi="ar-EG"/>
+        </w:rPr>
+        <w:t xml:space="preserve">وبقي معاك </w:t>
+      </w:r>
+      <w:r>
+        <w:rPr>
+          <w:lang w:bidi="ar-EG"/>
+        </w:rPr>
+        <w:t>endpoint</w:t>
+      </w:r>
+      <w:r>
+        <w:rPr>
+          <w:rFonts w:hint="cs"/>
+          <w:rtl/>
+          <w:lang w:bidi="ar-EG"/>
+        </w:rPr>
+        <w:t xml:space="preserve"> تقدر من خلالها ان ترفع الملف وتخزنه عندك علي الجهاز</w:t>
+      </w:r>
+    </w:p>
+    <w:p>
+      <w:pPr>
+        <w:bidi/>
+        <w:rPr>
+          <w:rFonts w:hint="cs"/>
+          <w:rtl/>
+          <w:lang w:bidi="ar-EG"/>
+        </w:rPr>
+      </w:pPr>
     </w:p>
     <w:sectPr>
       <w:pgSz w:w="12240" w:h="15840"/>

--- a/src/notes.docx
+++ b/src/notes.docx
@@ -36,15 +36,7 @@
         <w:t>وطلما انت هتستعمل</w:t>
       </w:r>
       <w:r>
-        <w:t xml:space="preserve"> </w:t>
-      </w:r>
-      <w:proofErr w:type="spellStart"/>
-      <w:r>
-        <w:t>fastapi</w:t>
-      </w:r>
-      <w:proofErr w:type="spellEnd"/>
-      <w:r>
-        <w:t xml:space="preserve"> </w:t>
+        <w:t xml:space="preserve"> fastapi </w:t>
       </w:r>
       <w:r>
         <w:rPr>
@@ -105,15 +97,7 @@
         <w:t>يبقي تحط فيه ملف ال</w:t>
       </w:r>
       <w:r>
-        <w:t xml:space="preserve"> __</w:t>
-      </w:r>
-      <w:proofErr w:type="spellStart"/>
-      <w:r>
-        <w:t>init</w:t>
-      </w:r>
-      <w:proofErr w:type="spellEnd"/>
-      <w:r>
-        <w:t xml:space="preserve">__ </w:t>
+        <w:t xml:space="preserve"> __init__ </w:t>
       </w:r>
       <w:r>
         <w:rPr>
@@ -302,14 +286,12 @@
         </w:rPr>
         <w:t xml:space="preserve"> عندنا والي هي وظيفتها بس انها تعرفك انه ال </w:t>
       </w:r>
-      <w:proofErr w:type="spellStart"/>
       <w:r>
         <w:rPr>
           <w:lang w:bidi="ar-EG"/>
         </w:rPr>
         <w:t>api</w:t>
       </w:r>
-      <w:proofErr w:type="spellEnd"/>
       <w:r>
         <w:rPr>
           <w:rFonts w:hint="cs"/>
@@ -563,21 +545,7 @@
         <w:rPr>
           <w:lang w:bidi="ar-EG"/>
         </w:rPr>
-        <w:t>.</w:t>
-      </w:r>
-      <w:proofErr w:type="spellStart"/>
-      <w:r>
-        <w:rPr>
-          <w:lang w:bidi="ar-EG"/>
-        </w:rPr>
-        <w:t>include_router</w:t>
-      </w:r>
-      <w:proofErr w:type="spellEnd"/>
-      <w:r>
-        <w:rPr>
-          <w:lang w:bidi="ar-EG"/>
-        </w:rPr>
-        <w:t>()</w:t>
+        <w:t>.include_router()</w:t>
       </w:r>
     </w:p>
     <w:p>
@@ -623,14 +591,12 @@
         </w:rPr>
         <w:t xml:space="preserve"> واسمه </w:t>
       </w:r>
-      <w:proofErr w:type="spellStart"/>
       <w:r>
         <w:rPr>
           <w:lang w:bidi="ar-EG"/>
         </w:rPr>
         <w:t>base_router</w:t>
       </w:r>
-      <w:proofErr w:type="spellEnd"/>
     </w:p>
     <w:p>
       <w:pPr>
@@ -734,7 +700,6 @@
         </w:rPr>
         <w:t xml:space="preserve"> احنا بنعملها باستخدام ال </w:t>
       </w:r>
-      <w:proofErr w:type="spellStart"/>
       <w:r>
         <w:rPr>
           <w:color w:val="FF0000"/>
@@ -742,7 +707,6 @@
         </w:rPr>
         <w:t>APIRouter</w:t>
       </w:r>
-      <w:proofErr w:type="spellEnd"/>
       <w:r>
         <w:rPr>
           <w:rFonts w:hint="cs"/>
@@ -891,37 +855,12 @@
         </w:rPr>
         <w:t xml:space="preserve">وده هيكون من خلال </w:t>
       </w:r>
-      <w:proofErr w:type="spellStart"/>
       <w:r>
         <w:rPr>
           <w:color w:val="FF0000"/>
           <w:lang w:bidi="ar-EG"/>
         </w:rPr>
-        <w:t>app.include_router</w:t>
-      </w:r>
-      <w:proofErr w:type="spellEnd"/>
-      <w:r>
-        <w:rPr>
-          <w:color w:val="FF0000"/>
-          <w:lang w:bidi="ar-EG"/>
-        </w:rPr>
-        <w:t>(</w:t>
-      </w:r>
-      <w:proofErr w:type="spellStart"/>
-      <w:r>
-        <w:rPr>
-          <w:color w:val="FF0000"/>
-          <w:lang w:bidi="ar-EG"/>
-        </w:rPr>
-        <w:t>filename.apirouterName</w:t>
-      </w:r>
-      <w:proofErr w:type="spellEnd"/>
-      <w:r>
-        <w:rPr>
-          <w:color w:val="FF0000"/>
-          <w:lang w:bidi="ar-EG"/>
-        </w:rPr>
-        <w:t>)</w:t>
+        <w:t>app.include_router(filename.apirouterName)</w:t>
       </w:r>
     </w:p>
     <w:p>
@@ -1030,14 +969,12 @@
         <w:lastRenderedPageBreak/>
         <w:t xml:space="preserve">عندك بقي كل </w:t>
       </w:r>
-      <w:proofErr w:type="spellStart"/>
       <w:r>
         <w:rPr>
           <w:lang w:bidi="ar-EG"/>
         </w:rPr>
         <w:t>APIRouter</w:t>
       </w:r>
-      <w:proofErr w:type="spellEnd"/>
     </w:p>
     <w:p>
       <w:pPr>
@@ -1069,14 +1006,12 @@
         </w:rPr>
         <w:t xml:space="preserve"> (يعني حاجه بتكون ثابته في ال </w:t>
       </w:r>
-      <w:proofErr w:type="spellStart"/>
       <w:r>
         <w:rPr>
           <w:lang w:bidi="ar-EG"/>
         </w:rPr>
         <w:t>url</w:t>
       </w:r>
-      <w:proofErr w:type="spellEnd"/>
       <w:r>
         <w:rPr>
           <w:rFonts w:hint="cs"/>
@@ -1299,14 +1234,12 @@
           <w:lang w:bidi="ar-EG"/>
         </w:rPr>
       </w:pPr>
-      <w:proofErr w:type="spellStart"/>
       <w:r>
         <w:rPr>
           <w:lang w:bidi="ar-EG"/>
         </w:rPr>
         <w:t>SyntaxError</w:t>
       </w:r>
-      <w:proofErr w:type="spellEnd"/>
     </w:p>
     <w:p>
       <w:pPr>
@@ -1342,14 +1275,12 @@
           <w:lang w:bidi="ar-EG"/>
         </w:rPr>
       </w:pPr>
-      <w:proofErr w:type="spellStart"/>
       <w:r>
         <w:rPr>
           <w:lang w:bidi="ar-EG"/>
         </w:rPr>
         <w:t>NameError</w:t>
       </w:r>
-      <w:proofErr w:type="spellEnd"/>
     </w:p>
     <w:p>
       <w:pPr>
@@ -1412,14 +1343,12 @@
           <w:lang w:bidi="ar-EG"/>
         </w:rPr>
       </w:pPr>
-      <w:proofErr w:type="spellStart"/>
       <w:r>
         <w:rPr>
           <w:lang w:bidi="ar-EG"/>
         </w:rPr>
         <w:t>typeError</w:t>
       </w:r>
-      <w:proofErr w:type="spellEnd"/>
     </w:p>
     <w:p>
       <w:pPr>
@@ -1467,31 +1396,28 @@
         </w:rPr>
         <w:t xml:space="preserve"> مع </w:t>
       </w:r>
-      <w:proofErr w:type="spellStart"/>
       <w:r>
         <w:rPr>
           <w:lang w:bidi="ar-EG"/>
         </w:rPr>
         <w:t>integar</w:t>
       </w:r>
-      <w:proofErr w:type="spellEnd"/>
-    </w:p>
-    <w:p>
-      <w:pPr>
-        <w:bidi/>
-        <w:rPr>
-          <w:lang w:bidi="ar-EG"/>
-        </w:rPr>
-      </w:pPr>
-    </w:p>
-    <w:p>
-      <w:pPr>
-        <w:bidi/>
-        <w:rPr>
-          <w:lang w:bidi="ar-EG"/>
-        </w:rPr>
-      </w:pPr>
-      <w:proofErr w:type="spellStart"/>
+    </w:p>
+    <w:p>
+      <w:pPr>
+        <w:bidi/>
+        <w:rPr>
+          <w:lang w:bidi="ar-EG"/>
+        </w:rPr>
+      </w:pPr>
+    </w:p>
+    <w:p>
+      <w:pPr>
+        <w:bidi/>
+        <w:rPr>
+          <w:lang w:bidi="ar-EG"/>
+        </w:rPr>
+      </w:pPr>
       <w:r>
         <w:rPr>
           <w:lang w:bidi="ar-EG"/>
@@ -1499,7 +1425,6 @@
         <w:lastRenderedPageBreak/>
         <w:t>AttributeError</w:t>
       </w:r>
-      <w:proofErr w:type="spellEnd"/>
     </w:p>
     <w:p>
       <w:pPr>
@@ -1562,19 +1487,9 @@
           <w:rtl/>
         </w:rPr>
       </w:pPr>
-      <w:proofErr w:type="spellStart"/>
-      <w:r>
-        <w:t>ImportError</w:t>
-      </w:r>
-      <w:proofErr w:type="spellEnd"/>
-      <w:r>
-        <w:t xml:space="preserve"> / </w:t>
-      </w:r>
-      <w:proofErr w:type="spellStart"/>
-      <w:r>
-        <w:t>ModuleNotFoundError</w:t>
-      </w:r>
-      <w:proofErr w:type="spellEnd"/>
+      <w:r>
+        <w:t>ImportError / ModuleNotFoundError</w:t>
+      </w:r>
     </w:p>
     <w:p>
       <w:pPr>
@@ -2106,14 +2021,12 @@
         </w:rPr>
         <w:t xml:space="preserve">وبيكون واخدها من مكتبه ال </w:t>
       </w:r>
-      <w:proofErr w:type="spellStart"/>
       <w:r>
         <w:rPr>
           <w:lang w:bidi="ar-EG"/>
         </w:rPr>
         <w:t>pydantic</w:t>
       </w:r>
-      <w:proofErr w:type="spellEnd"/>
       <w:r>
         <w:rPr>
           <w:rFonts w:hint="cs"/>
@@ -2533,14 +2446,12 @@
         <w:lastRenderedPageBreak/>
         <w:t xml:space="preserve">او الطريقه التانيه (ودي الاحسن في </w:t>
       </w:r>
-      <w:proofErr w:type="spellStart"/>
       <w:r>
         <w:rPr>
           <w:lang w:bidi="ar-EG"/>
         </w:rPr>
         <w:t>fastapi</w:t>
       </w:r>
-      <w:proofErr w:type="spellEnd"/>
       <w:r>
         <w:rPr>
           <w:rFonts w:hint="cs"/>
@@ -2569,14 +2480,12 @@
         </w:rPr>
         <w:t xml:space="preserve">ودي عبارة عن حاجه من </w:t>
       </w:r>
-      <w:proofErr w:type="spellStart"/>
       <w:r>
         <w:rPr>
           <w:lang w:bidi="ar-EG"/>
         </w:rPr>
         <w:t>fastapi</w:t>
       </w:r>
-      <w:proofErr w:type="spellEnd"/>
       <w:r>
         <w:rPr>
           <w:rFonts w:hint="cs"/>
@@ -2744,14 +2653,12 @@
         <w:lastRenderedPageBreak/>
         <w:t xml:space="preserve">فدي بتكون مفيده جدا ل </w:t>
       </w:r>
-      <w:proofErr w:type="spellStart"/>
       <w:r>
         <w:rPr>
           <w:lang w:bidi="ar-EG"/>
         </w:rPr>
         <w:t>fastapi</w:t>
       </w:r>
-      <w:proofErr w:type="spellEnd"/>
       <w:r>
         <w:rPr>
           <w:rFonts w:hint="cs"/>
@@ -3405,14 +3312,12 @@
         </w:rPr>
         <w:t xml:space="preserve"> هيكون لي حاجه اسمها </w:t>
       </w:r>
-      <w:proofErr w:type="spellStart"/>
       <w:r>
         <w:rPr>
           <w:lang w:bidi="ar-EG"/>
         </w:rPr>
         <w:t>project_id</w:t>
       </w:r>
-      <w:proofErr w:type="spellEnd"/>
       <w:r>
         <w:rPr>
           <w:rFonts w:hint="cs"/>
@@ -3735,14 +3640,12 @@
         </w:rPr>
         <w:t xml:space="preserve"> في </w:t>
       </w:r>
-      <w:proofErr w:type="spellStart"/>
       <w:r>
         <w:rPr>
           <w:lang w:bidi="ar-EG"/>
         </w:rPr>
         <w:t>fastapi</w:t>
       </w:r>
-      <w:proofErr w:type="spellEnd"/>
       <w:r>
         <w:rPr>
           <w:rFonts w:hint="cs"/>
@@ -3751,14 +3654,12 @@
         </w:rPr>
         <w:t xml:space="preserve"> بتجيب منها حاجه اسمها </w:t>
       </w:r>
-      <w:proofErr w:type="spellStart"/>
       <w:r>
         <w:rPr>
           <w:lang w:bidi="ar-EG"/>
         </w:rPr>
         <w:t>UploadFile</w:t>
       </w:r>
-      <w:proofErr w:type="spellEnd"/>
     </w:p>
     <w:p>
       <w:pPr>
@@ -4114,14 +4015,12 @@
         </w:rPr>
         <w:t xml:space="preserve">فانا اول حاجه هروح اعمل ملف اسمه </w:t>
       </w:r>
-      <w:proofErr w:type="spellStart"/>
       <w:r>
         <w:rPr>
           <w:lang w:bidi="ar-EG"/>
         </w:rPr>
         <w:t>BaseController</w:t>
       </w:r>
-      <w:proofErr w:type="spellEnd"/>
       <w:r>
         <w:rPr>
           <w:rFonts w:hint="cs"/>
@@ -4175,14 +4074,12 @@
         </w:rPr>
         <w:t xml:space="preserve">فهنا انا عملت ال </w:t>
       </w:r>
-      <w:proofErr w:type="spellStart"/>
       <w:r>
         <w:rPr>
           <w:lang w:bidi="ar-EG"/>
         </w:rPr>
         <w:t>BaseController</w:t>
       </w:r>
-      <w:proofErr w:type="spellEnd"/>
       <w:r>
         <w:rPr>
           <w:rFonts w:hint="cs"/>
@@ -4191,19 +4088,11 @@
         </w:rPr>
         <w:t xml:space="preserve"> والي هو كل الي فيه دلوقتي انه بيجيب ال </w:t>
       </w:r>
-      <w:proofErr w:type="spellStart"/>
-      <w:r>
-        <w:rPr>
-          <w:lang w:bidi="ar-EG"/>
-        </w:rPr>
-        <w:t>get_settings</w:t>
-      </w:r>
-      <w:proofErr w:type="spellEnd"/>
-      <w:r>
-        <w:rPr>
-          <w:lang w:bidi="ar-EG"/>
-        </w:rPr>
-        <w:t>()</w:t>
+      <w:r>
+        <w:rPr>
+          <w:lang w:bidi="ar-EG"/>
+        </w:rPr>
+        <w:t>get_settings()</w:t>
       </w:r>
     </w:p>
     <w:p>
@@ -4273,14 +4162,12 @@
         </w:rPr>
         <w:t xml:space="preserve">وخلينا ال </w:t>
       </w:r>
-      <w:proofErr w:type="spellStart"/>
       <w:r>
         <w:rPr>
           <w:lang w:bidi="ar-EG"/>
         </w:rPr>
         <w:t>DataController</w:t>
       </w:r>
-      <w:proofErr w:type="spellEnd"/>
       <w:r>
         <w:rPr>
           <w:rFonts w:hint="cs"/>
@@ -4380,14 +4267,12 @@
         </w:rPr>
         <w:t xml:space="preserve"> تاخد ال </w:t>
       </w:r>
-      <w:proofErr w:type="spellStart"/>
       <w:r>
         <w:rPr>
           <w:lang w:bidi="ar-EG"/>
         </w:rPr>
         <w:t>uploadfile</w:t>
       </w:r>
-      <w:proofErr w:type="spellEnd"/>
       <w:r>
         <w:rPr>
           <w:rFonts w:hint="cs"/>
@@ -4417,16 +4302,8 @@
         <w:rPr>
           <w:lang w:bidi="ar-EG"/>
         </w:rPr>
-        <w:t>.</w:t>
-      </w:r>
-      <w:proofErr w:type="spellStart"/>
-      <w:r>
-        <w:rPr>
-          <w:lang w:bidi="ar-EG"/>
-        </w:rPr>
-        <w:t>content_type</w:t>
-      </w:r>
-      <w:proofErr w:type="spellEnd"/>
+        <w:t>.content_type</w:t>
+      </w:r>
     </w:p>
     <w:p>
       <w:pPr>
@@ -4658,7 +4535,6 @@
       <w:pPr>
         <w:bidi/>
         <w:rPr>
-          <w:rFonts w:hint="cs"/>
           <w:lang w:bidi="ar-EG"/>
         </w:rPr>
       </w:pPr>
@@ -4701,6 +4577,7 @@
       <w:r>
         <w:rPr>
           <w:rFonts w:cs="Arial"/>
+          <w:noProof/>
           <w:rtl/>
           <w:lang w:bidi="ar-EG"/>
         </w:rPr>
@@ -4773,6 +4650,7 @@
       <w:r>
         <w:rPr>
           <w:rFonts w:cs="Arial"/>
+          <w:noProof/>
           <w:rtl/>
           <w:lang w:bidi="ar-EG"/>
         </w:rPr>
@@ -4993,14 +4871,12 @@
         </w:rPr>
         <w:t xml:space="preserve">فمن ال </w:t>
       </w:r>
-      <w:proofErr w:type="spellStart"/>
       <w:r>
         <w:rPr>
           <w:lang w:bidi="ar-EG"/>
         </w:rPr>
         <w:t>fastapi</w:t>
       </w:r>
-      <w:proofErr w:type="spellEnd"/>
       <w:r>
         <w:rPr>
           <w:rFonts w:hint="cs"/>
@@ -5053,14 +4929,12 @@
         </w:rPr>
         <w:t xml:space="preserve">ومن ال </w:t>
       </w:r>
-      <w:proofErr w:type="spellStart"/>
       <w:r>
         <w:rPr>
           <w:lang w:bidi="ar-EG"/>
         </w:rPr>
         <w:t>fastapi.responses</w:t>
       </w:r>
-      <w:proofErr w:type="spellEnd"/>
       <w:r>
         <w:rPr>
           <w:rFonts w:hint="cs"/>
@@ -5069,14 +4943,12 @@
         </w:rPr>
         <w:t xml:space="preserve"> هنجيب ال </w:t>
       </w:r>
-      <w:proofErr w:type="spellStart"/>
       <w:r>
         <w:rPr>
           <w:lang w:bidi="ar-EG"/>
         </w:rPr>
         <w:t>JSONResponse</w:t>
       </w:r>
-      <w:proofErr w:type="spellEnd"/>
     </w:p>
     <w:p>
       <w:pPr>
@@ -5094,14 +4966,12 @@
         </w:rPr>
         <w:t xml:space="preserve">والي بيكون فيه حاجتين ال </w:t>
       </w:r>
-      <w:proofErr w:type="spellStart"/>
       <w:r>
         <w:rPr>
           <w:lang w:bidi="ar-EG"/>
         </w:rPr>
         <w:t>status_code</w:t>
       </w:r>
-      <w:proofErr w:type="spellEnd"/>
       <w:r>
         <w:rPr>
           <w:rFonts w:hint="cs"/>
@@ -5115,7 +4985,6 @@
       <w:pPr>
         <w:bidi/>
         <w:rPr>
-          <w:rFonts w:hint="cs"/>
           <w:rtl/>
           <w:lang w:bidi="ar-EG"/>
         </w:rPr>
@@ -5154,6 +5023,7 @@
       <w:r>
         <w:rPr>
           <w:rFonts w:cs="Arial"/>
+          <w:noProof/>
           <w:rtl/>
           <w:lang w:bidi="ar-EG"/>
         </w:rPr>
@@ -5284,7 +5154,6 @@
       <w:pPr>
         <w:bidi/>
         <w:rPr>
-          <w:rFonts w:hint="cs"/>
           <w:lang w:bidi="ar-EG"/>
         </w:rPr>
       </w:pPr>
@@ -5296,14 +5165,12 @@
         </w:rPr>
         <w:t xml:space="preserve">عاوزين بقي اننا نبدا اننا ناخد ال </w:t>
       </w:r>
-      <w:proofErr w:type="spellStart"/>
       <w:r>
         <w:rPr>
           <w:lang w:bidi="ar-EG"/>
         </w:rPr>
         <w:t>project_id</w:t>
       </w:r>
-      <w:proofErr w:type="spellEnd"/>
       <w:r>
         <w:rPr>
           <w:rFonts w:hint="cs"/>
@@ -5482,16 +5349,8 @@
         <w:rPr>
           <w:lang w:bidi="ar-EG"/>
         </w:rPr>
-        <w:t xml:space="preserve"> </w:t>
-      </w:r>
-      <w:proofErr w:type="spellStart"/>
-      <w:r>
-        <w:rPr>
-          <w:lang w:bidi="ar-EG"/>
-        </w:rPr>
-        <w:t>ProjectController</w:t>
-      </w:r>
-      <w:proofErr w:type="spellEnd"/>
+        <w:t xml:space="preserve"> ProjectController</w:t>
+      </w:r>
       <w:r>
         <w:rPr>
           <w:rFonts w:hint="cs"/>
@@ -5552,14 +5411,12 @@
         </w:rPr>
         <w:t xml:space="preserve"> الجديد بناءا علي ال </w:t>
       </w:r>
-      <w:proofErr w:type="spellStart"/>
       <w:r>
         <w:rPr>
           <w:lang w:bidi="ar-EG"/>
         </w:rPr>
         <w:t>project_id</w:t>
       </w:r>
-      <w:proofErr w:type="spellEnd"/>
     </w:p>
     <w:p>
       <w:pPr>
@@ -5602,7 +5459,6 @@
       <w:pPr>
         <w:bidi/>
         <w:rPr>
-          <w:rFonts w:hint="cs"/>
           <w:lang w:bidi="ar-EG"/>
         </w:rPr>
       </w:pPr>
@@ -5614,14 +5470,12 @@
         </w:rPr>
         <w:t xml:space="preserve">بس عشان ممكن اي حد يبقي يحتاجه بعد كده انا هروح احطه في ال </w:t>
       </w:r>
-      <w:proofErr w:type="spellStart"/>
       <w:r>
         <w:rPr>
           <w:lang w:bidi="ar-EG"/>
         </w:rPr>
         <w:t>BaseController</w:t>
       </w:r>
-      <w:proofErr w:type="spellEnd"/>
     </w:p>
     <w:p>
       <w:pPr>
@@ -5633,6 +5487,7 @@
       <w:r>
         <w:rPr>
           <w:rFonts w:cs="Arial"/>
+          <w:noProof/>
           <w:rtl/>
           <w:lang w:bidi="ar-EG"/>
         </w:rPr>
@@ -5684,7 +5539,6 @@
       <w:pPr>
         <w:bidi/>
         <w:rPr>
-          <w:rFonts w:hint="cs"/>
           <w:lang w:bidi="ar-EG"/>
         </w:rPr>
       </w:pPr>
@@ -5746,14 +5600,12 @@
         </w:rPr>
         <w:t xml:space="preserve"> الي هتكون خاصه ب </w:t>
       </w:r>
-      <w:proofErr w:type="spellStart"/>
       <w:r>
         <w:rPr>
           <w:lang w:bidi="ar-EG"/>
         </w:rPr>
         <w:t>project_id</w:t>
       </w:r>
-      <w:proofErr w:type="spellEnd"/>
     </w:p>
     <w:p>
       <w:pPr>
@@ -5765,6 +5617,7 @@
       <w:r>
         <w:rPr>
           <w:rFonts w:cs="Arial"/>
+          <w:noProof/>
           <w:rtl/>
           <w:lang w:bidi="ar-EG"/>
         </w:rPr>
@@ -5829,14 +5682,12 @@
         <w:lastRenderedPageBreak/>
         <w:t xml:space="preserve">دلوقتي بقي هروح ل </w:t>
       </w:r>
-      <w:proofErr w:type="spellStart"/>
       <w:r>
         <w:rPr>
           <w:lang w:bidi="ar-EG"/>
         </w:rPr>
         <w:t>ProjectController</w:t>
       </w:r>
-      <w:proofErr w:type="spellEnd"/>
     </w:p>
     <w:p>
       <w:pPr>
@@ -5868,14 +5719,12 @@
         </w:rPr>
         <w:t xml:space="preserve"> بتاعت ال </w:t>
       </w:r>
-      <w:proofErr w:type="spellStart"/>
       <w:r>
         <w:rPr>
           <w:lang w:bidi="ar-EG"/>
         </w:rPr>
         <w:t>get_project_path</w:t>
       </w:r>
-      <w:proofErr w:type="spellEnd"/>
     </w:p>
     <w:p>
       <w:pPr>
@@ -5907,14 +5756,12 @@
         </w:rPr>
         <w:t xml:space="preserve"> بتاع ال </w:t>
       </w:r>
-      <w:proofErr w:type="spellStart"/>
       <w:r>
         <w:rPr>
           <w:lang w:bidi="ar-EG"/>
         </w:rPr>
         <w:t>project_id</w:t>
       </w:r>
-      <w:proofErr w:type="spellEnd"/>
       <w:r>
         <w:rPr>
           <w:rFonts w:hint="cs"/>
@@ -5949,6 +5796,7 @@
       <w:r>
         <w:rPr>
           <w:rFonts w:cs="Arial"/>
+          <w:noProof/>
           <w:rtl/>
           <w:lang w:bidi="ar-EG"/>
         </w:rPr>
@@ -6068,6 +5916,7 @@
       <w:r>
         <w:rPr>
           <w:rFonts w:cs="Arial"/>
+          <w:noProof/>
           <w:rtl/>
           <w:lang w:bidi="ar-EG"/>
         </w:rPr>
@@ -6449,7 +6298,6 @@
         </w:rPr>
         <w:t xml:space="preserve"> هتحتاج ملف مكتبه اسمها </w:t>
       </w:r>
-      <w:proofErr w:type="spellStart"/>
       <w:r>
         <w:rPr>
           <w:lang w:bidi="ar-EG"/>
@@ -6462,7 +6310,6 @@
         </w:rPr>
         <w:t>s</w:t>
       </w:r>
-      <w:proofErr w:type="spellEnd"/>
     </w:p>
     <w:p>
       <w:pPr>
@@ -6516,7 +6363,6 @@
       <w:pPr>
         <w:bidi/>
         <w:rPr>
-          <w:rFonts w:hint="cs"/>
           <w:lang w:bidi="ar-EG"/>
         </w:rPr>
       </w:pPr>
@@ -6528,14 +6374,12 @@
         </w:rPr>
         <w:t xml:space="preserve">#وخلي بالك اننا استعملنا </w:t>
       </w:r>
-      <w:proofErr w:type="spellStart"/>
       <w:r>
         <w:rPr>
           <w:lang w:bidi="ar-EG"/>
         </w:rPr>
         <w:t>aiofiles</w:t>
       </w:r>
-      <w:proofErr w:type="spellEnd"/>
       <w:r>
         <w:rPr>
           <w:rFonts w:hint="cs"/>
@@ -6558,26 +6402,24 @@
         </w:rPr>
         <w:t xml:space="preserve"> وبالتالي بتكون مناسبه ل </w:t>
       </w:r>
-      <w:proofErr w:type="spellStart"/>
       <w:r>
         <w:rPr>
           <w:lang w:bidi="ar-EG"/>
         </w:rPr>
         <w:t>fastapi</w:t>
       </w:r>
-      <w:proofErr w:type="spellEnd"/>
-    </w:p>
-    <w:p>
-      <w:pPr>
-        <w:bidi/>
-        <w:rPr>
-          <w:rFonts w:hint="cs"/>
+    </w:p>
+    <w:p>
+      <w:pPr>
+        <w:bidi/>
+        <w:rPr>
           <w:lang w:bidi="ar-EG"/>
         </w:rPr>
       </w:pPr>
       <w:r>
         <w:rPr>
           <w:rFonts w:cs="Arial"/>
+          <w:noProof/>
           <w:rtl/>
           <w:lang w:bidi="ar-EG"/>
         </w:rPr>
@@ -6622,7 +6464,6 @@
       <w:pPr>
         <w:bidi/>
         <w:rPr>
-          <w:rFonts w:hint="cs"/>
           <w:lang w:bidi="ar-EG"/>
         </w:rPr>
       </w:pPr>
@@ -6890,20 +6731,17 @@
         </w:rPr>
         <w:t xml:space="preserve">فعملنا كده جوه ال </w:t>
       </w:r>
-      <w:proofErr w:type="spellStart"/>
       <w:r>
         <w:rPr>
           <w:lang w:bidi="ar-EG"/>
         </w:rPr>
         <w:t>DataController</w:t>
       </w:r>
-      <w:proofErr w:type="spellEnd"/>
-    </w:p>
-    <w:p>
-      <w:pPr>
-        <w:bidi/>
-        <w:rPr>
-          <w:rFonts w:hint="cs"/>
+    </w:p>
+    <w:p>
+      <w:pPr>
+        <w:bidi/>
+        <w:rPr>
           <w:lang w:bidi="ar-EG"/>
         </w:rPr>
       </w:pPr>
@@ -6974,6 +6812,7 @@
       <w:r>
         <w:rPr>
           <w:rFonts w:cs="Arial"/>
+          <w:noProof/>
           <w:rtl/>
           <w:lang w:bidi="ar-EG"/>
         </w:rPr>
@@ -7082,14 +6921,12 @@
         </w:rPr>
         <w:t xml:space="preserve"> الي بنعمله من خلال </w:t>
       </w:r>
-      <w:proofErr w:type="spellStart"/>
       <w:r>
         <w:rPr>
           <w:lang w:bidi="ar-EG"/>
         </w:rPr>
         <w:t>aiofiles</w:t>
       </w:r>
-      <w:proofErr w:type="spellEnd"/>
     </w:p>
     <w:p>
       <w:pPr>
@@ -7119,6 +6956,7 @@
       <w:r>
         <w:rPr>
           <w:rFonts w:cs="Arial"/>
+          <w:noProof/>
           <w:rtl/>
           <w:lang w:bidi="ar-EG"/>
         </w:rPr>
@@ -7235,6 +7073,7 @@
       <w:r>
         <w:rPr>
           <w:rFonts w:cs="Arial"/>
+          <w:noProof/>
           <w:rtl/>
           <w:lang w:bidi="ar-EG"/>
         </w:rPr>
@@ -7342,7 +7181,6 @@
       <w:pPr>
         <w:bidi/>
         <w:rPr>
-          <w:rFonts w:hint="cs"/>
           <w:lang w:bidi="ar-EG"/>
         </w:rPr>
       </w:pPr>
@@ -7372,21 +7210,7 @@
         <w:rPr>
           <w:lang w:bidi="ar-EG"/>
         </w:rPr>
-        <w:t>.</w:t>
-      </w:r>
-      <w:proofErr w:type="spellStart"/>
-      <w:r>
-        <w:rPr>
-          <w:lang w:bidi="ar-EG"/>
-        </w:rPr>
-        <w:t>getLogger</w:t>
-      </w:r>
-      <w:proofErr w:type="spellEnd"/>
-      <w:r>
-        <w:rPr>
-          <w:lang w:bidi="ar-EG"/>
-        </w:rPr>
-        <w:t>()</w:t>
+        <w:t>.getLogger()</w:t>
       </w:r>
     </w:p>
     <w:p>
@@ -7399,6 +7223,7 @@
       <w:r>
         <w:rPr>
           <w:rFonts w:cs="Arial"/>
+          <w:noProof/>
           <w:rtl/>
           <w:lang w:bidi="ar-EG"/>
         </w:rPr>
@@ -7481,6 +7306,7 @@
       <w:r>
         <w:rPr>
           <w:rFonts w:cs="Arial"/>
+          <w:noProof/>
           <w:rtl/>
           <w:lang w:bidi="ar-EG"/>
         </w:rPr>
@@ -7525,7 +7351,6 @@
       <w:pPr>
         <w:bidi/>
         <w:rPr>
-          <w:rtl/>
           <w:lang w:bidi="ar-EG"/>
         </w:rPr>
       </w:pPr>
@@ -7557,6 +7382,52 @@
       <w:pPr>
         <w:bidi/>
         <w:rPr>
+          <w:rFonts w:hint="cs"/>
+          <w:rtl/>
+          <w:lang w:bidi="ar-EG"/>
+        </w:rPr>
+      </w:pPr>
+      <w:r>
+        <w:rPr>
+          <w:rFonts w:hint="cs"/>
+          <w:rtl/>
+          <w:lang w:bidi="ar-EG"/>
+        </w:rPr>
+        <w:t xml:space="preserve">وعدلنا بس حاجه بسيطه ان </w:t>
+      </w:r>
+      <w:r>
+        <w:rPr>
+          <w:lang w:bidi="ar-EG"/>
+        </w:rPr>
+        <w:t>.generate_file_path</w:t>
+      </w:r>
+      <w:r>
+        <w:rPr>
+          <w:rFonts w:hint="cs"/>
+          <w:rtl/>
+          <w:lang w:bidi="ar-EG"/>
+        </w:rPr>
+        <w:t xml:space="preserve"> هيرجعلي كمان ال </w:t>
+      </w:r>
+      <w:r>
+        <w:rPr>
+          <w:lang w:bidi="ar-EG"/>
+        </w:rPr>
+        <w:t>file_id</w:t>
+      </w:r>
+      <w:r>
+        <w:rPr>
+          <w:rFonts w:hint="cs"/>
+          <w:rtl/>
+          <w:lang w:bidi="ar-EG"/>
+        </w:rPr>
+        <w:t xml:space="preserve"> الي هو اسم الملف عشان هنستعمل بعد كده</w:t>
+      </w:r>
+    </w:p>
+    <w:p>
+      <w:pPr>
+        <w:bidi/>
+        <w:rPr>
           <w:rtl/>
           <w:lang w:bidi="ar-EG"/>
         </w:rPr>
@@ -7568,10 +7439,10 @@
           <w:lang w:bidi="ar-EG"/>
         </w:rPr>
         <w:drawing>
-          <wp:inline distT="0" distB="0" distL="0" distR="0" wp14:anchorId="102B72BF" wp14:editId="5D935DFB">
-            <wp:extent cx="5943600" cy="3669030"/>
-            <wp:effectExtent l="0" t="0" r="0" b="7620"/>
-            <wp:docPr id="33" name="Picture 33"/>
+          <wp:inline distT="0" distB="0" distL="0" distR="0" wp14:anchorId="13BDB3EC" wp14:editId="6AB6EBB2">
+            <wp:extent cx="5943600" cy="3846195"/>
+            <wp:effectExtent l="0" t="0" r="0" b="1905"/>
+            <wp:docPr id="34" name="Picture 34"/>
             <wp:cNvGraphicFramePr>
               <a:graphicFrameLocks xmlns:a="http://schemas.openxmlformats.org/drawingml/2006/main" noChangeAspect="1"/>
             </wp:cNvGraphicFramePr>
@@ -7591,7 +7462,7 @@
                   <pic:spPr>
                     <a:xfrm>
                       <a:off x="0" y="0"/>
-                      <a:ext cx="5943600" cy="3669030"/>
+                      <a:ext cx="5943600" cy="3846195"/>
                     </a:xfrm>
                     <a:prstGeom prst="rect">
                       <a:avLst/>
@@ -7693,7 +7564,6 @@
       <w:pPr>
         <w:bidi/>
         <w:rPr>
-          <w:rFonts w:hint="cs"/>
           <w:rtl/>
           <w:lang w:bidi="ar-EG"/>
         </w:rPr>

--- a/src/notes.docx
+++ b/src/notes.docx
@@ -36,7 +36,15 @@
         <w:t>وطلما انت هتستعمل</w:t>
       </w:r>
       <w:r>
-        <w:t xml:space="preserve"> fastapi </w:t>
+        <w:t xml:space="preserve"> </w:t>
+      </w:r>
+      <w:proofErr w:type="spellStart"/>
+      <w:r>
+        <w:t>fastapi</w:t>
+      </w:r>
+      <w:proofErr w:type="spellEnd"/>
+      <w:r>
+        <w:t xml:space="preserve"> </w:t>
       </w:r>
       <w:r>
         <w:rPr>
@@ -97,7 +105,15 @@
         <w:t>يبقي تحط فيه ملف ال</w:t>
       </w:r>
       <w:r>
-        <w:t xml:space="preserve"> __init__ </w:t>
+        <w:t xml:space="preserve"> __</w:t>
+      </w:r>
+      <w:proofErr w:type="spellStart"/>
+      <w:r>
+        <w:t>init</w:t>
+      </w:r>
+      <w:proofErr w:type="spellEnd"/>
+      <w:r>
+        <w:t xml:space="preserve">__ </w:t>
       </w:r>
       <w:r>
         <w:rPr>
@@ -286,12 +302,14 @@
         </w:rPr>
         <w:t xml:space="preserve"> عندنا والي هي وظيفتها بس انها تعرفك انه ال </w:t>
       </w:r>
+      <w:proofErr w:type="spellStart"/>
       <w:r>
         <w:rPr>
           <w:lang w:bidi="ar-EG"/>
         </w:rPr>
         <w:t>api</w:t>
       </w:r>
+      <w:proofErr w:type="spellEnd"/>
       <w:r>
         <w:rPr>
           <w:rFonts w:hint="cs"/>
@@ -545,7 +563,21 @@
         <w:rPr>
           <w:lang w:bidi="ar-EG"/>
         </w:rPr>
-        <w:t>.include_router()</w:t>
+        <w:t>.</w:t>
+      </w:r>
+      <w:proofErr w:type="spellStart"/>
+      <w:r>
+        <w:rPr>
+          <w:lang w:bidi="ar-EG"/>
+        </w:rPr>
+        <w:t>include_router</w:t>
+      </w:r>
+      <w:proofErr w:type="spellEnd"/>
+      <w:r>
+        <w:rPr>
+          <w:lang w:bidi="ar-EG"/>
+        </w:rPr>
+        <w:t>()</w:t>
       </w:r>
     </w:p>
     <w:p>
@@ -591,12 +623,14 @@
         </w:rPr>
         <w:t xml:space="preserve"> واسمه </w:t>
       </w:r>
+      <w:proofErr w:type="spellStart"/>
       <w:r>
         <w:rPr>
           <w:lang w:bidi="ar-EG"/>
         </w:rPr>
         <w:t>base_router</w:t>
       </w:r>
+      <w:proofErr w:type="spellEnd"/>
     </w:p>
     <w:p>
       <w:pPr>
@@ -700,6 +734,7 @@
         </w:rPr>
         <w:t xml:space="preserve"> احنا بنعملها باستخدام ال </w:t>
       </w:r>
+      <w:proofErr w:type="spellStart"/>
       <w:r>
         <w:rPr>
           <w:color w:val="FF0000"/>
@@ -707,6 +742,7 @@
         </w:rPr>
         <w:t>APIRouter</w:t>
       </w:r>
+      <w:proofErr w:type="spellEnd"/>
       <w:r>
         <w:rPr>
           <w:rFonts w:hint="cs"/>
@@ -855,12 +891,37 @@
         </w:rPr>
         <w:t xml:space="preserve">وده هيكون من خلال </w:t>
       </w:r>
+      <w:proofErr w:type="spellStart"/>
       <w:r>
         <w:rPr>
           <w:color w:val="FF0000"/>
           <w:lang w:bidi="ar-EG"/>
         </w:rPr>
-        <w:t>app.include_router(filename.apirouterName)</w:t>
+        <w:t>app.include_router</w:t>
+      </w:r>
+      <w:proofErr w:type="spellEnd"/>
+      <w:r>
+        <w:rPr>
+          <w:color w:val="FF0000"/>
+          <w:lang w:bidi="ar-EG"/>
+        </w:rPr>
+        <w:t>(</w:t>
+      </w:r>
+      <w:proofErr w:type="spellStart"/>
+      <w:r>
+        <w:rPr>
+          <w:color w:val="FF0000"/>
+          <w:lang w:bidi="ar-EG"/>
+        </w:rPr>
+        <w:t>filename.apirouterName</w:t>
+      </w:r>
+      <w:proofErr w:type="spellEnd"/>
+      <w:r>
+        <w:rPr>
+          <w:color w:val="FF0000"/>
+          <w:lang w:bidi="ar-EG"/>
+        </w:rPr>
+        <w:t>)</w:t>
       </w:r>
     </w:p>
     <w:p>
@@ -969,12 +1030,14 @@
         <w:lastRenderedPageBreak/>
         <w:t xml:space="preserve">عندك بقي كل </w:t>
       </w:r>
+      <w:proofErr w:type="spellStart"/>
       <w:r>
         <w:rPr>
           <w:lang w:bidi="ar-EG"/>
         </w:rPr>
         <w:t>APIRouter</w:t>
       </w:r>
+      <w:proofErr w:type="spellEnd"/>
     </w:p>
     <w:p>
       <w:pPr>
@@ -1006,12 +1069,14 @@
         </w:rPr>
         <w:t xml:space="preserve"> (يعني حاجه بتكون ثابته في ال </w:t>
       </w:r>
+      <w:proofErr w:type="spellStart"/>
       <w:r>
         <w:rPr>
           <w:lang w:bidi="ar-EG"/>
         </w:rPr>
         <w:t>url</w:t>
       </w:r>
+      <w:proofErr w:type="spellEnd"/>
       <w:r>
         <w:rPr>
           <w:rFonts w:hint="cs"/>
@@ -1234,12 +1299,14 @@
           <w:lang w:bidi="ar-EG"/>
         </w:rPr>
       </w:pPr>
+      <w:proofErr w:type="spellStart"/>
       <w:r>
         <w:rPr>
           <w:lang w:bidi="ar-EG"/>
         </w:rPr>
         <w:t>SyntaxError</w:t>
       </w:r>
+      <w:proofErr w:type="spellEnd"/>
     </w:p>
     <w:p>
       <w:pPr>
@@ -1275,12 +1342,14 @@
           <w:lang w:bidi="ar-EG"/>
         </w:rPr>
       </w:pPr>
+      <w:proofErr w:type="spellStart"/>
       <w:r>
         <w:rPr>
           <w:lang w:bidi="ar-EG"/>
         </w:rPr>
         <w:t>NameError</w:t>
       </w:r>
+      <w:proofErr w:type="spellEnd"/>
     </w:p>
     <w:p>
       <w:pPr>
@@ -1343,12 +1412,14 @@
           <w:lang w:bidi="ar-EG"/>
         </w:rPr>
       </w:pPr>
+      <w:proofErr w:type="spellStart"/>
       <w:r>
         <w:rPr>
           <w:lang w:bidi="ar-EG"/>
         </w:rPr>
         <w:t>typeError</w:t>
       </w:r>
+      <w:proofErr w:type="spellEnd"/>
     </w:p>
     <w:p>
       <w:pPr>
@@ -1396,28 +1467,31 @@
         </w:rPr>
         <w:t xml:space="preserve"> مع </w:t>
       </w:r>
+      <w:proofErr w:type="spellStart"/>
       <w:r>
         <w:rPr>
           <w:lang w:bidi="ar-EG"/>
         </w:rPr>
         <w:t>integar</w:t>
       </w:r>
-    </w:p>
-    <w:p>
-      <w:pPr>
-        <w:bidi/>
-        <w:rPr>
-          <w:lang w:bidi="ar-EG"/>
-        </w:rPr>
-      </w:pPr>
-    </w:p>
-    <w:p>
-      <w:pPr>
-        <w:bidi/>
-        <w:rPr>
-          <w:lang w:bidi="ar-EG"/>
-        </w:rPr>
-      </w:pPr>
+      <w:proofErr w:type="spellEnd"/>
+    </w:p>
+    <w:p>
+      <w:pPr>
+        <w:bidi/>
+        <w:rPr>
+          <w:lang w:bidi="ar-EG"/>
+        </w:rPr>
+      </w:pPr>
+    </w:p>
+    <w:p>
+      <w:pPr>
+        <w:bidi/>
+        <w:rPr>
+          <w:lang w:bidi="ar-EG"/>
+        </w:rPr>
+      </w:pPr>
+      <w:proofErr w:type="spellStart"/>
       <w:r>
         <w:rPr>
           <w:lang w:bidi="ar-EG"/>
@@ -1425,6 +1499,7 @@
         <w:lastRenderedPageBreak/>
         <w:t>AttributeError</w:t>
       </w:r>
+      <w:proofErr w:type="spellEnd"/>
     </w:p>
     <w:p>
       <w:pPr>
@@ -1487,9 +1562,19 @@
           <w:rtl/>
         </w:rPr>
       </w:pPr>
-      <w:r>
-        <w:t>ImportError / ModuleNotFoundError</w:t>
-      </w:r>
+      <w:proofErr w:type="spellStart"/>
+      <w:r>
+        <w:t>ImportError</w:t>
+      </w:r>
+      <w:proofErr w:type="spellEnd"/>
+      <w:r>
+        <w:t xml:space="preserve"> / </w:t>
+      </w:r>
+      <w:proofErr w:type="spellStart"/>
+      <w:r>
+        <w:t>ModuleNotFoundError</w:t>
+      </w:r>
+      <w:proofErr w:type="spellEnd"/>
     </w:p>
     <w:p>
       <w:pPr>
@@ -2021,12 +2106,14 @@
         </w:rPr>
         <w:t xml:space="preserve">وبيكون واخدها من مكتبه ال </w:t>
       </w:r>
+      <w:proofErr w:type="spellStart"/>
       <w:r>
         <w:rPr>
           <w:lang w:bidi="ar-EG"/>
         </w:rPr>
         <w:t>pydantic</w:t>
       </w:r>
+      <w:proofErr w:type="spellEnd"/>
       <w:r>
         <w:rPr>
           <w:rFonts w:hint="cs"/>
@@ -2446,12 +2533,14 @@
         <w:lastRenderedPageBreak/>
         <w:t xml:space="preserve">او الطريقه التانيه (ودي الاحسن في </w:t>
       </w:r>
+      <w:proofErr w:type="spellStart"/>
       <w:r>
         <w:rPr>
           <w:lang w:bidi="ar-EG"/>
         </w:rPr>
         <w:t>fastapi</w:t>
       </w:r>
+      <w:proofErr w:type="spellEnd"/>
       <w:r>
         <w:rPr>
           <w:rFonts w:hint="cs"/>
@@ -2480,12 +2569,14 @@
         </w:rPr>
         <w:t xml:space="preserve">ودي عبارة عن حاجه من </w:t>
       </w:r>
+      <w:proofErr w:type="spellStart"/>
       <w:r>
         <w:rPr>
           <w:lang w:bidi="ar-EG"/>
         </w:rPr>
         <w:t>fastapi</w:t>
       </w:r>
+      <w:proofErr w:type="spellEnd"/>
       <w:r>
         <w:rPr>
           <w:rFonts w:hint="cs"/>
@@ -2653,12 +2744,14 @@
         <w:lastRenderedPageBreak/>
         <w:t xml:space="preserve">فدي بتكون مفيده جدا ل </w:t>
       </w:r>
+      <w:proofErr w:type="spellStart"/>
       <w:r>
         <w:rPr>
           <w:lang w:bidi="ar-EG"/>
         </w:rPr>
         <w:t>fastapi</w:t>
       </w:r>
+      <w:proofErr w:type="spellEnd"/>
       <w:r>
         <w:rPr>
           <w:rFonts w:hint="cs"/>
@@ -3312,12 +3405,14 @@
         </w:rPr>
         <w:t xml:space="preserve"> هيكون لي حاجه اسمها </w:t>
       </w:r>
+      <w:proofErr w:type="spellStart"/>
       <w:r>
         <w:rPr>
           <w:lang w:bidi="ar-EG"/>
         </w:rPr>
         <w:t>project_id</w:t>
       </w:r>
+      <w:proofErr w:type="spellEnd"/>
       <w:r>
         <w:rPr>
           <w:rFonts w:hint="cs"/>
@@ -3640,12 +3735,14 @@
         </w:rPr>
         <w:t xml:space="preserve"> في </w:t>
       </w:r>
+      <w:proofErr w:type="spellStart"/>
       <w:r>
         <w:rPr>
           <w:lang w:bidi="ar-EG"/>
         </w:rPr>
         <w:t>fastapi</w:t>
       </w:r>
+      <w:proofErr w:type="spellEnd"/>
       <w:r>
         <w:rPr>
           <w:rFonts w:hint="cs"/>
@@ -3654,12 +3751,14 @@
         </w:rPr>
         <w:t xml:space="preserve"> بتجيب منها حاجه اسمها </w:t>
       </w:r>
+      <w:proofErr w:type="spellStart"/>
       <w:r>
         <w:rPr>
           <w:lang w:bidi="ar-EG"/>
         </w:rPr>
         <w:t>UploadFile</w:t>
       </w:r>
+      <w:proofErr w:type="spellEnd"/>
     </w:p>
     <w:p>
       <w:pPr>
@@ -4015,12 +4114,14 @@
         </w:rPr>
         <w:t xml:space="preserve">فانا اول حاجه هروح اعمل ملف اسمه </w:t>
       </w:r>
+      <w:proofErr w:type="spellStart"/>
       <w:r>
         <w:rPr>
           <w:lang w:bidi="ar-EG"/>
         </w:rPr>
         <w:t>BaseController</w:t>
       </w:r>
+      <w:proofErr w:type="spellEnd"/>
       <w:r>
         <w:rPr>
           <w:rFonts w:hint="cs"/>
@@ -4074,12 +4175,14 @@
         </w:rPr>
         <w:t xml:space="preserve">فهنا انا عملت ال </w:t>
       </w:r>
+      <w:proofErr w:type="spellStart"/>
       <w:r>
         <w:rPr>
           <w:lang w:bidi="ar-EG"/>
         </w:rPr>
         <w:t>BaseController</w:t>
       </w:r>
+      <w:proofErr w:type="spellEnd"/>
       <w:r>
         <w:rPr>
           <w:rFonts w:hint="cs"/>
@@ -4088,11 +4191,19 @@
         </w:rPr>
         <w:t xml:space="preserve"> والي هو كل الي فيه دلوقتي انه بيجيب ال </w:t>
       </w:r>
-      <w:r>
-        <w:rPr>
-          <w:lang w:bidi="ar-EG"/>
-        </w:rPr>
-        <w:t>get_settings()</w:t>
+      <w:proofErr w:type="spellStart"/>
+      <w:r>
+        <w:rPr>
+          <w:lang w:bidi="ar-EG"/>
+        </w:rPr>
+        <w:t>get_settings</w:t>
+      </w:r>
+      <w:proofErr w:type="spellEnd"/>
+      <w:r>
+        <w:rPr>
+          <w:lang w:bidi="ar-EG"/>
+        </w:rPr>
+        <w:t>()</w:t>
       </w:r>
     </w:p>
     <w:p>
@@ -4162,12 +4273,14 @@
         </w:rPr>
         <w:t xml:space="preserve">وخلينا ال </w:t>
       </w:r>
+      <w:proofErr w:type="spellStart"/>
       <w:r>
         <w:rPr>
           <w:lang w:bidi="ar-EG"/>
         </w:rPr>
         <w:t>DataController</w:t>
       </w:r>
+      <w:proofErr w:type="spellEnd"/>
       <w:r>
         <w:rPr>
           <w:rFonts w:hint="cs"/>
@@ -4267,12 +4380,14 @@
         </w:rPr>
         <w:t xml:space="preserve"> تاخد ال </w:t>
       </w:r>
+      <w:proofErr w:type="spellStart"/>
       <w:r>
         <w:rPr>
           <w:lang w:bidi="ar-EG"/>
         </w:rPr>
         <w:t>uploadfile</w:t>
       </w:r>
+      <w:proofErr w:type="spellEnd"/>
       <w:r>
         <w:rPr>
           <w:rFonts w:hint="cs"/>
@@ -4302,8 +4417,16 @@
         <w:rPr>
           <w:lang w:bidi="ar-EG"/>
         </w:rPr>
-        <w:t>.content_type</w:t>
-      </w:r>
+        <w:t>.</w:t>
+      </w:r>
+      <w:proofErr w:type="spellStart"/>
+      <w:r>
+        <w:rPr>
+          <w:lang w:bidi="ar-EG"/>
+        </w:rPr>
+        <w:t>content_type</w:t>
+      </w:r>
+      <w:proofErr w:type="spellEnd"/>
     </w:p>
     <w:p>
       <w:pPr>
@@ -4871,12 +4994,14 @@
         </w:rPr>
         <w:t xml:space="preserve">فمن ال </w:t>
       </w:r>
+      <w:proofErr w:type="spellStart"/>
       <w:r>
         <w:rPr>
           <w:lang w:bidi="ar-EG"/>
         </w:rPr>
         <w:t>fastapi</w:t>
       </w:r>
+      <w:proofErr w:type="spellEnd"/>
       <w:r>
         <w:rPr>
           <w:rFonts w:hint="cs"/>
@@ -4929,12 +5054,14 @@
         </w:rPr>
         <w:t xml:space="preserve">ومن ال </w:t>
       </w:r>
+      <w:proofErr w:type="spellStart"/>
       <w:r>
         <w:rPr>
           <w:lang w:bidi="ar-EG"/>
         </w:rPr>
         <w:t>fastapi.responses</w:t>
       </w:r>
+      <w:proofErr w:type="spellEnd"/>
       <w:r>
         <w:rPr>
           <w:rFonts w:hint="cs"/>
@@ -4943,12 +5070,14 @@
         </w:rPr>
         <w:t xml:space="preserve"> هنجيب ال </w:t>
       </w:r>
+      <w:proofErr w:type="spellStart"/>
       <w:r>
         <w:rPr>
           <w:lang w:bidi="ar-EG"/>
         </w:rPr>
         <w:t>JSONResponse</w:t>
       </w:r>
+      <w:proofErr w:type="spellEnd"/>
     </w:p>
     <w:p>
       <w:pPr>
@@ -4966,12 +5095,14 @@
         </w:rPr>
         <w:t xml:space="preserve">والي بيكون فيه حاجتين ال </w:t>
       </w:r>
+      <w:proofErr w:type="spellStart"/>
       <w:r>
         <w:rPr>
           <w:lang w:bidi="ar-EG"/>
         </w:rPr>
         <w:t>status_code</w:t>
       </w:r>
+      <w:proofErr w:type="spellEnd"/>
       <w:r>
         <w:rPr>
           <w:rFonts w:hint="cs"/>
@@ -5165,12 +5296,14 @@
         </w:rPr>
         <w:t xml:space="preserve">عاوزين بقي اننا نبدا اننا ناخد ال </w:t>
       </w:r>
+      <w:proofErr w:type="spellStart"/>
       <w:r>
         <w:rPr>
           <w:lang w:bidi="ar-EG"/>
         </w:rPr>
         <w:t>project_id</w:t>
       </w:r>
+      <w:proofErr w:type="spellEnd"/>
       <w:r>
         <w:rPr>
           <w:rFonts w:hint="cs"/>
@@ -5349,8 +5482,16 @@
         <w:rPr>
           <w:lang w:bidi="ar-EG"/>
         </w:rPr>
-        <w:t xml:space="preserve"> ProjectController</w:t>
-      </w:r>
+        <w:t xml:space="preserve"> </w:t>
+      </w:r>
+      <w:proofErr w:type="spellStart"/>
+      <w:r>
+        <w:rPr>
+          <w:lang w:bidi="ar-EG"/>
+        </w:rPr>
+        <w:t>ProjectController</w:t>
+      </w:r>
+      <w:proofErr w:type="spellEnd"/>
       <w:r>
         <w:rPr>
           <w:rFonts w:hint="cs"/>
@@ -5411,12 +5552,14 @@
         </w:rPr>
         <w:t xml:space="preserve"> الجديد بناءا علي ال </w:t>
       </w:r>
+      <w:proofErr w:type="spellStart"/>
       <w:r>
         <w:rPr>
           <w:lang w:bidi="ar-EG"/>
         </w:rPr>
         <w:t>project_id</w:t>
       </w:r>
+      <w:proofErr w:type="spellEnd"/>
     </w:p>
     <w:p>
       <w:pPr>
@@ -5470,12 +5613,14 @@
         </w:rPr>
         <w:t xml:space="preserve">بس عشان ممكن اي حد يبقي يحتاجه بعد كده انا هروح احطه في ال </w:t>
       </w:r>
+      <w:proofErr w:type="spellStart"/>
       <w:r>
         <w:rPr>
           <w:lang w:bidi="ar-EG"/>
         </w:rPr>
         <w:t>BaseController</w:t>
       </w:r>
+      <w:proofErr w:type="spellEnd"/>
     </w:p>
     <w:p>
       <w:pPr>
@@ -5600,12 +5745,14 @@
         </w:rPr>
         <w:t xml:space="preserve"> الي هتكون خاصه ب </w:t>
       </w:r>
+      <w:proofErr w:type="spellStart"/>
       <w:r>
         <w:rPr>
           <w:lang w:bidi="ar-EG"/>
         </w:rPr>
         <w:t>project_id</w:t>
       </w:r>
+      <w:proofErr w:type="spellEnd"/>
     </w:p>
     <w:p>
       <w:pPr>
@@ -5682,12 +5829,14 @@
         <w:lastRenderedPageBreak/>
         <w:t xml:space="preserve">دلوقتي بقي هروح ل </w:t>
       </w:r>
+      <w:proofErr w:type="spellStart"/>
       <w:r>
         <w:rPr>
           <w:lang w:bidi="ar-EG"/>
         </w:rPr>
         <w:t>ProjectController</w:t>
       </w:r>
+      <w:proofErr w:type="spellEnd"/>
     </w:p>
     <w:p>
       <w:pPr>
@@ -5719,12 +5868,14 @@
         </w:rPr>
         <w:t xml:space="preserve"> بتاعت ال </w:t>
       </w:r>
+      <w:proofErr w:type="spellStart"/>
       <w:r>
         <w:rPr>
           <w:lang w:bidi="ar-EG"/>
         </w:rPr>
         <w:t>get_project_path</w:t>
       </w:r>
+      <w:proofErr w:type="spellEnd"/>
     </w:p>
     <w:p>
       <w:pPr>
@@ -5756,12 +5907,14 @@
         </w:rPr>
         <w:t xml:space="preserve"> بتاع ال </w:t>
       </w:r>
+      <w:proofErr w:type="spellStart"/>
       <w:r>
         <w:rPr>
           <w:lang w:bidi="ar-EG"/>
         </w:rPr>
         <w:t>project_id</w:t>
       </w:r>
+      <w:proofErr w:type="spellEnd"/>
       <w:r>
         <w:rPr>
           <w:rFonts w:hint="cs"/>
@@ -6298,6 +6451,7 @@
         </w:rPr>
         <w:t xml:space="preserve"> هتحتاج ملف مكتبه اسمها </w:t>
       </w:r>
+      <w:proofErr w:type="spellStart"/>
       <w:r>
         <w:rPr>
           <w:lang w:bidi="ar-EG"/>
@@ -6310,6 +6464,7 @@
         </w:rPr>
         <w:t>s</w:t>
       </w:r>
+      <w:proofErr w:type="spellEnd"/>
     </w:p>
     <w:p>
       <w:pPr>
@@ -6374,12 +6529,14 @@
         </w:rPr>
         <w:t xml:space="preserve">#وخلي بالك اننا استعملنا </w:t>
       </w:r>
+      <w:proofErr w:type="spellStart"/>
       <w:r>
         <w:rPr>
           <w:lang w:bidi="ar-EG"/>
         </w:rPr>
         <w:t>aiofiles</w:t>
       </w:r>
+      <w:proofErr w:type="spellEnd"/>
       <w:r>
         <w:rPr>
           <w:rFonts w:hint="cs"/>
@@ -6402,12 +6559,14 @@
         </w:rPr>
         <w:t xml:space="preserve"> وبالتالي بتكون مناسبه ل </w:t>
       </w:r>
+      <w:proofErr w:type="spellStart"/>
       <w:r>
         <w:rPr>
           <w:lang w:bidi="ar-EG"/>
         </w:rPr>
         <w:t>fastapi</w:t>
       </w:r>
+      <w:proofErr w:type="spellEnd"/>
     </w:p>
     <w:p>
       <w:pPr>
@@ -6731,12 +6890,14 @@
         </w:rPr>
         <w:t xml:space="preserve">فعملنا كده جوه ال </w:t>
       </w:r>
+      <w:proofErr w:type="spellStart"/>
       <w:r>
         <w:rPr>
           <w:lang w:bidi="ar-EG"/>
         </w:rPr>
         <w:t>DataController</w:t>
       </w:r>
+      <w:proofErr w:type="spellEnd"/>
     </w:p>
     <w:p>
       <w:pPr>
@@ -6921,12 +7082,14 @@
         </w:rPr>
         <w:t xml:space="preserve"> الي بنعمله من خلال </w:t>
       </w:r>
+      <w:proofErr w:type="spellStart"/>
       <w:r>
         <w:rPr>
           <w:lang w:bidi="ar-EG"/>
         </w:rPr>
         <w:t>aiofiles</w:t>
       </w:r>
+      <w:proofErr w:type="spellEnd"/>
     </w:p>
     <w:p>
       <w:pPr>
@@ -7210,7 +7373,21 @@
         <w:rPr>
           <w:lang w:bidi="ar-EG"/>
         </w:rPr>
-        <w:t>.getLogger()</w:t>
+        <w:t>.</w:t>
+      </w:r>
+      <w:proofErr w:type="spellStart"/>
+      <w:r>
+        <w:rPr>
+          <w:lang w:bidi="ar-EG"/>
+        </w:rPr>
+        <w:t>getLogger</w:t>
+      </w:r>
+      <w:proofErr w:type="spellEnd"/>
+      <w:r>
+        <w:rPr>
+          <w:lang w:bidi="ar-EG"/>
+        </w:rPr>
+        <w:t>()</w:t>
       </w:r>
     </w:p>
     <w:p>
@@ -7383,7 +7560,6 @@
         <w:bidi/>
         <w:rPr>
           <w:rFonts w:hint="cs"/>
-          <w:rtl/>
           <w:lang w:bidi="ar-EG"/>
         </w:rPr>
       </w:pPr>
@@ -7399,8 +7575,16 @@
         <w:rPr>
           <w:lang w:bidi="ar-EG"/>
         </w:rPr>
-        <w:t>.generate_file_path</w:t>
-      </w:r>
+        <w:t>.</w:t>
+      </w:r>
+      <w:proofErr w:type="spellStart"/>
+      <w:r>
+        <w:rPr>
+          <w:lang w:bidi="ar-EG"/>
+        </w:rPr>
+        <w:t>generate_file_path</w:t>
+      </w:r>
+      <w:proofErr w:type="spellEnd"/>
       <w:r>
         <w:rPr>
           <w:rFonts w:hint="cs"/>
@@ -7409,12 +7593,14 @@
         </w:rPr>
         <w:t xml:space="preserve"> هيرجعلي كمان ال </w:t>
       </w:r>
+      <w:proofErr w:type="spellStart"/>
       <w:r>
         <w:rPr>
           <w:lang w:bidi="ar-EG"/>
         </w:rPr>
         <w:t>file_id</w:t>
       </w:r>
+      <w:proofErr w:type="spellEnd"/>
       <w:r>
         <w:rPr>
           <w:rFonts w:hint="cs"/>
@@ -7564,10 +7750,1136 @@
       <w:pPr>
         <w:bidi/>
         <w:rPr>
-          <w:rtl/>
-          <w:lang w:bidi="ar-EG"/>
-        </w:rPr>
-      </w:pPr>
+          <w:lang w:bidi="ar-EG"/>
+        </w:rPr>
+      </w:pPr>
+    </w:p>
+    <w:p>
+      <w:pPr>
+        <w:bidi/>
+        <w:rPr>
+          <w:lang w:bidi="ar-EG"/>
+        </w:rPr>
+      </w:pPr>
+    </w:p>
+    <w:p>
+      <w:pPr>
+        <w:bidi/>
+        <w:rPr>
+          <w:lang w:bidi="ar-EG"/>
+        </w:rPr>
+      </w:pPr>
+    </w:p>
+    <w:p>
+      <w:pPr>
+        <w:bidi/>
+        <w:rPr>
+          <w:lang w:bidi="ar-EG"/>
+        </w:rPr>
+      </w:pPr>
+    </w:p>
+    <w:p>
+      <w:pPr>
+        <w:bidi/>
+        <w:rPr>
+          <w:lang w:bidi="ar-EG"/>
+        </w:rPr>
+      </w:pPr>
+    </w:p>
+    <w:p>
+      <w:pPr>
+        <w:bidi/>
+        <w:rPr>
+          <w:lang w:bidi="ar-EG"/>
+        </w:rPr>
+      </w:pPr>
+    </w:p>
+    <w:p>
+      <w:pPr>
+        <w:bidi/>
+        <w:rPr>
+          <w:lang w:bidi="ar-EG"/>
+        </w:rPr>
+      </w:pPr>
+    </w:p>
+    <w:p>
+      <w:pPr>
+        <w:bidi/>
+        <w:rPr>
+          <w:lang w:bidi="ar-EG"/>
+        </w:rPr>
+      </w:pPr>
+    </w:p>
+    <w:p>
+      <w:pPr>
+        <w:bidi/>
+        <w:rPr>
+          <w:lang w:bidi="ar-EG"/>
+        </w:rPr>
+      </w:pPr>
+    </w:p>
+    <w:p>
+      <w:pPr>
+        <w:bidi/>
+        <w:rPr>
+          <w:lang w:bidi="ar-EG"/>
+        </w:rPr>
+      </w:pPr>
+    </w:p>
+    <w:p>
+      <w:pPr>
+        <w:bidi/>
+        <w:rPr>
+          <w:rtl/>
+          <w:lang w:bidi="ar-EG"/>
+        </w:rPr>
+      </w:pPr>
+      <w:r>
+        <w:rPr>
+          <w:rFonts w:hint="cs"/>
+          <w:rtl/>
+          <w:lang w:bidi="ar-EG"/>
+        </w:rPr>
+        <w:lastRenderedPageBreak/>
+        <w:t xml:space="preserve">دلوقتي بقي عاوزين اننا نعمل </w:t>
+      </w:r>
+      <w:r>
+        <w:rPr>
+          <w:lang w:bidi="ar-EG"/>
+        </w:rPr>
+        <w:t>endpoint</w:t>
+      </w:r>
+      <w:r>
+        <w:rPr>
+          <w:rFonts w:hint="cs"/>
+          <w:rtl/>
+          <w:lang w:bidi="ar-EG"/>
+        </w:rPr>
+        <w:t xml:space="preserve"> جديده</w:t>
+      </w:r>
+    </w:p>
+    <w:p>
+      <w:pPr>
+        <w:bidi/>
+        <w:rPr>
+          <w:rtl/>
+          <w:lang w:bidi="ar-EG"/>
+        </w:rPr>
+      </w:pPr>
+      <w:r>
+        <w:rPr>
+          <w:rFonts w:hint="cs"/>
+          <w:rtl/>
+          <w:lang w:bidi="ar-EG"/>
+        </w:rPr>
+        <w:t xml:space="preserve">تكون وظيفتها انها تاخد ال </w:t>
+      </w:r>
+      <w:proofErr w:type="spellStart"/>
+      <w:r>
+        <w:rPr>
+          <w:lang w:bidi="ar-EG"/>
+        </w:rPr>
+        <w:t>file_id</w:t>
+      </w:r>
+      <w:proofErr w:type="spellEnd"/>
+    </w:p>
+    <w:p>
+      <w:pPr>
+        <w:bidi/>
+        <w:rPr>
+          <w:rtl/>
+          <w:lang w:bidi="ar-EG"/>
+        </w:rPr>
+      </w:pPr>
+      <w:r>
+        <w:rPr>
+          <w:rFonts w:hint="cs"/>
+          <w:rtl/>
+          <w:lang w:bidi="ar-EG"/>
+        </w:rPr>
+        <w:t xml:space="preserve">وتبدا انك تعمل عليه </w:t>
+      </w:r>
+      <w:r>
+        <w:rPr>
+          <w:lang w:bidi="ar-EG"/>
+        </w:rPr>
+        <w:t>processing</w:t>
+      </w:r>
+      <w:r>
+        <w:rPr>
+          <w:rFonts w:hint="cs"/>
+          <w:rtl/>
+          <w:lang w:bidi="ar-EG"/>
+        </w:rPr>
+        <w:t xml:space="preserve"> والي هو انك تعمل </w:t>
+      </w:r>
+      <w:r>
+        <w:rPr>
+          <w:lang w:bidi="ar-EG"/>
+        </w:rPr>
+        <w:t>Chunking</w:t>
+      </w:r>
+    </w:p>
+    <w:p>
+      <w:pPr>
+        <w:bidi/>
+        <w:rPr>
+          <w:rtl/>
+          <w:lang w:bidi="ar-EG"/>
+        </w:rPr>
+      </w:pPr>
+      <w:r>
+        <w:rPr>
+          <w:rFonts w:hint="cs"/>
+          <w:rtl/>
+          <w:lang w:bidi="ar-EG"/>
+        </w:rPr>
+        <w:t xml:space="preserve">ل </w:t>
+      </w:r>
+      <w:r>
+        <w:rPr>
+          <w:lang w:bidi="ar-EG"/>
+        </w:rPr>
+        <w:t>file</w:t>
+      </w:r>
+      <w:r>
+        <w:rPr>
+          <w:rFonts w:hint="cs"/>
+          <w:rtl/>
+          <w:lang w:bidi="ar-EG"/>
+        </w:rPr>
+        <w:t xml:space="preserve"> الي عندك ده</w:t>
+      </w:r>
+    </w:p>
+    <w:p>
+      <w:pPr>
+        <w:bidi/>
+        <w:rPr>
+          <w:lang w:bidi="ar-EG"/>
+        </w:rPr>
+      </w:pPr>
+      <w:r>
+        <w:rPr>
+          <w:rFonts w:hint="cs"/>
+          <w:rtl/>
+          <w:lang w:bidi="ar-EG"/>
+        </w:rPr>
+        <w:t xml:space="preserve">فاحنا اي حاجه هنستقبلها من ال </w:t>
+      </w:r>
+      <w:r>
+        <w:rPr>
+          <w:lang w:bidi="ar-EG"/>
+        </w:rPr>
+        <w:t>user</w:t>
+      </w:r>
+      <w:r>
+        <w:rPr>
+          <w:rFonts w:hint="cs"/>
+          <w:rtl/>
+          <w:lang w:bidi="ar-EG"/>
+        </w:rPr>
+        <w:t xml:space="preserve"> او اي حاجه بنستقبلها عامة لازم نعمل عليها </w:t>
+      </w:r>
+      <w:r>
+        <w:rPr>
+          <w:lang w:bidi="ar-EG"/>
+        </w:rPr>
+        <w:t>validation</w:t>
+      </w:r>
+    </w:p>
+    <w:p>
+      <w:pPr>
+        <w:bidi/>
+        <w:rPr>
+          <w:rtl/>
+          <w:lang w:bidi="ar-EG"/>
+        </w:rPr>
+      </w:pPr>
+      <w:r>
+        <w:rPr>
+          <w:rFonts w:hint="cs"/>
+          <w:rtl/>
+          <w:lang w:bidi="ar-EG"/>
+        </w:rPr>
+        <w:t xml:space="preserve">وبنعملها من خلال </w:t>
+      </w:r>
+      <w:r>
+        <w:rPr>
+          <w:rFonts w:hint="cs"/>
+          <w:rtl/>
+          <w:lang w:bidi="ar-EG"/>
+        </w:rPr>
+        <w:t xml:space="preserve">ال </w:t>
+      </w:r>
+      <w:proofErr w:type="spellStart"/>
+      <w:r>
+        <w:rPr>
+          <w:lang w:bidi="ar-EG"/>
+        </w:rPr>
+        <w:t>pydantic</w:t>
+      </w:r>
+      <w:proofErr w:type="spellEnd"/>
+    </w:p>
+    <w:p>
+      <w:pPr>
+        <w:bidi/>
+        <w:rPr>
+          <w:rtl/>
+          <w:lang w:bidi="ar-EG"/>
+        </w:rPr>
+      </w:pPr>
+      <w:r>
+        <w:rPr>
+          <w:rFonts w:hint="cs"/>
+          <w:rtl/>
+          <w:lang w:bidi="ar-EG"/>
+        </w:rPr>
+        <w:t xml:space="preserve">فاحنا هنروح نعمل </w:t>
+      </w:r>
+      <w:r>
+        <w:rPr>
+          <w:lang w:bidi="ar-EG"/>
+        </w:rPr>
+        <w:t>folder</w:t>
+      </w:r>
+      <w:r>
+        <w:rPr>
+          <w:rFonts w:hint="cs"/>
+          <w:rtl/>
+          <w:lang w:bidi="ar-EG"/>
+        </w:rPr>
+        <w:t xml:space="preserve"> جديد اسمه </w:t>
+      </w:r>
+      <w:r>
+        <w:rPr>
+          <w:lang w:bidi="ar-EG"/>
+        </w:rPr>
+        <w:t>schemas</w:t>
+      </w:r>
+      <w:r>
+        <w:rPr>
+          <w:rFonts w:hint="cs"/>
+          <w:rtl/>
+          <w:lang w:bidi="ar-EG"/>
+        </w:rPr>
+        <w:t xml:space="preserve"> هنحط فيه </w:t>
+      </w:r>
+      <w:r>
+        <w:rPr>
+          <w:lang w:bidi="ar-EG"/>
+        </w:rPr>
+        <w:t>files</w:t>
+      </w:r>
+      <w:r>
+        <w:rPr>
+          <w:rFonts w:hint="cs"/>
+          <w:rtl/>
+          <w:lang w:bidi="ar-EG"/>
+        </w:rPr>
+        <w:t xml:space="preserve"> الي المفروض ال </w:t>
+      </w:r>
+      <w:r>
+        <w:rPr>
+          <w:lang w:bidi="ar-EG"/>
+        </w:rPr>
+        <w:t>data</w:t>
+      </w:r>
+      <w:r>
+        <w:rPr>
+          <w:rFonts w:hint="cs"/>
+          <w:rtl/>
+          <w:lang w:bidi="ar-EG"/>
+        </w:rPr>
+        <w:t xml:space="preserve"> الي تجيلنا تكون بتتبع نفس الحاجه دي</w:t>
+      </w:r>
+    </w:p>
+    <w:p>
+      <w:pPr>
+        <w:bidi/>
+        <w:rPr>
+          <w:rtl/>
+          <w:lang w:bidi="ar-EG"/>
+        </w:rPr>
+      </w:pPr>
+    </w:p>
+    <w:p>
+      <w:pPr>
+        <w:bidi/>
+        <w:rPr>
+          <w:rtl/>
+          <w:lang w:bidi="ar-EG"/>
+        </w:rPr>
+      </w:pPr>
+      <w:r>
+        <w:rPr>
+          <w:rFonts w:hint="cs"/>
+          <w:rtl/>
+          <w:lang w:bidi="ar-EG"/>
+        </w:rPr>
+        <w:t xml:space="preserve">فانا حددت شكل ال </w:t>
+      </w:r>
+      <w:r>
+        <w:rPr>
+          <w:lang w:bidi="ar-EG"/>
+        </w:rPr>
+        <w:t>data</w:t>
+      </w:r>
+      <w:r>
+        <w:rPr>
+          <w:rFonts w:hint="cs"/>
+          <w:rtl/>
+          <w:lang w:bidi="ar-EG"/>
+        </w:rPr>
+        <w:t xml:space="preserve"> الي المفروض هتيجيلي في ال </w:t>
+      </w:r>
+      <w:r>
+        <w:rPr>
+          <w:lang w:bidi="ar-EG"/>
+        </w:rPr>
+        <w:t>Endpoint</w:t>
+      </w:r>
+      <w:r>
+        <w:rPr>
+          <w:rFonts w:hint="cs"/>
+          <w:rtl/>
+          <w:lang w:bidi="ar-EG"/>
+        </w:rPr>
+        <w:t xml:space="preserve"> دي</w:t>
+      </w:r>
+    </w:p>
+    <w:p>
+      <w:pPr>
+        <w:bidi/>
+        <w:rPr>
+          <w:rtl/>
+          <w:lang w:bidi="ar-EG"/>
+        </w:rPr>
+      </w:pPr>
+      <w:r>
+        <w:rPr>
+          <w:rFonts w:cs="Arial"/>
+          <w:rtl/>
+          <w:lang w:bidi="ar-EG"/>
+        </w:rPr>
+        <w:drawing>
+          <wp:inline distT="0" distB="0" distL="0" distR="0" wp14:anchorId="221EE548" wp14:editId="5EDB6452">
+            <wp:extent cx="4971535" cy="1864326"/>
+            <wp:effectExtent l="0" t="0" r="635" b="3175"/>
+            <wp:docPr id="35" name="Picture 35"/>
+            <wp:cNvGraphicFramePr>
+              <a:graphicFrameLocks xmlns:a="http://schemas.openxmlformats.org/drawingml/2006/main" noChangeAspect="1"/>
+            </wp:cNvGraphicFramePr>
+            <a:graphic xmlns:a="http://schemas.openxmlformats.org/drawingml/2006/main">
+              <a:graphicData uri="http://schemas.openxmlformats.org/drawingml/2006/picture">
+                <pic:pic xmlns:pic="http://schemas.openxmlformats.org/drawingml/2006/picture">
+                  <pic:nvPicPr>
+                    <pic:cNvPr id="1" name=""/>
+                    <pic:cNvPicPr/>
+                  </pic:nvPicPr>
+                  <pic:blipFill>
+                    <a:blip r:embed="rId37"/>
+                    <a:stretch>
+                      <a:fillRect/>
+                    </a:stretch>
+                  </pic:blipFill>
+                  <pic:spPr>
+                    <a:xfrm>
+                      <a:off x="0" y="0"/>
+                      <a:ext cx="4978551" cy="1866957"/>
+                    </a:xfrm>
+                    <a:prstGeom prst="rect">
+                      <a:avLst/>
+                    </a:prstGeom>
+                  </pic:spPr>
+                </pic:pic>
+              </a:graphicData>
+            </a:graphic>
+          </wp:inline>
+        </w:drawing>
+      </w:r>
+    </w:p>
+    <w:p>
+      <w:pPr>
+        <w:bidi/>
+        <w:rPr>
+          <w:lang w:bidi="ar-EG"/>
+        </w:rPr>
+      </w:pPr>
+      <w:r>
+        <w:rPr>
+          <w:rFonts w:hint="cs"/>
+          <w:rtl/>
+          <w:lang w:bidi="ar-EG"/>
+        </w:rPr>
+        <w:t xml:space="preserve">والمفروض ال </w:t>
+      </w:r>
+      <w:r>
+        <w:rPr>
+          <w:lang w:bidi="ar-EG"/>
+        </w:rPr>
+        <w:t>endpoint</w:t>
+      </w:r>
+      <w:r>
+        <w:rPr>
+          <w:rFonts w:hint="cs"/>
+          <w:rtl/>
+          <w:lang w:bidi="ar-EG"/>
+        </w:rPr>
+        <w:t xml:space="preserve"> دي انها هتاخد ال </w:t>
+      </w:r>
+      <w:r>
+        <w:rPr>
+          <w:lang w:bidi="ar-EG"/>
+        </w:rPr>
+        <w:t>data</w:t>
+      </w:r>
+      <w:r>
+        <w:rPr>
+          <w:rFonts w:hint="cs"/>
+          <w:rtl/>
+          <w:lang w:bidi="ar-EG"/>
+        </w:rPr>
+        <w:t xml:space="preserve"> الي فوق دي من ال </w:t>
+      </w:r>
+      <w:r>
+        <w:rPr>
+          <w:lang w:bidi="ar-EG"/>
+        </w:rPr>
+        <w:t>user</w:t>
+      </w:r>
+      <w:r>
+        <w:rPr>
+          <w:rFonts w:hint="cs"/>
+          <w:rtl/>
+          <w:lang w:bidi="ar-EG"/>
+        </w:rPr>
+        <w:t xml:space="preserve"> علي هيئه ملف </w:t>
+      </w:r>
+      <w:r>
+        <w:rPr>
+          <w:lang w:bidi="ar-EG"/>
+        </w:rPr>
+        <w:t>JSON</w:t>
+      </w:r>
+    </w:p>
+    <w:p>
+      <w:pPr>
+        <w:bidi/>
+        <w:rPr>
+          <w:rtl/>
+          <w:lang w:bidi="ar-EG"/>
+        </w:rPr>
+      </w:pPr>
+      <w:r>
+        <w:rPr>
+          <w:rFonts w:hint="cs"/>
+          <w:rtl/>
+          <w:lang w:bidi="ar-EG"/>
+        </w:rPr>
+        <w:t>وده مثال علي الي انا بعته دلوقتي</w:t>
+      </w:r>
+      <w:r>
+        <w:rPr>
+          <w:rFonts w:hint="cs"/>
+          <w:rtl/>
+          <w:lang w:bidi="ar-EG"/>
+        </w:rPr>
+        <w:t xml:space="preserve"> </w:t>
+      </w:r>
+    </w:p>
+    <w:p>
+      <w:pPr>
+        <w:bidi/>
+        <w:rPr>
+          <w:rFonts w:hint="cs"/>
+          <w:lang w:bidi="ar-EG"/>
+        </w:rPr>
+      </w:pPr>
+      <w:r>
+        <w:rPr>
+          <w:rFonts w:hint="cs"/>
+          <w:rtl/>
+          <w:lang w:bidi="ar-EG"/>
+        </w:rPr>
+        <w:t xml:space="preserve">(ده مجرد نثال عشان بنجرب بس ان ال </w:t>
+      </w:r>
+      <w:r>
+        <w:rPr>
+          <w:lang w:bidi="ar-EG"/>
+        </w:rPr>
+        <w:t>endpoint</w:t>
+      </w:r>
+      <w:r>
+        <w:rPr>
+          <w:rFonts w:hint="cs"/>
+          <w:rtl/>
+          <w:lang w:bidi="ar-EG"/>
+        </w:rPr>
+        <w:t xml:space="preserve"> دي شغاله</w:t>
+      </w:r>
+    </w:p>
+    <w:p>
+      <w:pPr>
+        <w:bidi/>
+        <w:rPr>
+          <w:rFonts w:hint="cs"/>
+          <w:rtl/>
+          <w:lang w:bidi="ar-EG"/>
+        </w:rPr>
+      </w:pPr>
+      <w:r>
+        <w:rPr>
+          <w:rFonts w:cs="Arial"/>
+          <w:rtl/>
+          <w:lang w:bidi="ar-EG"/>
+        </w:rPr>
+        <w:drawing>
+          <wp:inline distT="0" distB="0" distL="0" distR="0" wp14:anchorId="7255C5AB" wp14:editId="32B2FBE2">
+            <wp:extent cx="5943600" cy="2171065"/>
+            <wp:effectExtent l="0" t="0" r="0" b="635"/>
+            <wp:docPr id="36" name="Picture 36"/>
+            <wp:cNvGraphicFramePr>
+              <a:graphicFrameLocks xmlns:a="http://schemas.openxmlformats.org/drawingml/2006/main" noChangeAspect="1"/>
+            </wp:cNvGraphicFramePr>
+            <a:graphic xmlns:a="http://schemas.openxmlformats.org/drawingml/2006/main">
+              <a:graphicData uri="http://schemas.openxmlformats.org/drawingml/2006/picture">
+                <pic:pic xmlns:pic="http://schemas.openxmlformats.org/drawingml/2006/picture">
+                  <pic:nvPicPr>
+                    <pic:cNvPr id="1" name=""/>
+                    <pic:cNvPicPr/>
+                  </pic:nvPicPr>
+                  <pic:blipFill>
+                    <a:blip r:embed="rId38"/>
+                    <a:stretch>
+                      <a:fillRect/>
+                    </a:stretch>
+                  </pic:blipFill>
+                  <pic:spPr>
+                    <a:xfrm>
+                      <a:off x="0" y="0"/>
+                      <a:ext cx="5943600" cy="2171065"/>
+                    </a:xfrm>
+                    <a:prstGeom prst="rect">
+                      <a:avLst/>
+                    </a:prstGeom>
+                  </pic:spPr>
+                </pic:pic>
+              </a:graphicData>
+            </a:graphic>
+          </wp:inline>
+        </w:drawing>
+      </w:r>
+    </w:p>
+    <w:p>
+      <w:pPr>
+        <w:bidi/>
+        <w:rPr>
+          <w:lang w:bidi="ar-EG"/>
+        </w:rPr>
+      </w:pPr>
+    </w:p>
+    <w:p>
+      <w:pPr>
+        <w:bidi/>
+        <w:rPr>
+          <w:lang w:bidi="ar-EG"/>
+        </w:rPr>
+      </w:pPr>
+    </w:p>
+    <w:p>
+      <w:pPr>
+        <w:bidi/>
+        <w:rPr>
+          <w:rtl/>
+          <w:lang w:bidi="ar-EG"/>
+        </w:rPr>
+      </w:pPr>
+      <w:r>
+        <w:rPr>
+          <w:rFonts w:hint="cs"/>
+          <w:rtl/>
+          <w:lang w:bidi="ar-EG"/>
+        </w:rPr>
+        <w:lastRenderedPageBreak/>
+        <w:t xml:space="preserve">فدلوقتي احنا هنبدا نعمل مجموعه من العمليات علي الملف الي ال </w:t>
+      </w:r>
+      <w:r>
+        <w:rPr>
+          <w:lang w:bidi="ar-EG"/>
+        </w:rPr>
+        <w:t>user</w:t>
+      </w:r>
+      <w:r>
+        <w:rPr>
+          <w:rFonts w:hint="cs"/>
+          <w:rtl/>
+          <w:lang w:bidi="ar-EG"/>
+        </w:rPr>
+        <w:t xml:space="preserve"> هيدينا ال </w:t>
+      </w:r>
+      <w:proofErr w:type="spellStart"/>
+      <w:r>
+        <w:rPr>
+          <w:lang w:bidi="ar-EG"/>
+        </w:rPr>
+        <w:t>file_id</w:t>
+      </w:r>
+      <w:proofErr w:type="spellEnd"/>
+      <w:r>
+        <w:rPr>
+          <w:rFonts w:hint="cs"/>
+          <w:rtl/>
+          <w:lang w:bidi="ar-EG"/>
+        </w:rPr>
+        <w:t xml:space="preserve"> بتاعه</w:t>
+      </w:r>
+    </w:p>
+    <w:p>
+      <w:pPr>
+        <w:bidi/>
+        <w:rPr>
+          <w:lang w:bidi="ar-EG"/>
+        </w:rPr>
+      </w:pPr>
+      <w:r>
+        <w:rPr>
+          <w:rFonts w:hint="cs"/>
+          <w:rtl/>
+          <w:lang w:bidi="ar-EG"/>
+        </w:rPr>
+        <w:t xml:space="preserve">فهنروح نعمل ملف في ال </w:t>
+      </w:r>
+      <w:r>
+        <w:rPr>
+          <w:lang w:bidi="ar-EG"/>
+        </w:rPr>
+        <w:t>controller</w:t>
+      </w:r>
+      <w:r>
+        <w:rPr>
+          <w:rFonts w:hint="cs"/>
+          <w:rtl/>
+          <w:lang w:bidi="ar-EG"/>
+        </w:rPr>
+        <w:t xml:space="preserve"> اسمه</w:t>
+      </w:r>
+      <w:proofErr w:type="spellStart"/>
+      <w:r>
+        <w:rPr>
+          <w:lang w:bidi="ar-EG"/>
+        </w:rPr>
+        <w:t>ProcessController</w:t>
+      </w:r>
+      <w:proofErr w:type="spellEnd"/>
+    </w:p>
+    <w:p>
+      <w:pPr>
+        <w:bidi/>
+        <w:rPr>
+          <w:lang w:bidi="ar-EG"/>
+        </w:rPr>
+      </w:pPr>
+    </w:p>
+    <w:p>
+      <w:pPr>
+        <w:bidi/>
+        <w:rPr>
+          <w:rtl/>
+          <w:lang w:bidi="ar-EG"/>
+        </w:rPr>
+      </w:pPr>
+      <w:r>
+        <w:rPr>
+          <w:rFonts w:hint="cs"/>
+          <w:rtl/>
+          <w:lang w:bidi="ar-EG"/>
+        </w:rPr>
+        <w:t xml:space="preserve">وعملنا فيه </w:t>
+      </w:r>
+      <w:r>
+        <w:rPr>
+          <w:lang w:bidi="ar-EG"/>
+        </w:rPr>
+        <w:t>function</w:t>
+      </w:r>
+      <w:r>
+        <w:rPr>
+          <w:rFonts w:hint="cs"/>
+          <w:rtl/>
+          <w:lang w:bidi="ar-EG"/>
+        </w:rPr>
+        <w:t xml:space="preserve"> خاصه ب بانها تجيبلي ال </w:t>
+      </w:r>
+      <w:r>
+        <w:rPr>
+          <w:lang w:bidi="ar-EG"/>
+        </w:rPr>
+        <w:t>extension</w:t>
+      </w:r>
+      <w:r>
+        <w:rPr>
+          <w:rFonts w:hint="cs"/>
+          <w:rtl/>
+          <w:lang w:bidi="ar-EG"/>
+        </w:rPr>
+        <w:t xml:space="preserve"> بتاع ال </w:t>
+      </w:r>
+      <w:r>
+        <w:rPr>
+          <w:lang w:bidi="ar-EG"/>
+        </w:rPr>
+        <w:t>file</w:t>
+      </w:r>
+      <w:r>
+        <w:rPr>
+          <w:rFonts w:hint="cs"/>
+          <w:rtl/>
+          <w:lang w:bidi="ar-EG"/>
+        </w:rPr>
+        <w:t xml:space="preserve"> الي هيجيلي</w:t>
+      </w:r>
+    </w:p>
+    <w:p>
+      <w:pPr>
+        <w:bidi/>
+        <w:rPr>
+          <w:rtl/>
+          <w:lang w:bidi="ar-EG"/>
+        </w:rPr>
+      </w:pPr>
+      <w:r>
+        <w:rPr>
+          <w:rFonts w:hint="cs"/>
+          <w:rtl/>
+          <w:lang w:bidi="ar-EG"/>
+        </w:rPr>
+        <w:t xml:space="preserve">عشان بناءا عليه احنا هنستعمل </w:t>
+      </w:r>
+      <w:r>
+        <w:rPr>
+          <w:lang w:bidi="ar-EG"/>
+        </w:rPr>
+        <w:t>loader</w:t>
+      </w:r>
+      <w:r>
+        <w:rPr>
+          <w:rFonts w:hint="cs"/>
+          <w:rtl/>
+          <w:lang w:bidi="ar-EG"/>
+        </w:rPr>
+        <w:t xml:space="preserve"> من </w:t>
+      </w:r>
+      <w:proofErr w:type="spellStart"/>
+      <w:r>
+        <w:rPr>
+          <w:lang w:bidi="ar-EG"/>
+        </w:rPr>
+        <w:t>Langchain</w:t>
+      </w:r>
+      <w:proofErr w:type="spellEnd"/>
+      <w:r>
+        <w:rPr>
+          <w:rFonts w:hint="cs"/>
+          <w:rtl/>
+          <w:lang w:bidi="ar-EG"/>
+        </w:rPr>
+        <w:t xml:space="preserve"> عشان يقرا الملف</w:t>
+      </w:r>
+      <w:r>
+        <w:rPr>
+          <w:rFonts w:hint="cs"/>
+          <w:rtl/>
+          <w:lang w:bidi="ar-EG"/>
+        </w:rPr>
+        <w:t xml:space="preserve"> الي جايلي ده</w:t>
+      </w:r>
+    </w:p>
+    <w:p>
+      <w:pPr>
+        <w:bidi/>
+        <w:rPr>
+          <w:lang w:bidi="ar-EG"/>
+        </w:rPr>
+      </w:pPr>
+      <w:r>
+        <w:rPr>
+          <w:noProof/>
+        </w:rPr>
+        <w:drawing>
+          <wp:inline distT="0" distB="0" distL="0" distR="0" wp14:anchorId="3D01BB4D" wp14:editId="4D15B94A">
+            <wp:extent cx="5192111" cy="5485831"/>
+            <wp:effectExtent l="0" t="0" r="8890" b="635"/>
+            <wp:docPr id="38" name="Picture 38"/>
+            <wp:cNvGraphicFramePr>
+              <a:graphicFrameLocks xmlns:a="http://schemas.openxmlformats.org/drawingml/2006/main" noChangeAspect="1"/>
+            </wp:cNvGraphicFramePr>
+            <a:graphic xmlns:a="http://schemas.openxmlformats.org/drawingml/2006/main">
+              <a:graphicData uri="http://schemas.openxmlformats.org/drawingml/2006/picture">
+                <pic:pic xmlns:pic="http://schemas.openxmlformats.org/drawingml/2006/picture">
+                  <pic:nvPicPr>
+                    <pic:cNvPr id="0" name="Picture 3"/>
+                    <pic:cNvPicPr>
+                      <a:picLocks noChangeAspect="1" noChangeArrowheads="1"/>
+                    </pic:cNvPicPr>
+                  </pic:nvPicPr>
+                  <pic:blipFill rotWithShape="1">
+                    <a:blip r:embed="rId39" cstate="print">
+                      <a:extLst>
+                        <a:ext uri="{28A0092B-C50C-407E-A947-70E740481C1C}">
+                          <a14:useLocalDpi xmlns:a14="http://schemas.microsoft.com/office/drawing/2010/main" val="0"/>
+                        </a:ext>
+                      </a:extLst>
+                    </a:blip>
+                    <a:srcRect l="5836" t="9202" r="6800" b="5034"/>
+                    <a:stretch/>
+                  </pic:blipFill>
+                  <pic:spPr bwMode="auto">
+                    <a:xfrm>
+                      <a:off x="0" y="0"/>
+                      <a:ext cx="5192597" cy="5486345"/>
+                    </a:xfrm>
+                    <a:prstGeom prst="rect">
+                      <a:avLst/>
+                    </a:prstGeom>
+                    <a:noFill/>
+                    <a:ln>
+                      <a:noFill/>
+                    </a:ln>
+                    <a:extLst>
+                      <a:ext uri="{53640926-AAD7-44D8-BBD7-CCE9431645EC}">
+                        <a14:shadowObscured xmlns:a14="http://schemas.microsoft.com/office/drawing/2010/main"/>
+                      </a:ext>
+                    </a:extLst>
+                  </pic:spPr>
+                </pic:pic>
+              </a:graphicData>
+            </a:graphic>
+          </wp:inline>
+        </w:drawing>
+      </w:r>
+    </w:p>
+    <w:p>
+      <w:pPr>
+        <w:bidi/>
+        <w:rPr>
+          <w:lang w:bidi="ar-EG"/>
+        </w:rPr>
+      </w:pPr>
+    </w:p>
+    <w:p>
+      <w:pPr>
+        <w:bidi/>
+        <w:rPr>
+          <w:lang w:bidi="ar-EG"/>
+        </w:rPr>
+      </w:pPr>
+    </w:p>
+    <w:p>
+      <w:pPr>
+        <w:bidi/>
+        <w:rPr>
+          <w:lang w:bidi="ar-EG"/>
+        </w:rPr>
+      </w:pPr>
+    </w:p>
+    <w:p>
+      <w:pPr>
+        <w:bidi/>
+        <w:rPr>
+          <w:rtl/>
+          <w:lang w:bidi="ar-EG"/>
+        </w:rPr>
+      </w:pPr>
+    </w:p>
+    <w:p>
+      <w:pPr>
+        <w:bidi/>
+        <w:rPr>
+          <w:lang w:bidi="ar-EG"/>
+        </w:rPr>
+      </w:pPr>
+      <w:r>
+        <w:rPr>
+          <w:rFonts w:hint="cs"/>
+          <w:rtl/>
+          <w:lang w:bidi="ar-EG"/>
+        </w:rPr>
+        <w:lastRenderedPageBreak/>
+        <w:t xml:space="preserve">بعد كده عملنا </w:t>
+      </w:r>
+      <w:r>
+        <w:rPr>
+          <w:lang w:bidi="ar-EG"/>
+        </w:rPr>
+        <w:t>function</w:t>
+      </w:r>
+      <w:r>
+        <w:rPr>
+          <w:rFonts w:hint="cs"/>
+          <w:rtl/>
+          <w:lang w:bidi="ar-EG"/>
+        </w:rPr>
+        <w:t xml:space="preserve"> عشان تعمل </w:t>
+      </w:r>
+      <w:r>
+        <w:rPr>
+          <w:lang w:bidi="ar-EG"/>
+        </w:rPr>
+        <w:t>load</w:t>
+      </w:r>
+      <w:r>
+        <w:rPr>
+          <w:rFonts w:hint="cs"/>
+          <w:rtl/>
+          <w:lang w:bidi="ar-EG"/>
+        </w:rPr>
+        <w:t xml:space="preserve"> ل </w:t>
+      </w:r>
+      <w:r>
+        <w:rPr>
+          <w:lang w:bidi="ar-EG"/>
+        </w:rPr>
+        <w:t>data</w:t>
+      </w:r>
+      <w:r>
+        <w:rPr>
+          <w:rFonts w:hint="cs"/>
+          <w:rtl/>
+          <w:lang w:bidi="ar-EG"/>
+        </w:rPr>
+        <w:t xml:space="preserve"> من ال </w:t>
+      </w:r>
+      <w:r>
+        <w:rPr>
+          <w:lang w:bidi="ar-EG"/>
+        </w:rPr>
+        <w:t>file</w:t>
+      </w:r>
+    </w:p>
+    <w:p>
+      <w:pPr>
+        <w:bidi/>
+        <w:rPr>
+          <w:rtl/>
+          <w:lang w:bidi="ar-EG"/>
+        </w:rPr>
+      </w:pPr>
+      <w:r>
+        <w:rPr>
+          <w:rFonts w:hint="cs"/>
+          <w:rtl/>
+          <w:lang w:bidi="ar-EG"/>
+        </w:rPr>
+        <w:t xml:space="preserve">وعملنا </w:t>
+      </w:r>
+      <w:r>
+        <w:rPr>
+          <w:lang w:bidi="ar-EG"/>
+        </w:rPr>
+        <w:t>function</w:t>
+      </w:r>
+      <w:r>
+        <w:rPr>
+          <w:rFonts w:hint="cs"/>
+          <w:rtl/>
+          <w:lang w:bidi="ar-EG"/>
+        </w:rPr>
+        <w:t xml:space="preserve"> تانيه عشان تعملي </w:t>
+      </w:r>
+      <w:r>
+        <w:rPr>
+          <w:lang w:bidi="ar-EG"/>
+        </w:rPr>
+        <w:t>chunk</w:t>
+      </w:r>
+      <w:r>
+        <w:rPr>
+          <w:rFonts w:hint="cs"/>
+          <w:rtl/>
+          <w:lang w:bidi="ar-EG"/>
+        </w:rPr>
+        <w:t xml:space="preserve"> ل </w:t>
+      </w:r>
+      <w:r>
+        <w:rPr>
+          <w:lang w:bidi="ar-EG"/>
+        </w:rPr>
+        <w:t>loader</w:t>
+      </w:r>
+      <w:r>
+        <w:rPr>
+          <w:rFonts w:hint="cs"/>
+          <w:rtl/>
+          <w:lang w:bidi="ar-EG"/>
+        </w:rPr>
+        <w:t xml:space="preserve"> الي معانا ده</w:t>
+      </w:r>
+    </w:p>
+    <w:p>
+      <w:pPr>
+        <w:bidi/>
+        <w:rPr>
+          <w:rFonts w:hint="cs"/>
+          <w:rtl/>
+          <w:lang w:bidi="ar-EG"/>
+        </w:rPr>
+      </w:pPr>
+      <w:r>
+        <w:rPr>
+          <w:noProof/>
+        </w:rPr>
+        <w:drawing>
+          <wp:inline distT="0" distB="0" distL="0" distR="0" wp14:anchorId="496189D7" wp14:editId="1AE97DDC">
+            <wp:extent cx="4475266" cy="6396798"/>
+            <wp:effectExtent l="0" t="0" r="1905" b="4445"/>
+            <wp:docPr id="39" name="Picture 39"/>
+            <wp:cNvGraphicFramePr>
+              <a:graphicFrameLocks xmlns:a="http://schemas.openxmlformats.org/drawingml/2006/main" noChangeAspect="1"/>
+            </wp:cNvGraphicFramePr>
+            <a:graphic xmlns:a="http://schemas.openxmlformats.org/drawingml/2006/main">
+              <a:graphicData uri="http://schemas.openxmlformats.org/drawingml/2006/picture">
+                <pic:pic xmlns:pic="http://schemas.openxmlformats.org/drawingml/2006/picture">
+                  <pic:nvPicPr>
+                    <pic:cNvPr id="0" name="Picture 5"/>
+                    <pic:cNvPicPr>
+                      <a:picLocks noChangeAspect="1" noChangeArrowheads="1"/>
+                    </pic:cNvPicPr>
+                  </pic:nvPicPr>
+                  <pic:blipFill rotWithShape="1">
+                    <a:blip r:embed="rId40" cstate="print">
+                      <a:extLst>
+                        <a:ext uri="{28A0092B-C50C-407E-A947-70E740481C1C}">
+                          <a14:useLocalDpi xmlns:a14="http://schemas.microsoft.com/office/drawing/2010/main" val="0"/>
+                        </a:ext>
+                      </a:extLst>
+                    </a:blip>
+                    <a:srcRect l="6024" t="6140" r="5892" b="5251"/>
+                    <a:stretch/>
+                  </pic:blipFill>
+                  <pic:spPr bwMode="auto">
+                    <a:xfrm>
+                      <a:off x="0" y="0"/>
+                      <a:ext cx="4477027" cy="6399316"/>
+                    </a:xfrm>
+                    <a:prstGeom prst="rect">
+                      <a:avLst/>
+                    </a:prstGeom>
+                    <a:noFill/>
+                    <a:ln>
+                      <a:noFill/>
+                    </a:ln>
+                    <a:extLst>
+                      <a:ext uri="{53640926-AAD7-44D8-BBD7-CCE9431645EC}">
+                        <a14:shadowObscured xmlns:a14="http://schemas.microsoft.com/office/drawing/2010/main"/>
+                      </a:ext>
+                    </a:extLst>
+                  </pic:spPr>
+                </pic:pic>
+              </a:graphicData>
+            </a:graphic>
+          </wp:inline>
+        </w:drawing>
+      </w:r>
     </w:p>
     <w:sectPr>
       <w:pgSz w:w="12240" w:h="15840"/>

--- a/src/notes.docx
+++ b/src/notes.docx
@@ -36,15 +36,7 @@
         <w:t>وطلما انت هتستعمل</w:t>
       </w:r>
       <w:r>
-        <w:t xml:space="preserve"> </w:t>
-      </w:r>
-      <w:proofErr w:type="spellStart"/>
-      <w:r>
-        <w:t>fastapi</w:t>
-      </w:r>
-      <w:proofErr w:type="spellEnd"/>
-      <w:r>
-        <w:t xml:space="preserve"> </w:t>
+        <w:t xml:space="preserve"> fastapi </w:t>
       </w:r>
       <w:r>
         <w:rPr>
@@ -105,15 +97,7 @@
         <w:t>يبقي تحط فيه ملف ال</w:t>
       </w:r>
       <w:r>
-        <w:t xml:space="preserve"> __</w:t>
-      </w:r>
-      <w:proofErr w:type="spellStart"/>
-      <w:r>
-        <w:t>init</w:t>
-      </w:r>
-      <w:proofErr w:type="spellEnd"/>
-      <w:r>
-        <w:t xml:space="preserve">__ </w:t>
+        <w:t xml:space="preserve"> __init__ </w:t>
       </w:r>
       <w:r>
         <w:rPr>
@@ -302,14 +286,12 @@
         </w:rPr>
         <w:t xml:space="preserve"> عندنا والي هي وظيفتها بس انها تعرفك انه ال </w:t>
       </w:r>
-      <w:proofErr w:type="spellStart"/>
       <w:r>
         <w:rPr>
           <w:lang w:bidi="ar-EG"/>
         </w:rPr>
         <w:t>api</w:t>
       </w:r>
-      <w:proofErr w:type="spellEnd"/>
       <w:r>
         <w:rPr>
           <w:rFonts w:hint="cs"/>
@@ -563,21 +545,7 @@
         <w:rPr>
           <w:lang w:bidi="ar-EG"/>
         </w:rPr>
-        <w:t>.</w:t>
-      </w:r>
-      <w:proofErr w:type="spellStart"/>
-      <w:r>
-        <w:rPr>
-          <w:lang w:bidi="ar-EG"/>
-        </w:rPr>
-        <w:t>include_router</w:t>
-      </w:r>
-      <w:proofErr w:type="spellEnd"/>
-      <w:r>
-        <w:rPr>
-          <w:lang w:bidi="ar-EG"/>
-        </w:rPr>
-        <w:t>()</w:t>
+        <w:t>.include_router()</w:t>
       </w:r>
     </w:p>
     <w:p>
@@ -623,14 +591,12 @@
         </w:rPr>
         <w:t xml:space="preserve"> واسمه </w:t>
       </w:r>
-      <w:proofErr w:type="spellStart"/>
       <w:r>
         <w:rPr>
           <w:lang w:bidi="ar-EG"/>
         </w:rPr>
         <w:t>base_router</w:t>
       </w:r>
-      <w:proofErr w:type="spellEnd"/>
     </w:p>
     <w:p>
       <w:pPr>
@@ -734,7 +700,6 @@
         </w:rPr>
         <w:t xml:space="preserve"> احنا بنعملها باستخدام ال </w:t>
       </w:r>
-      <w:proofErr w:type="spellStart"/>
       <w:r>
         <w:rPr>
           <w:color w:val="FF0000"/>
@@ -742,7 +707,6 @@
         </w:rPr>
         <w:t>APIRouter</w:t>
       </w:r>
-      <w:proofErr w:type="spellEnd"/>
       <w:r>
         <w:rPr>
           <w:rFonts w:hint="cs"/>
@@ -891,37 +855,12 @@
         </w:rPr>
         <w:t xml:space="preserve">وده هيكون من خلال </w:t>
       </w:r>
-      <w:proofErr w:type="spellStart"/>
       <w:r>
         <w:rPr>
           <w:color w:val="FF0000"/>
           <w:lang w:bidi="ar-EG"/>
         </w:rPr>
-        <w:t>app.include_router</w:t>
-      </w:r>
-      <w:proofErr w:type="spellEnd"/>
-      <w:r>
-        <w:rPr>
-          <w:color w:val="FF0000"/>
-          <w:lang w:bidi="ar-EG"/>
-        </w:rPr>
-        <w:t>(</w:t>
-      </w:r>
-      <w:proofErr w:type="spellStart"/>
-      <w:r>
-        <w:rPr>
-          <w:color w:val="FF0000"/>
-          <w:lang w:bidi="ar-EG"/>
-        </w:rPr>
-        <w:t>filename.apirouterName</w:t>
-      </w:r>
-      <w:proofErr w:type="spellEnd"/>
-      <w:r>
-        <w:rPr>
-          <w:color w:val="FF0000"/>
-          <w:lang w:bidi="ar-EG"/>
-        </w:rPr>
-        <w:t>)</w:t>
+        <w:t>app.include_router(filename.apirouterName)</w:t>
       </w:r>
     </w:p>
     <w:p>
@@ -1030,14 +969,12 @@
         <w:lastRenderedPageBreak/>
         <w:t xml:space="preserve">عندك بقي كل </w:t>
       </w:r>
-      <w:proofErr w:type="spellStart"/>
       <w:r>
         <w:rPr>
           <w:lang w:bidi="ar-EG"/>
         </w:rPr>
         <w:t>APIRouter</w:t>
       </w:r>
-      <w:proofErr w:type="spellEnd"/>
     </w:p>
     <w:p>
       <w:pPr>
@@ -1069,14 +1006,12 @@
         </w:rPr>
         <w:t xml:space="preserve"> (يعني حاجه بتكون ثابته في ال </w:t>
       </w:r>
-      <w:proofErr w:type="spellStart"/>
       <w:r>
         <w:rPr>
           <w:lang w:bidi="ar-EG"/>
         </w:rPr>
         <w:t>url</w:t>
       </w:r>
-      <w:proofErr w:type="spellEnd"/>
       <w:r>
         <w:rPr>
           <w:rFonts w:hint="cs"/>
@@ -1299,14 +1234,12 @@
           <w:lang w:bidi="ar-EG"/>
         </w:rPr>
       </w:pPr>
-      <w:proofErr w:type="spellStart"/>
       <w:r>
         <w:rPr>
           <w:lang w:bidi="ar-EG"/>
         </w:rPr>
         <w:t>SyntaxError</w:t>
       </w:r>
-      <w:proofErr w:type="spellEnd"/>
     </w:p>
     <w:p>
       <w:pPr>
@@ -1342,14 +1275,12 @@
           <w:lang w:bidi="ar-EG"/>
         </w:rPr>
       </w:pPr>
-      <w:proofErr w:type="spellStart"/>
       <w:r>
         <w:rPr>
           <w:lang w:bidi="ar-EG"/>
         </w:rPr>
         <w:t>NameError</w:t>
       </w:r>
-      <w:proofErr w:type="spellEnd"/>
     </w:p>
     <w:p>
       <w:pPr>
@@ -1412,14 +1343,12 @@
           <w:lang w:bidi="ar-EG"/>
         </w:rPr>
       </w:pPr>
-      <w:proofErr w:type="spellStart"/>
       <w:r>
         <w:rPr>
           <w:lang w:bidi="ar-EG"/>
         </w:rPr>
         <w:t>typeError</w:t>
       </w:r>
-      <w:proofErr w:type="spellEnd"/>
     </w:p>
     <w:p>
       <w:pPr>
@@ -1467,31 +1396,28 @@
         </w:rPr>
         <w:t xml:space="preserve"> مع </w:t>
       </w:r>
-      <w:proofErr w:type="spellStart"/>
       <w:r>
         <w:rPr>
           <w:lang w:bidi="ar-EG"/>
         </w:rPr>
         <w:t>integar</w:t>
       </w:r>
-      <w:proofErr w:type="spellEnd"/>
-    </w:p>
-    <w:p>
-      <w:pPr>
-        <w:bidi/>
-        <w:rPr>
-          <w:lang w:bidi="ar-EG"/>
-        </w:rPr>
-      </w:pPr>
-    </w:p>
-    <w:p>
-      <w:pPr>
-        <w:bidi/>
-        <w:rPr>
-          <w:lang w:bidi="ar-EG"/>
-        </w:rPr>
-      </w:pPr>
-      <w:proofErr w:type="spellStart"/>
+    </w:p>
+    <w:p>
+      <w:pPr>
+        <w:bidi/>
+        <w:rPr>
+          <w:lang w:bidi="ar-EG"/>
+        </w:rPr>
+      </w:pPr>
+    </w:p>
+    <w:p>
+      <w:pPr>
+        <w:bidi/>
+        <w:rPr>
+          <w:lang w:bidi="ar-EG"/>
+        </w:rPr>
+      </w:pPr>
       <w:r>
         <w:rPr>
           <w:lang w:bidi="ar-EG"/>
@@ -1499,7 +1425,6 @@
         <w:lastRenderedPageBreak/>
         <w:t>AttributeError</w:t>
       </w:r>
-      <w:proofErr w:type="spellEnd"/>
     </w:p>
     <w:p>
       <w:pPr>
@@ -1562,19 +1487,9 @@
           <w:rtl/>
         </w:rPr>
       </w:pPr>
-      <w:proofErr w:type="spellStart"/>
-      <w:r>
-        <w:t>ImportError</w:t>
-      </w:r>
-      <w:proofErr w:type="spellEnd"/>
-      <w:r>
-        <w:t xml:space="preserve"> / </w:t>
-      </w:r>
-      <w:proofErr w:type="spellStart"/>
-      <w:r>
-        <w:t>ModuleNotFoundError</w:t>
-      </w:r>
-      <w:proofErr w:type="spellEnd"/>
+      <w:r>
+        <w:t>ImportError / ModuleNotFoundError</w:t>
+      </w:r>
     </w:p>
     <w:p>
       <w:pPr>
@@ -2106,14 +2021,12 @@
         </w:rPr>
         <w:t xml:space="preserve">وبيكون واخدها من مكتبه ال </w:t>
       </w:r>
-      <w:proofErr w:type="spellStart"/>
       <w:r>
         <w:rPr>
           <w:lang w:bidi="ar-EG"/>
         </w:rPr>
         <w:t>pydantic</w:t>
       </w:r>
-      <w:proofErr w:type="spellEnd"/>
       <w:r>
         <w:rPr>
           <w:rFonts w:hint="cs"/>
@@ -2533,14 +2446,12 @@
         <w:lastRenderedPageBreak/>
         <w:t xml:space="preserve">او الطريقه التانيه (ودي الاحسن في </w:t>
       </w:r>
-      <w:proofErr w:type="spellStart"/>
       <w:r>
         <w:rPr>
           <w:lang w:bidi="ar-EG"/>
         </w:rPr>
         <w:t>fastapi</w:t>
       </w:r>
-      <w:proofErr w:type="spellEnd"/>
       <w:r>
         <w:rPr>
           <w:rFonts w:hint="cs"/>
@@ -2569,14 +2480,12 @@
         </w:rPr>
         <w:t xml:space="preserve">ودي عبارة عن حاجه من </w:t>
       </w:r>
-      <w:proofErr w:type="spellStart"/>
       <w:r>
         <w:rPr>
           <w:lang w:bidi="ar-EG"/>
         </w:rPr>
         <w:t>fastapi</w:t>
       </w:r>
-      <w:proofErr w:type="spellEnd"/>
       <w:r>
         <w:rPr>
           <w:rFonts w:hint="cs"/>
@@ -2744,14 +2653,12 @@
         <w:lastRenderedPageBreak/>
         <w:t xml:space="preserve">فدي بتكون مفيده جدا ل </w:t>
       </w:r>
-      <w:proofErr w:type="spellStart"/>
       <w:r>
         <w:rPr>
           <w:lang w:bidi="ar-EG"/>
         </w:rPr>
         <w:t>fastapi</w:t>
       </w:r>
-      <w:proofErr w:type="spellEnd"/>
       <w:r>
         <w:rPr>
           <w:rFonts w:hint="cs"/>
@@ -3405,14 +3312,12 @@
         </w:rPr>
         <w:t xml:space="preserve"> هيكون لي حاجه اسمها </w:t>
       </w:r>
-      <w:proofErr w:type="spellStart"/>
       <w:r>
         <w:rPr>
           <w:lang w:bidi="ar-EG"/>
         </w:rPr>
         <w:t>project_id</w:t>
       </w:r>
-      <w:proofErr w:type="spellEnd"/>
       <w:r>
         <w:rPr>
           <w:rFonts w:hint="cs"/>
@@ -3735,14 +3640,12 @@
         </w:rPr>
         <w:t xml:space="preserve"> في </w:t>
       </w:r>
-      <w:proofErr w:type="spellStart"/>
       <w:r>
         <w:rPr>
           <w:lang w:bidi="ar-EG"/>
         </w:rPr>
         <w:t>fastapi</w:t>
       </w:r>
-      <w:proofErr w:type="spellEnd"/>
       <w:r>
         <w:rPr>
           <w:rFonts w:hint="cs"/>
@@ -3751,14 +3654,12 @@
         </w:rPr>
         <w:t xml:space="preserve"> بتجيب منها حاجه اسمها </w:t>
       </w:r>
-      <w:proofErr w:type="spellStart"/>
       <w:r>
         <w:rPr>
           <w:lang w:bidi="ar-EG"/>
         </w:rPr>
         <w:t>UploadFile</w:t>
       </w:r>
-      <w:proofErr w:type="spellEnd"/>
     </w:p>
     <w:p>
       <w:pPr>
@@ -4114,14 +4015,12 @@
         </w:rPr>
         <w:t xml:space="preserve">فانا اول حاجه هروح اعمل ملف اسمه </w:t>
       </w:r>
-      <w:proofErr w:type="spellStart"/>
       <w:r>
         <w:rPr>
           <w:lang w:bidi="ar-EG"/>
         </w:rPr>
         <w:t>BaseController</w:t>
       </w:r>
-      <w:proofErr w:type="spellEnd"/>
       <w:r>
         <w:rPr>
           <w:rFonts w:hint="cs"/>
@@ -4175,14 +4074,12 @@
         </w:rPr>
         <w:t xml:space="preserve">فهنا انا عملت ال </w:t>
       </w:r>
-      <w:proofErr w:type="spellStart"/>
       <w:r>
         <w:rPr>
           <w:lang w:bidi="ar-EG"/>
         </w:rPr>
         <w:t>BaseController</w:t>
       </w:r>
-      <w:proofErr w:type="spellEnd"/>
       <w:r>
         <w:rPr>
           <w:rFonts w:hint="cs"/>
@@ -4191,19 +4088,11 @@
         </w:rPr>
         <w:t xml:space="preserve"> والي هو كل الي فيه دلوقتي انه بيجيب ال </w:t>
       </w:r>
-      <w:proofErr w:type="spellStart"/>
-      <w:r>
-        <w:rPr>
-          <w:lang w:bidi="ar-EG"/>
-        </w:rPr>
-        <w:t>get_settings</w:t>
-      </w:r>
-      <w:proofErr w:type="spellEnd"/>
-      <w:r>
-        <w:rPr>
-          <w:lang w:bidi="ar-EG"/>
-        </w:rPr>
-        <w:t>()</w:t>
+      <w:r>
+        <w:rPr>
+          <w:lang w:bidi="ar-EG"/>
+        </w:rPr>
+        <w:t>get_settings()</w:t>
       </w:r>
     </w:p>
     <w:p>
@@ -4273,14 +4162,12 @@
         </w:rPr>
         <w:t xml:space="preserve">وخلينا ال </w:t>
       </w:r>
-      <w:proofErr w:type="spellStart"/>
       <w:r>
         <w:rPr>
           <w:lang w:bidi="ar-EG"/>
         </w:rPr>
         <w:t>DataController</w:t>
       </w:r>
-      <w:proofErr w:type="spellEnd"/>
       <w:r>
         <w:rPr>
           <w:rFonts w:hint="cs"/>
@@ -4380,14 +4267,12 @@
         </w:rPr>
         <w:t xml:space="preserve"> تاخد ال </w:t>
       </w:r>
-      <w:proofErr w:type="spellStart"/>
       <w:r>
         <w:rPr>
           <w:lang w:bidi="ar-EG"/>
         </w:rPr>
         <w:t>uploadfile</w:t>
       </w:r>
-      <w:proofErr w:type="spellEnd"/>
       <w:r>
         <w:rPr>
           <w:rFonts w:hint="cs"/>
@@ -4417,16 +4302,8 @@
         <w:rPr>
           <w:lang w:bidi="ar-EG"/>
         </w:rPr>
-        <w:t>.</w:t>
-      </w:r>
-      <w:proofErr w:type="spellStart"/>
-      <w:r>
-        <w:rPr>
-          <w:lang w:bidi="ar-EG"/>
-        </w:rPr>
-        <w:t>content_type</w:t>
-      </w:r>
-      <w:proofErr w:type="spellEnd"/>
+        <w:t>.content_type</w:t>
+      </w:r>
     </w:p>
     <w:p>
       <w:pPr>
@@ -4994,14 +4871,12 @@
         </w:rPr>
         <w:t xml:space="preserve">فمن ال </w:t>
       </w:r>
-      <w:proofErr w:type="spellStart"/>
       <w:r>
         <w:rPr>
           <w:lang w:bidi="ar-EG"/>
         </w:rPr>
         <w:t>fastapi</w:t>
       </w:r>
-      <w:proofErr w:type="spellEnd"/>
       <w:r>
         <w:rPr>
           <w:rFonts w:hint="cs"/>
@@ -5054,14 +4929,12 @@
         </w:rPr>
         <w:t xml:space="preserve">ومن ال </w:t>
       </w:r>
-      <w:proofErr w:type="spellStart"/>
       <w:r>
         <w:rPr>
           <w:lang w:bidi="ar-EG"/>
         </w:rPr>
         <w:t>fastapi.responses</w:t>
       </w:r>
-      <w:proofErr w:type="spellEnd"/>
       <w:r>
         <w:rPr>
           <w:rFonts w:hint="cs"/>
@@ -5070,14 +4943,12 @@
         </w:rPr>
         <w:t xml:space="preserve"> هنجيب ال </w:t>
       </w:r>
-      <w:proofErr w:type="spellStart"/>
       <w:r>
         <w:rPr>
           <w:lang w:bidi="ar-EG"/>
         </w:rPr>
         <w:t>JSONResponse</w:t>
       </w:r>
-      <w:proofErr w:type="spellEnd"/>
     </w:p>
     <w:p>
       <w:pPr>
@@ -5095,14 +4966,12 @@
         </w:rPr>
         <w:t xml:space="preserve">والي بيكون فيه حاجتين ال </w:t>
       </w:r>
-      <w:proofErr w:type="spellStart"/>
       <w:r>
         <w:rPr>
           <w:lang w:bidi="ar-EG"/>
         </w:rPr>
         <w:t>status_code</w:t>
       </w:r>
-      <w:proofErr w:type="spellEnd"/>
       <w:r>
         <w:rPr>
           <w:rFonts w:hint="cs"/>
@@ -5296,14 +5165,12 @@
         </w:rPr>
         <w:t xml:space="preserve">عاوزين بقي اننا نبدا اننا ناخد ال </w:t>
       </w:r>
-      <w:proofErr w:type="spellStart"/>
       <w:r>
         <w:rPr>
           <w:lang w:bidi="ar-EG"/>
         </w:rPr>
         <w:t>project_id</w:t>
       </w:r>
-      <w:proofErr w:type="spellEnd"/>
       <w:r>
         <w:rPr>
           <w:rFonts w:hint="cs"/>
@@ -5482,16 +5349,8 @@
         <w:rPr>
           <w:lang w:bidi="ar-EG"/>
         </w:rPr>
-        <w:t xml:space="preserve"> </w:t>
-      </w:r>
-      <w:proofErr w:type="spellStart"/>
-      <w:r>
-        <w:rPr>
-          <w:lang w:bidi="ar-EG"/>
-        </w:rPr>
-        <w:t>ProjectController</w:t>
-      </w:r>
-      <w:proofErr w:type="spellEnd"/>
+        <w:t xml:space="preserve"> ProjectController</w:t>
+      </w:r>
       <w:r>
         <w:rPr>
           <w:rFonts w:hint="cs"/>
@@ -5552,14 +5411,12 @@
         </w:rPr>
         <w:t xml:space="preserve"> الجديد بناءا علي ال </w:t>
       </w:r>
-      <w:proofErr w:type="spellStart"/>
       <w:r>
         <w:rPr>
           <w:lang w:bidi="ar-EG"/>
         </w:rPr>
         <w:t>project_id</w:t>
       </w:r>
-      <w:proofErr w:type="spellEnd"/>
     </w:p>
     <w:p>
       <w:pPr>
@@ -5613,14 +5470,12 @@
         </w:rPr>
         <w:t xml:space="preserve">بس عشان ممكن اي حد يبقي يحتاجه بعد كده انا هروح احطه في ال </w:t>
       </w:r>
-      <w:proofErr w:type="spellStart"/>
       <w:r>
         <w:rPr>
           <w:lang w:bidi="ar-EG"/>
         </w:rPr>
         <w:t>BaseController</w:t>
       </w:r>
-      <w:proofErr w:type="spellEnd"/>
     </w:p>
     <w:p>
       <w:pPr>
@@ -5745,14 +5600,12 @@
         </w:rPr>
         <w:t xml:space="preserve"> الي هتكون خاصه ب </w:t>
       </w:r>
-      <w:proofErr w:type="spellStart"/>
       <w:r>
         <w:rPr>
           <w:lang w:bidi="ar-EG"/>
         </w:rPr>
         <w:t>project_id</w:t>
       </w:r>
-      <w:proofErr w:type="spellEnd"/>
     </w:p>
     <w:p>
       <w:pPr>
@@ -5829,14 +5682,12 @@
         <w:lastRenderedPageBreak/>
         <w:t xml:space="preserve">دلوقتي بقي هروح ل </w:t>
       </w:r>
-      <w:proofErr w:type="spellStart"/>
       <w:r>
         <w:rPr>
           <w:lang w:bidi="ar-EG"/>
         </w:rPr>
         <w:t>ProjectController</w:t>
       </w:r>
-      <w:proofErr w:type="spellEnd"/>
     </w:p>
     <w:p>
       <w:pPr>
@@ -5868,14 +5719,12 @@
         </w:rPr>
         <w:t xml:space="preserve"> بتاعت ال </w:t>
       </w:r>
-      <w:proofErr w:type="spellStart"/>
       <w:r>
         <w:rPr>
           <w:lang w:bidi="ar-EG"/>
         </w:rPr>
         <w:t>get_project_path</w:t>
       </w:r>
-      <w:proofErr w:type="spellEnd"/>
     </w:p>
     <w:p>
       <w:pPr>
@@ -5907,14 +5756,12 @@
         </w:rPr>
         <w:t xml:space="preserve"> بتاع ال </w:t>
       </w:r>
-      <w:proofErr w:type="spellStart"/>
       <w:r>
         <w:rPr>
           <w:lang w:bidi="ar-EG"/>
         </w:rPr>
         <w:t>project_id</w:t>
       </w:r>
-      <w:proofErr w:type="spellEnd"/>
       <w:r>
         <w:rPr>
           <w:rFonts w:hint="cs"/>
@@ -6451,7 +6298,6 @@
         </w:rPr>
         <w:t xml:space="preserve"> هتحتاج ملف مكتبه اسمها </w:t>
       </w:r>
-      <w:proofErr w:type="spellStart"/>
       <w:r>
         <w:rPr>
           <w:lang w:bidi="ar-EG"/>
@@ -6464,7 +6310,6 @@
         </w:rPr>
         <w:t>s</w:t>
       </w:r>
-      <w:proofErr w:type="spellEnd"/>
     </w:p>
     <w:p>
       <w:pPr>
@@ -6529,14 +6374,12 @@
         </w:rPr>
         <w:t xml:space="preserve">#وخلي بالك اننا استعملنا </w:t>
       </w:r>
-      <w:proofErr w:type="spellStart"/>
       <w:r>
         <w:rPr>
           <w:lang w:bidi="ar-EG"/>
         </w:rPr>
         <w:t>aiofiles</w:t>
       </w:r>
-      <w:proofErr w:type="spellEnd"/>
       <w:r>
         <w:rPr>
           <w:rFonts w:hint="cs"/>
@@ -6559,14 +6402,12 @@
         </w:rPr>
         <w:t xml:space="preserve"> وبالتالي بتكون مناسبه ل </w:t>
       </w:r>
-      <w:proofErr w:type="spellStart"/>
       <w:r>
         <w:rPr>
           <w:lang w:bidi="ar-EG"/>
         </w:rPr>
         <w:t>fastapi</w:t>
       </w:r>
-      <w:proofErr w:type="spellEnd"/>
     </w:p>
     <w:p>
       <w:pPr>
@@ -6890,14 +6731,12 @@
         </w:rPr>
         <w:t xml:space="preserve">فعملنا كده جوه ال </w:t>
       </w:r>
-      <w:proofErr w:type="spellStart"/>
       <w:r>
         <w:rPr>
           <w:lang w:bidi="ar-EG"/>
         </w:rPr>
         <w:t>DataController</w:t>
       </w:r>
-      <w:proofErr w:type="spellEnd"/>
     </w:p>
     <w:p>
       <w:pPr>
@@ -7082,14 +6921,12 @@
         </w:rPr>
         <w:t xml:space="preserve"> الي بنعمله من خلال </w:t>
       </w:r>
-      <w:proofErr w:type="spellStart"/>
       <w:r>
         <w:rPr>
           <w:lang w:bidi="ar-EG"/>
         </w:rPr>
         <w:t>aiofiles</w:t>
       </w:r>
-      <w:proofErr w:type="spellEnd"/>
     </w:p>
     <w:p>
       <w:pPr>
@@ -7373,21 +7210,7 @@
         <w:rPr>
           <w:lang w:bidi="ar-EG"/>
         </w:rPr>
-        <w:t>.</w:t>
-      </w:r>
-      <w:proofErr w:type="spellStart"/>
-      <w:r>
-        <w:rPr>
-          <w:lang w:bidi="ar-EG"/>
-        </w:rPr>
-        <w:t>getLogger</w:t>
-      </w:r>
-      <w:proofErr w:type="spellEnd"/>
-      <w:r>
-        <w:rPr>
-          <w:lang w:bidi="ar-EG"/>
-        </w:rPr>
-        <w:t>()</w:t>
+        <w:t>.getLogger()</w:t>
       </w:r>
     </w:p>
     <w:p>
@@ -7559,7 +7382,6 @@
       <w:pPr>
         <w:bidi/>
         <w:rPr>
-          <w:rFonts w:hint="cs"/>
           <w:lang w:bidi="ar-EG"/>
         </w:rPr>
       </w:pPr>
@@ -7575,16 +7397,8 @@
         <w:rPr>
           <w:lang w:bidi="ar-EG"/>
         </w:rPr>
-        <w:t>.</w:t>
-      </w:r>
-      <w:proofErr w:type="spellStart"/>
-      <w:r>
-        <w:rPr>
-          <w:lang w:bidi="ar-EG"/>
-        </w:rPr>
-        <w:t>generate_file_path</w:t>
-      </w:r>
-      <w:proofErr w:type="spellEnd"/>
+        <w:t>.generate_file_path</w:t>
+      </w:r>
       <w:r>
         <w:rPr>
           <w:rFonts w:hint="cs"/>
@@ -7593,14 +7407,12 @@
         </w:rPr>
         <w:t xml:space="preserve"> هيرجعلي كمان ال </w:t>
       </w:r>
-      <w:proofErr w:type="spellStart"/>
       <w:r>
         <w:rPr>
           <w:lang w:bidi="ar-EG"/>
         </w:rPr>
         <w:t>file_id</w:t>
       </w:r>
-      <w:proofErr w:type="spellEnd"/>
       <w:r>
         <w:rPr>
           <w:rFonts w:hint="cs"/>
@@ -7621,6 +7433,7 @@
       <w:r>
         <w:rPr>
           <w:rFonts w:cs="Arial"/>
+          <w:noProof/>
           <w:rtl/>
           <w:lang w:bidi="ar-EG"/>
         </w:rPr>
@@ -7874,14 +7687,12 @@
         </w:rPr>
         <w:t xml:space="preserve">تكون وظيفتها انها تاخد ال </w:t>
       </w:r>
-      <w:proofErr w:type="spellStart"/>
       <w:r>
         <w:rPr>
           <w:lang w:bidi="ar-EG"/>
         </w:rPr>
         <w:t>file_id</w:t>
       </w:r>
-      <w:proofErr w:type="spellEnd"/>
     </w:p>
     <w:p>
       <w:pPr>
@@ -8011,14 +7822,12 @@
         </w:rPr>
         <w:t xml:space="preserve">ال </w:t>
       </w:r>
-      <w:proofErr w:type="spellStart"/>
       <w:r>
         <w:rPr>
           <w:lang w:bidi="ar-EG"/>
         </w:rPr>
         <w:t>pydantic</w:t>
       </w:r>
-      <w:proofErr w:type="spellEnd"/>
     </w:p>
     <w:p>
       <w:pPr>
@@ -8158,6 +7967,7 @@
       <w:r>
         <w:rPr>
           <w:rFonts w:cs="Arial"/>
+          <w:noProof/>
           <w:rtl/>
           <w:lang w:bidi="ar-EG"/>
         </w:rPr>
@@ -8291,7 +8101,6 @@
       <w:pPr>
         <w:bidi/>
         <w:rPr>
-          <w:rFonts w:hint="cs"/>
           <w:lang w:bidi="ar-EG"/>
         </w:rPr>
       </w:pPr>
@@ -8322,7 +8131,6 @@
       <w:pPr>
         <w:bidi/>
         <w:rPr>
-          <w:rFonts w:hint="cs"/>
           <w:rtl/>
           <w:lang w:bidi="ar-EG"/>
         </w:rPr>
@@ -8330,6 +8138,7 @@
       <w:r>
         <w:rPr>
           <w:rFonts w:cs="Arial"/>
+          <w:noProof/>
           <w:rtl/>
           <w:lang w:bidi="ar-EG"/>
         </w:rPr>
@@ -8417,14 +8226,12 @@
         </w:rPr>
         <w:t xml:space="preserve"> هيدينا ال </w:t>
       </w:r>
-      <w:proofErr w:type="spellStart"/>
       <w:r>
         <w:rPr>
           <w:lang w:bidi="ar-EG"/>
         </w:rPr>
         <w:t>file_id</w:t>
       </w:r>
-      <w:proofErr w:type="spellEnd"/>
       <w:r>
         <w:rPr>
           <w:rFonts w:hint="cs"/>
@@ -8463,14 +8270,12 @@
         </w:rPr>
         <w:t xml:space="preserve"> اسمه</w:t>
       </w:r>
-      <w:proofErr w:type="spellStart"/>
       <w:r>
         <w:rPr>
           <w:lang w:bidi="ar-EG"/>
         </w:rPr>
         <w:t>ProcessController</w:t>
       </w:r>
-      <w:proofErr w:type="spellEnd"/>
     </w:p>
     <w:p>
       <w:pPr>
@@ -8569,14 +8374,12 @@
         </w:rPr>
         <w:t xml:space="preserve"> من </w:t>
       </w:r>
-      <w:proofErr w:type="spellStart"/>
       <w:r>
         <w:rPr>
           <w:lang w:bidi="ar-EG"/>
         </w:rPr>
         <w:t>Langchain</w:t>
       </w:r>
-      <w:proofErr w:type="spellEnd"/>
       <w:r>
         <w:rPr>
           <w:rFonts w:hint="cs"/>
@@ -8819,8 +8622,6 @@
       <w:pPr>
         <w:bidi/>
         <w:rPr>
-          <w:rFonts w:hint="cs"/>
-          <w:rtl/>
           <w:lang w:bidi="ar-EG"/>
         </w:rPr>
       </w:pPr>
@@ -8829,10 +8630,10 @@
           <w:noProof/>
         </w:rPr>
         <w:drawing>
-          <wp:inline distT="0" distB="0" distL="0" distR="0" wp14:anchorId="496189D7" wp14:editId="1AE97DDC">
-            <wp:extent cx="4475266" cy="6396798"/>
-            <wp:effectExtent l="0" t="0" r="1905" b="4445"/>
-            <wp:docPr id="39" name="Picture 39"/>
+          <wp:inline distT="0" distB="0" distL="0" distR="0" wp14:anchorId="318E9AB8" wp14:editId="45D95733">
+            <wp:extent cx="5304790" cy="6671864"/>
+            <wp:effectExtent l="0" t="0" r="0" b="0"/>
+            <wp:docPr id="33" name="Picture 33"/>
             <wp:cNvGraphicFramePr>
               <a:graphicFrameLocks xmlns:a="http://schemas.openxmlformats.org/drawingml/2006/main" noChangeAspect="1"/>
             </wp:cNvGraphicFramePr>
@@ -8840,7 +8641,7 @@
               <a:graphicData uri="http://schemas.openxmlformats.org/drawingml/2006/picture">
                 <pic:pic xmlns:pic="http://schemas.openxmlformats.org/drawingml/2006/picture">
                   <pic:nvPicPr>
-                    <pic:cNvPr id="0" name="Picture 5"/>
+                    <pic:cNvPr id="0" name="Picture 1"/>
                     <pic:cNvPicPr>
                       <a:picLocks noChangeAspect="1" noChangeArrowheads="1"/>
                     </pic:cNvPicPr>
@@ -8853,13 +8654,13 @@
                         </a:ext>
                       </a:extLst>
                     </a:blip>
-                    <a:srcRect l="6024" t="6140" r="5892" b="5251"/>
+                    <a:srcRect l="5406" t="6838" r="5333" b="3846"/>
                     <a:stretch/>
                   </pic:blipFill>
                   <pic:spPr bwMode="auto">
                     <a:xfrm>
                       <a:off x="0" y="0"/>
-                      <a:ext cx="4477027" cy="6399316"/>
+                      <a:ext cx="5305369" cy="6672592"/>
                     </a:xfrm>
                     <a:prstGeom prst="rect">
                       <a:avLst/>
@@ -8873,6 +8674,114 @@
                         <a14:shadowObscured xmlns:a14="http://schemas.microsoft.com/office/drawing/2010/main"/>
                       </a:ext>
                     </a:extLst>
+                  </pic:spPr>
+                </pic:pic>
+              </a:graphicData>
+            </a:graphic>
+          </wp:inline>
+        </w:drawing>
+      </w:r>
+    </w:p>
+    <w:p>
+      <w:pPr>
+        <w:bidi/>
+        <w:rPr>
+          <w:lang w:bidi="ar-EG"/>
+        </w:rPr>
+      </w:pPr>
+    </w:p>
+    <w:p>
+      <w:pPr>
+        <w:bidi/>
+        <w:rPr>
+          <w:lang w:bidi="ar-EG"/>
+        </w:rPr>
+      </w:pPr>
+    </w:p>
+    <w:p>
+      <w:pPr>
+        <w:bidi/>
+        <w:rPr>
+          <w:lang w:bidi="ar-EG"/>
+        </w:rPr>
+      </w:pPr>
+    </w:p>
+    <w:p>
+      <w:pPr>
+        <w:bidi/>
+        <w:rPr>
+          <w:rtl/>
+          <w:lang w:bidi="ar-EG"/>
+        </w:rPr>
+      </w:pPr>
+      <w:r>
+        <w:rPr>
+          <w:rFonts w:hint="cs"/>
+          <w:rtl/>
+          <w:lang w:bidi="ar-EG"/>
+        </w:rPr>
+        <w:lastRenderedPageBreak/>
+        <w:t xml:space="preserve">ويبقي هو ده شكل ال </w:t>
+      </w:r>
+      <w:r>
+        <w:rPr>
+          <w:lang w:bidi="ar-EG"/>
+        </w:rPr>
+        <w:t>route</w:t>
+      </w:r>
+      <w:r>
+        <w:rPr>
+          <w:rFonts w:hint="cs"/>
+          <w:rtl/>
+          <w:lang w:bidi="ar-EG"/>
+        </w:rPr>
+        <w:t xml:space="preserve"> بتاعك</w:t>
+      </w:r>
+    </w:p>
+    <w:p>
+      <w:pPr>
+        <w:bidi/>
+        <w:rPr>
+          <w:rFonts w:hint="cs"/>
+          <w:rtl/>
+          <w:lang w:bidi="ar-EG"/>
+        </w:rPr>
+      </w:pPr>
+      <w:r>
+        <w:rPr>
+          <w:rFonts w:cs="Arial"/>
+          <w:rtl/>
+          <w:lang w:bidi="ar-EG"/>
+        </w:rPr>
+        <w:drawing>
+          <wp:inline distT="0" distB="0" distL="0" distR="0" wp14:anchorId="4E0A2B46" wp14:editId="26B10DF9">
+            <wp:extent cx="5943600" cy="4352925"/>
+            <wp:effectExtent l="0" t="0" r="0" b="9525"/>
+            <wp:docPr id="37" name="Picture 37"/>
+            <wp:cNvGraphicFramePr>
+              <a:graphicFrameLocks xmlns:a="http://schemas.openxmlformats.org/drawingml/2006/main" noChangeAspect="1"/>
+            </wp:cNvGraphicFramePr>
+            <a:graphic xmlns:a="http://schemas.openxmlformats.org/drawingml/2006/main">
+              <a:graphicData uri="http://schemas.openxmlformats.org/drawingml/2006/picture">
+                <pic:pic xmlns:pic="http://schemas.openxmlformats.org/drawingml/2006/picture">
+                  <pic:nvPicPr>
+                    <pic:cNvPr id="1" name=""/>
+                    <pic:cNvPicPr/>
+                  </pic:nvPicPr>
+                  <pic:blipFill>
+                    <a:blip r:embed="rId41"/>
+                    <a:stretch>
+                      <a:fillRect/>
+                    </a:stretch>
+                  </pic:blipFill>
+                  <pic:spPr>
+                    <a:xfrm>
+                      <a:off x="0" y="0"/>
+                      <a:ext cx="5943600" cy="4352925"/>
+                    </a:xfrm>
+                    <a:prstGeom prst="rect">
+                      <a:avLst/>
+                    </a:prstGeom>
                   </pic:spPr>
                 </pic:pic>
               </a:graphicData>

--- a/src/notes.docx
+++ b/src/notes.docx
@@ -36,7 +36,15 @@
         <w:t>وطلما انت هتستعمل</w:t>
       </w:r>
       <w:r>
-        <w:t xml:space="preserve"> fastapi </w:t>
+        <w:t xml:space="preserve"> </w:t>
+      </w:r>
+      <w:proofErr w:type="spellStart"/>
+      <w:r>
+        <w:t>fastapi</w:t>
+      </w:r>
+      <w:proofErr w:type="spellEnd"/>
+      <w:r>
+        <w:t xml:space="preserve"> </w:t>
       </w:r>
       <w:r>
         <w:rPr>
@@ -97,7 +105,15 @@
         <w:t>يبقي تحط فيه ملف ال</w:t>
       </w:r>
       <w:r>
-        <w:t xml:space="preserve"> __init__ </w:t>
+        <w:t xml:space="preserve"> __</w:t>
+      </w:r>
+      <w:proofErr w:type="spellStart"/>
+      <w:r>
+        <w:t>init</w:t>
+      </w:r>
+      <w:proofErr w:type="spellEnd"/>
+      <w:r>
+        <w:t xml:space="preserve">__ </w:t>
       </w:r>
       <w:r>
         <w:rPr>
@@ -286,12 +302,14 @@
         </w:rPr>
         <w:t xml:space="preserve"> عندنا والي هي وظيفتها بس انها تعرفك انه ال </w:t>
       </w:r>
+      <w:proofErr w:type="spellStart"/>
       <w:r>
         <w:rPr>
           <w:lang w:bidi="ar-EG"/>
         </w:rPr>
         <w:t>api</w:t>
       </w:r>
+      <w:proofErr w:type="spellEnd"/>
       <w:r>
         <w:rPr>
           <w:rFonts w:hint="cs"/>
@@ -545,7 +563,21 @@
         <w:rPr>
           <w:lang w:bidi="ar-EG"/>
         </w:rPr>
-        <w:t>.include_router()</w:t>
+        <w:t>.</w:t>
+      </w:r>
+      <w:proofErr w:type="spellStart"/>
+      <w:r>
+        <w:rPr>
+          <w:lang w:bidi="ar-EG"/>
+        </w:rPr>
+        <w:t>include_router</w:t>
+      </w:r>
+      <w:proofErr w:type="spellEnd"/>
+      <w:r>
+        <w:rPr>
+          <w:lang w:bidi="ar-EG"/>
+        </w:rPr>
+        <w:t>()</w:t>
       </w:r>
     </w:p>
     <w:p>
@@ -591,12 +623,14 @@
         </w:rPr>
         <w:t xml:space="preserve"> واسمه </w:t>
       </w:r>
+      <w:proofErr w:type="spellStart"/>
       <w:r>
         <w:rPr>
           <w:lang w:bidi="ar-EG"/>
         </w:rPr>
         <w:t>base_router</w:t>
       </w:r>
+      <w:proofErr w:type="spellEnd"/>
     </w:p>
     <w:p>
       <w:pPr>
@@ -700,6 +734,7 @@
         </w:rPr>
         <w:t xml:space="preserve"> احنا بنعملها باستخدام ال </w:t>
       </w:r>
+      <w:proofErr w:type="spellStart"/>
       <w:r>
         <w:rPr>
           <w:color w:val="FF0000"/>
@@ -707,6 +742,7 @@
         </w:rPr>
         <w:t>APIRouter</w:t>
       </w:r>
+      <w:proofErr w:type="spellEnd"/>
       <w:r>
         <w:rPr>
           <w:rFonts w:hint="cs"/>
@@ -855,12 +891,37 @@
         </w:rPr>
         <w:t xml:space="preserve">وده هيكون من خلال </w:t>
       </w:r>
+      <w:proofErr w:type="spellStart"/>
       <w:r>
         <w:rPr>
           <w:color w:val="FF0000"/>
           <w:lang w:bidi="ar-EG"/>
         </w:rPr>
-        <w:t>app.include_router(filename.apirouterName)</w:t>
+        <w:t>app.include_router</w:t>
+      </w:r>
+      <w:proofErr w:type="spellEnd"/>
+      <w:r>
+        <w:rPr>
+          <w:color w:val="FF0000"/>
+          <w:lang w:bidi="ar-EG"/>
+        </w:rPr>
+        <w:t>(</w:t>
+      </w:r>
+      <w:proofErr w:type="spellStart"/>
+      <w:r>
+        <w:rPr>
+          <w:color w:val="FF0000"/>
+          <w:lang w:bidi="ar-EG"/>
+        </w:rPr>
+        <w:t>filename.apirouterName</w:t>
+      </w:r>
+      <w:proofErr w:type="spellEnd"/>
+      <w:r>
+        <w:rPr>
+          <w:color w:val="FF0000"/>
+          <w:lang w:bidi="ar-EG"/>
+        </w:rPr>
+        <w:t>)</w:t>
       </w:r>
     </w:p>
     <w:p>
@@ -969,12 +1030,14 @@
         <w:lastRenderedPageBreak/>
         <w:t xml:space="preserve">عندك بقي كل </w:t>
       </w:r>
+      <w:proofErr w:type="spellStart"/>
       <w:r>
         <w:rPr>
           <w:lang w:bidi="ar-EG"/>
         </w:rPr>
         <w:t>APIRouter</w:t>
       </w:r>
+      <w:proofErr w:type="spellEnd"/>
     </w:p>
     <w:p>
       <w:pPr>
@@ -1006,12 +1069,14 @@
         </w:rPr>
         <w:t xml:space="preserve"> (يعني حاجه بتكون ثابته في ال </w:t>
       </w:r>
+      <w:proofErr w:type="spellStart"/>
       <w:r>
         <w:rPr>
           <w:lang w:bidi="ar-EG"/>
         </w:rPr>
         <w:t>url</w:t>
       </w:r>
+      <w:proofErr w:type="spellEnd"/>
       <w:r>
         <w:rPr>
           <w:rFonts w:hint="cs"/>
@@ -1234,12 +1299,14 @@
           <w:lang w:bidi="ar-EG"/>
         </w:rPr>
       </w:pPr>
+      <w:proofErr w:type="spellStart"/>
       <w:r>
         <w:rPr>
           <w:lang w:bidi="ar-EG"/>
         </w:rPr>
         <w:t>SyntaxError</w:t>
       </w:r>
+      <w:proofErr w:type="spellEnd"/>
     </w:p>
     <w:p>
       <w:pPr>
@@ -1275,12 +1342,14 @@
           <w:lang w:bidi="ar-EG"/>
         </w:rPr>
       </w:pPr>
+      <w:proofErr w:type="spellStart"/>
       <w:r>
         <w:rPr>
           <w:lang w:bidi="ar-EG"/>
         </w:rPr>
         <w:t>NameError</w:t>
       </w:r>
+      <w:proofErr w:type="spellEnd"/>
     </w:p>
     <w:p>
       <w:pPr>
@@ -1343,12 +1412,14 @@
           <w:lang w:bidi="ar-EG"/>
         </w:rPr>
       </w:pPr>
+      <w:proofErr w:type="spellStart"/>
       <w:r>
         <w:rPr>
           <w:lang w:bidi="ar-EG"/>
         </w:rPr>
         <w:t>typeError</w:t>
       </w:r>
+      <w:proofErr w:type="spellEnd"/>
     </w:p>
     <w:p>
       <w:pPr>
@@ -1396,28 +1467,31 @@
         </w:rPr>
         <w:t xml:space="preserve"> مع </w:t>
       </w:r>
+      <w:proofErr w:type="spellStart"/>
       <w:r>
         <w:rPr>
           <w:lang w:bidi="ar-EG"/>
         </w:rPr>
         <w:t>integar</w:t>
       </w:r>
-    </w:p>
-    <w:p>
-      <w:pPr>
-        <w:bidi/>
-        <w:rPr>
-          <w:lang w:bidi="ar-EG"/>
-        </w:rPr>
-      </w:pPr>
-    </w:p>
-    <w:p>
-      <w:pPr>
-        <w:bidi/>
-        <w:rPr>
-          <w:lang w:bidi="ar-EG"/>
-        </w:rPr>
-      </w:pPr>
+      <w:proofErr w:type="spellEnd"/>
+    </w:p>
+    <w:p>
+      <w:pPr>
+        <w:bidi/>
+        <w:rPr>
+          <w:lang w:bidi="ar-EG"/>
+        </w:rPr>
+      </w:pPr>
+    </w:p>
+    <w:p>
+      <w:pPr>
+        <w:bidi/>
+        <w:rPr>
+          <w:lang w:bidi="ar-EG"/>
+        </w:rPr>
+      </w:pPr>
+      <w:proofErr w:type="spellStart"/>
       <w:r>
         <w:rPr>
           <w:lang w:bidi="ar-EG"/>
@@ -1425,6 +1499,7 @@
         <w:lastRenderedPageBreak/>
         <w:t>AttributeError</w:t>
       </w:r>
+      <w:proofErr w:type="spellEnd"/>
     </w:p>
     <w:p>
       <w:pPr>
@@ -1487,9 +1562,19 @@
           <w:rtl/>
         </w:rPr>
       </w:pPr>
-      <w:r>
-        <w:t>ImportError / ModuleNotFoundError</w:t>
-      </w:r>
+      <w:proofErr w:type="spellStart"/>
+      <w:r>
+        <w:t>ImportError</w:t>
+      </w:r>
+      <w:proofErr w:type="spellEnd"/>
+      <w:r>
+        <w:t xml:space="preserve"> / </w:t>
+      </w:r>
+      <w:proofErr w:type="spellStart"/>
+      <w:r>
+        <w:t>ModuleNotFoundError</w:t>
+      </w:r>
+      <w:proofErr w:type="spellEnd"/>
     </w:p>
     <w:p>
       <w:pPr>
@@ -2021,12 +2106,14 @@
         </w:rPr>
         <w:t xml:space="preserve">وبيكون واخدها من مكتبه ال </w:t>
       </w:r>
+      <w:proofErr w:type="spellStart"/>
       <w:r>
         <w:rPr>
           <w:lang w:bidi="ar-EG"/>
         </w:rPr>
         <w:t>pydantic</w:t>
       </w:r>
+      <w:proofErr w:type="spellEnd"/>
       <w:r>
         <w:rPr>
           <w:rFonts w:hint="cs"/>
@@ -2446,12 +2533,14 @@
         <w:lastRenderedPageBreak/>
         <w:t xml:space="preserve">او الطريقه التانيه (ودي الاحسن في </w:t>
       </w:r>
+      <w:proofErr w:type="spellStart"/>
       <w:r>
         <w:rPr>
           <w:lang w:bidi="ar-EG"/>
         </w:rPr>
         <w:t>fastapi</w:t>
       </w:r>
+      <w:proofErr w:type="spellEnd"/>
       <w:r>
         <w:rPr>
           <w:rFonts w:hint="cs"/>
@@ -2480,12 +2569,14 @@
         </w:rPr>
         <w:t xml:space="preserve">ودي عبارة عن حاجه من </w:t>
       </w:r>
+      <w:proofErr w:type="spellStart"/>
       <w:r>
         <w:rPr>
           <w:lang w:bidi="ar-EG"/>
         </w:rPr>
         <w:t>fastapi</w:t>
       </w:r>
+      <w:proofErr w:type="spellEnd"/>
       <w:r>
         <w:rPr>
           <w:rFonts w:hint="cs"/>
@@ -2653,12 +2744,14 @@
         <w:lastRenderedPageBreak/>
         <w:t xml:space="preserve">فدي بتكون مفيده جدا ل </w:t>
       </w:r>
+      <w:proofErr w:type="spellStart"/>
       <w:r>
         <w:rPr>
           <w:lang w:bidi="ar-EG"/>
         </w:rPr>
         <w:t>fastapi</w:t>
       </w:r>
+      <w:proofErr w:type="spellEnd"/>
       <w:r>
         <w:rPr>
           <w:rFonts w:hint="cs"/>
@@ -3312,12 +3405,14 @@
         </w:rPr>
         <w:t xml:space="preserve"> هيكون لي حاجه اسمها </w:t>
       </w:r>
+      <w:proofErr w:type="spellStart"/>
       <w:r>
         <w:rPr>
           <w:lang w:bidi="ar-EG"/>
         </w:rPr>
         <w:t>project_id</w:t>
       </w:r>
+      <w:proofErr w:type="spellEnd"/>
       <w:r>
         <w:rPr>
           <w:rFonts w:hint="cs"/>
@@ -3640,12 +3735,14 @@
         </w:rPr>
         <w:t xml:space="preserve"> في </w:t>
       </w:r>
+      <w:proofErr w:type="spellStart"/>
       <w:r>
         <w:rPr>
           <w:lang w:bidi="ar-EG"/>
         </w:rPr>
         <w:t>fastapi</w:t>
       </w:r>
+      <w:proofErr w:type="spellEnd"/>
       <w:r>
         <w:rPr>
           <w:rFonts w:hint="cs"/>
@@ -3654,12 +3751,14 @@
         </w:rPr>
         <w:t xml:space="preserve"> بتجيب منها حاجه اسمها </w:t>
       </w:r>
+      <w:proofErr w:type="spellStart"/>
       <w:r>
         <w:rPr>
           <w:lang w:bidi="ar-EG"/>
         </w:rPr>
         <w:t>UploadFile</w:t>
       </w:r>
+      <w:proofErr w:type="spellEnd"/>
     </w:p>
     <w:p>
       <w:pPr>
@@ -4015,12 +4114,14 @@
         </w:rPr>
         <w:t xml:space="preserve">فانا اول حاجه هروح اعمل ملف اسمه </w:t>
       </w:r>
+      <w:proofErr w:type="spellStart"/>
       <w:r>
         <w:rPr>
           <w:lang w:bidi="ar-EG"/>
         </w:rPr>
         <w:t>BaseController</w:t>
       </w:r>
+      <w:proofErr w:type="spellEnd"/>
       <w:r>
         <w:rPr>
           <w:rFonts w:hint="cs"/>
@@ -4074,12 +4175,14 @@
         </w:rPr>
         <w:t xml:space="preserve">فهنا انا عملت ال </w:t>
       </w:r>
+      <w:proofErr w:type="spellStart"/>
       <w:r>
         <w:rPr>
           <w:lang w:bidi="ar-EG"/>
         </w:rPr>
         <w:t>BaseController</w:t>
       </w:r>
+      <w:proofErr w:type="spellEnd"/>
       <w:r>
         <w:rPr>
           <w:rFonts w:hint="cs"/>
@@ -4088,11 +4191,19 @@
         </w:rPr>
         <w:t xml:space="preserve"> والي هو كل الي فيه دلوقتي انه بيجيب ال </w:t>
       </w:r>
-      <w:r>
-        <w:rPr>
-          <w:lang w:bidi="ar-EG"/>
-        </w:rPr>
-        <w:t>get_settings()</w:t>
+      <w:proofErr w:type="spellStart"/>
+      <w:r>
+        <w:rPr>
+          <w:lang w:bidi="ar-EG"/>
+        </w:rPr>
+        <w:t>get_settings</w:t>
+      </w:r>
+      <w:proofErr w:type="spellEnd"/>
+      <w:r>
+        <w:rPr>
+          <w:lang w:bidi="ar-EG"/>
+        </w:rPr>
+        <w:t>()</w:t>
       </w:r>
     </w:p>
     <w:p>
@@ -4162,12 +4273,14 @@
         </w:rPr>
         <w:t xml:space="preserve">وخلينا ال </w:t>
       </w:r>
+      <w:proofErr w:type="spellStart"/>
       <w:r>
         <w:rPr>
           <w:lang w:bidi="ar-EG"/>
         </w:rPr>
         <w:t>DataController</w:t>
       </w:r>
+      <w:proofErr w:type="spellEnd"/>
       <w:r>
         <w:rPr>
           <w:rFonts w:hint="cs"/>
@@ -4267,12 +4380,14 @@
         </w:rPr>
         <w:t xml:space="preserve"> تاخد ال </w:t>
       </w:r>
+      <w:proofErr w:type="spellStart"/>
       <w:r>
         <w:rPr>
           <w:lang w:bidi="ar-EG"/>
         </w:rPr>
         <w:t>uploadfile</w:t>
       </w:r>
+      <w:proofErr w:type="spellEnd"/>
       <w:r>
         <w:rPr>
           <w:rFonts w:hint="cs"/>
@@ -4302,8 +4417,16 @@
         <w:rPr>
           <w:lang w:bidi="ar-EG"/>
         </w:rPr>
-        <w:t>.content_type</w:t>
-      </w:r>
+        <w:t>.</w:t>
+      </w:r>
+      <w:proofErr w:type="spellStart"/>
+      <w:r>
+        <w:rPr>
+          <w:lang w:bidi="ar-EG"/>
+        </w:rPr>
+        <w:t>content_type</w:t>
+      </w:r>
+      <w:proofErr w:type="spellEnd"/>
     </w:p>
     <w:p>
       <w:pPr>
@@ -4871,12 +4994,14 @@
         </w:rPr>
         <w:t xml:space="preserve">فمن ال </w:t>
       </w:r>
+      <w:proofErr w:type="spellStart"/>
       <w:r>
         <w:rPr>
           <w:lang w:bidi="ar-EG"/>
         </w:rPr>
         <w:t>fastapi</w:t>
       </w:r>
+      <w:proofErr w:type="spellEnd"/>
       <w:r>
         <w:rPr>
           <w:rFonts w:hint="cs"/>
@@ -4929,12 +5054,14 @@
         </w:rPr>
         <w:t xml:space="preserve">ومن ال </w:t>
       </w:r>
+      <w:proofErr w:type="spellStart"/>
       <w:r>
         <w:rPr>
           <w:lang w:bidi="ar-EG"/>
         </w:rPr>
         <w:t>fastapi.responses</w:t>
       </w:r>
+      <w:proofErr w:type="spellEnd"/>
       <w:r>
         <w:rPr>
           <w:rFonts w:hint="cs"/>
@@ -4943,12 +5070,14 @@
         </w:rPr>
         <w:t xml:space="preserve"> هنجيب ال </w:t>
       </w:r>
+      <w:proofErr w:type="spellStart"/>
       <w:r>
         <w:rPr>
           <w:lang w:bidi="ar-EG"/>
         </w:rPr>
         <w:t>JSONResponse</w:t>
       </w:r>
+      <w:proofErr w:type="spellEnd"/>
     </w:p>
     <w:p>
       <w:pPr>
@@ -4966,12 +5095,14 @@
         </w:rPr>
         <w:t xml:space="preserve">والي بيكون فيه حاجتين ال </w:t>
       </w:r>
+      <w:proofErr w:type="spellStart"/>
       <w:r>
         <w:rPr>
           <w:lang w:bidi="ar-EG"/>
         </w:rPr>
         <w:t>status_code</w:t>
       </w:r>
+      <w:proofErr w:type="spellEnd"/>
       <w:r>
         <w:rPr>
           <w:rFonts w:hint="cs"/>
@@ -5165,12 +5296,14 @@
         </w:rPr>
         <w:t xml:space="preserve">عاوزين بقي اننا نبدا اننا ناخد ال </w:t>
       </w:r>
+      <w:proofErr w:type="spellStart"/>
       <w:r>
         <w:rPr>
           <w:lang w:bidi="ar-EG"/>
         </w:rPr>
         <w:t>project_id</w:t>
       </w:r>
+      <w:proofErr w:type="spellEnd"/>
       <w:r>
         <w:rPr>
           <w:rFonts w:hint="cs"/>
@@ -5349,8 +5482,16 @@
         <w:rPr>
           <w:lang w:bidi="ar-EG"/>
         </w:rPr>
-        <w:t xml:space="preserve"> ProjectController</w:t>
-      </w:r>
+        <w:t xml:space="preserve"> </w:t>
+      </w:r>
+      <w:proofErr w:type="spellStart"/>
+      <w:r>
+        <w:rPr>
+          <w:lang w:bidi="ar-EG"/>
+        </w:rPr>
+        <w:t>ProjectController</w:t>
+      </w:r>
+      <w:proofErr w:type="spellEnd"/>
       <w:r>
         <w:rPr>
           <w:rFonts w:hint="cs"/>
@@ -5411,12 +5552,14 @@
         </w:rPr>
         <w:t xml:space="preserve"> الجديد بناءا علي ال </w:t>
       </w:r>
+      <w:proofErr w:type="spellStart"/>
       <w:r>
         <w:rPr>
           <w:lang w:bidi="ar-EG"/>
         </w:rPr>
         <w:t>project_id</w:t>
       </w:r>
+      <w:proofErr w:type="spellEnd"/>
     </w:p>
     <w:p>
       <w:pPr>
@@ -5470,12 +5613,14 @@
         </w:rPr>
         <w:t xml:space="preserve">بس عشان ممكن اي حد يبقي يحتاجه بعد كده انا هروح احطه في ال </w:t>
       </w:r>
+      <w:proofErr w:type="spellStart"/>
       <w:r>
         <w:rPr>
           <w:lang w:bidi="ar-EG"/>
         </w:rPr>
         <w:t>BaseController</w:t>
       </w:r>
+      <w:proofErr w:type="spellEnd"/>
     </w:p>
     <w:p>
       <w:pPr>
@@ -5600,12 +5745,14 @@
         </w:rPr>
         <w:t xml:space="preserve"> الي هتكون خاصه ب </w:t>
       </w:r>
+      <w:proofErr w:type="spellStart"/>
       <w:r>
         <w:rPr>
           <w:lang w:bidi="ar-EG"/>
         </w:rPr>
         <w:t>project_id</w:t>
       </w:r>
+      <w:proofErr w:type="spellEnd"/>
     </w:p>
     <w:p>
       <w:pPr>
@@ -5682,12 +5829,14 @@
         <w:lastRenderedPageBreak/>
         <w:t xml:space="preserve">دلوقتي بقي هروح ل </w:t>
       </w:r>
+      <w:proofErr w:type="spellStart"/>
       <w:r>
         <w:rPr>
           <w:lang w:bidi="ar-EG"/>
         </w:rPr>
         <w:t>ProjectController</w:t>
       </w:r>
+      <w:proofErr w:type="spellEnd"/>
     </w:p>
     <w:p>
       <w:pPr>
@@ -5719,12 +5868,14 @@
         </w:rPr>
         <w:t xml:space="preserve"> بتاعت ال </w:t>
       </w:r>
+      <w:proofErr w:type="spellStart"/>
       <w:r>
         <w:rPr>
           <w:lang w:bidi="ar-EG"/>
         </w:rPr>
         <w:t>get_project_path</w:t>
       </w:r>
+      <w:proofErr w:type="spellEnd"/>
     </w:p>
     <w:p>
       <w:pPr>
@@ -5756,12 +5907,14 @@
         </w:rPr>
         <w:t xml:space="preserve"> بتاع ال </w:t>
       </w:r>
+      <w:proofErr w:type="spellStart"/>
       <w:r>
         <w:rPr>
           <w:lang w:bidi="ar-EG"/>
         </w:rPr>
         <w:t>project_id</w:t>
       </w:r>
+      <w:proofErr w:type="spellEnd"/>
       <w:r>
         <w:rPr>
           <w:rFonts w:hint="cs"/>
@@ -6298,6 +6451,7 @@
         </w:rPr>
         <w:t xml:space="preserve"> هتحتاج ملف مكتبه اسمها </w:t>
       </w:r>
+      <w:proofErr w:type="spellStart"/>
       <w:r>
         <w:rPr>
           <w:lang w:bidi="ar-EG"/>
@@ -6310,6 +6464,7 @@
         </w:rPr>
         <w:t>s</w:t>
       </w:r>
+      <w:proofErr w:type="spellEnd"/>
     </w:p>
     <w:p>
       <w:pPr>
@@ -6374,12 +6529,14 @@
         </w:rPr>
         <w:t xml:space="preserve">#وخلي بالك اننا استعملنا </w:t>
       </w:r>
+      <w:proofErr w:type="spellStart"/>
       <w:r>
         <w:rPr>
           <w:lang w:bidi="ar-EG"/>
         </w:rPr>
         <w:t>aiofiles</w:t>
       </w:r>
+      <w:proofErr w:type="spellEnd"/>
       <w:r>
         <w:rPr>
           <w:rFonts w:hint="cs"/>
@@ -6402,12 +6559,14 @@
         </w:rPr>
         <w:t xml:space="preserve"> وبالتالي بتكون مناسبه ل </w:t>
       </w:r>
+      <w:proofErr w:type="spellStart"/>
       <w:r>
         <w:rPr>
           <w:lang w:bidi="ar-EG"/>
         </w:rPr>
         <w:t>fastapi</w:t>
       </w:r>
+      <w:proofErr w:type="spellEnd"/>
     </w:p>
     <w:p>
       <w:pPr>
@@ -6731,12 +6890,14 @@
         </w:rPr>
         <w:t xml:space="preserve">فعملنا كده جوه ال </w:t>
       </w:r>
+      <w:proofErr w:type="spellStart"/>
       <w:r>
         <w:rPr>
           <w:lang w:bidi="ar-EG"/>
         </w:rPr>
         <w:t>DataController</w:t>
       </w:r>
+      <w:proofErr w:type="spellEnd"/>
     </w:p>
     <w:p>
       <w:pPr>
@@ -6921,12 +7082,14 @@
         </w:rPr>
         <w:t xml:space="preserve"> الي بنعمله من خلال </w:t>
       </w:r>
+      <w:proofErr w:type="spellStart"/>
       <w:r>
         <w:rPr>
           <w:lang w:bidi="ar-EG"/>
         </w:rPr>
         <w:t>aiofiles</w:t>
       </w:r>
+      <w:proofErr w:type="spellEnd"/>
     </w:p>
     <w:p>
       <w:pPr>
@@ -7210,7 +7373,21 @@
         <w:rPr>
           <w:lang w:bidi="ar-EG"/>
         </w:rPr>
-        <w:t>.getLogger()</w:t>
+        <w:t>.</w:t>
+      </w:r>
+      <w:proofErr w:type="spellStart"/>
+      <w:r>
+        <w:rPr>
+          <w:lang w:bidi="ar-EG"/>
+        </w:rPr>
+        <w:t>getLogger</w:t>
+      </w:r>
+      <w:proofErr w:type="spellEnd"/>
+      <w:r>
+        <w:rPr>
+          <w:lang w:bidi="ar-EG"/>
+        </w:rPr>
+        <w:t>()</w:t>
       </w:r>
     </w:p>
     <w:p>
@@ -7397,8 +7574,16 @@
         <w:rPr>
           <w:lang w:bidi="ar-EG"/>
         </w:rPr>
-        <w:t>.generate_file_path</w:t>
-      </w:r>
+        <w:t>.</w:t>
+      </w:r>
+      <w:proofErr w:type="spellStart"/>
+      <w:r>
+        <w:rPr>
+          <w:lang w:bidi="ar-EG"/>
+        </w:rPr>
+        <w:t>generate_file_path</w:t>
+      </w:r>
+      <w:proofErr w:type="spellEnd"/>
       <w:r>
         <w:rPr>
           <w:rFonts w:hint="cs"/>
@@ -7407,12 +7592,14 @@
         </w:rPr>
         <w:t xml:space="preserve"> هيرجعلي كمان ال </w:t>
       </w:r>
+      <w:proofErr w:type="spellStart"/>
       <w:r>
         <w:rPr>
           <w:lang w:bidi="ar-EG"/>
         </w:rPr>
         <w:t>file_id</w:t>
       </w:r>
+      <w:proofErr w:type="spellEnd"/>
       <w:r>
         <w:rPr>
           <w:rFonts w:hint="cs"/>
@@ -7687,12 +7874,14 @@
         </w:rPr>
         <w:t xml:space="preserve">تكون وظيفتها انها تاخد ال </w:t>
       </w:r>
+      <w:proofErr w:type="spellStart"/>
       <w:r>
         <w:rPr>
           <w:lang w:bidi="ar-EG"/>
         </w:rPr>
         <w:t>file_id</w:t>
       </w:r>
+      <w:proofErr w:type="spellEnd"/>
     </w:p>
     <w:p>
       <w:pPr>
@@ -7822,12 +8011,14 @@
         </w:rPr>
         <w:t xml:space="preserve">ال </w:t>
       </w:r>
+      <w:proofErr w:type="spellStart"/>
       <w:r>
         <w:rPr>
           <w:lang w:bidi="ar-EG"/>
         </w:rPr>
         <w:t>pydantic</w:t>
       </w:r>
+      <w:proofErr w:type="spellEnd"/>
     </w:p>
     <w:p>
       <w:pPr>
@@ -8226,12 +8417,14 @@
         </w:rPr>
         <w:t xml:space="preserve"> هيدينا ال </w:t>
       </w:r>
+      <w:proofErr w:type="spellStart"/>
       <w:r>
         <w:rPr>
           <w:lang w:bidi="ar-EG"/>
         </w:rPr>
         <w:t>file_id</w:t>
       </w:r>
+      <w:proofErr w:type="spellEnd"/>
       <w:r>
         <w:rPr>
           <w:rFonts w:hint="cs"/>
@@ -8270,12 +8463,14 @@
         </w:rPr>
         <w:t xml:space="preserve"> اسمه</w:t>
       </w:r>
+      <w:proofErr w:type="spellStart"/>
       <w:r>
         <w:rPr>
           <w:lang w:bidi="ar-EG"/>
         </w:rPr>
         <w:t>ProcessController</w:t>
       </w:r>
+      <w:proofErr w:type="spellEnd"/>
     </w:p>
     <w:p>
       <w:pPr>
@@ -8374,12 +8569,14 @@
         </w:rPr>
         <w:t xml:space="preserve"> من </w:t>
       </w:r>
+      <w:proofErr w:type="spellStart"/>
       <w:r>
         <w:rPr>
           <w:lang w:bidi="ar-EG"/>
         </w:rPr>
         <w:t>Langchain</w:t>
       </w:r>
+      <w:proofErr w:type="spellEnd"/>
       <w:r>
         <w:rPr>
           <w:rFonts w:hint="cs"/>
@@ -8742,8 +8939,6 @@
       <w:pPr>
         <w:bidi/>
         <w:rPr>
-          <w:rFonts w:hint="cs"/>
-          <w:rtl/>
           <w:lang w:bidi="ar-EG"/>
         </w:rPr>
       </w:pPr>
@@ -8789,6 +8984,14 @@
           </wp:inline>
         </w:drawing>
       </w:r>
+    </w:p>
+    <w:p>
+      <w:pPr>
+        <w:bidi/>
+        <w:rPr>
+          <w:lang w:bidi="ar-EG"/>
+        </w:rPr>
+      </w:pPr>
     </w:p>
     <w:sectPr>
       <w:pgSz w:w="12240" w:h="15840"/>

--- a/src/notes.docx
+++ b/src/notes.docx
@@ -8945,13 +8945,14 @@
       <w:r>
         <w:rPr>
           <w:rFonts w:cs="Arial"/>
+          <w:noProof/>
           <w:rtl/>
           <w:lang w:bidi="ar-EG"/>
         </w:rPr>
         <w:drawing>
-          <wp:inline distT="0" distB="0" distL="0" distR="0" wp14:anchorId="4E0A2B46" wp14:editId="26B10DF9">
-            <wp:extent cx="5943600" cy="4352925"/>
-            <wp:effectExtent l="0" t="0" r="0" b="9525"/>
+          <wp:inline distT="0" distB="0" distL="0" distR="0" wp14:anchorId="4E0A2B46" wp14:editId="1D875030">
+            <wp:extent cx="3962867" cy="2902292"/>
+            <wp:effectExtent l="0" t="0" r="0" b="0"/>
             <wp:docPr id="37" name="Picture 37"/>
             <wp:cNvGraphicFramePr>
               <a:graphicFrameLocks xmlns:a="http://schemas.openxmlformats.org/drawingml/2006/main" noChangeAspect="1"/>
@@ -8972,7 +8973,7 @@
                   <pic:spPr>
                     <a:xfrm>
                       <a:off x="0" y="0"/>
-                      <a:ext cx="5943600" cy="4352925"/>
+                      <a:ext cx="3967911" cy="2905986"/>
                     </a:xfrm>
                     <a:prstGeom prst="rect">
                       <a:avLst/>
@@ -8989,9 +8990,1016 @@
       <w:pPr>
         <w:bidi/>
         <w:rPr>
-          <w:lang w:bidi="ar-EG"/>
-        </w:rPr>
-      </w:pPr>
+          <w:rtl/>
+          <w:lang w:bidi="ar-EG"/>
+        </w:rPr>
+      </w:pPr>
+      <w:r>
+        <w:rPr>
+          <w:rFonts w:hint="cs"/>
+          <w:rtl/>
+          <w:lang w:bidi="ar-EG"/>
+        </w:rPr>
+        <w:t xml:space="preserve">عدلنا بس جزء بسيط عشان كان في حاجات في ال </w:t>
+      </w:r>
+      <w:r>
+        <w:rPr>
+          <w:lang w:bidi="ar-EG"/>
+        </w:rPr>
+        <w:t>chunks</w:t>
+      </w:r>
+      <w:r>
+        <w:rPr>
+          <w:rFonts w:hint="cs"/>
+          <w:rtl/>
+          <w:lang w:bidi="ar-EG"/>
+        </w:rPr>
+        <w:t xml:space="preserve"> احنا مكناش عاوزينها </w:t>
+      </w:r>
+    </w:p>
+    <w:p>
+      <w:pPr>
+        <w:bidi/>
+        <w:rPr>
+          <w:rtl/>
+          <w:lang w:bidi="ar-EG"/>
+        </w:rPr>
+      </w:pPr>
+      <w:r>
+        <w:rPr>
+          <w:rFonts w:hint="cs"/>
+          <w:rtl/>
+          <w:lang w:bidi="ar-EG"/>
+        </w:rPr>
+        <w:t xml:space="preserve">فخلينا هي دي بس ال </w:t>
+      </w:r>
+      <w:r>
+        <w:rPr>
+          <w:lang w:bidi="ar-EG"/>
+        </w:rPr>
+        <w:t>data</w:t>
+      </w:r>
+      <w:r>
+        <w:rPr>
+          <w:rFonts w:hint="cs"/>
+          <w:rtl/>
+          <w:lang w:bidi="ar-EG"/>
+        </w:rPr>
+        <w:t xml:space="preserve"> الي ترجع </w:t>
+      </w:r>
+      <w:r>
+        <w:rPr>
+          <w:rFonts w:hint="cs"/>
+          <w:rtl/>
+          <w:lang w:bidi="ar-EG"/>
+        </w:rPr>
+        <w:t>وده شكلها</w:t>
+      </w:r>
+    </w:p>
+    <w:p>
+      <w:pPr>
+        <w:bidi/>
+        <w:rPr>
+          <w:rFonts w:hint="cs"/>
+          <w:rtl/>
+          <w:lang w:bidi="ar-EG"/>
+        </w:rPr>
+      </w:pPr>
+      <w:r>
+        <w:rPr>
+          <w:rFonts w:cs="Arial"/>
+          <w:rtl/>
+          <w:lang w:bidi="ar-EG"/>
+        </w:rPr>
+        <w:drawing>
+          <wp:inline distT="0" distB="0" distL="0" distR="0" wp14:anchorId="29AE2811" wp14:editId="2DDF6DF1">
+            <wp:extent cx="2959694" cy="1955027"/>
+            <wp:effectExtent l="0" t="0" r="0" b="7620"/>
+            <wp:docPr id="42" name="Picture 42"/>
+            <wp:cNvGraphicFramePr>
+              <a:graphicFrameLocks xmlns:a="http://schemas.openxmlformats.org/drawingml/2006/main" noChangeAspect="1"/>
+            </wp:cNvGraphicFramePr>
+            <a:graphic xmlns:a="http://schemas.openxmlformats.org/drawingml/2006/main">
+              <a:graphicData uri="http://schemas.openxmlformats.org/drawingml/2006/picture">
+                <pic:pic xmlns:pic="http://schemas.openxmlformats.org/drawingml/2006/picture">
+                  <pic:nvPicPr>
+                    <pic:cNvPr id="1" name=""/>
+                    <pic:cNvPicPr/>
+                  </pic:nvPicPr>
+                  <pic:blipFill>
+                    <a:blip r:embed="rId42"/>
+                    <a:stretch>
+                      <a:fillRect/>
+                    </a:stretch>
+                  </pic:blipFill>
+                  <pic:spPr>
+                    <a:xfrm>
+                      <a:off x="0" y="0"/>
+                      <a:ext cx="2966245" cy="1959354"/>
+                    </a:xfrm>
+                    <a:prstGeom prst="rect">
+                      <a:avLst/>
+                    </a:prstGeom>
+                  </pic:spPr>
+                </pic:pic>
+              </a:graphicData>
+            </a:graphic>
+          </wp:inline>
+        </w:drawing>
+      </w:r>
+    </w:p>
+    <w:p>
+      <w:pPr>
+        <w:bidi/>
+        <w:rPr>
+          <w:lang w:bidi="ar-EG"/>
+        </w:rPr>
+      </w:pPr>
+    </w:p>
+    <w:p>
+      <w:pPr>
+        <w:bidi/>
+        <w:rPr>
+          <w:lang w:bidi="ar-EG"/>
+        </w:rPr>
+      </w:pPr>
+    </w:p>
+    <w:p>
+      <w:pPr>
+        <w:bidi/>
+        <w:rPr>
+          <w:lang w:bidi="ar-EG"/>
+        </w:rPr>
+      </w:pPr>
+    </w:p>
+    <w:p>
+      <w:pPr>
+        <w:bidi/>
+        <w:rPr>
+          <w:lang w:bidi="ar-EG"/>
+        </w:rPr>
+      </w:pPr>
+    </w:p>
+    <w:p>
+      <w:pPr>
+        <w:bidi/>
+        <w:rPr>
+          <w:lang w:bidi="ar-EG"/>
+        </w:rPr>
+      </w:pPr>
+    </w:p>
+    <w:p>
+      <w:pPr>
+        <w:bidi/>
+        <w:rPr>
+          <w:lang w:bidi="ar-EG"/>
+        </w:rPr>
+      </w:pPr>
+    </w:p>
+    <w:p>
+      <w:pPr>
+        <w:bidi/>
+        <w:rPr>
+          <w:lang w:bidi="ar-EG"/>
+        </w:rPr>
+      </w:pPr>
+    </w:p>
+    <w:p>
+      <w:pPr>
+        <w:bidi/>
+        <w:rPr>
+          <w:rtl/>
+          <w:lang w:bidi="ar-EG"/>
+        </w:rPr>
+      </w:pPr>
+    </w:p>
+    <w:p>
+      <w:pPr>
+        <w:bidi/>
+        <w:rPr>
+          <w:rtl/>
+          <w:lang w:bidi="ar-EG"/>
+        </w:rPr>
+      </w:pPr>
+      <w:r>
+        <w:rPr>
+          <w:rFonts w:hint="cs"/>
+          <w:rtl/>
+          <w:lang w:bidi="ar-EG"/>
+        </w:rPr>
+        <w:lastRenderedPageBreak/>
+        <w:t>دلوقتي بقي انا في الفيديو ال 9</w:t>
+      </w:r>
+    </w:p>
+    <w:p>
+      <w:pPr>
+        <w:bidi/>
+        <w:rPr>
+          <w:lang w:bidi="ar-EG"/>
+        </w:rPr>
+      </w:pPr>
+      <w:r>
+        <w:rPr>
+          <w:rFonts w:hint="cs"/>
+          <w:rtl/>
+          <w:lang w:bidi="ar-EG"/>
+        </w:rPr>
+        <w:t xml:space="preserve">وعاوزين اننا نبدا نشتغل علي ال </w:t>
+      </w:r>
+      <w:proofErr w:type="spellStart"/>
+      <w:r>
+        <w:rPr>
+          <w:lang w:bidi="ar-EG"/>
+        </w:rPr>
+        <w:t>mongodb</w:t>
+      </w:r>
+      <w:proofErr w:type="spellEnd"/>
+    </w:p>
+    <w:p>
+      <w:pPr>
+        <w:bidi/>
+        <w:rPr>
+          <w:lang w:bidi="ar-EG"/>
+        </w:rPr>
+      </w:pPr>
+    </w:p>
+    <w:p>
+      <w:pPr>
+        <w:bidi/>
+        <w:rPr>
+          <w:rtl/>
+          <w:lang w:bidi="ar-EG"/>
+        </w:rPr>
+      </w:pPr>
+      <w:r>
+        <w:rPr>
+          <w:rFonts w:hint="cs"/>
+          <w:rtl/>
+          <w:lang w:bidi="ar-EG"/>
+        </w:rPr>
+        <w:t xml:space="preserve">فاحنا هنشغلها باستخدام ال </w:t>
+      </w:r>
+      <w:r>
+        <w:rPr>
+          <w:lang w:bidi="ar-EG"/>
+        </w:rPr>
+        <w:t>Docker compose</w:t>
+      </w:r>
+    </w:p>
+    <w:p>
+      <w:pPr>
+        <w:bidi/>
+        <w:rPr>
+          <w:rtl/>
+          <w:lang w:bidi="ar-EG"/>
+        </w:rPr>
+      </w:pPr>
+      <w:r>
+        <w:rPr>
+          <w:rFonts w:hint="cs"/>
+          <w:rtl/>
+          <w:lang w:bidi="ar-EG"/>
+        </w:rPr>
+        <w:t xml:space="preserve">والي هو عبارة عن اننا بيكون عندنا ملف بيكون مسئول عن انه يشغل اكتر من </w:t>
+      </w:r>
+      <w:r>
+        <w:rPr>
+          <w:lang w:bidi="ar-EG"/>
+        </w:rPr>
+        <w:t>container</w:t>
+      </w:r>
+      <w:r>
+        <w:rPr>
+          <w:rFonts w:hint="cs"/>
+          <w:rtl/>
+          <w:lang w:bidi="ar-EG"/>
+        </w:rPr>
+        <w:t xml:space="preserve"> ويربطهم كلهم ببعض</w:t>
+      </w:r>
+    </w:p>
+    <w:p>
+      <w:pPr>
+        <w:bidi/>
+        <w:rPr>
+          <w:lang w:bidi="ar-EG"/>
+        </w:rPr>
+      </w:pPr>
+      <w:r>
+        <w:rPr>
+          <w:rFonts w:hint="cs"/>
+          <w:rtl/>
+          <w:lang w:bidi="ar-EG"/>
+        </w:rPr>
+        <w:t xml:space="preserve">فانا هستعمل دلوقتي ال </w:t>
+      </w:r>
+      <w:proofErr w:type="spellStart"/>
+      <w:r>
+        <w:rPr>
+          <w:lang w:bidi="ar-EG"/>
+        </w:rPr>
+        <w:t>mongodb</w:t>
+      </w:r>
+      <w:proofErr w:type="spellEnd"/>
+      <w:r>
+        <w:rPr>
+          <w:rFonts w:hint="cs"/>
+          <w:rtl/>
+          <w:lang w:bidi="ar-EG"/>
+        </w:rPr>
+        <w:t xml:space="preserve"> عن طريق اني هحمل ال </w:t>
+      </w:r>
+      <w:r>
+        <w:rPr>
+          <w:lang w:bidi="ar-EG"/>
+        </w:rPr>
+        <w:t>image</w:t>
+      </w:r>
+      <w:r>
+        <w:rPr>
+          <w:rFonts w:hint="cs"/>
+          <w:rtl/>
+          <w:lang w:bidi="ar-EG"/>
+        </w:rPr>
+        <w:t xml:space="preserve"> بتاعتها من ال </w:t>
+      </w:r>
+      <w:r>
+        <w:rPr>
+          <w:lang w:bidi="ar-EG"/>
+        </w:rPr>
+        <w:t>docker hub</w:t>
+      </w:r>
+    </w:p>
+    <w:p>
+      <w:pPr>
+        <w:bidi/>
+        <w:rPr>
+          <w:lang w:bidi="ar-EG"/>
+        </w:rPr>
+      </w:pPr>
+      <w:r>
+        <w:rPr>
+          <w:rFonts w:hint="cs"/>
+          <w:rtl/>
+          <w:lang w:bidi="ar-EG"/>
+        </w:rPr>
+        <w:t xml:space="preserve">فهو ده الملف بتاعن الي موجود فيه ال </w:t>
+      </w:r>
+      <w:proofErr w:type="spellStart"/>
+      <w:r>
+        <w:rPr>
+          <w:lang w:bidi="ar-EG"/>
+        </w:rPr>
+        <w:t>mongodb</w:t>
+      </w:r>
+      <w:proofErr w:type="spellEnd"/>
+    </w:p>
+    <w:p>
+      <w:pPr>
+        <w:bidi/>
+        <w:rPr>
+          <w:lang w:bidi="ar-EG"/>
+        </w:rPr>
+      </w:pPr>
+      <w:r>
+        <w:rPr>
+          <w:rFonts w:cs="Arial"/>
+          <w:noProof/>
+          <w:rtl/>
+          <w:lang w:bidi="ar-EG"/>
+        </w:rPr>
+        <w:drawing>
+          <wp:inline distT="0" distB="0" distL="0" distR="0" wp14:anchorId="2FB4AB2C" wp14:editId="43872628">
+            <wp:extent cx="2679236" cy="2856940"/>
+            <wp:effectExtent l="0" t="0" r="6985" b="635"/>
+            <wp:docPr id="39" name="Picture 39"/>
+            <wp:cNvGraphicFramePr>
+              <a:graphicFrameLocks xmlns:a="http://schemas.openxmlformats.org/drawingml/2006/main" noChangeAspect="1"/>
+            </wp:cNvGraphicFramePr>
+            <a:graphic xmlns:a="http://schemas.openxmlformats.org/drawingml/2006/main">
+              <a:graphicData uri="http://schemas.openxmlformats.org/drawingml/2006/picture">
+                <pic:pic xmlns:pic="http://schemas.openxmlformats.org/drawingml/2006/picture">
+                  <pic:nvPicPr>
+                    <pic:cNvPr id="1" name=""/>
+                    <pic:cNvPicPr/>
+                  </pic:nvPicPr>
+                  <pic:blipFill>
+                    <a:blip r:embed="rId43"/>
+                    <a:stretch>
+                      <a:fillRect/>
+                    </a:stretch>
+                  </pic:blipFill>
+                  <pic:spPr>
+                    <a:xfrm>
+                      <a:off x="0" y="0"/>
+                      <a:ext cx="2683824" cy="2861833"/>
+                    </a:xfrm>
+                    <a:prstGeom prst="rect">
+                      <a:avLst/>
+                    </a:prstGeom>
+                  </pic:spPr>
+                </pic:pic>
+              </a:graphicData>
+            </a:graphic>
+          </wp:inline>
+        </w:drawing>
+      </w:r>
+    </w:p>
+    <w:p>
+      <w:pPr>
+        <w:bidi/>
+        <w:rPr>
+          <w:lang w:bidi="ar-EG"/>
+        </w:rPr>
+      </w:pPr>
+      <w:r>
+        <w:rPr>
+          <w:rFonts w:hint="cs"/>
+          <w:rtl/>
+          <w:lang w:bidi="ar-EG"/>
+        </w:rPr>
+        <w:t xml:space="preserve">بعد كده روحنا حطينا ال </w:t>
+      </w:r>
+      <w:proofErr w:type="spellStart"/>
+      <w:r>
+        <w:rPr>
+          <w:lang w:bidi="ar-EG"/>
+        </w:rPr>
+        <w:t>url</w:t>
+      </w:r>
+      <w:proofErr w:type="spellEnd"/>
+      <w:r>
+        <w:rPr>
+          <w:rFonts w:hint="cs"/>
+          <w:rtl/>
+          <w:lang w:bidi="ar-EG"/>
+        </w:rPr>
+        <w:t xml:space="preserve"> بتاع ال </w:t>
+      </w:r>
+      <w:r>
+        <w:rPr>
+          <w:lang w:bidi="ar-EG"/>
+        </w:rPr>
+        <w:t>database</w:t>
+      </w:r>
+      <w:r>
+        <w:rPr>
+          <w:rFonts w:hint="cs"/>
+          <w:rtl/>
+          <w:lang w:bidi="ar-EG"/>
+        </w:rPr>
+        <w:t xml:space="preserve"> واسمها في ال </w:t>
+      </w:r>
+      <w:r>
+        <w:rPr>
+          <w:lang w:bidi="ar-EG"/>
+        </w:rPr>
+        <w:t>.env</w:t>
+      </w:r>
+    </w:p>
+    <w:p>
+      <w:pPr>
+        <w:bidi/>
+        <w:rPr>
+          <w:lang w:bidi="ar-EG"/>
+        </w:rPr>
+      </w:pPr>
+      <w:r>
+        <w:rPr>
+          <w:rFonts w:cs="Arial"/>
+          <w:noProof/>
+          <w:rtl/>
+          <w:lang w:bidi="ar-EG"/>
+        </w:rPr>
+        <w:drawing>
+          <wp:inline distT="0" distB="0" distL="0" distR="0" wp14:anchorId="48879E6D" wp14:editId="4AE51F4A">
+            <wp:extent cx="3881198" cy="2397211"/>
+            <wp:effectExtent l="0" t="0" r="5080" b="3175"/>
+            <wp:docPr id="40" name="Picture 40"/>
+            <wp:cNvGraphicFramePr>
+              <a:graphicFrameLocks xmlns:a="http://schemas.openxmlformats.org/drawingml/2006/main" noChangeAspect="1"/>
+            </wp:cNvGraphicFramePr>
+            <a:graphic xmlns:a="http://schemas.openxmlformats.org/drawingml/2006/main">
+              <a:graphicData uri="http://schemas.openxmlformats.org/drawingml/2006/picture">
+                <pic:pic xmlns:pic="http://schemas.openxmlformats.org/drawingml/2006/picture">
+                  <pic:nvPicPr>
+                    <pic:cNvPr id="1" name=""/>
+                    <pic:cNvPicPr/>
+                  </pic:nvPicPr>
+                  <pic:blipFill>
+                    <a:blip r:embed="rId44"/>
+                    <a:stretch>
+                      <a:fillRect/>
+                    </a:stretch>
+                  </pic:blipFill>
+                  <pic:spPr>
+                    <a:xfrm>
+                      <a:off x="0" y="0"/>
+                      <a:ext cx="3883899" cy="2398879"/>
+                    </a:xfrm>
+                    <a:prstGeom prst="rect">
+                      <a:avLst/>
+                    </a:prstGeom>
+                  </pic:spPr>
+                </pic:pic>
+              </a:graphicData>
+            </a:graphic>
+          </wp:inline>
+        </w:drawing>
+      </w:r>
+    </w:p>
+    <w:p>
+      <w:pPr>
+        <w:bidi/>
+        <w:rPr>
+          <w:lang w:bidi="ar-EG"/>
+        </w:rPr>
+      </w:pPr>
+    </w:p>
+    <w:p>
+      <w:pPr>
+        <w:bidi/>
+        <w:rPr>
+          <w:lang w:bidi="ar-EG"/>
+        </w:rPr>
+      </w:pPr>
+    </w:p>
+    <w:p>
+      <w:pPr>
+        <w:bidi/>
+        <w:rPr>
+          <w:rtl/>
+          <w:lang w:bidi="ar-EG"/>
+        </w:rPr>
+      </w:pPr>
+      <w:r>
+        <w:rPr>
+          <w:rFonts w:hint="cs"/>
+          <w:rtl/>
+          <w:lang w:bidi="ar-EG"/>
+        </w:rPr>
+        <w:lastRenderedPageBreak/>
+        <w:t xml:space="preserve">ودلوقتي هنبدا اننا نعمل </w:t>
+      </w:r>
+      <w:r>
+        <w:rPr>
+          <w:lang w:bidi="ar-EG"/>
+        </w:rPr>
+        <w:t>connection</w:t>
+      </w:r>
+      <w:r>
+        <w:rPr>
+          <w:rFonts w:hint="cs"/>
+          <w:rtl/>
+          <w:lang w:bidi="ar-EG"/>
+        </w:rPr>
+        <w:t xml:space="preserve"> علي ال </w:t>
+      </w:r>
+      <w:proofErr w:type="spellStart"/>
+      <w:r>
+        <w:rPr>
+          <w:lang w:bidi="ar-EG"/>
+        </w:rPr>
+        <w:t>monogdb</w:t>
+      </w:r>
+      <w:proofErr w:type="spellEnd"/>
+    </w:p>
+    <w:p>
+      <w:pPr>
+        <w:bidi/>
+        <w:rPr>
+          <w:rtl/>
+          <w:lang w:bidi="ar-EG"/>
+        </w:rPr>
+      </w:pPr>
+      <w:r>
+        <w:rPr>
+          <w:rFonts w:hint="cs"/>
+          <w:rtl/>
+          <w:lang w:bidi="ar-EG"/>
+        </w:rPr>
+        <w:t>ويفضل معانا شغال</w:t>
+      </w:r>
+      <w:r>
+        <w:rPr>
+          <w:rFonts w:hint="cs"/>
+          <w:rtl/>
+          <w:lang w:bidi="ar-EG"/>
+        </w:rPr>
+        <w:t xml:space="preserve"> علطول لحد لما التطبيق يقفل</w:t>
+      </w:r>
+    </w:p>
+    <w:p>
+      <w:pPr>
+        <w:bidi/>
+        <w:rPr>
+          <w:lang w:bidi="ar-EG"/>
+        </w:rPr>
+      </w:pPr>
+      <w:r>
+        <w:rPr>
+          <w:rFonts w:hint="cs"/>
+          <w:rtl/>
+          <w:lang w:bidi="ar-EG"/>
+        </w:rPr>
+        <w:t xml:space="preserve">وبنعمل </w:t>
+      </w:r>
+      <w:r>
+        <w:rPr>
+          <w:lang w:bidi="ar-EG"/>
+        </w:rPr>
+        <w:t>connection</w:t>
+      </w:r>
+      <w:r>
+        <w:rPr>
+          <w:rFonts w:hint="cs"/>
+          <w:rtl/>
+          <w:lang w:bidi="ar-EG"/>
+        </w:rPr>
+        <w:t xml:space="preserve"> باستخدام ال </w:t>
+      </w:r>
+      <w:r>
+        <w:rPr>
+          <w:lang w:bidi="ar-EG"/>
+        </w:rPr>
+        <w:t>motor</w:t>
+      </w:r>
+      <w:r>
+        <w:rPr>
+          <w:rFonts w:hint="cs"/>
+          <w:rtl/>
+          <w:lang w:bidi="ar-EG"/>
+        </w:rPr>
+        <w:t xml:space="preserve"> لان هو ده الوسيط ما بين ال </w:t>
+      </w:r>
+      <w:proofErr w:type="spellStart"/>
+      <w:r>
+        <w:rPr>
+          <w:lang w:bidi="ar-EG"/>
+        </w:rPr>
+        <w:t>mongodb</w:t>
+      </w:r>
+      <w:proofErr w:type="spellEnd"/>
+      <w:r>
+        <w:rPr>
+          <w:rFonts w:hint="cs"/>
+          <w:rtl/>
+          <w:lang w:bidi="ar-EG"/>
+        </w:rPr>
+        <w:t xml:space="preserve"> وال </w:t>
+      </w:r>
+      <w:r>
+        <w:rPr>
+          <w:lang w:bidi="ar-EG"/>
+        </w:rPr>
+        <w:t>python</w:t>
+      </w:r>
+    </w:p>
+    <w:p>
+      <w:pPr>
+        <w:bidi/>
+        <w:rPr>
+          <w:lang w:bidi="ar-EG"/>
+        </w:rPr>
+      </w:pPr>
+      <w:r>
+        <w:rPr>
+          <w:noProof/>
+        </w:rPr>
+        <w:drawing>
+          <wp:inline distT="0" distB="0" distL="0" distR="0" wp14:anchorId="3E574E8D" wp14:editId="2CEA6DCE">
+            <wp:extent cx="3339775" cy="2761488"/>
+            <wp:effectExtent l="0" t="0" r="0" b="1270"/>
+            <wp:docPr id="41" name="Picture 41"/>
+            <wp:cNvGraphicFramePr>
+              <a:graphicFrameLocks xmlns:a="http://schemas.openxmlformats.org/drawingml/2006/main" noChangeAspect="1"/>
+            </wp:cNvGraphicFramePr>
+            <a:graphic xmlns:a="http://schemas.openxmlformats.org/drawingml/2006/main">
+              <a:graphicData uri="http://schemas.openxmlformats.org/drawingml/2006/picture">
+                <pic:pic xmlns:pic="http://schemas.openxmlformats.org/drawingml/2006/picture">
+                  <pic:nvPicPr>
+                    <pic:cNvPr id="0" name="Picture 1"/>
+                    <pic:cNvPicPr>
+                      <a:picLocks noChangeAspect="1" noChangeArrowheads="1"/>
+                    </pic:cNvPicPr>
+                  </pic:nvPicPr>
+                  <pic:blipFill rotWithShape="1">
+                    <a:blip r:embed="rId45" cstate="print">
+                      <a:extLst>
+                        <a:ext uri="{28A0092B-C50C-407E-A947-70E740481C1C}">
+                          <a14:useLocalDpi xmlns:a14="http://schemas.microsoft.com/office/drawing/2010/main" val="0"/>
+                        </a:ext>
+                      </a:extLst>
+                    </a:blip>
+                    <a:srcRect l="6923" t="12362" r="5995" b="7290"/>
+                    <a:stretch/>
+                  </pic:blipFill>
+                  <pic:spPr bwMode="auto">
+                    <a:xfrm>
+                      <a:off x="0" y="0"/>
+                      <a:ext cx="3346207" cy="2766806"/>
+                    </a:xfrm>
+                    <a:prstGeom prst="rect">
+                      <a:avLst/>
+                    </a:prstGeom>
+                    <a:noFill/>
+                    <a:ln>
+                      <a:noFill/>
+                    </a:ln>
+                    <a:extLst>
+                      <a:ext uri="{53640926-AAD7-44D8-BBD7-CCE9431645EC}">
+                        <a14:shadowObscured xmlns:a14="http://schemas.microsoft.com/office/drawing/2010/main"/>
+                      </a:ext>
+                    </a:extLst>
+                  </pic:spPr>
+                </pic:pic>
+              </a:graphicData>
+            </a:graphic>
+          </wp:inline>
+        </w:drawing>
+      </w:r>
+    </w:p>
+    <w:p>
+      <w:pPr>
+        <w:bidi/>
+        <w:rPr>
+          <w:lang w:bidi="ar-EG"/>
+        </w:rPr>
+      </w:pPr>
+    </w:p>
+    <w:p>
+      <w:pPr>
+        <w:bidi/>
+        <w:rPr>
+          <w:rtl/>
+          <w:lang w:bidi="ar-EG"/>
+        </w:rPr>
+      </w:pPr>
+      <w:r>
+        <w:rPr>
+          <w:rFonts w:hint="cs"/>
+          <w:rtl/>
+          <w:lang w:bidi="ar-EG"/>
+        </w:rPr>
+        <w:t xml:space="preserve">عندك بقي بالنسبه ل </w:t>
+      </w:r>
+      <w:r>
+        <w:rPr>
+          <w:lang w:bidi="ar-EG"/>
+        </w:rPr>
+        <w:t>mongo</w:t>
+      </w:r>
+    </w:p>
+    <w:p>
+      <w:pPr>
+        <w:bidi/>
+        <w:rPr>
+          <w:rtl/>
+          <w:lang w:bidi="ar-EG"/>
+        </w:rPr>
+      </w:pPr>
+      <w:r>
+        <w:rPr>
+          <w:rFonts w:hint="cs"/>
+          <w:rtl/>
+          <w:lang w:bidi="ar-EG"/>
+        </w:rPr>
+        <w:t xml:space="preserve">هو مش بيكون محدد ب </w:t>
+      </w:r>
+      <w:r>
+        <w:rPr>
+          <w:lang w:bidi="ar-EG"/>
+        </w:rPr>
+        <w:t>schema</w:t>
+      </w:r>
+      <w:r>
+        <w:rPr>
+          <w:rFonts w:hint="cs"/>
+          <w:rtl/>
+          <w:lang w:bidi="ar-EG"/>
+        </w:rPr>
+        <w:t xml:space="preserve"> لكننا هنعمله </w:t>
+      </w:r>
+      <w:r>
+        <w:rPr>
+          <w:lang w:bidi="ar-EG"/>
+        </w:rPr>
+        <w:t>schema</w:t>
+      </w:r>
+    </w:p>
+    <w:p>
+      <w:pPr>
+        <w:bidi/>
+        <w:rPr>
+          <w:lang w:bidi="ar-EG"/>
+        </w:rPr>
+      </w:pPr>
+      <w:r>
+        <w:rPr>
+          <w:rFonts w:hint="cs"/>
+          <w:rtl/>
+          <w:lang w:bidi="ar-EG"/>
+        </w:rPr>
+        <w:t xml:space="preserve">عشان نبقي عارفين اي الحاجه الي بنخزنها </w:t>
+      </w:r>
+    </w:p>
+    <w:p>
+      <w:pPr>
+        <w:bidi/>
+        <w:rPr>
+          <w:lang w:bidi="ar-EG"/>
+        </w:rPr>
+      </w:pPr>
+      <w:r>
+        <w:rPr>
+          <w:rFonts w:hint="cs"/>
+          <w:rtl/>
+          <w:lang w:bidi="ar-EG"/>
+        </w:rPr>
+        <w:t xml:space="preserve">فعملنا </w:t>
+      </w:r>
+      <w:r>
+        <w:rPr>
+          <w:lang w:bidi="ar-EG"/>
+        </w:rPr>
+        <w:t>scheme</w:t>
+      </w:r>
+      <w:r>
+        <w:rPr>
+          <w:rFonts w:hint="cs"/>
+          <w:rtl/>
+          <w:lang w:bidi="ar-EG"/>
+        </w:rPr>
+        <w:t xml:space="preserve"> ل </w:t>
+      </w:r>
+      <w:r>
+        <w:rPr>
+          <w:lang w:bidi="ar-EG"/>
+        </w:rPr>
+        <w:t>project</w:t>
+      </w:r>
+    </w:p>
+    <w:p>
+      <w:pPr>
+        <w:bidi/>
+        <w:rPr>
+          <w:lang w:bidi="ar-EG"/>
+        </w:rPr>
+      </w:pPr>
+      <w:r>
+        <w:rPr>
+          <w:rFonts w:cs="Arial"/>
+          <w:rtl/>
+          <w:lang w:bidi="ar-EG"/>
+        </w:rPr>
+        <w:drawing>
+          <wp:inline distT="0" distB="0" distL="0" distR="0" wp14:anchorId="783BBE2B" wp14:editId="775555AA">
+            <wp:extent cx="4718304" cy="2849130"/>
+            <wp:effectExtent l="0" t="0" r="6350" b="8890"/>
+            <wp:docPr id="43" name="Picture 43"/>
+            <wp:cNvGraphicFramePr>
+              <a:graphicFrameLocks xmlns:a="http://schemas.openxmlformats.org/drawingml/2006/main" noChangeAspect="1"/>
+            </wp:cNvGraphicFramePr>
+            <a:graphic xmlns:a="http://schemas.openxmlformats.org/drawingml/2006/main">
+              <a:graphicData uri="http://schemas.openxmlformats.org/drawingml/2006/picture">
+                <pic:pic xmlns:pic="http://schemas.openxmlformats.org/drawingml/2006/picture">
+                  <pic:nvPicPr>
+                    <pic:cNvPr id="1" name=""/>
+                    <pic:cNvPicPr/>
+                  </pic:nvPicPr>
+                  <pic:blipFill>
+                    <a:blip r:embed="rId46"/>
+                    <a:stretch>
+                      <a:fillRect/>
+                    </a:stretch>
+                  </pic:blipFill>
+                  <pic:spPr>
+                    <a:xfrm>
+                      <a:off x="0" y="0"/>
+                      <a:ext cx="4720795" cy="2850634"/>
+                    </a:xfrm>
+                    <a:prstGeom prst="rect">
+                      <a:avLst/>
+                    </a:prstGeom>
+                  </pic:spPr>
+                </pic:pic>
+              </a:graphicData>
+            </a:graphic>
+          </wp:inline>
+        </w:drawing>
+      </w:r>
+    </w:p>
+    <w:p>
+      <w:pPr>
+        <w:bidi/>
+        <w:rPr>
+          <w:lang w:bidi="ar-EG"/>
+        </w:rPr>
+      </w:pPr>
+      <w:r>
+        <w:rPr>
+          <w:rFonts w:hint="cs"/>
+          <w:rtl/>
+          <w:lang w:bidi="ar-EG"/>
+        </w:rPr>
+        <w:lastRenderedPageBreak/>
+        <w:t xml:space="preserve">وعملنا </w:t>
+      </w:r>
+      <w:r>
+        <w:rPr>
+          <w:lang w:bidi="ar-EG"/>
+        </w:rPr>
+        <w:t>scheme</w:t>
+      </w:r>
+      <w:r>
+        <w:rPr>
+          <w:rFonts w:hint="cs"/>
+          <w:rtl/>
+          <w:lang w:bidi="ar-EG"/>
+        </w:rPr>
+        <w:t xml:space="preserve"> تانيه ل </w:t>
+      </w:r>
+      <w:r>
+        <w:rPr>
+          <w:lang w:bidi="ar-EG"/>
+        </w:rPr>
+        <w:t>data chunks</w:t>
+      </w:r>
+    </w:p>
+    <w:p>
+      <w:pPr>
+        <w:bidi/>
+        <w:rPr>
+          <w:rtl/>
+          <w:lang w:bidi="ar-EG"/>
+        </w:rPr>
+      </w:pPr>
+      <w:r>
+        <w:rPr>
+          <w:rFonts w:hint="cs"/>
+          <w:rtl/>
+          <w:lang w:bidi="ar-EG"/>
+        </w:rPr>
+        <w:t>وده شكلها</w:t>
+      </w:r>
+    </w:p>
+    <w:p>
+      <w:pPr>
+        <w:bidi/>
+        <w:rPr>
+          <w:rFonts w:hint="cs"/>
+          <w:rtl/>
+          <w:lang w:bidi="ar-EG"/>
+        </w:rPr>
+      </w:pPr>
+      <w:r>
+        <w:rPr>
+          <w:rFonts w:cs="Arial"/>
+          <w:rtl/>
+          <w:lang w:bidi="ar-EG"/>
+        </w:rPr>
+        <w:drawing>
+          <wp:inline distT="0" distB="0" distL="0" distR="0" wp14:anchorId="79C4A324" wp14:editId="7C912477">
+            <wp:extent cx="4005470" cy="2834640"/>
+            <wp:effectExtent l="0" t="0" r="0" b="3810"/>
+            <wp:docPr id="44" name="Picture 44"/>
+            <wp:cNvGraphicFramePr>
+              <a:graphicFrameLocks xmlns:a="http://schemas.openxmlformats.org/drawingml/2006/main" noChangeAspect="1"/>
+            </wp:cNvGraphicFramePr>
+            <a:graphic xmlns:a="http://schemas.openxmlformats.org/drawingml/2006/main">
+              <a:graphicData uri="http://schemas.openxmlformats.org/drawingml/2006/picture">
+                <pic:pic xmlns:pic="http://schemas.openxmlformats.org/drawingml/2006/picture">
+                  <pic:nvPicPr>
+                    <pic:cNvPr id="1" name=""/>
+                    <pic:cNvPicPr/>
+                  </pic:nvPicPr>
+                  <pic:blipFill rotWithShape="1">
+                    <a:blip r:embed="rId47"/>
+                    <a:srcRect b="8559"/>
+                    <a:stretch/>
+                  </pic:blipFill>
+                  <pic:spPr bwMode="auto">
+                    <a:xfrm>
+                      <a:off x="0" y="0"/>
+                      <a:ext cx="4012677" cy="2839740"/>
+                    </a:xfrm>
+                    <a:prstGeom prst="rect">
+                      <a:avLst/>
+                    </a:prstGeom>
+                    <a:ln>
+                      <a:noFill/>
+                    </a:ln>
+                    <a:extLst>
+                      <a:ext uri="{53640926-AAD7-44D8-BBD7-CCE9431645EC}">
+                        <a14:shadowObscured xmlns:a14="http://schemas.microsoft.com/office/drawing/2010/main"/>
+                      </a:ext>
+                    </a:extLst>
+                  </pic:spPr>
+                </pic:pic>
+              </a:graphicData>
+            </a:graphic>
+          </wp:inline>
+        </w:drawing>
+      </w:r>
     </w:p>
     <w:sectPr>
       <w:pgSz w:w="12240" w:h="15840"/>

--- a/src/notes.docx
+++ b/src/notes.docx
@@ -36,15 +36,7 @@
         <w:t>وطلما انت هتستعمل</w:t>
       </w:r>
       <w:r>
-        <w:t xml:space="preserve"> </w:t>
-      </w:r>
-      <w:proofErr w:type="spellStart"/>
-      <w:r>
-        <w:t>fastapi</w:t>
-      </w:r>
-      <w:proofErr w:type="spellEnd"/>
-      <w:r>
-        <w:t xml:space="preserve"> </w:t>
+        <w:t xml:space="preserve"> fastapi </w:t>
       </w:r>
       <w:r>
         <w:rPr>
@@ -105,15 +97,7 @@
         <w:t>يبقي تحط فيه ملف ال</w:t>
       </w:r>
       <w:r>
-        <w:t xml:space="preserve"> __</w:t>
-      </w:r>
-      <w:proofErr w:type="spellStart"/>
-      <w:r>
-        <w:t>init</w:t>
-      </w:r>
-      <w:proofErr w:type="spellEnd"/>
-      <w:r>
-        <w:t xml:space="preserve">__ </w:t>
+        <w:t xml:space="preserve"> __init__ </w:t>
       </w:r>
       <w:r>
         <w:rPr>
@@ -302,14 +286,12 @@
         </w:rPr>
         <w:t xml:space="preserve"> عندنا والي هي وظيفتها بس انها تعرفك انه ال </w:t>
       </w:r>
-      <w:proofErr w:type="spellStart"/>
       <w:r>
         <w:rPr>
           <w:lang w:bidi="ar-EG"/>
         </w:rPr>
         <w:t>api</w:t>
       </w:r>
-      <w:proofErr w:type="spellEnd"/>
       <w:r>
         <w:rPr>
           <w:rFonts w:hint="cs"/>
@@ -563,21 +545,7 @@
         <w:rPr>
           <w:lang w:bidi="ar-EG"/>
         </w:rPr>
-        <w:t>.</w:t>
-      </w:r>
-      <w:proofErr w:type="spellStart"/>
-      <w:r>
-        <w:rPr>
-          <w:lang w:bidi="ar-EG"/>
-        </w:rPr>
-        <w:t>include_router</w:t>
-      </w:r>
-      <w:proofErr w:type="spellEnd"/>
-      <w:r>
-        <w:rPr>
-          <w:lang w:bidi="ar-EG"/>
-        </w:rPr>
-        <w:t>()</w:t>
+        <w:t>.include_router()</w:t>
       </w:r>
     </w:p>
     <w:p>
@@ -623,14 +591,12 @@
         </w:rPr>
         <w:t xml:space="preserve"> واسمه </w:t>
       </w:r>
-      <w:proofErr w:type="spellStart"/>
       <w:r>
         <w:rPr>
           <w:lang w:bidi="ar-EG"/>
         </w:rPr>
         <w:t>base_router</w:t>
       </w:r>
-      <w:proofErr w:type="spellEnd"/>
     </w:p>
     <w:p>
       <w:pPr>
@@ -734,7 +700,6 @@
         </w:rPr>
         <w:t xml:space="preserve"> احنا بنعملها باستخدام ال </w:t>
       </w:r>
-      <w:proofErr w:type="spellStart"/>
       <w:r>
         <w:rPr>
           <w:color w:val="FF0000"/>
@@ -742,7 +707,6 @@
         </w:rPr>
         <w:t>APIRouter</w:t>
       </w:r>
-      <w:proofErr w:type="spellEnd"/>
       <w:r>
         <w:rPr>
           <w:rFonts w:hint="cs"/>
@@ -891,37 +855,12 @@
         </w:rPr>
         <w:t xml:space="preserve">وده هيكون من خلال </w:t>
       </w:r>
-      <w:proofErr w:type="spellStart"/>
       <w:r>
         <w:rPr>
           <w:color w:val="FF0000"/>
           <w:lang w:bidi="ar-EG"/>
         </w:rPr>
-        <w:t>app.include_router</w:t>
-      </w:r>
-      <w:proofErr w:type="spellEnd"/>
-      <w:r>
-        <w:rPr>
-          <w:color w:val="FF0000"/>
-          <w:lang w:bidi="ar-EG"/>
-        </w:rPr>
-        <w:t>(</w:t>
-      </w:r>
-      <w:proofErr w:type="spellStart"/>
-      <w:r>
-        <w:rPr>
-          <w:color w:val="FF0000"/>
-          <w:lang w:bidi="ar-EG"/>
-        </w:rPr>
-        <w:t>filename.apirouterName</w:t>
-      </w:r>
-      <w:proofErr w:type="spellEnd"/>
-      <w:r>
-        <w:rPr>
-          <w:color w:val="FF0000"/>
-          <w:lang w:bidi="ar-EG"/>
-        </w:rPr>
-        <w:t>)</w:t>
+        <w:t>app.include_router(filename.apirouterName)</w:t>
       </w:r>
     </w:p>
     <w:p>
@@ -1030,14 +969,12 @@
         <w:lastRenderedPageBreak/>
         <w:t xml:space="preserve">عندك بقي كل </w:t>
       </w:r>
-      <w:proofErr w:type="spellStart"/>
       <w:r>
         <w:rPr>
           <w:lang w:bidi="ar-EG"/>
         </w:rPr>
         <w:t>APIRouter</w:t>
       </w:r>
-      <w:proofErr w:type="spellEnd"/>
     </w:p>
     <w:p>
       <w:pPr>
@@ -1069,14 +1006,12 @@
         </w:rPr>
         <w:t xml:space="preserve"> (يعني حاجه بتكون ثابته في ال </w:t>
       </w:r>
-      <w:proofErr w:type="spellStart"/>
       <w:r>
         <w:rPr>
           <w:lang w:bidi="ar-EG"/>
         </w:rPr>
         <w:t>url</w:t>
       </w:r>
-      <w:proofErr w:type="spellEnd"/>
       <w:r>
         <w:rPr>
           <w:rFonts w:hint="cs"/>
@@ -1299,14 +1234,12 @@
           <w:lang w:bidi="ar-EG"/>
         </w:rPr>
       </w:pPr>
-      <w:proofErr w:type="spellStart"/>
       <w:r>
         <w:rPr>
           <w:lang w:bidi="ar-EG"/>
         </w:rPr>
         <w:t>SyntaxError</w:t>
       </w:r>
-      <w:proofErr w:type="spellEnd"/>
     </w:p>
     <w:p>
       <w:pPr>
@@ -1342,14 +1275,12 @@
           <w:lang w:bidi="ar-EG"/>
         </w:rPr>
       </w:pPr>
-      <w:proofErr w:type="spellStart"/>
       <w:r>
         <w:rPr>
           <w:lang w:bidi="ar-EG"/>
         </w:rPr>
         <w:t>NameError</w:t>
       </w:r>
-      <w:proofErr w:type="spellEnd"/>
     </w:p>
     <w:p>
       <w:pPr>
@@ -1412,14 +1343,12 @@
           <w:lang w:bidi="ar-EG"/>
         </w:rPr>
       </w:pPr>
-      <w:proofErr w:type="spellStart"/>
       <w:r>
         <w:rPr>
           <w:lang w:bidi="ar-EG"/>
         </w:rPr>
         <w:t>typeError</w:t>
       </w:r>
-      <w:proofErr w:type="spellEnd"/>
     </w:p>
     <w:p>
       <w:pPr>
@@ -1467,31 +1396,28 @@
         </w:rPr>
         <w:t xml:space="preserve"> مع </w:t>
       </w:r>
-      <w:proofErr w:type="spellStart"/>
       <w:r>
         <w:rPr>
           <w:lang w:bidi="ar-EG"/>
         </w:rPr>
         <w:t>integar</w:t>
       </w:r>
-      <w:proofErr w:type="spellEnd"/>
-    </w:p>
-    <w:p>
-      <w:pPr>
-        <w:bidi/>
-        <w:rPr>
-          <w:lang w:bidi="ar-EG"/>
-        </w:rPr>
-      </w:pPr>
-    </w:p>
-    <w:p>
-      <w:pPr>
-        <w:bidi/>
-        <w:rPr>
-          <w:lang w:bidi="ar-EG"/>
-        </w:rPr>
-      </w:pPr>
-      <w:proofErr w:type="spellStart"/>
+    </w:p>
+    <w:p>
+      <w:pPr>
+        <w:bidi/>
+        <w:rPr>
+          <w:lang w:bidi="ar-EG"/>
+        </w:rPr>
+      </w:pPr>
+    </w:p>
+    <w:p>
+      <w:pPr>
+        <w:bidi/>
+        <w:rPr>
+          <w:lang w:bidi="ar-EG"/>
+        </w:rPr>
+      </w:pPr>
       <w:r>
         <w:rPr>
           <w:lang w:bidi="ar-EG"/>
@@ -1499,7 +1425,6 @@
         <w:lastRenderedPageBreak/>
         <w:t>AttributeError</w:t>
       </w:r>
-      <w:proofErr w:type="spellEnd"/>
     </w:p>
     <w:p>
       <w:pPr>
@@ -1562,19 +1487,9 @@
           <w:rtl/>
         </w:rPr>
       </w:pPr>
-      <w:proofErr w:type="spellStart"/>
-      <w:r>
-        <w:t>ImportError</w:t>
-      </w:r>
-      <w:proofErr w:type="spellEnd"/>
-      <w:r>
-        <w:t xml:space="preserve"> / </w:t>
-      </w:r>
-      <w:proofErr w:type="spellStart"/>
-      <w:r>
-        <w:t>ModuleNotFoundError</w:t>
-      </w:r>
-      <w:proofErr w:type="spellEnd"/>
+      <w:r>
+        <w:t>ImportError / ModuleNotFoundError</w:t>
+      </w:r>
     </w:p>
     <w:p>
       <w:pPr>
@@ -2106,14 +2021,12 @@
         </w:rPr>
         <w:t xml:space="preserve">وبيكون واخدها من مكتبه ال </w:t>
       </w:r>
-      <w:proofErr w:type="spellStart"/>
       <w:r>
         <w:rPr>
           <w:lang w:bidi="ar-EG"/>
         </w:rPr>
         <w:t>pydantic</w:t>
       </w:r>
-      <w:proofErr w:type="spellEnd"/>
       <w:r>
         <w:rPr>
           <w:rFonts w:hint="cs"/>
@@ -2533,14 +2446,12 @@
         <w:lastRenderedPageBreak/>
         <w:t xml:space="preserve">او الطريقه التانيه (ودي الاحسن في </w:t>
       </w:r>
-      <w:proofErr w:type="spellStart"/>
       <w:r>
         <w:rPr>
           <w:lang w:bidi="ar-EG"/>
         </w:rPr>
         <w:t>fastapi</w:t>
       </w:r>
-      <w:proofErr w:type="spellEnd"/>
       <w:r>
         <w:rPr>
           <w:rFonts w:hint="cs"/>
@@ -2569,14 +2480,12 @@
         </w:rPr>
         <w:t xml:space="preserve">ودي عبارة عن حاجه من </w:t>
       </w:r>
-      <w:proofErr w:type="spellStart"/>
       <w:r>
         <w:rPr>
           <w:lang w:bidi="ar-EG"/>
         </w:rPr>
         <w:t>fastapi</w:t>
       </w:r>
-      <w:proofErr w:type="spellEnd"/>
       <w:r>
         <w:rPr>
           <w:rFonts w:hint="cs"/>
@@ -2744,14 +2653,12 @@
         <w:lastRenderedPageBreak/>
         <w:t xml:space="preserve">فدي بتكون مفيده جدا ل </w:t>
       </w:r>
-      <w:proofErr w:type="spellStart"/>
       <w:r>
         <w:rPr>
           <w:lang w:bidi="ar-EG"/>
         </w:rPr>
         <w:t>fastapi</w:t>
       </w:r>
-      <w:proofErr w:type="spellEnd"/>
       <w:r>
         <w:rPr>
           <w:rFonts w:hint="cs"/>
@@ -3405,14 +3312,12 @@
         </w:rPr>
         <w:t xml:space="preserve"> هيكون لي حاجه اسمها </w:t>
       </w:r>
-      <w:proofErr w:type="spellStart"/>
       <w:r>
         <w:rPr>
           <w:lang w:bidi="ar-EG"/>
         </w:rPr>
         <w:t>project_id</w:t>
       </w:r>
-      <w:proofErr w:type="spellEnd"/>
       <w:r>
         <w:rPr>
           <w:rFonts w:hint="cs"/>
@@ -3735,14 +3640,12 @@
         </w:rPr>
         <w:t xml:space="preserve"> في </w:t>
       </w:r>
-      <w:proofErr w:type="spellStart"/>
       <w:r>
         <w:rPr>
           <w:lang w:bidi="ar-EG"/>
         </w:rPr>
         <w:t>fastapi</w:t>
       </w:r>
-      <w:proofErr w:type="spellEnd"/>
       <w:r>
         <w:rPr>
           <w:rFonts w:hint="cs"/>
@@ -3751,14 +3654,12 @@
         </w:rPr>
         <w:t xml:space="preserve"> بتجيب منها حاجه اسمها </w:t>
       </w:r>
-      <w:proofErr w:type="spellStart"/>
       <w:r>
         <w:rPr>
           <w:lang w:bidi="ar-EG"/>
         </w:rPr>
         <w:t>UploadFile</w:t>
       </w:r>
-      <w:proofErr w:type="spellEnd"/>
     </w:p>
     <w:p>
       <w:pPr>
@@ -4114,14 +4015,12 @@
         </w:rPr>
         <w:t xml:space="preserve">فانا اول حاجه هروح اعمل ملف اسمه </w:t>
       </w:r>
-      <w:proofErr w:type="spellStart"/>
       <w:r>
         <w:rPr>
           <w:lang w:bidi="ar-EG"/>
         </w:rPr>
         <w:t>BaseController</w:t>
       </w:r>
-      <w:proofErr w:type="spellEnd"/>
       <w:r>
         <w:rPr>
           <w:rFonts w:hint="cs"/>
@@ -4175,14 +4074,12 @@
         </w:rPr>
         <w:t xml:space="preserve">فهنا انا عملت ال </w:t>
       </w:r>
-      <w:proofErr w:type="spellStart"/>
       <w:r>
         <w:rPr>
           <w:lang w:bidi="ar-EG"/>
         </w:rPr>
         <w:t>BaseController</w:t>
       </w:r>
-      <w:proofErr w:type="spellEnd"/>
       <w:r>
         <w:rPr>
           <w:rFonts w:hint="cs"/>
@@ -4191,19 +4088,11 @@
         </w:rPr>
         <w:t xml:space="preserve"> والي هو كل الي فيه دلوقتي انه بيجيب ال </w:t>
       </w:r>
-      <w:proofErr w:type="spellStart"/>
-      <w:r>
-        <w:rPr>
-          <w:lang w:bidi="ar-EG"/>
-        </w:rPr>
-        <w:t>get_settings</w:t>
-      </w:r>
-      <w:proofErr w:type="spellEnd"/>
-      <w:r>
-        <w:rPr>
-          <w:lang w:bidi="ar-EG"/>
-        </w:rPr>
-        <w:t>()</w:t>
+      <w:r>
+        <w:rPr>
+          <w:lang w:bidi="ar-EG"/>
+        </w:rPr>
+        <w:t>get_settings()</w:t>
       </w:r>
     </w:p>
     <w:p>
@@ -4273,14 +4162,12 @@
         </w:rPr>
         <w:t xml:space="preserve">وخلينا ال </w:t>
       </w:r>
-      <w:proofErr w:type="spellStart"/>
       <w:r>
         <w:rPr>
           <w:lang w:bidi="ar-EG"/>
         </w:rPr>
         <w:t>DataController</w:t>
       </w:r>
-      <w:proofErr w:type="spellEnd"/>
       <w:r>
         <w:rPr>
           <w:rFonts w:hint="cs"/>
@@ -4380,14 +4267,12 @@
         </w:rPr>
         <w:t xml:space="preserve"> تاخد ال </w:t>
       </w:r>
-      <w:proofErr w:type="spellStart"/>
       <w:r>
         <w:rPr>
           <w:lang w:bidi="ar-EG"/>
         </w:rPr>
         <w:t>uploadfile</w:t>
       </w:r>
-      <w:proofErr w:type="spellEnd"/>
       <w:r>
         <w:rPr>
           <w:rFonts w:hint="cs"/>
@@ -4417,16 +4302,8 @@
         <w:rPr>
           <w:lang w:bidi="ar-EG"/>
         </w:rPr>
-        <w:t>.</w:t>
-      </w:r>
-      <w:proofErr w:type="spellStart"/>
-      <w:r>
-        <w:rPr>
-          <w:lang w:bidi="ar-EG"/>
-        </w:rPr>
-        <w:t>content_type</w:t>
-      </w:r>
-      <w:proofErr w:type="spellEnd"/>
+        <w:t>.content_type</w:t>
+      </w:r>
     </w:p>
     <w:p>
       <w:pPr>
@@ -4994,14 +4871,12 @@
         </w:rPr>
         <w:t xml:space="preserve">فمن ال </w:t>
       </w:r>
-      <w:proofErr w:type="spellStart"/>
       <w:r>
         <w:rPr>
           <w:lang w:bidi="ar-EG"/>
         </w:rPr>
         <w:t>fastapi</w:t>
       </w:r>
-      <w:proofErr w:type="spellEnd"/>
       <w:r>
         <w:rPr>
           <w:rFonts w:hint="cs"/>
@@ -5054,14 +4929,12 @@
         </w:rPr>
         <w:t xml:space="preserve">ومن ال </w:t>
       </w:r>
-      <w:proofErr w:type="spellStart"/>
       <w:r>
         <w:rPr>
           <w:lang w:bidi="ar-EG"/>
         </w:rPr>
         <w:t>fastapi.responses</w:t>
       </w:r>
-      <w:proofErr w:type="spellEnd"/>
       <w:r>
         <w:rPr>
           <w:rFonts w:hint="cs"/>
@@ -5070,14 +4943,12 @@
         </w:rPr>
         <w:t xml:space="preserve"> هنجيب ال </w:t>
       </w:r>
-      <w:proofErr w:type="spellStart"/>
       <w:r>
         <w:rPr>
           <w:lang w:bidi="ar-EG"/>
         </w:rPr>
         <w:t>JSONResponse</w:t>
       </w:r>
-      <w:proofErr w:type="spellEnd"/>
     </w:p>
     <w:p>
       <w:pPr>
@@ -5095,14 +4966,12 @@
         </w:rPr>
         <w:t xml:space="preserve">والي بيكون فيه حاجتين ال </w:t>
       </w:r>
-      <w:proofErr w:type="spellStart"/>
       <w:r>
         <w:rPr>
           <w:lang w:bidi="ar-EG"/>
         </w:rPr>
         <w:t>status_code</w:t>
       </w:r>
-      <w:proofErr w:type="spellEnd"/>
       <w:r>
         <w:rPr>
           <w:rFonts w:hint="cs"/>
@@ -5296,14 +5165,12 @@
         </w:rPr>
         <w:t xml:space="preserve">عاوزين بقي اننا نبدا اننا ناخد ال </w:t>
       </w:r>
-      <w:proofErr w:type="spellStart"/>
       <w:r>
         <w:rPr>
           <w:lang w:bidi="ar-EG"/>
         </w:rPr>
         <w:t>project_id</w:t>
       </w:r>
-      <w:proofErr w:type="spellEnd"/>
       <w:r>
         <w:rPr>
           <w:rFonts w:hint="cs"/>
@@ -5482,16 +5349,8 @@
         <w:rPr>
           <w:lang w:bidi="ar-EG"/>
         </w:rPr>
-        <w:t xml:space="preserve"> </w:t>
-      </w:r>
-      <w:proofErr w:type="spellStart"/>
-      <w:r>
-        <w:rPr>
-          <w:lang w:bidi="ar-EG"/>
-        </w:rPr>
-        <w:t>ProjectController</w:t>
-      </w:r>
-      <w:proofErr w:type="spellEnd"/>
+        <w:t xml:space="preserve"> ProjectController</w:t>
+      </w:r>
       <w:r>
         <w:rPr>
           <w:rFonts w:hint="cs"/>
@@ -5552,14 +5411,12 @@
         </w:rPr>
         <w:t xml:space="preserve"> الجديد بناءا علي ال </w:t>
       </w:r>
-      <w:proofErr w:type="spellStart"/>
       <w:r>
         <w:rPr>
           <w:lang w:bidi="ar-EG"/>
         </w:rPr>
         <w:t>project_id</w:t>
       </w:r>
-      <w:proofErr w:type="spellEnd"/>
     </w:p>
     <w:p>
       <w:pPr>
@@ -5613,14 +5470,12 @@
         </w:rPr>
         <w:t xml:space="preserve">بس عشان ممكن اي حد يبقي يحتاجه بعد كده انا هروح احطه في ال </w:t>
       </w:r>
-      <w:proofErr w:type="spellStart"/>
       <w:r>
         <w:rPr>
           <w:lang w:bidi="ar-EG"/>
         </w:rPr>
         <w:t>BaseController</w:t>
       </w:r>
-      <w:proofErr w:type="spellEnd"/>
     </w:p>
     <w:p>
       <w:pPr>
@@ -5745,14 +5600,12 @@
         </w:rPr>
         <w:t xml:space="preserve"> الي هتكون خاصه ب </w:t>
       </w:r>
-      <w:proofErr w:type="spellStart"/>
       <w:r>
         <w:rPr>
           <w:lang w:bidi="ar-EG"/>
         </w:rPr>
         <w:t>project_id</w:t>
       </w:r>
-      <w:proofErr w:type="spellEnd"/>
     </w:p>
     <w:p>
       <w:pPr>
@@ -5829,14 +5682,12 @@
         <w:lastRenderedPageBreak/>
         <w:t xml:space="preserve">دلوقتي بقي هروح ل </w:t>
       </w:r>
-      <w:proofErr w:type="spellStart"/>
       <w:r>
         <w:rPr>
           <w:lang w:bidi="ar-EG"/>
         </w:rPr>
         <w:t>ProjectController</w:t>
       </w:r>
-      <w:proofErr w:type="spellEnd"/>
     </w:p>
     <w:p>
       <w:pPr>
@@ -5868,14 +5719,12 @@
         </w:rPr>
         <w:t xml:space="preserve"> بتاعت ال </w:t>
       </w:r>
-      <w:proofErr w:type="spellStart"/>
       <w:r>
         <w:rPr>
           <w:lang w:bidi="ar-EG"/>
         </w:rPr>
         <w:t>get_project_path</w:t>
       </w:r>
-      <w:proofErr w:type="spellEnd"/>
     </w:p>
     <w:p>
       <w:pPr>
@@ -5907,14 +5756,12 @@
         </w:rPr>
         <w:t xml:space="preserve"> بتاع ال </w:t>
       </w:r>
-      <w:proofErr w:type="spellStart"/>
       <w:r>
         <w:rPr>
           <w:lang w:bidi="ar-EG"/>
         </w:rPr>
         <w:t>project_id</w:t>
       </w:r>
-      <w:proofErr w:type="spellEnd"/>
       <w:r>
         <w:rPr>
           <w:rFonts w:hint="cs"/>
@@ -6451,7 +6298,6 @@
         </w:rPr>
         <w:t xml:space="preserve"> هتحتاج ملف مكتبه اسمها </w:t>
       </w:r>
-      <w:proofErr w:type="spellStart"/>
       <w:r>
         <w:rPr>
           <w:lang w:bidi="ar-EG"/>
@@ -6464,7 +6310,6 @@
         </w:rPr>
         <w:t>s</w:t>
       </w:r>
-      <w:proofErr w:type="spellEnd"/>
     </w:p>
     <w:p>
       <w:pPr>
@@ -6529,14 +6374,12 @@
         </w:rPr>
         <w:t xml:space="preserve">#وخلي بالك اننا استعملنا </w:t>
       </w:r>
-      <w:proofErr w:type="spellStart"/>
       <w:r>
         <w:rPr>
           <w:lang w:bidi="ar-EG"/>
         </w:rPr>
         <w:t>aiofiles</w:t>
       </w:r>
-      <w:proofErr w:type="spellEnd"/>
       <w:r>
         <w:rPr>
           <w:rFonts w:hint="cs"/>
@@ -6559,14 +6402,12 @@
         </w:rPr>
         <w:t xml:space="preserve"> وبالتالي بتكون مناسبه ل </w:t>
       </w:r>
-      <w:proofErr w:type="spellStart"/>
       <w:r>
         <w:rPr>
           <w:lang w:bidi="ar-EG"/>
         </w:rPr>
         <w:t>fastapi</w:t>
       </w:r>
-      <w:proofErr w:type="spellEnd"/>
     </w:p>
     <w:p>
       <w:pPr>
@@ -6890,14 +6731,12 @@
         </w:rPr>
         <w:t xml:space="preserve">فعملنا كده جوه ال </w:t>
       </w:r>
-      <w:proofErr w:type="spellStart"/>
       <w:r>
         <w:rPr>
           <w:lang w:bidi="ar-EG"/>
         </w:rPr>
         <w:t>DataController</w:t>
       </w:r>
-      <w:proofErr w:type="spellEnd"/>
     </w:p>
     <w:p>
       <w:pPr>
@@ -7082,14 +6921,12 @@
         </w:rPr>
         <w:t xml:space="preserve"> الي بنعمله من خلال </w:t>
       </w:r>
-      <w:proofErr w:type="spellStart"/>
       <w:r>
         <w:rPr>
           <w:lang w:bidi="ar-EG"/>
         </w:rPr>
         <w:t>aiofiles</w:t>
       </w:r>
-      <w:proofErr w:type="spellEnd"/>
     </w:p>
     <w:p>
       <w:pPr>
@@ -7373,21 +7210,7 @@
         <w:rPr>
           <w:lang w:bidi="ar-EG"/>
         </w:rPr>
-        <w:t>.</w:t>
-      </w:r>
-      <w:proofErr w:type="spellStart"/>
-      <w:r>
-        <w:rPr>
-          <w:lang w:bidi="ar-EG"/>
-        </w:rPr>
-        <w:t>getLogger</w:t>
-      </w:r>
-      <w:proofErr w:type="spellEnd"/>
-      <w:r>
-        <w:rPr>
-          <w:lang w:bidi="ar-EG"/>
-        </w:rPr>
-        <w:t>()</w:t>
+        <w:t>.getLogger()</w:t>
       </w:r>
     </w:p>
     <w:p>
@@ -7574,16 +7397,8 @@
         <w:rPr>
           <w:lang w:bidi="ar-EG"/>
         </w:rPr>
-        <w:t>.</w:t>
-      </w:r>
-      <w:proofErr w:type="spellStart"/>
-      <w:r>
-        <w:rPr>
-          <w:lang w:bidi="ar-EG"/>
-        </w:rPr>
-        <w:t>generate_file_path</w:t>
-      </w:r>
-      <w:proofErr w:type="spellEnd"/>
+        <w:t>.generate_file_path</w:t>
+      </w:r>
       <w:r>
         <w:rPr>
           <w:rFonts w:hint="cs"/>
@@ -7592,14 +7407,12 @@
         </w:rPr>
         <w:t xml:space="preserve"> هيرجعلي كمان ال </w:t>
       </w:r>
-      <w:proofErr w:type="spellStart"/>
       <w:r>
         <w:rPr>
           <w:lang w:bidi="ar-EG"/>
         </w:rPr>
         <w:t>file_id</w:t>
       </w:r>
-      <w:proofErr w:type="spellEnd"/>
       <w:r>
         <w:rPr>
           <w:rFonts w:hint="cs"/>
@@ -7874,14 +7687,12 @@
         </w:rPr>
         <w:t xml:space="preserve">تكون وظيفتها انها تاخد ال </w:t>
       </w:r>
-      <w:proofErr w:type="spellStart"/>
       <w:r>
         <w:rPr>
           <w:lang w:bidi="ar-EG"/>
         </w:rPr>
         <w:t>file_id</w:t>
       </w:r>
-      <w:proofErr w:type="spellEnd"/>
     </w:p>
     <w:p>
       <w:pPr>
@@ -8011,14 +7822,12 @@
         </w:rPr>
         <w:t xml:space="preserve">ال </w:t>
       </w:r>
-      <w:proofErr w:type="spellStart"/>
       <w:r>
         <w:rPr>
           <w:lang w:bidi="ar-EG"/>
         </w:rPr>
         <w:t>pydantic</w:t>
       </w:r>
-      <w:proofErr w:type="spellEnd"/>
     </w:p>
     <w:p>
       <w:pPr>
@@ -8417,14 +8226,12 @@
         </w:rPr>
         <w:t xml:space="preserve"> هيدينا ال </w:t>
       </w:r>
-      <w:proofErr w:type="spellStart"/>
       <w:r>
         <w:rPr>
           <w:lang w:bidi="ar-EG"/>
         </w:rPr>
         <w:t>file_id</w:t>
       </w:r>
-      <w:proofErr w:type="spellEnd"/>
       <w:r>
         <w:rPr>
           <w:rFonts w:hint="cs"/>
@@ -8463,14 +8270,12 @@
         </w:rPr>
         <w:t xml:space="preserve"> اسمه</w:t>
       </w:r>
-      <w:proofErr w:type="spellStart"/>
       <w:r>
         <w:rPr>
           <w:lang w:bidi="ar-EG"/>
         </w:rPr>
         <w:t>ProcessController</w:t>
       </w:r>
-      <w:proofErr w:type="spellEnd"/>
     </w:p>
     <w:p>
       <w:pPr>
@@ -8569,14 +8374,12 @@
         </w:rPr>
         <w:t xml:space="preserve"> من </w:t>
       </w:r>
-      <w:proofErr w:type="spellStart"/>
       <w:r>
         <w:rPr>
           <w:lang w:bidi="ar-EG"/>
         </w:rPr>
         <w:t>Langchain</w:t>
       </w:r>
-      <w:proofErr w:type="spellEnd"/>
       <w:r>
         <w:rPr>
           <w:rFonts w:hint="cs"/>
@@ -9060,7 +8863,6 @@
       <w:pPr>
         <w:bidi/>
         <w:rPr>
-          <w:rFonts w:hint="cs"/>
           <w:rtl/>
           <w:lang w:bidi="ar-EG"/>
         </w:rPr>
@@ -9068,6 +8870,7 @@
       <w:r>
         <w:rPr>
           <w:rFonts w:cs="Arial"/>
+          <w:noProof/>
           <w:rtl/>
           <w:lang w:bidi="ar-EG"/>
         </w:rPr>
@@ -9206,14 +9009,12 @@
         </w:rPr>
         <w:t xml:space="preserve">وعاوزين اننا نبدا نشتغل علي ال </w:t>
       </w:r>
-      <w:proofErr w:type="spellStart"/>
       <w:r>
         <w:rPr>
           <w:lang w:bidi="ar-EG"/>
         </w:rPr>
         <w:t>mongodb</w:t>
       </w:r>
-      <w:proofErr w:type="spellEnd"/>
     </w:p>
     <w:p>
       <w:pPr>
@@ -9292,14 +9093,12 @@
         </w:rPr>
         <w:t xml:space="preserve">فانا هستعمل دلوقتي ال </w:t>
       </w:r>
-      <w:proofErr w:type="spellStart"/>
       <w:r>
         <w:rPr>
           <w:lang w:bidi="ar-EG"/>
         </w:rPr>
         <w:t>mongodb</w:t>
       </w:r>
-      <w:proofErr w:type="spellEnd"/>
       <w:r>
         <w:rPr>
           <w:rFonts w:hint="cs"/>
@@ -9344,14 +9143,12 @@
         </w:rPr>
         <w:t xml:space="preserve">فهو ده الملف بتاعن الي موجود فيه ال </w:t>
       </w:r>
-      <w:proofErr w:type="spellStart"/>
       <w:r>
         <w:rPr>
           <w:lang w:bidi="ar-EG"/>
         </w:rPr>
         <w:t>mongodb</w:t>
       </w:r>
-      <w:proofErr w:type="spellEnd"/>
     </w:p>
     <w:p>
       <w:pPr>
@@ -9419,14 +9216,12 @@
         </w:rPr>
         <w:t xml:space="preserve">بعد كده روحنا حطينا ال </w:t>
       </w:r>
-      <w:proofErr w:type="spellStart"/>
       <w:r>
         <w:rPr>
           <w:lang w:bidi="ar-EG"/>
         </w:rPr>
         <w:t>url</w:t>
       </w:r>
-      <w:proofErr w:type="spellEnd"/>
       <w:r>
         <w:rPr>
           <w:rFonts w:hint="cs"/>
@@ -9554,14 +9349,12 @@
         </w:rPr>
         <w:t xml:space="preserve"> علي ال </w:t>
       </w:r>
-      <w:proofErr w:type="spellStart"/>
       <w:r>
         <w:rPr>
           <w:lang w:bidi="ar-EG"/>
         </w:rPr>
         <w:t>monogdb</w:t>
       </w:r>
-      <w:proofErr w:type="spellEnd"/>
     </w:p>
     <w:p>
       <w:pPr>
@@ -9631,14 +9424,12 @@
         </w:rPr>
         <w:t xml:space="preserve"> لان هو ده الوسيط ما بين ال </w:t>
       </w:r>
-      <w:proofErr w:type="spellStart"/>
       <w:r>
         <w:rPr>
           <w:lang w:bidi="ar-EG"/>
         </w:rPr>
         <w:t>mongodb</w:t>
       </w:r>
-      <w:proofErr w:type="spellEnd"/>
       <w:r>
         <w:rPr>
           <w:rFonts w:hint="cs"/>
@@ -9848,6 +9639,7 @@
       <w:r>
         <w:rPr>
           <w:rFonts w:cs="Arial"/>
+          <w:noProof/>
           <w:rtl/>
           <w:lang w:bidi="ar-EG"/>
         </w:rPr>
@@ -9946,7 +9738,6 @@
       <w:pPr>
         <w:bidi/>
         <w:rPr>
-          <w:rFonts w:hint="cs"/>
           <w:rtl/>
           <w:lang w:bidi="ar-EG"/>
         </w:rPr>
@@ -9958,10 +9749,10 @@
           <w:lang w:bidi="ar-EG"/>
         </w:rPr>
         <w:drawing>
-          <wp:inline distT="0" distB="0" distL="0" distR="0" wp14:anchorId="79C4A324" wp14:editId="7C912477">
-            <wp:extent cx="4005470" cy="2834640"/>
-            <wp:effectExtent l="0" t="0" r="0" b="3810"/>
-            <wp:docPr id="44" name="Picture 44"/>
+          <wp:inline distT="0" distB="0" distL="0" distR="0" wp14:anchorId="1582ED10" wp14:editId="3E6A2C64">
+            <wp:extent cx="5943600" cy="3277870"/>
+            <wp:effectExtent l="0" t="0" r="0" b="0"/>
+            <wp:docPr id="45" name="Picture 45"/>
             <wp:cNvGraphicFramePr>
               <a:graphicFrameLocks xmlns:a="http://schemas.openxmlformats.org/drawingml/2006/main" noChangeAspect="1"/>
             </wp:cNvGraphicFramePr>
@@ -9972,27 +9763,20 @@
                     <pic:cNvPr id="1" name=""/>
                     <pic:cNvPicPr/>
                   </pic:nvPicPr>
-                  <pic:blipFill rotWithShape="1">
+                  <pic:blipFill>
                     <a:blip r:embed="rId47"/>
-                    <a:srcRect b="8559"/>
-                    <a:stretch/>
+                    <a:stretch>
+                      <a:fillRect/>
+                    </a:stretch>
                   </pic:blipFill>
-                  <pic:spPr bwMode="auto">
+                  <pic:spPr>
                     <a:xfrm>
                       <a:off x="0" y="0"/>
-                      <a:ext cx="4012677" cy="2839740"/>
+                      <a:ext cx="5943600" cy="3277870"/>
                     </a:xfrm>
                     <a:prstGeom prst="rect">
                       <a:avLst/>
                     </a:prstGeom>
-                    <a:ln>
-                      <a:noFill/>
-                    </a:ln>
-                    <a:extLst>
-                      <a:ext uri="{53640926-AAD7-44D8-BBD7-CCE9431645EC}">
-                        <a14:shadowObscured xmlns:a14="http://schemas.microsoft.com/office/drawing/2010/main"/>
-                      </a:ext>
-                    </a:extLst>
                   </pic:spPr>
                 </pic:pic>
               </a:graphicData>

--- a/src/notes.docx
+++ b/src/notes.docx
@@ -36,7 +36,15 @@
         <w:t>وطلما انت هتستعمل</w:t>
       </w:r>
       <w:r>
-        <w:t xml:space="preserve"> fastapi </w:t>
+        <w:t xml:space="preserve"> </w:t>
+      </w:r>
+      <w:proofErr w:type="spellStart"/>
+      <w:r>
+        <w:t>fastapi</w:t>
+      </w:r>
+      <w:proofErr w:type="spellEnd"/>
+      <w:r>
+        <w:t xml:space="preserve"> </w:t>
       </w:r>
       <w:r>
         <w:rPr>
@@ -97,7 +105,15 @@
         <w:t>يبقي تحط فيه ملف ال</w:t>
       </w:r>
       <w:r>
-        <w:t xml:space="preserve"> __init__ </w:t>
+        <w:t xml:space="preserve"> __</w:t>
+      </w:r>
+      <w:proofErr w:type="spellStart"/>
+      <w:r>
+        <w:t>init</w:t>
+      </w:r>
+      <w:proofErr w:type="spellEnd"/>
+      <w:r>
+        <w:t xml:space="preserve">__ </w:t>
       </w:r>
       <w:r>
         <w:rPr>
@@ -286,12 +302,14 @@
         </w:rPr>
         <w:t xml:space="preserve"> عندنا والي هي وظيفتها بس انها تعرفك انه ال </w:t>
       </w:r>
+      <w:proofErr w:type="spellStart"/>
       <w:r>
         <w:rPr>
           <w:lang w:bidi="ar-EG"/>
         </w:rPr>
         <w:t>api</w:t>
       </w:r>
+      <w:proofErr w:type="spellEnd"/>
       <w:r>
         <w:rPr>
           <w:rFonts w:hint="cs"/>
@@ -545,7 +563,21 @@
         <w:rPr>
           <w:lang w:bidi="ar-EG"/>
         </w:rPr>
-        <w:t>.include_router()</w:t>
+        <w:t>.</w:t>
+      </w:r>
+      <w:proofErr w:type="spellStart"/>
+      <w:r>
+        <w:rPr>
+          <w:lang w:bidi="ar-EG"/>
+        </w:rPr>
+        <w:t>include_router</w:t>
+      </w:r>
+      <w:proofErr w:type="spellEnd"/>
+      <w:r>
+        <w:rPr>
+          <w:lang w:bidi="ar-EG"/>
+        </w:rPr>
+        <w:t>()</w:t>
       </w:r>
     </w:p>
     <w:p>
@@ -591,12 +623,14 @@
         </w:rPr>
         <w:t xml:space="preserve"> واسمه </w:t>
       </w:r>
+      <w:proofErr w:type="spellStart"/>
       <w:r>
         <w:rPr>
           <w:lang w:bidi="ar-EG"/>
         </w:rPr>
         <w:t>base_router</w:t>
       </w:r>
+      <w:proofErr w:type="spellEnd"/>
     </w:p>
     <w:p>
       <w:pPr>
@@ -700,6 +734,7 @@
         </w:rPr>
         <w:t xml:space="preserve"> احنا بنعملها باستخدام ال </w:t>
       </w:r>
+      <w:proofErr w:type="spellStart"/>
       <w:r>
         <w:rPr>
           <w:color w:val="FF0000"/>
@@ -707,6 +742,7 @@
         </w:rPr>
         <w:t>APIRouter</w:t>
       </w:r>
+      <w:proofErr w:type="spellEnd"/>
       <w:r>
         <w:rPr>
           <w:rFonts w:hint="cs"/>
@@ -855,12 +891,37 @@
         </w:rPr>
         <w:t xml:space="preserve">وده هيكون من خلال </w:t>
       </w:r>
+      <w:proofErr w:type="spellStart"/>
       <w:r>
         <w:rPr>
           <w:color w:val="FF0000"/>
           <w:lang w:bidi="ar-EG"/>
         </w:rPr>
-        <w:t>app.include_router(filename.apirouterName)</w:t>
+        <w:t>app.include_router</w:t>
+      </w:r>
+      <w:proofErr w:type="spellEnd"/>
+      <w:r>
+        <w:rPr>
+          <w:color w:val="FF0000"/>
+          <w:lang w:bidi="ar-EG"/>
+        </w:rPr>
+        <w:t>(</w:t>
+      </w:r>
+      <w:proofErr w:type="spellStart"/>
+      <w:r>
+        <w:rPr>
+          <w:color w:val="FF0000"/>
+          <w:lang w:bidi="ar-EG"/>
+        </w:rPr>
+        <w:t>filename.apirouterName</w:t>
+      </w:r>
+      <w:proofErr w:type="spellEnd"/>
+      <w:r>
+        <w:rPr>
+          <w:color w:val="FF0000"/>
+          <w:lang w:bidi="ar-EG"/>
+        </w:rPr>
+        <w:t>)</w:t>
       </w:r>
     </w:p>
     <w:p>
@@ -969,12 +1030,14 @@
         <w:lastRenderedPageBreak/>
         <w:t xml:space="preserve">عندك بقي كل </w:t>
       </w:r>
+      <w:proofErr w:type="spellStart"/>
       <w:r>
         <w:rPr>
           <w:lang w:bidi="ar-EG"/>
         </w:rPr>
         <w:t>APIRouter</w:t>
       </w:r>
+      <w:proofErr w:type="spellEnd"/>
     </w:p>
     <w:p>
       <w:pPr>
@@ -1006,12 +1069,14 @@
         </w:rPr>
         <w:t xml:space="preserve"> (يعني حاجه بتكون ثابته في ال </w:t>
       </w:r>
+      <w:proofErr w:type="spellStart"/>
       <w:r>
         <w:rPr>
           <w:lang w:bidi="ar-EG"/>
         </w:rPr>
         <w:t>url</w:t>
       </w:r>
+      <w:proofErr w:type="spellEnd"/>
       <w:r>
         <w:rPr>
           <w:rFonts w:hint="cs"/>
@@ -1234,12 +1299,14 @@
           <w:lang w:bidi="ar-EG"/>
         </w:rPr>
       </w:pPr>
+      <w:proofErr w:type="spellStart"/>
       <w:r>
         <w:rPr>
           <w:lang w:bidi="ar-EG"/>
         </w:rPr>
         <w:t>SyntaxError</w:t>
       </w:r>
+      <w:proofErr w:type="spellEnd"/>
     </w:p>
     <w:p>
       <w:pPr>
@@ -1275,12 +1342,14 @@
           <w:lang w:bidi="ar-EG"/>
         </w:rPr>
       </w:pPr>
+      <w:proofErr w:type="spellStart"/>
       <w:r>
         <w:rPr>
           <w:lang w:bidi="ar-EG"/>
         </w:rPr>
         <w:t>NameError</w:t>
       </w:r>
+      <w:proofErr w:type="spellEnd"/>
     </w:p>
     <w:p>
       <w:pPr>
@@ -1343,12 +1412,14 @@
           <w:lang w:bidi="ar-EG"/>
         </w:rPr>
       </w:pPr>
+      <w:proofErr w:type="spellStart"/>
       <w:r>
         <w:rPr>
           <w:lang w:bidi="ar-EG"/>
         </w:rPr>
         <w:t>typeError</w:t>
       </w:r>
+      <w:proofErr w:type="spellEnd"/>
     </w:p>
     <w:p>
       <w:pPr>
@@ -1396,28 +1467,31 @@
         </w:rPr>
         <w:t xml:space="preserve"> مع </w:t>
       </w:r>
+      <w:proofErr w:type="spellStart"/>
       <w:r>
         <w:rPr>
           <w:lang w:bidi="ar-EG"/>
         </w:rPr>
         <w:t>integar</w:t>
       </w:r>
-    </w:p>
-    <w:p>
-      <w:pPr>
-        <w:bidi/>
-        <w:rPr>
-          <w:lang w:bidi="ar-EG"/>
-        </w:rPr>
-      </w:pPr>
-    </w:p>
-    <w:p>
-      <w:pPr>
-        <w:bidi/>
-        <w:rPr>
-          <w:lang w:bidi="ar-EG"/>
-        </w:rPr>
-      </w:pPr>
+      <w:proofErr w:type="spellEnd"/>
+    </w:p>
+    <w:p>
+      <w:pPr>
+        <w:bidi/>
+        <w:rPr>
+          <w:lang w:bidi="ar-EG"/>
+        </w:rPr>
+      </w:pPr>
+    </w:p>
+    <w:p>
+      <w:pPr>
+        <w:bidi/>
+        <w:rPr>
+          <w:lang w:bidi="ar-EG"/>
+        </w:rPr>
+      </w:pPr>
+      <w:proofErr w:type="spellStart"/>
       <w:r>
         <w:rPr>
           <w:lang w:bidi="ar-EG"/>
@@ -1425,6 +1499,7 @@
         <w:lastRenderedPageBreak/>
         <w:t>AttributeError</w:t>
       </w:r>
+      <w:proofErr w:type="spellEnd"/>
     </w:p>
     <w:p>
       <w:pPr>
@@ -1487,9 +1562,19 @@
           <w:rtl/>
         </w:rPr>
       </w:pPr>
-      <w:r>
-        <w:t>ImportError / ModuleNotFoundError</w:t>
-      </w:r>
+      <w:proofErr w:type="spellStart"/>
+      <w:r>
+        <w:t>ImportError</w:t>
+      </w:r>
+      <w:proofErr w:type="spellEnd"/>
+      <w:r>
+        <w:t xml:space="preserve"> / </w:t>
+      </w:r>
+      <w:proofErr w:type="spellStart"/>
+      <w:r>
+        <w:t>ModuleNotFoundError</w:t>
+      </w:r>
+      <w:proofErr w:type="spellEnd"/>
     </w:p>
     <w:p>
       <w:pPr>
@@ -2021,12 +2106,14 @@
         </w:rPr>
         <w:t xml:space="preserve">وبيكون واخدها من مكتبه ال </w:t>
       </w:r>
+      <w:proofErr w:type="spellStart"/>
       <w:r>
         <w:rPr>
           <w:lang w:bidi="ar-EG"/>
         </w:rPr>
         <w:t>pydantic</w:t>
       </w:r>
+      <w:proofErr w:type="spellEnd"/>
       <w:r>
         <w:rPr>
           <w:rFonts w:hint="cs"/>
@@ -2446,12 +2533,14 @@
         <w:lastRenderedPageBreak/>
         <w:t xml:space="preserve">او الطريقه التانيه (ودي الاحسن في </w:t>
       </w:r>
+      <w:proofErr w:type="spellStart"/>
       <w:r>
         <w:rPr>
           <w:lang w:bidi="ar-EG"/>
         </w:rPr>
         <w:t>fastapi</w:t>
       </w:r>
+      <w:proofErr w:type="spellEnd"/>
       <w:r>
         <w:rPr>
           <w:rFonts w:hint="cs"/>
@@ -2480,12 +2569,14 @@
         </w:rPr>
         <w:t xml:space="preserve">ودي عبارة عن حاجه من </w:t>
       </w:r>
+      <w:proofErr w:type="spellStart"/>
       <w:r>
         <w:rPr>
           <w:lang w:bidi="ar-EG"/>
         </w:rPr>
         <w:t>fastapi</w:t>
       </w:r>
+      <w:proofErr w:type="spellEnd"/>
       <w:r>
         <w:rPr>
           <w:rFonts w:hint="cs"/>
@@ -2653,12 +2744,14 @@
         <w:lastRenderedPageBreak/>
         <w:t xml:space="preserve">فدي بتكون مفيده جدا ل </w:t>
       </w:r>
+      <w:proofErr w:type="spellStart"/>
       <w:r>
         <w:rPr>
           <w:lang w:bidi="ar-EG"/>
         </w:rPr>
         <w:t>fastapi</w:t>
       </w:r>
+      <w:proofErr w:type="spellEnd"/>
       <w:r>
         <w:rPr>
           <w:rFonts w:hint="cs"/>
@@ -3312,12 +3405,14 @@
         </w:rPr>
         <w:t xml:space="preserve"> هيكون لي حاجه اسمها </w:t>
       </w:r>
+      <w:proofErr w:type="spellStart"/>
       <w:r>
         <w:rPr>
           <w:lang w:bidi="ar-EG"/>
         </w:rPr>
         <w:t>project_id</w:t>
       </w:r>
+      <w:proofErr w:type="spellEnd"/>
       <w:r>
         <w:rPr>
           <w:rFonts w:hint="cs"/>
@@ -3640,12 +3735,14 @@
         </w:rPr>
         <w:t xml:space="preserve"> في </w:t>
       </w:r>
+      <w:proofErr w:type="spellStart"/>
       <w:r>
         <w:rPr>
           <w:lang w:bidi="ar-EG"/>
         </w:rPr>
         <w:t>fastapi</w:t>
       </w:r>
+      <w:proofErr w:type="spellEnd"/>
       <w:r>
         <w:rPr>
           <w:rFonts w:hint="cs"/>
@@ -3654,12 +3751,14 @@
         </w:rPr>
         <w:t xml:space="preserve"> بتجيب منها حاجه اسمها </w:t>
       </w:r>
+      <w:proofErr w:type="spellStart"/>
       <w:r>
         <w:rPr>
           <w:lang w:bidi="ar-EG"/>
         </w:rPr>
         <w:t>UploadFile</w:t>
       </w:r>
+      <w:proofErr w:type="spellEnd"/>
     </w:p>
     <w:p>
       <w:pPr>
@@ -4015,12 +4114,14 @@
         </w:rPr>
         <w:t xml:space="preserve">فانا اول حاجه هروح اعمل ملف اسمه </w:t>
       </w:r>
+      <w:proofErr w:type="spellStart"/>
       <w:r>
         <w:rPr>
           <w:lang w:bidi="ar-EG"/>
         </w:rPr>
         <w:t>BaseController</w:t>
       </w:r>
+      <w:proofErr w:type="spellEnd"/>
       <w:r>
         <w:rPr>
           <w:rFonts w:hint="cs"/>
@@ -4074,12 +4175,14 @@
         </w:rPr>
         <w:t xml:space="preserve">فهنا انا عملت ال </w:t>
       </w:r>
+      <w:proofErr w:type="spellStart"/>
       <w:r>
         <w:rPr>
           <w:lang w:bidi="ar-EG"/>
         </w:rPr>
         <w:t>BaseController</w:t>
       </w:r>
+      <w:proofErr w:type="spellEnd"/>
       <w:r>
         <w:rPr>
           <w:rFonts w:hint="cs"/>
@@ -4088,11 +4191,19 @@
         </w:rPr>
         <w:t xml:space="preserve"> والي هو كل الي فيه دلوقتي انه بيجيب ال </w:t>
       </w:r>
-      <w:r>
-        <w:rPr>
-          <w:lang w:bidi="ar-EG"/>
-        </w:rPr>
-        <w:t>get_settings()</w:t>
+      <w:proofErr w:type="spellStart"/>
+      <w:r>
+        <w:rPr>
+          <w:lang w:bidi="ar-EG"/>
+        </w:rPr>
+        <w:t>get_settings</w:t>
+      </w:r>
+      <w:proofErr w:type="spellEnd"/>
+      <w:r>
+        <w:rPr>
+          <w:lang w:bidi="ar-EG"/>
+        </w:rPr>
+        <w:t>()</w:t>
       </w:r>
     </w:p>
     <w:p>
@@ -4162,12 +4273,14 @@
         </w:rPr>
         <w:t xml:space="preserve">وخلينا ال </w:t>
       </w:r>
+      <w:proofErr w:type="spellStart"/>
       <w:r>
         <w:rPr>
           <w:lang w:bidi="ar-EG"/>
         </w:rPr>
         <w:t>DataController</w:t>
       </w:r>
+      <w:proofErr w:type="spellEnd"/>
       <w:r>
         <w:rPr>
           <w:rFonts w:hint="cs"/>
@@ -4267,12 +4380,14 @@
         </w:rPr>
         <w:t xml:space="preserve"> تاخد ال </w:t>
       </w:r>
+      <w:proofErr w:type="spellStart"/>
       <w:r>
         <w:rPr>
           <w:lang w:bidi="ar-EG"/>
         </w:rPr>
         <w:t>uploadfile</w:t>
       </w:r>
+      <w:proofErr w:type="spellEnd"/>
       <w:r>
         <w:rPr>
           <w:rFonts w:hint="cs"/>
@@ -4302,8 +4417,16 @@
         <w:rPr>
           <w:lang w:bidi="ar-EG"/>
         </w:rPr>
-        <w:t>.content_type</w:t>
-      </w:r>
+        <w:t>.</w:t>
+      </w:r>
+      <w:proofErr w:type="spellStart"/>
+      <w:r>
+        <w:rPr>
+          <w:lang w:bidi="ar-EG"/>
+        </w:rPr>
+        <w:t>content_type</w:t>
+      </w:r>
+      <w:proofErr w:type="spellEnd"/>
     </w:p>
     <w:p>
       <w:pPr>
@@ -4871,12 +4994,14 @@
         </w:rPr>
         <w:t xml:space="preserve">فمن ال </w:t>
       </w:r>
+      <w:proofErr w:type="spellStart"/>
       <w:r>
         <w:rPr>
           <w:lang w:bidi="ar-EG"/>
         </w:rPr>
         <w:t>fastapi</w:t>
       </w:r>
+      <w:proofErr w:type="spellEnd"/>
       <w:r>
         <w:rPr>
           <w:rFonts w:hint="cs"/>
@@ -4929,12 +5054,14 @@
         </w:rPr>
         <w:t xml:space="preserve">ومن ال </w:t>
       </w:r>
+      <w:proofErr w:type="spellStart"/>
       <w:r>
         <w:rPr>
           <w:lang w:bidi="ar-EG"/>
         </w:rPr>
         <w:t>fastapi.responses</w:t>
       </w:r>
+      <w:proofErr w:type="spellEnd"/>
       <w:r>
         <w:rPr>
           <w:rFonts w:hint="cs"/>
@@ -4943,12 +5070,14 @@
         </w:rPr>
         <w:t xml:space="preserve"> هنجيب ال </w:t>
       </w:r>
+      <w:proofErr w:type="spellStart"/>
       <w:r>
         <w:rPr>
           <w:lang w:bidi="ar-EG"/>
         </w:rPr>
         <w:t>JSONResponse</w:t>
       </w:r>
+      <w:proofErr w:type="spellEnd"/>
     </w:p>
     <w:p>
       <w:pPr>
@@ -4966,12 +5095,14 @@
         </w:rPr>
         <w:t xml:space="preserve">والي بيكون فيه حاجتين ال </w:t>
       </w:r>
+      <w:proofErr w:type="spellStart"/>
       <w:r>
         <w:rPr>
           <w:lang w:bidi="ar-EG"/>
         </w:rPr>
         <w:t>status_code</w:t>
       </w:r>
+      <w:proofErr w:type="spellEnd"/>
       <w:r>
         <w:rPr>
           <w:rFonts w:hint="cs"/>
@@ -5165,12 +5296,14 @@
         </w:rPr>
         <w:t xml:space="preserve">عاوزين بقي اننا نبدا اننا ناخد ال </w:t>
       </w:r>
+      <w:proofErr w:type="spellStart"/>
       <w:r>
         <w:rPr>
           <w:lang w:bidi="ar-EG"/>
         </w:rPr>
         <w:t>project_id</w:t>
       </w:r>
+      <w:proofErr w:type="spellEnd"/>
       <w:r>
         <w:rPr>
           <w:rFonts w:hint="cs"/>
@@ -5349,8 +5482,16 @@
         <w:rPr>
           <w:lang w:bidi="ar-EG"/>
         </w:rPr>
-        <w:t xml:space="preserve"> ProjectController</w:t>
-      </w:r>
+        <w:t xml:space="preserve"> </w:t>
+      </w:r>
+      <w:proofErr w:type="spellStart"/>
+      <w:r>
+        <w:rPr>
+          <w:lang w:bidi="ar-EG"/>
+        </w:rPr>
+        <w:t>ProjectController</w:t>
+      </w:r>
+      <w:proofErr w:type="spellEnd"/>
       <w:r>
         <w:rPr>
           <w:rFonts w:hint="cs"/>
@@ -5411,12 +5552,14 @@
         </w:rPr>
         <w:t xml:space="preserve"> الجديد بناءا علي ال </w:t>
       </w:r>
+      <w:proofErr w:type="spellStart"/>
       <w:r>
         <w:rPr>
           <w:lang w:bidi="ar-EG"/>
         </w:rPr>
         <w:t>project_id</w:t>
       </w:r>
+      <w:proofErr w:type="spellEnd"/>
     </w:p>
     <w:p>
       <w:pPr>
@@ -5470,12 +5613,14 @@
         </w:rPr>
         <w:t xml:space="preserve">بس عشان ممكن اي حد يبقي يحتاجه بعد كده انا هروح احطه في ال </w:t>
       </w:r>
+      <w:proofErr w:type="spellStart"/>
       <w:r>
         <w:rPr>
           <w:lang w:bidi="ar-EG"/>
         </w:rPr>
         <w:t>BaseController</w:t>
       </w:r>
+      <w:proofErr w:type="spellEnd"/>
     </w:p>
     <w:p>
       <w:pPr>
@@ -5600,12 +5745,14 @@
         </w:rPr>
         <w:t xml:space="preserve"> الي هتكون خاصه ب </w:t>
       </w:r>
+      <w:proofErr w:type="spellStart"/>
       <w:r>
         <w:rPr>
           <w:lang w:bidi="ar-EG"/>
         </w:rPr>
         <w:t>project_id</w:t>
       </w:r>
+      <w:proofErr w:type="spellEnd"/>
     </w:p>
     <w:p>
       <w:pPr>
@@ -5682,12 +5829,14 @@
         <w:lastRenderedPageBreak/>
         <w:t xml:space="preserve">دلوقتي بقي هروح ل </w:t>
       </w:r>
+      <w:proofErr w:type="spellStart"/>
       <w:r>
         <w:rPr>
           <w:lang w:bidi="ar-EG"/>
         </w:rPr>
         <w:t>ProjectController</w:t>
       </w:r>
+      <w:proofErr w:type="spellEnd"/>
     </w:p>
     <w:p>
       <w:pPr>
@@ -5719,12 +5868,14 @@
         </w:rPr>
         <w:t xml:space="preserve"> بتاعت ال </w:t>
       </w:r>
+      <w:proofErr w:type="spellStart"/>
       <w:r>
         <w:rPr>
           <w:lang w:bidi="ar-EG"/>
         </w:rPr>
         <w:t>get_project_path</w:t>
       </w:r>
+      <w:proofErr w:type="spellEnd"/>
     </w:p>
     <w:p>
       <w:pPr>
@@ -5756,12 +5907,14 @@
         </w:rPr>
         <w:t xml:space="preserve"> بتاع ال </w:t>
       </w:r>
+      <w:proofErr w:type="spellStart"/>
       <w:r>
         <w:rPr>
           <w:lang w:bidi="ar-EG"/>
         </w:rPr>
         <w:t>project_id</w:t>
       </w:r>
+      <w:proofErr w:type="spellEnd"/>
       <w:r>
         <w:rPr>
           <w:rFonts w:hint="cs"/>
@@ -6298,6 +6451,7 @@
         </w:rPr>
         <w:t xml:space="preserve"> هتحتاج ملف مكتبه اسمها </w:t>
       </w:r>
+      <w:proofErr w:type="spellStart"/>
       <w:r>
         <w:rPr>
           <w:lang w:bidi="ar-EG"/>
@@ -6310,6 +6464,7 @@
         </w:rPr>
         <w:t>s</w:t>
       </w:r>
+      <w:proofErr w:type="spellEnd"/>
     </w:p>
     <w:p>
       <w:pPr>
@@ -6374,12 +6529,14 @@
         </w:rPr>
         <w:t xml:space="preserve">#وخلي بالك اننا استعملنا </w:t>
       </w:r>
+      <w:proofErr w:type="spellStart"/>
       <w:r>
         <w:rPr>
           <w:lang w:bidi="ar-EG"/>
         </w:rPr>
         <w:t>aiofiles</w:t>
       </w:r>
+      <w:proofErr w:type="spellEnd"/>
       <w:r>
         <w:rPr>
           <w:rFonts w:hint="cs"/>
@@ -6402,12 +6559,14 @@
         </w:rPr>
         <w:t xml:space="preserve"> وبالتالي بتكون مناسبه ل </w:t>
       </w:r>
+      <w:proofErr w:type="spellStart"/>
       <w:r>
         <w:rPr>
           <w:lang w:bidi="ar-EG"/>
         </w:rPr>
         <w:t>fastapi</w:t>
       </w:r>
+      <w:proofErr w:type="spellEnd"/>
     </w:p>
     <w:p>
       <w:pPr>
@@ -6731,12 +6890,14 @@
         </w:rPr>
         <w:t xml:space="preserve">فعملنا كده جوه ال </w:t>
       </w:r>
+      <w:proofErr w:type="spellStart"/>
       <w:r>
         <w:rPr>
           <w:lang w:bidi="ar-EG"/>
         </w:rPr>
         <w:t>DataController</w:t>
       </w:r>
+      <w:proofErr w:type="spellEnd"/>
     </w:p>
     <w:p>
       <w:pPr>
@@ -6921,12 +7082,14 @@
         </w:rPr>
         <w:t xml:space="preserve"> الي بنعمله من خلال </w:t>
       </w:r>
+      <w:proofErr w:type="spellStart"/>
       <w:r>
         <w:rPr>
           <w:lang w:bidi="ar-EG"/>
         </w:rPr>
         <w:t>aiofiles</w:t>
       </w:r>
+      <w:proofErr w:type="spellEnd"/>
     </w:p>
     <w:p>
       <w:pPr>
@@ -7210,7 +7373,21 @@
         <w:rPr>
           <w:lang w:bidi="ar-EG"/>
         </w:rPr>
-        <w:t>.getLogger()</w:t>
+        <w:t>.</w:t>
+      </w:r>
+      <w:proofErr w:type="spellStart"/>
+      <w:r>
+        <w:rPr>
+          <w:lang w:bidi="ar-EG"/>
+        </w:rPr>
+        <w:t>getLogger</w:t>
+      </w:r>
+      <w:proofErr w:type="spellEnd"/>
+      <w:r>
+        <w:rPr>
+          <w:lang w:bidi="ar-EG"/>
+        </w:rPr>
+        <w:t>()</w:t>
       </w:r>
     </w:p>
     <w:p>
@@ -7397,8 +7574,16 @@
         <w:rPr>
           <w:lang w:bidi="ar-EG"/>
         </w:rPr>
-        <w:t>.generate_file_path</w:t>
-      </w:r>
+        <w:t>.</w:t>
+      </w:r>
+      <w:proofErr w:type="spellStart"/>
+      <w:r>
+        <w:rPr>
+          <w:lang w:bidi="ar-EG"/>
+        </w:rPr>
+        <w:t>generate_file_path</w:t>
+      </w:r>
+      <w:proofErr w:type="spellEnd"/>
       <w:r>
         <w:rPr>
           <w:rFonts w:hint="cs"/>
@@ -7407,12 +7592,14 @@
         </w:rPr>
         <w:t xml:space="preserve"> هيرجعلي كمان ال </w:t>
       </w:r>
+      <w:proofErr w:type="spellStart"/>
       <w:r>
         <w:rPr>
           <w:lang w:bidi="ar-EG"/>
         </w:rPr>
         <w:t>file_id</w:t>
       </w:r>
+      <w:proofErr w:type="spellEnd"/>
       <w:r>
         <w:rPr>
           <w:rFonts w:hint="cs"/>
@@ -7687,12 +7874,14 @@
         </w:rPr>
         <w:t xml:space="preserve">تكون وظيفتها انها تاخد ال </w:t>
       </w:r>
+      <w:proofErr w:type="spellStart"/>
       <w:r>
         <w:rPr>
           <w:lang w:bidi="ar-EG"/>
         </w:rPr>
         <w:t>file_id</w:t>
       </w:r>
+      <w:proofErr w:type="spellEnd"/>
     </w:p>
     <w:p>
       <w:pPr>
@@ -7822,12 +8011,14 @@
         </w:rPr>
         <w:t xml:space="preserve">ال </w:t>
       </w:r>
+      <w:proofErr w:type="spellStart"/>
       <w:r>
         <w:rPr>
           <w:lang w:bidi="ar-EG"/>
         </w:rPr>
         <w:t>pydantic</w:t>
       </w:r>
+      <w:proofErr w:type="spellEnd"/>
     </w:p>
     <w:p>
       <w:pPr>
@@ -8226,12 +8417,14 @@
         </w:rPr>
         <w:t xml:space="preserve"> هيدينا ال </w:t>
       </w:r>
+      <w:proofErr w:type="spellStart"/>
       <w:r>
         <w:rPr>
           <w:lang w:bidi="ar-EG"/>
         </w:rPr>
         <w:t>file_id</w:t>
       </w:r>
+      <w:proofErr w:type="spellEnd"/>
       <w:r>
         <w:rPr>
           <w:rFonts w:hint="cs"/>
@@ -8270,12 +8463,14 @@
         </w:rPr>
         <w:t xml:space="preserve"> اسمه</w:t>
       </w:r>
+      <w:proofErr w:type="spellStart"/>
       <w:r>
         <w:rPr>
           <w:lang w:bidi="ar-EG"/>
         </w:rPr>
         <w:t>ProcessController</w:t>
       </w:r>
+      <w:proofErr w:type="spellEnd"/>
     </w:p>
     <w:p>
       <w:pPr>
@@ -8374,12 +8569,14 @@
         </w:rPr>
         <w:t xml:space="preserve"> من </w:t>
       </w:r>
+      <w:proofErr w:type="spellStart"/>
       <w:r>
         <w:rPr>
           <w:lang w:bidi="ar-EG"/>
         </w:rPr>
         <w:t>Langchain</w:t>
       </w:r>
+      <w:proofErr w:type="spellEnd"/>
       <w:r>
         <w:rPr>
           <w:rFonts w:hint="cs"/>
@@ -9009,12 +9206,14 @@
         </w:rPr>
         <w:t xml:space="preserve">وعاوزين اننا نبدا نشتغل علي ال </w:t>
       </w:r>
+      <w:proofErr w:type="spellStart"/>
       <w:r>
         <w:rPr>
           <w:lang w:bidi="ar-EG"/>
         </w:rPr>
         <w:t>mongodb</w:t>
       </w:r>
+      <w:proofErr w:type="spellEnd"/>
     </w:p>
     <w:p>
       <w:pPr>
@@ -9093,12 +9292,14 @@
         </w:rPr>
         <w:t xml:space="preserve">فانا هستعمل دلوقتي ال </w:t>
       </w:r>
+      <w:proofErr w:type="spellStart"/>
       <w:r>
         <w:rPr>
           <w:lang w:bidi="ar-EG"/>
         </w:rPr>
         <w:t>mongodb</w:t>
       </w:r>
+      <w:proofErr w:type="spellEnd"/>
       <w:r>
         <w:rPr>
           <w:rFonts w:hint="cs"/>
@@ -9143,12 +9344,14 @@
         </w:rPr>
         <w:t xml:space="preserve">فهو ده الملف بتاعن الي موجود فيه ال </w:t>
       </w:r>
+      <w:proofErr w:type="spellStart"/>
       <w:r>
         <w:rPr>
           <w:lang w:bidi="ar-EG"/>
         </w:rPr>
         <w:t>mongodb</w:t>
       </w:r>
+      <w:proofErr w:type="spellEnd"/>
     </w:p>
     <w:p>
       <w:pPr>
@@ -9216,12 +9419,14 @@
         </w:rPr>
         <w:t xml:space="preserve">بعد كده روحنا حطينا ال </w:t>
       </w:r>
+      <w:proofErr w:type="spellStart"/>
       <w:r>
         <w:rPr>
           <w:lang w:bidi="ar-EG"/>
         </w:rPr>
         <w:t>url</w:t>
       </w:r>
+      <w:proofErr w:type="spellEnd"/>
       <w:r>
         <w:rPr>
           <w:rFonts w:hint="cs"/>
@@ -9349,12 +9554,14 @@
         </w:rPr>
         <w:t xml:space="preserve"> علي ال </w:t>
       </w:r>
+      <w:proofErr w:type="spellStart"/>
       <w:r>
         <w:rPr>
           <w:lang w:bidi="ar-EG"/>
         </w:rPr>
         <w:t>monogdb</w:t>
       </w:r>
+      <w:proofErr w:type="spellEnd"/>
     </w:p>
     <w:p>
       <w:pPr>
@@ -9424,12 +9631,14 @@
         </w:rPr>
         <w:t xml:space="preserve"> لان هو ده الوسيط ما بين ال </w:t>
       </w:r>
+      <w:proofErr w:type="spellStart"/>
       <w:r>
         <w:rPr>
           <w:lang w:bidi="ar-EG"/>
         </w:rPr>
         <w:t>mongodb</w:t>
       </w:r>
+      <w:proofErr w:type="spellEnd"/>
       <w:r>
         <w:rPr>
           <w:rFonts w:hint="cs"/>
@@ -9738,13 +9947,13 @@
       <w:pPr>
         <w:bidi/>
         <w:rPr>
-          <w:rtl/>
           <w:lang w:bidi="ar-EG"/>
         </w:rPr>
       </w:pPr>
       <w:r>
         <w:rPr>
           <w:rFonts w:cs="Arial"/>
+          <w:noProof/>
           <w:rtl/>
           <w:lang w:bidi="ar-EG"/>
         </w:rPr>
@@ -9784,6 +9993,2839 @@
           </wp:inline>
         </w:drawing>
       </w:r>
+    </w:p>
+    <w:p>
+      <w:pPr>
+        <w:bidi/>
+        <w:rPr>
+          <w:lang w:bidi="ar-EG"/>
+        </w:rPr>
+      </w:pPr>
+    </w:p>
+    <w:p>
+      <w:pPr>
+        <w:bidi/>
+        <w:rPr>
+          <w:lang w:bidi="ar-EG"/>
+        </w:rPr>
+      </w:pPr>
+    </w:p>
+    <w:p>
+      <w:pPr>
+        <w:bidi/>
+        <w:rPr>
+          <w:lang w:bidi="ar-EG"/>
+        </w:rPr>
+      </w:pPr>
+    </w:p>
+    <w:p>
+      <w:pPr>
+        <w:bidi/>
+        <w:rPr>
+          <w:lang w:bidi="ar-EG"/>
+        </w:rPr>
+      </w:pPr>
+    </w:p>
+    <w:p>
+      <w:pPr>
+        <w:bidi/>
+        <w:rPr>
+          <w:lang w:bidi="ar-EG"/>
+        </w:rPr>
+      </w:pPr>
+    </w:p>
+    <w:p>
+      <w:pPr>
+        <w:bidi/>
+        <w:rPr>
+          <w:lang w:bidi="ar-EG"/>
+        </w:rPr>
+      </w:pPr>
+    </w:p>
+    <w:p>
+      <w:pPr>
+        <w:bidi/>
+        <w:rPr>
+          <w:lang w:bidi="ar-EG"/>
+        </w:rPr>
+      </w:pPr>
+    </w:p>
+    <w:p>
+      <w:pPr>
+        <w:bidi/>
+        <w:rPr>
+          <w:lang w:bidi="ar-EG"/>
+        </w:rPr>
+      </w:pPr>
+    </w:p>
+    <w:p>
+      <w:pPr>
+        <w:bidi/>
+        <w:rPr>
+          <w:lang w:bidi="ar-EG"/>
+        </w:rPr>
+      </w:pPr>
+    </w:p>
+    <w:p>
+      <w:pPr>
+        <w:bidi/>
+        <w:rPr>
+          <w:lang w:bidi="ar-EG"/>
+        </w:rPr>
+      </w:pPr>
+    </w:p>
+    <w:p>
+      <w:pPr>
+        <w:bidi/>
+        <w:rPr>
+          <w:lang w:bidi="ar-EG"/>
+        </w:rPr>
+      </w:pPr>
+    </w:p>
+    <w:p>
+      <w:pPr>
+        <w:bidi/>
+        <w:rPr>
+          <w:lang w:bidi="ar-EG"/>
+        </w:rPr>
+      </w:pPr>
+    </w:p>
+    <w:p>
+      <w:pPr>
+        <w:bidi/>
+        <w:rPr>
+          <w:lang w:bidi="ar-EG"/>
+        </w:rPr>
+      </w:pPr>
+    </w:p>
+    <w:p>
+      <w:pPr>
+        <w:bidi/>
+        <w:rPr>
+          <w:lang w:bidi="ar-EG"/>
+        </w:rPr>
+      </w:pPr>
+    </w:p>
+    <w:p>
+      <w:pPr>
+        <w:bidi/>
+        <w:rPr>
+          <w:lang w:bidi="ar-EG"/>
+        </w:rPr>
+      </w:pPr>
+    </w:p>
+    <w:p>
+      <w:pPr>
+        <w:bidi/>
+        <w:rPr>
+          <w:lang w:bidi="ar-EG"/>
+        </w:rPr>
+      </w:pPr>
+      <w:r>
+        <w:rPr>
+          <w:rFonts w:hint="cs"/>
+          <w:rtl/>
+          <w:lang w:bidi="ar-EG"/>
+        </w:rPr>
+        <w:lastRenderedPageBreak/>
+        <w:t xml:space="preserve">هنبدا دلوقتي اننا نشتغل علي اننا نخزن ال </w:t>
+      </w:r>
+      <w:r>
+        <w:rPr>
+          <w:lang w:bidi="ar-EG"/>
+        </w:rPr>
+        <w:t>Data</w:t>
+      </w:r>
+      <w:r>
+        <w:rPr>
+          <w:rFonts w:hint="cs"/>
+          <w:rtl/>
+          <w:lang w:bidi="ar-EG"/>
+        </w:rPr>
+        <w:t xml:space="preserve"> بتاعتنا في </w:t>
+      </w:r>
+      <w:r>
+        <w:rPr>
+          <w:lang w:bidi="ar-EG"/>
+        </w:rPr>
+        <w:t>Database</w:t>
+      </w:r>
+    </w:p>
+    <w:p>
+      <w:pPr>
+        <w:bidi/>
+        <w:rPr>
+          <w:rtl/>
+          <w:lang w:bidi="ar-EG"/>
+        </w:rPr>
+      </w:pPr>
+      <w:r>
+        <w:rPr>
+          <w:rFonts w:hint="cs"/>
+          <w:rtl/>
+          <w:lang w:bidi="ar-EG"/>
+        </w:rPr>
+        <w:t xml:space="preserve">فاول حاجه عملناها اي اننا عملنا </w:t>
+      </w:r>
+      <w:r>
+        <w:rPr>
+          <w:lang w:bidi="ar-EG"/>
+        </w:rPr>
+        <w:t>file</w:t>
+      </w:r>
+      <w:r>
+        <w:rPr>
+          <w:rFonts w:hint="cs"/>
+          <w:rtl/>
+          <w:lang w:bidi="ar-EG"/>
+        </w:rPr>
+        <w:t xml:space="preserve"> اسمه </w:t>
+      </w:r>
+      <w:r>
+        <w:rPr>
+          <w:lang w:bidi="ar-EG"/>
+        </w:rPr>
+        <w:t>BaseDataModel.py</w:t>
+      </w:r>
+    </w:p>
+    <w:p>
+      <w:pPr>
+        <w:bidi/>
+        <w:rPr>
+          <w:rtl/>
+          <w:lang w:bidi="ar-EG"/>
+        </w:rPr>
+      </w:pPr>
+      <w:r>
+        <w:rPr>
+          <w:rFonts w:hint="cs"/>
+          <w:rtl/>
+          <w:lang w:bidi="ar-EG"/>
+        </w:rPr>
+        <w:t xml:space="preserve">وده الي هيكون فيه المعلومات الاساسيه الي باقي ال </w:t>
+      </w:r>
+      <w:r>
+        <w:rPr>
+          <w:lang w:bidi="ar-EG"/>
+        </w:rPr>
+        <w:t>files</w:t>
+      </w:r>
+      <w:r>
+        <w:rPr>
+          <w:rFonts w:hint="cs"/>
+          <w:rtl/>
+          <w:lang w:bidi="ar-EG"/>
+        </w:rPr>
+        <w:t xml:space="preserve"> هيورثوها منه</w:t>
+      </w:r>
+    </w:p>
+    <w:p>
+      <w:pPr>
+        <w:bidi/>
+        <w:rPr>
+          <w:lang w:bidi="ar-EG"/>
+        </w:rPr>
+      </w:pPr>
+      <w:r>
+        <w:rPr>
+          <w:rFonts w:hint="cs"/>
+          <w:rtl/>
+          <w:lang w:bidi="ar-EG"/>
+        </w:rPr>
+        <w:t xml:space="preserve">فانا هديله هنا ال </w:t>
+      </w:r>
+      <w:r>
+        <w:rPr>
+          <w:lang w:bidi="ar-EG"/>
+        </w:rPr>
+        <w:t>Database</w:t>
+      </w:r>
+      <w:r>
+        <w:rPr>
+          <w:rFonts w:hint="cs"/>
+          <w:rtl/>
+          <w:lang w:bidi="ar-EG"/>
+        </w:rPr>
+        <w:t xml:space="preserve"> ك </w:t>
+      </w:r>
+      <w:r>
+        <w:rPr>
+          <w:lang w:bidi="ar-EG"/>
+        </w:rPr>
+        <w:t>parameter</w:t>
+      </w:r>
+      <w:r>
+        <w:rPr>
+          <w:rFonts w:hint="cs"/>
+          <w:rtl/>
+          <w:lang w:bidi="ar-EG"/>
+        </w:rPr>
+        <w:t xml:space="preserve"> دايما عشان الي يورث منه يكون شايفها بردو</w:t>
+      </w:r>
+    </w:p>
+    <w:p>
+      <w:pPr>
+        <w:bidi/>
+        <w:rPr>
+          <w:lang w:bidi="ar-EG"/>
+        </w:rPr>
+      </w:pPr>
+      <w:r>
+        <w:rPr>
+          <w:rFonts w:cs="Arial"/>
+          <w:noProof/>
+          <w:rtl/>
+          <w:lang w:bidi="ar-EG"/>
+        </w:rPr>
+        <w:drawing>
+          <wp:inline distT="0" distB="0" distL="0" distR="0" wp14:anchorId="09FFF207" wp14:editId="3E6BDEC3">
+            <wp:extent cx="4972050" cy="2048256"/>
+            <wp:effectExtent l="0" t="0" r="0" b="9525"/>
+            <wp:docPr id="44" name="Picture 44"/>
+            <wp:cNvGraphicFramePr>
+              <a:graphicFrameLocks xmlns:a="http://schemas.openxmlformats.org/drawingml/2006/main" noChangeAspect="1"/>
+            </wp:cNvGraphicFramePr>
+            <a:graphic xmlns:a="http://schemas.openxmlformats.org/drawingml/2006/main">
+              <a:graphicData uri="http://schemas.openxmlformats.org/drawingml/2006/picture">
+                <pic:pic xmlns:pic="http://schemas.openxmlformats.org/drawingml/2006/picture">
+                  <pic:nvPicPr>
+                    <pic:cNvPr id="1" name=""/>
+                    <pic:cNvPicPr/>
+                  </pic:nvPicPr>
+                  <pic:blipFill rotWithShape="1">
+                    <a:blip r:embed="rId48"/>
+                    <a:srcRect b="24547"/>
+                    <a:stretch/>
+                  </pic:blipFill>
+                  <pic:spPr bwMode="auto">
+                    <a:xfrm>
+                      <a:off x="0" y="0"/>
+                      <a:ext cx="4972744" cy="2048542"/>
+                    </a:xfrm>
+                    <a:prstGeom prst="rect">
+                      <a:avLst/>
+                    </a:prstGeom>
+                    <a:ln>
+                      <a:noFill/>
+                    </a:ln>
+                    <a:extLst>
+                      <a:ext uri="{53640926-AAD7-44D8-BBD7-CCE9431645EC}">
+                        <a14:shadowObscured xmlns:a14="http://schemas.microsoft.com/office/drawing/2010/main"/>
+                      </a:ext>
+                    </a:extLst>
+                  </pic:spPr>
+                </pic:pic>
+              </a:graphicData>
+            </a:graphic>
+          </wp:inline>
+        </w:drawing>
+      </w:r>
+    </w:p>
+    <w:p>
+      <w:pPr>
+        <w:bidi/>
+        <w:rPr>
+          <w:lang w:bidi="ar-EG"/>
+        </w:rPr>
+      </w:pPr>
+    </w:p>
+    <w:p>
+      <w:pPr>
+        <w:bidi/>
+        <w:rPr>
+          <w:lang w:bidi="ar-EG"/>
+        </w:rPr>
+      </w:pPr>
+      <w:r>
+        <w:rPr>
+          <w:rFonts w:hint="cs"/>
+          <w:rtl/>
+          <w:lang w:bidi="ar-EG"/>
+        </w:rPr>
+        <w:t xml:space="preserve">بعد كده هنبدا اننا نعمل </w:t>
+      </w:r>
+      <w:r>
+        <w:rPr>
+          <w:lang w:bidi="ar-EG"/>
+        </w:rPr>
+        <w:t>file</w:t>
+      </w:r>
+      <w:r>
+        <w:rPr>
+          <w:rFonts w:hint="cs"/>
+          <w:rtl/>
+          <w:lang w:bidi="ar-EG"/>
+        </w:rPr>
+        <w:t xml:space="preserve"> خاص ب </w:t>
+      </w:r>
+      <w:r>
+        <w:rPr>
+          <w:lang w:bidi="ar-EG"/>
+        </w:rPr>
+        <w:t xml:space="preserve"> collection</w:t>
+      </w:r>
+      <w:r>
+        <w:rPr>
+          <w:rFonts w:hint="cs"/>
+          <w:rtl/>
+          <w:lang w:bidi="ar-EG"/>
+        </w:rPr>
+        <w:t xml:space="preserve"> بتاع ال </w:t>
+      </w:r>
+      <w:r>
+        <w:rPr>
+          <w:lang w:bidi="ar-EG"/>
+        </w:rPr>
+        <w:t>project</w:t>
+      </w:r>
+    </w:p>
+    <w:p>
+      <w:pPr>
+        <w:bidi/>
+        <w:rPr>
+          <w:lang w:bidi="ar-EG"/>
+        </w:rPr>
+      </w:pPr>
+      <w:r>
+        <w:rPr>
+          <w:rFonts w:hint="cs"/>
+          <w:rtl/>
+          <w:lang w:bidi="ar-EG"/>
+        </w:rPr>
+        <w:t>ودي اول حاجه احنا عملناها في الملف</w:t>
+      </w:r>
+      <w:r>
+        <w:rPr>
+          <w:rFonts w:hint="cs"/>
+          <w:rtl/>
+          <w:lang w:bidi="ar-EG"/>
+        </w:rPr>
+        <w:t xml:space="preserve"> والي خليناه انه يورث من الاب ويديله ال </w:t>
+      </w:r>
+      <w:proofErr w:type="spellStart"/>
+      <w:r>
+        <w:rPr>
+          <w:lang w:bidi="ar-EG"/>
+        </w:rPr>
+        <w:t>db_client</w:t>
+      </w:r>
+      <w:proofErr w:type="spellEnd"/>
+    </w:p>
+    <w:p>
+      <w:pPr>
+        <w:bidi/>
+        <w:rPr>
+          <w:lang w:bidi="ar-EG"/>
+        </w:rPr>
+      </w:pPr>
+      <w:r>
+        <w:rPr>
+          <w:rFonts w:cs="Arial"/>
+          <w:rtl/>
+          <w:lang w:bidi="ar-EG"/>
+        </w:rPr>
+        <w:drawing>
+          <wp:inline distT="0" distB="0" distL="0" distR="0" wp14:anchorId="78C273A6" wp14:editId="56DBAA47">
+            <wp:extent cx="4534533" cy="1676634"/>
+            <wp:effectExtent l="0" t="0" r="0" b="0"/>
+            <wp:docPr id="46" name="Picture 46"/>
+            <wp:cNvGraphicFramePr>
+              <a:graphicFrameLocks xmlns:a="http://schemas.openxmlformats.org/drawingml/2006/main" noChangeAspect="1"/>
+            </wp:cNvGraphicFramePr>
+            <a:graphic xmlns:a="http://schemas.openxmlformats.org/drawingml/2006/main">
+              <a:graphicData uri="http://schemas.openxmlformats.org/drawingml/2006/picture">
+                <pic:pic xmlns:pic="http://schemas.openxmlformats.org/drawingml/2006/picture">
+                  <pic:nvPicPr>
+                    <pic:cNvPr id="1" name=""/>
+                    <pic:cNvPicPr/>
+                  </pic:nvPicPr>
+                  <pic:blipFill>
+                    <a:blip r:embed="rId49"/>
+                    <a:stretch>
+                      <a:fillRect/>
+                    </a:stretch>
+                  </pic:blipFill>
+                  <pic:spPr>
+                    <a:xfrm>
+                      <a:off x="0" y="0"/>
+                      <a:ext cx="4534533" cy="1676634"/>
+                    </a:xfrm>
+                    <a:prstGeom prst="rect">
+                      <a:avLst/>
+                    </a:prstGeom>
+                  </pic:spPr>
+                </pic:pic>
+              </a:graphicData>
+            </a:graphic>
+          </wp:inline>
+        </w:drawing>
+      </w:r>
+    </w:p>
+    <w:p>
+      <w:pPr>
+        <w:bidi/>
+        <w:rPr>
+          <w:lang w:bidi="ar-EG"/>
+        </w:rPr>
+      </w:pPr>
+      <w:r>
+        <w:rPr>
+          <w:rFonts w:hint="cs"/>
+          <w:rtl/>
+          <w:lang w:bidi="ar-EG"/>
+        </w:rPr>
+        <w:t xml:space="preserve">بعد كده روحنا عملنا ملف ل </w:t>
+      </w:r>
+      <w:r>
+        <w:rPr>
+          <w:lang w:bidi="ar-EG"/>
+        </w:rPr>
+        <w:t>Enums</w:t>
+      </w:r>
+      <w:r>
+        <w:rPr>
+          <w:rFonts w:hint="cs"/>
+          <w:rtl/>
+          <w:lang w:bidi="ar-EG"/>
+        </w:rPr>
+        <w:t xml:space="preserve"> الي هنستعملها هنا وسمينا الملف ب </w:t>
+      </w:r>
+      <w:r>
+        <w:rPr>
+          <w:lang w:bidi="ar-EG"/>
+        </w:rPr>
+        <w:t>DataBaseEnum.py</w:t>
+      </w:r>
+    </w:p>
+    <w:p>
+      <w:pPr>
+        <w:bidi/>
+        <w:rPr>
+          <w:lang w:bidi="ar-EG"/>
+        </w:rPr>
+      </w:pPr>
+      <w:r>
+        <w:rPr>
+          <w:rFonts w:cs="Arial"/>
+          <w:rtl/>
+          <w:lang w:bidi="ar-EG"/>
+        </w:rPr>
+        <w:drawing>
+          <wp:inline distT="0" distB="0" distL="0" distR="0" wp14:anchorId="68BD03A1" wp14:editId="36412A34">
+            <wp:extent cx="4077269" cy="1448002"/>
+            <wp:effectExtent l="0" t="0" r="0" b="0"/>
+            <wp:docPr id="47" name="Picture 47"/>
+            <wp:cNvGraphicFramePr>
+              <a:graphicFrameLocks xmlns:a="http://schemas.openxmlformats.org/drawingml/2006/main" noChangeAspect="1"/>
+            </wp:cNvGraphicFramePr>
+            <a:graphic xmlns:a="http://schemas.openxmlformats.org/drawingml/2006/main">
+              <a:graphicData uri="http://schemas.openxmlformats.org/drawingml/2006/picture">
+                <pic:pic xmlns:pic="http://schemas.openxmlformats.org/drawingml/2006/picture">
+                  <pic:nvPicPr>
+                    <pic:cNvPr id="1" name=""/>
+                    <pic:cNvPicPr/>
+                  </pic:nvPicPr>
+                  <pic:blipFill>
+                    <a:blip r:embed="rId50"/>
+                    <a:stretch>
+                      <a:fillRect/>
+                    </a:stretch>
+                  </pic:blipFill>
+                  <pic:spPr>
+                    <a:xfrm>
+                      <a:off x="0" y="0"/>
+                      <a:ext cx="4077269" cy="1448002"/>
+                    </a:xfrm>
+                    <a:prstGeom prst="rect">
+                      <a:avLst/>
+                    </a:prstGeom>
+                  </pic:spPr>
+                </pic:pic>
+              </a:graphicData>
+            </a:graphic>
+          </wp:inline>
+        </w:drawing>
+      </w:r>
+    </w:p>
+    <w:p>
+      <w:pPr>
+        <w:bidi/>
+        <w:rPr>
+          <w:lang w:bidi="ar-EG"/>
+        </w:rPr>
+      </w:pPr>
+    </w:p>
+    <w:p>
+      <w:pPr>
+        <w:bidi/>
+        <w:rPr>
+          <w:lang w:bidi="ar-EG"/>
+        </w:rPr>
+      </w:pPr>
+      <w:r>
+        <w:rPr>
+          <w:rFonts w:hint="cs"/>
+          <w:rtl/>
+          <w:lang w:bidi="ar-EG"/>
+        </w:rPr>
+        <w:lastRenderedPageBreak/>
+        <w:t xml:space="preserve">دلوقتي بقي رجوعا ل </w:t>
+      </w:r>
+      <w:proofErr w:type="spellStart"/>
+      <w:r>
+        <w:rPr>
+          <w:lang w:bidi="ar-EG"/>
+        </w:rPr>
+        <w:t>ProjectModel</w:t>
+      </w:r>
+      <w:proofErr w:type="spellEnd"/>
+    </w:p>
+    <w:p>
+      <w:pPr>
+        <w:bidi/>
+        <w:rPr>
+          <w:rtl/>
+          <w:lang w:bidi="ar-EG"/>
+        </w:rPr>
+      </w:pPr>
+    </w:p>
+    <w:p>
+      <w:pPr>
+        <w:bidi/>
+        <w:rPr>
+          <w:lang w:bidi="ar-EG"/>
+        </w:rPr>
+      </w:pPr>
+      <w:r>
+        <w:rPr>
+          <w:rFonts w:hint="cs"/>
+          <w:rtl/>
+          <w:lang w:bidi="ar-EG"/>
+        </w:rPr>
+        <w:t xml:space="preserve">احنا عملنا فيه </w:t>
+      </w:r>
+      <w:r>
+        <w:rPr>
+          <w:lang w:bidi="ar-EG"/>
+        </w:rPr>
+        <w:t>3 functions</w:t>
+      </w:r>
+    </w:p>
+    <w:p>
+      <w:pPr>
+        <w:bidi/>
+        <w:rPr>
+          <w:lang w:bidi="ar-EG"/>
+        </w:rPr>
+      </w:pPr>
+      <w:r>
+        <w:rPr>
+          <w:rFonts w:hint="cs"/>
+          <w:rtl/>
+          <w:lang w:bidi="ar-EG"/>
+        </w:rPr>
+        <w:t xml:space="preserve">واحده انها تعمل </w:t>
+      </w:r>
+      <w:proofErr w:type="spellStart"/>
+      <w:r>
+        <w:rPr>
+          <w:lang w:bidi="ar-EG"/>
+        </w:rPr>
+        <w:t>create_project</w:t>
+      </w:r>
+      <w:proofErr w:type="spellEnd"/>
+      <w:r>
+        <w:rPr>
+          <w:rFonts w:hint="cs"/>
+          <w:rtl/>
+          <w:lang w:bidi="ar-EG"/>
+        </w:rPr>
+        <w:t xml:space="preserve"> في ال </w:t>
+      </w:r>
+      <w:proofErr w:type="spellStart"/>
+      <w:r>
+        <w:rPr>
+          <w:lang w:bidi="ar-EG"/>
+        </w:rPr>
+        <w:t>monog</w:t>
+      </w:r>
+      <w:proofErr w:type="spellEnd"/>
+    </w:p>
+    <w:p>
+      <w:pPr>
+        <w:bidi/>
+        <w:rPr>
+          <w:lang w:bidi="ar-EG"/>
+        </w:rPr>
+      </w:pPr>
+      <w:r>
+        <w:rPr>
+          <w:rFonts w:hint="cs"/>
+          <w:rtl/>
+          <w:lang w:bidi="ar-EG"/>
+        </w:rPr>
+        <w:t xml:space="preserve">والتانيه ه </w:t>
+      </w:r>
+      <w:proofErr w:type="spellStart"/>
+      <w:r>
+        <w:rPr>
+          <w:lang w:bidi="ar-EG"/>
+        </w:rPr>
+        <w:t>get_project_or_create_one</w:t>
+      </w:r>
+      <w:proofErr w:type="spellEnd"/>
+      <w:r>
+        <w:rPr>
+          <w:lang w:bidi="ar-EG"/>
+        </w:rPr>
+        <w:t>()</w:t>
+      </w:r>
+    </w:p>
+    <w:p>
+      <w:pPr>
+        <w:bidi/>
+        <w:rPr>
+          <w:rtl/>
+          <w:lang w:bidi="ar-EG"/>
+        </w:rPr>
+      </w:pPr>
+      <w:r>
+        <w:rPr>
+          <w:rFonts w:hint="cs"/>
+          <w:rtl/>
+          <w:lang w:bidi="ar-EG"/>
+        </w:rPr>
+        <w:t xml:space="preserve">والي هي عبارة عن انها بترجعلك ال </w:t>
+      </w:r>
+      <w:r>
+        <w:rPr>
+          <w:lang w:bidi="ar-EG"/>
+        </w:rPr>
+        <w:t>project</w:t>
+      </w:r>
+      <w:r>
+        <w:rPr>
+          <w:rFonts w:hint="cs"/>
+          <w:rtl/>
+          <w:lang w:bidi="ar-EG"/>
+        </w:rPr>
+        <w:t xml:space="preserve"> لو موجود لو مش موجود هو هيعملهولك</w:t>
+      </w:r>
+    </w:p>
+    <w:p>
+      <w:pPr>
+        <w:bidi/>
+        <w:rPr>
+          <w:rtl/>
+          <w:lang w:bidi="ar-EG"/>
+        </w:rPr>
+      </w:pPr>
+    </w:p>
+    <w:p>
+      <w:pPr>
+        <w:bidi/>
+        <w:rPr>
+          <w:lang w:bidi="ar-EG"/>
+        </w:rPr>
+      </w:pPr>
+      <w:r>
+        <w:rPr>
+          <w:rFonts w:hint="cs"/>
+          <w:rtl/>
+          <w:lang w:bidi="ar-EG"/>
+        </w:rPr>
+        <w:t xml:space="preserve">اخر واحده بقي هي ال </w:t>
+      </w:r>
+      <w:proofErr w:type="spellStart"/>
+      <w:r>
+        <w:rPr>
+          <w:lang w:bidi="ar-EG"/>
+        </w:rPr>
+        <w:t>get_all_projects</w:t>
+      </w:r>
+      <w:proofErr w:type="spellEnd"/>
+      <w:r>
+        <w:rPr>
+          <w:lang w:bidi="ar-EG"/>
+        </w:rPr>
+        <w:t>()</w:t>
+      </w:r>
+    </w:p>
+    <w:p>
+      <w:pPr>
+        <w:bidi/>
+        <w:rPr>
+          <w:rtl/>
+          <w:lang w:bidi="ar-EG"/>
+        </w:rPr>
+      </w:pPr>
+      <w:r>
+        <w:rPr>
+          <w:rFonts w:hint="cs"/>
+          <w:rtl/>
+          <w:lang w:bidi="ar-EG"/>
+        </w:rPr>
+        <w:t xml:space="preserve">ودي الي استعملنا فيها ال </w:t>
+      </w:r>
+      <w:r>
+        <w:rPr>
+          <w:lang w:bidi="ar-EG"/>
+        </w:rPr>
+        <w:t>pagination</w:t>
+      </w:r>
+      <w:r>
+        <w:rPr>
+          <w:rFonts w:hint="cs"/>
+          <w:rtl/>
+          <w:lang w:bidi="ar-EG"/>
+        </w:rPr>
+        <w:t xml:space="preserve"> عشان لو عنديي عدد كبير من ال </w:t>
+      </w:r>
+      <w:r>
+        <w:rPr>
+          <w:lang w:bidi="ar-EG"/>
+        </w:rPr>
+        <w:t>documents</w:t>
+      </w:r>
+      <w:r>
+        <w:rPr>
+          <w:rFonts w:hint="cs"/>
+          <w:rtl/>
+          <w:lang w:bidi="ar-EG"/>
+        </w:rPr>
+        <w:t xml:space="preserve"> وليكن </w:t>
+      </w:r>
+      <w:r>
+        <w:rPr>
+          <w:lang w:bidi="ar-EG"/>
+        </w:rPr>
+        <w:t>1000</w:t>
+      </w:r>
+      <w:r>
+        <w:rPr>
+          <w:rFonts w:hint="cs"/>
+          <w:rtl/>
+          <w:lang w:bidi="ar-EG"/>
+        </w:rPr>
+        <w:t xml:space="preserve"> ميرجعوش كلهم مره واحده</w:t>
+      </w:r>
+    </w:p>
+    <w:p>
+      <w:pPr>
+        <w:bidi/>
+        <w:rPr>
+          <w:rtl/>
+          <w:lang w:bidi="ar-EG"/>
+        </w:rPr>
+      </w:pPr>
+      <w:r>
+        <w:rPr>
+          <w:noProof/>
+        </w:rPr>
+        <w:drawing>
+          <wp:inline distT="0" distB="0" distL="0" distR="0" wp14:anchorId="54598AD7" wp14:editId="5A91B7AD">
+            <wp:extent cx="3901965" cy="5629157"/>
+            <wp:effectExtent l="0" t="0" r="3810" b="0"/>
+            <wp:docPr id="48" name="Picture 48"/>
+            <wp:cNvGraphicFramePr>
+              <a:graphicFrameLocks xmlns:a="http://schemas.openxmlformats.org/drawingml/2006/main" noChangeAspect="1"/>
+            </wp:cNvGraphicFramePr>
+            <a:graphic xmlns:a="http://schemas.openxmlformats.org/drawingml/2006/main">
+              <a:graphicData uri="http://schemas.openxmlformats.org/drawingml/2006/picture">
+                <pic:pic xmlns:pic="http://schemas.openxmlformats.org/drawingml/2006/picture">
+                  <pic:nvPicPr>
+                    <pic:cNvPr id="0" name="Picture 1"/>
+                    <pic:cNvPicPr>
+                      <a:picLocks noChangeAspect="1" noChangeArrowheads="1"/>
+                    </pic:cNvPicPr>
+                  </pic:nvPicPr>
+                  <pic:blipFill rotWithShape="1">
+                    <a:blip r:embed="rId51" cstate="print">
+                      <a:extLst>
+                        <a:ext uri="{28A0092B-C50C-407E-A947-70E740481C1C}">
+                          <a14:useLocalDpi xmlns:a14="http://schemas.microsoft.com/office/drawing/2010/main" val="0"/>
+                        </a:ext>
+                      </a:extLst>
+                    </a:blip>
+                    <a:srcRect l="8490" t="6556" r="5374" b="3994"/>
+                    <a:stretch/>
+                  </pic:blipFill>
+                  <pic:spPr bwMode="auto">
+                    <a:xfrm>
+                      <a:off x="0" y="0"/>
+                      <a:ext cx="3910143" cy="5640955"/>
+                    </a:xfrm>
+                    <a:prstGeom prst="rect">
+                      <a:avLst/>
+                    </a:prstGeom>
+                    <a:noFill/>
+                    <a:ln>
+                      <a:noFill/>
+                    </a:ln>
+                    <a:extLst>
+                      <a:ext uri="{53640926-AAD7-44D8-BBD7-CCE9431645EC}">
+                        <a14:shadowObscured xmlns:a14="http://schemas.microsoft.com/office/drawing/2010/main"/>
+                      </a:ext>
+                    </a:extLst>
+                  </pic:spPr>
+                </pic:pic>
+              </a:graphicData>
+            </a:graphic>
+          </wp:inline>
+        </w:drawing>
+      </w:r>
+    </w:p>
+    <w:p>
+      <w:pPr>
+        <w:bidi/>
+        <w:rPr>
+          <w:lang w:bidi="ar-EG"/>
+        </w:rPr>
+      </w:pPr>
+      <w:r>
+        <w:rPr>
+          <w:rFonts w:hint="cs"/>
+          <w:rtl/>
+          <w:lang w:bidi="ar-EG"/>
+        </w:rPr>
+        <w:lastRenderedPageBreak/>
+        <w:t xml:space="preserve">بعد كده رجعنا ل </w:t>
+      </w:r>
+      <w:r>
+        <w:rPr>
+          <w:lang w:bidi="ar-EG"/>
+        </w:rPr>
+        <w:t>route</w:t>
+      </w:r>
+      <w:r>
+        <w:rPr>
+          <w:rFonts w:hint="cs"/>
+          <w:rtl/>
+          <w:lang w:bidi="ar-EG"/>
+        </w:rPr>
+        <w:t xml:space="preserve"> الي هو ال </w:t>
+      </w:r>
+      <w:r>
+        <w:rPr>
+          <w:lang w:bidi="ar-EG"/>
+        </w:rPr>
+        <w:t>data</w:t>
+      </w:r>
+      <w:r>
+        <w:rPr>
+          <w:rFonts w:hint="cs"/>
+          <w:rtl/>
+          <w:lang w:bidi="ar-EG"/>
+        </w:rPr>
+        <w:t xml:space="preserve"> عشان نستعمل ال </w:t>
+      </w:r>
+      <w:r>
+        <w:rPr>
+          <w:lang w:bidi="ar-EG"/>
+        </w:rPr>
+        <w:t>functions</w:t>
+      </w:r>
+      <w:r>
+        <w:rPr>
+          <w:rFonts w:hint="cs"/>
+          <w:rtl/>
+          <w:lang w:bidi="ar-EG"/>
+        </w:rPr>
+        <w:t xml:space="preserve"> دي ونبدا اننا نضيف ال </w:t>
+      </w:r>
+      <w:r>
+        <w:rPr>
+          <w:lang w:bidi="ar-EG"/>
+        </w:rPr>
+        <w:t>projects</w:t>
+      </w:r>
+    </w:p>
+    <w:p>
+      <w:pPr>
+        <w:bidi/>
+        <w:rPr>
+          <w:rtl/>
+          <w:lang w:bidi="ar-EG"/>
+        </w:rPr>
+      </w:pPr>
+    </w:p>
+    <w:p>
+      <w:pPr>
+        <w:bidi/>
+        <w:rPr>
+          <w:rtl/>
+          <w:lang w:bidi="ar-EG"/>
+        </w:rPr>
+      </w:pPr>
+      <w:r>
+        <w:rPr>
+          <w:rFonts w:hint="cs"/>
+          <w:rtl/>
+          <w:lang w:bidi="ar-EG"/>
+        </w:rPr>
+        <w:t xml:space="preserve">فاول حاجه لازم اننا نعمل </w:t>
+      </w:r>
+      <w:r>
+        <w:rPr>
+          <w:lang w:bidi="ar-EG"/>
+        </w:rPr>
+        <w:t>Request</w:t>
+      </w:r>
+      <w:r>
+        <w:rPr>
+          <w:rFonts w:hint="cs"/>
+          <w:rtl/>
+          <w:lang w:bidi="ar-EG"/>
+        </w:rPr>
+        <w:t xml:space="preserve"> علي ال </w:t>
+      </w:r>
+      <w:proofErr w:type="spellStart"/>
+      <w:r>
+        <w:rPr>
+          <w:lang w:bidi="ar-EG"/>
+        </w:rPr>
+        <w:t>db_client</w:t>
+      </w:r>
+      <w:proofErr w:type="spellEnd"/>
+    </w:p>
+    <w:p>
+      <w:pPr>
+        <w:bidi/>
+        <w:rPr>
+          <w:lang w:bidi="ar-EG"/>
+        </w:rPr>
+      </w:pPr>
+      <w:r>
+        <w:rPr>
+          <w:rFonts w:hint="cs"/>
+          <w:rtl/>
+          <w:lang w:bidi="ar-EG"/>
+        </w:rPr>
+        <w:t xml:space="preserve">وده هيتم من خلال اننا هنيجيب من مكتبه ال </w:t>
+      </w:r>
+      <w:proofErr w:type="spellStart"/>
+      <w:r>
+        <w:rPr>
+          <w:lang w:bidi="ar-EG"/>
+        </w:rPr>
+        <w:t>fastapi</w:t>
+      </w:r>
+      <w:proofErr w:type="spellEnd"/>
+      <w:r>
+        <w:rPr>
+          <w:rFonts w:hint="cs"/>
+          <w:rtl/>
+          <w:lang w:bidi="ar-EG"/>
+        </w:rPr>
+        <w:t xml:space="preserve"> الي </w:t>
+      </w:r>
+      <w:r>
+        <w:rPr>
+          <w:lang w:bidi="ar-EG"/>
+        </w:rPr>
+        <w:t>Request</w:t>
+      </w:r>
+    </w:p>
+    <w:p>
+      <w:pPr>
+        <w:bidi/>
+        <w:rPr>
+          <w:lang w:bidi="ar-EG"/>
+        </w:rPr>
+      </w:pPr>
+      <w:r>
+        <w:rPr>
+          <w:rFonts w:cs="Arial"/>
+          <w:rtl/>
+          <w:lang w:bidi="ar-EG"/>
+        </w:rPr>
+        <w:drawing>
+          <wp:inline distT="0" distB="0" distL="0" distR="0" wp14:anchorId="3B9DD3BC" wp14:editId="30D094DC">
+            <wp:extent cx="5658640" cy="323895"/>
+            <wp:effectExtent l="0" t="0" r="0" b="0"/>
+            <wp:docPr id="49" name="Picture 49"/>
+            <wp:cNvGraphicFramePr>
+              <a:graphicFrameLocks xmlns:a="http://schemas.openxmlformats.org/drawingml/2006/main" noChangeAspect="1"/>
+            </wp:cNvGraphicFramePr>
+            <a:graphic xmlns:a="http://schemas.openxmlformats.org/drawingml/2006/main">
+              <a:graphicData uri="http://schemas.openxmlformats.org/drawingml/2006/picture">
+                <pic:pic xmlns:pic="http://schemas.openxmlformats.org/drawingml/2006/picture">
+                  <pic:nvPicPr>
+                    <pic:cNvPr id="1" name=""/>
+                    <pic:cNvPicPr/>
+                  </pic:nvPicPr>
+                  <pic:blipFill>
+                    <a:blip r:embed="rId52"/>
+                    <a:stretch>
+                      <a:fillRect/>
+                    </a:stretch>
+                  </pic:blipFill>
+                  <pic:spPr>
+                    <a:xfrm>
+                      <a:off x="0" y="0"/>
+                      <a:ext cx="5658640" cy="323895"/>
+                    </a:xfrm>
+                    <a:prstGeom prst="rect">
+                      <a:avLst/>
+                    </a:prstGeom>
+                  </pic:spPr>
+                </pic:pic>
+              </a:graphicData>
+            </a:graphic>
+          </wp:inline>
+        </w:drawing>
+      </w:r>
+    </w:p>
+    <w:p>
+      <w:pPr>
+        <w:bidi/>
+        <w:rPr>
+          <w:lang w:bidi="ar-EG"/>
+        </w:rPr>
+      </w:pPr>
+    </w:p>
+    <w:p>
+      <w:pPr>
+        <w:bidi/>
+        <w:rPr>
+          <w:lang w:bidi="ar-EG"/>
+        </w:rPr>
+      </w:pPr>
+      <w:r>
+        <w:rPr>
+          <w:rFonts w:hint="cs"/>
+          <w:rtl/>
+          <w:lang w:bidi="ar-EG"/>
+        </w:rPr>
+        <w:t xml:space="preserve">بعد كده هنروح ل </w:t>
+      </w:r>
+      <w:r>
+        <w:rPr>
+          <w:lang w:bidi="ar-EG"/>
+        </w:rPr>
+        <w:t>route</w:t>
+      </w:r>
+      <w:r>
+        <w:rPr>
+          <w:rFonts w:hint="cs"/>
+          <w:rtl/>
+          <w:lang w:bidi="ar-EG"/>
+        </w:rPr>
+        <w:t xml:space="preserve"> ده نضيف عليه ال </w:t>
+      </w:r>
+      <w:r>
+        <w:rPr>
+          <w:lang w:bidi="ar-EG"/>
+        </w:rPr>
+        <w:t>request</w:t>
+      </w:r>
+    </w:p>
+    <w:p>
+      <w:pPr>
+        <w:bidi/>
+        <w:rPr>
+          <w:lang w:bidi="ar-EG"/>
+        </w:rPr>
+      </w:pPr>
+      <w:r>
+        <w:rPr>
+          <w:rFonts w:cs="Arial"/>
+          <w:rtl/>
+          <w:lang w:bidi="ar-EG"/>
+        </w:rPr>
+        <w:drawing>
+          <wp:inline distT="0" distB="0" distL="0" distR="0" wp14:anchorId="59CF6017" wp14:editId="4D44CD0E">
+            <wp:extent cx="5943600" cy="742950"/>
+            <wp:effectExtent l="0" t="0" r="0" b="0"/>
+            <wp:docPr id="50" name="Picture 50"/>
+            <wp:cNvGraphicFramePr>
+              <a:graphicFrameLocks xmlns:a="http://schemas.openxmlformats.org/drawingml/2006/main" noChangeAspect="1"/>
+            </wp:cNvGraphicFramePr>
+            <a:graphic xmlns:a="http://schemas.openxmlformats.org/drawingml/2006/main">
+              <a:graphicData uri="http://schemas.openxmlformats.org/drawingml/2006/picture">
+                <pic:pic xmlns:pic="http://schemas.openxmlformats.org/drawingml/2006/picture">
+                  <pic:nvPicPr>
+                    <pic:cNvPr id="1" name=""/>
+                    <pic:cNvPicPr/>
+                  </pic:nvPicPr>
+                  <pic:blipFill>
+                    <a:blip r:embed="rId53"/>
+                    <a:stretch>
+                      <a:fillRect/>
+                    </a:stretch>
+                  </pic:blipFill>
+                  <pic:spPr>
+                    <a:xfrm>
+                      <a:off x="0" y="0"/>
+                      <a:ext cx="5943600" cy="742950"/>
+                    </a:xfrm>
+                    <a:prstGeom prst="rect">
+                      <a:avLst/>
+                    </a:prstGeom>
+                  </pic:spPr>
+                </pic:pic>
+              </a:graphicData>
+            </a:graphic>
+          </wp:inline>
+        </w:drawing>
+      </w:r>
+    </w:p>
+    <w:p>
+      <w:pPr>
+        <w:bidi/>
+        <w:rPr>
+          <w:lang w:bidi="ar-EG"/>
+        </w:rPr>
+      </w:pPr>
+    </w:p>
+    <w:p>
+      <w:pPr>
+        <w:bidi/>
+        <w:rPr>
+          <w:rtl/>
+          <w:lang w:bidi="ar-EG"/>
+        </w:rPr>
+      </w:pPr>
+      <w:r>
+        <w:rPr>
+          <w:rFonts w:hint="cs"/>
+          <w:rtl/>
+          <w:lang w:bidi="ar-EG"/>
+        </w:rPr>
+        <w:t>وبقي ده شكله</w:t>
+      </w:r>
+    </w:p>
+    <w:p>
+      <w:pPr>
+        <w:bidi/>
+        <w:rPr>
+          <w:lang w:bidi="ar-EG"/>
+        </w:rPr>
+      </w:pPr>
+      <w:r>
+        <w:rPr>
+          <w:rFonts w:cs="Arial"/>
+          <w:rtl/>
+          <w:lang w:bidi="ar-EG"/>
+        </w:rPr>
+        <w:drawing>
+          <wp:inline distT="0" distB="0" distL="0" distR="0" wp14:anchorId="1BD631EA" wp14:editId="052BA25C">
+            <wp:extent cx="5943600" cy="638175"/>
+            <wp:effectExtent l="0" t="0" r="0" b="9525"/>
+            <wp:docPr id="51" name="Picture 51"/>
+            <wp:cNvGraphicFramePr>
+              <a:graphicFrameLocks xmlns:a="http://schemas.openxmlformats.org/drawingml/2006/main" noChangeAspect="1"/>
+            </wp:cNvGraphicFramePr>
+            <a:graphic xmlns:a="http://schemas.openxmlformats.org/drawingml/2006/main">
+              <a:graphicData uri="http://schemas.openxmlformats.org/drawingml/2006/picture">
+                <pic:pic xmlns:pic="http://schemas.openxmlformats.org/drawingml/2006/picture">
+                  <pic:nvPicPr>
+                    <pic:cNvPr id="1" name=""/>
+                    <pic:cNvPicPr/>
+                  </pic:nvPicPr>
+                  <pic:blipFill>
+                    <a:blip r:embed="rId54"/>
+                    <a:stretch>
+                      <a:fillRect/>
+                    </a:stretch>
+                  </pic:blipFill>
+                  <pic:spPr>
+                    <a:xfrm>
+                      <a:off x="0" y="0"/>
+                      <a:ext cx="5943600" cy="638175"/>
+                    </a:xfrm>
+                    <a:prstGeom prst="rect">
+                      <a:avLst/>
+                    </a:prstGeom>
+                  </pic:spPr>
+                </pic:pic>
+              </a:graphicData>
+            </a:graphic>
+          </wp:inline>
+        </w:drawing>
+      </w:r>
+    </w:p>
+    <w:p>
+      <w:pPr>
+        <w:bidi/>
+        <w:rPr>
+          <w:lang w:bidi="ar-EG"/>
+        </w:rPr>
+      </w:pPr>
+    </w:p>
+    <w:p>
+      <w:pPr>
+        <w:bidi/>
+        <w:rPr>
+          <w:rtl/>
+          <w:lang w:bidi="ar-EG"/>
+        </w:rPr>
+      </w:pPr>
+      <w:r>
+        <w:rPr>
+          <w:rFonts w:hint="cs"/>
+          <w:rtl/>
+          <w:lang w:bidi="ar-EG"/>
+        </w:rPr>
+        <w:t>ولما استتعملنها كده اشتغلت تمام</w:t>
+      </w:r>
+    </w:p>
+    <w:p>
+      <w:pPr>
+        <w:bidi/>
+        <w:rPr>
+          <w:rFonts w:hint="cs"/>
+          <w:lang w:bidi="ar-EG"/>
+        </w:rPr>
+      </w:pPr>
+      <w:r>
+        <w:rPr>
+          <w:rFonts w:hint="cs"/>
+          <w:rtl/>
+          <w:lang w:bidi="ar-EG"/>
+        </w:rPr>
+        <w:t xml:space="preserve">بس كان في مشكله انه لو ال </w:t>
+      </w:r>
+      <w:r>
+        <w:rPr>
+          <w:lang w:bidi="ar-EG"/>
+        </w:rPr>
+        <w:t>project</w:t>
+      </w:r>
+      <w:r>
+        <w:rPr>
+          <w:rFonts w:hint="cs"/>
+          <w:rtl/>
+          <w:lang w:bidi="ar-EG"/>
+        </w:rPr>
+        <w:t xml:space="preserve"> موجود بيرجع </w:t>
+      </w:r>
+      <w:r>
+        <w:rPr>
+          <w:lang w:bidi="ar-EG"/>
+        </w:rPr>
+        <w:t>none</w:t>
+      </w:r>
+      <w:r>
+        <w:rPr>
+          <w:rFonts w:hint="cs"/>
+          <w:rtl/>
+          <w:lang w:bidi="ar-EG"/>
+        </w:rPr>
+        <w:t xml:space="preserve"> وده غالبا هيكون هتتحل لما نعمل </w:t>
+      </w:r>
+      <w:r>
+        <w:rPr>
+          <w:lang w:bidi="ar-EG"/>
+        </w:rPr>
+        <w:t>_id</w:t>
+      </w:r>
+      <w:r>
+        <w:rPr>
+          <w:rFonts w:hint="cs"/>
+          <w:rtl/>
+          <w:lang w:bidi="ar-EG"/>
+        </w:rPr>
+        <w:t xml:space="preserve"> انه يكون ب </w:t>
+      </w:r>
+      <w:r>
+        <w:rPr>
+          <w:lang w:bidi="ar-EG"/>
+        </w:rPr>
+        <w:t>alias</w:t>
+      </w:r>
+    </w:p>
+    <w:p>
+      <w:pPr>
+        <w:bidi/>
+        <w:rPr>
+          <w:lang w:bidi="ar-EG"/>
+        </w:rPr>
+      </w:pPr>
+      <w:r>
+        <w:rPr>
+          <w:rFonts w:cs="Arial"/>
+          <w:rtl/>
+          <w:lang w:bidi="ar-EG"/>
+        </w:rPr>
+        <w:drawing>
+          <wp:inline distT="0" distB="0" distL="0" distR="0" wp14:anchorId="5196D7E0" wp14:editId="52CF54D4">
+            <wp:extent cx="5012724" cy="1477575"/>
+            <wp:effectExtent l="0" t="0" r="0" b="8890"/>
+            <wp:docPr id="52" name="Picture 52"/>
+            <wp:cNvGraphicFramePr>
+              <a:graphicFrameLocks xmlns:a="http://schemas.openxmlformats.org/drawingml/2006/main" noChangeAspect="1"/>
+            </wp:cNvGraphicFramePr>
+            <a:graphic xmlns:a="http://schemas.openxmlformats.org/drawingml/2006/main">
+              <a:graphicData uri="http://schemas.openxmlformats.org/drawingml/2006/picture">
+                <pic:pic xmlns:pic="http://schemas.openxmlformats.org/drawingml/2006/picture">
+                  <pic:nvPicPr>
+                    <pic:cNvPr id="1" name=""/>
+                    <pic:cNvPicPr/>
+                  </pic:nvPicPr>
+                  <pic:blipFill>
+                    <a:blip r:embed="rId55"/>
+                    <a:stretch>
+                      <a:fillRect/>
+                    </a:stretch>
+                  </pic:blipFill>
+                  <pic:spPr>
+                    <a:xfrm>
+                      <a:off x="0" y="0"/>
+                      <a:ext cx="5017937" cy="1479112"/>
+                    </a:xfrm>
+                    <a:prstGeom prst="rect">
+                      <a:avLst/>
+                    </a:prstGeom>
+                  </pic:spPr>
+                </pic:pic>
+              </a:graphicData>
+            </a:graphic>
+          </wp:inline>
+        </w:drawing>
+      </w:r>
+    </w:p>
+    <w:p>
+      <w:pPr>
+        <w:bidi/>
+        <w:rPr>
+          <w:lang w:bidi="ar-EG"/>
+        </w:rPr>
+      </w:pPr>
+    </w:p>
+    <w:p>
+      <w:pPr>
+        <w:bidi/>
+        <w:rPr>
+          <w:lang w:bidi="ar-EG"/>
+        </w:rPr>
+      </w:pPr>
+    </w:p>
+    <w:p>
+      <w:pPr>
+        <w:bidi/>
+        <w:rPr>
+          <w:lang w:bidi="ar-EG"/>
+        </w:rPr>
+      </w:pPr>
+    </w:p>
+    <w:p>
+      <w:pPr>
+        <w:bidi/>
+        <w:rPr>
+          <w:lang w:bidi="ar-EG"/>
+        </w:rPr>
+      </w:pPr>
+    </w:p>
+    <w:p>
+      <w:pPr>
+        <w:bidi/>
+        <w:rPr>
+          <w:lang w:bidi="ar-EG"/>
+        </w:rPr>
+      </w:pPr>
+    </w:p>
+    <w:p>
+      <w:pPr>
+        <w:bidi/>
+        <w:rPr>
+          <w:rtl/>
+          <w:lang w:bidi="ar-EG"/>
+        </w:rPr>
+      </w:pPr>
+      <w:r>
+        <w:rPr>
+          <w:rFonts w:hint="cs"/>
+          <w:rtl/>
+          <w:lang w:bidi="ar-EG"/>
+        </w:rPr>
+        <w:lastRenderedPageBreak/>
+        <w:t xml:space="preserve">دلوقتي بقي عاوزين نعمل نفس الي عملناه مع ال </w:t>
+      </w:r>
+      <w:r>
+        <w:rPr>
+          <w:lang w:bidi="ar-EG"/>
+        </w:rPr>
+        <w:t>project</w:t>
+      </w:r>
+    </w:p>
+    <w:p>
+      <w:pPr>
+        <w:bidi/>
+        <w:rPr>
+          <w:rtl/>
+          <w:lang w:bidi="ar-EG"/>
+        </w:rPr>
+      </w:pPr>
+      <w:r>
+        <w:rPr>
+          <w:rFonts w:hint="cs"/>
+          <w:rtl/>
+          <w:lang w:bidi="ar-EG"/>
+        </w:rPr>
+        <w:t xml:space="preserve">اننا نعمله مع ال </w:t>
+      </w:r>
+      <w:r>
+        <w:rPr>
+          <w:lang w:bidi="ar-EG"/>
+        </w:rPr>
+        <w:t>route</w:t>
+      </w:r>
+      <w:r>
+        <w:rPr>
+          <w:rFonts w:hint="cs"/>
+          <w:rtl/>
+          <w:lang w:bidi="ar-EG"/>
+        </w:rPr>
+        <w:t xml:space="preserve"> بتاع ال </w:t>
+      </w:r>
+      <w:r>
+        <w:rPr>
+          <w:lang w:bidi="ar-EG"/>
+        </w:rPr>
+        <w:t>chunks</w:t>
+      </w:r>
+    </w:p>
+    <w:p>
+      <w:pPr>
+        <w:bidi/>
+        <w:rPr>
+          <w:lang w:bidi="ar-EG"/>
+        </w:rPr>
+      </w:pPr>
+      <w:r>
+        <w:rPr>
+          <w:rFonts w:hint="cs"/>
+          <w:rtl/>
+          <w:lang w:bidi="ar-EG"/>
+        </w:rPr>
+        <w:t xml:space="preserve">والي هو ال </w:t>
+      </w:r>
+      <w:r>
+        <w:rPr>
+          <w:lang w:bidi="ar-EG"/>
+        </w:rPr>
+        <w:t>process</w:t>
+      </w:r>
+    </w:p>
+    <w:p>
+      <w:pPr>
+        <w:bidi/>
+        <w:rPr>
+          <w:lang w:bidi="ar-EG"/>
+        </w:rPr>
+      </w:pPr>
+    </w:p>
+    <w:p>
+      <w:pPr>
+        <w:bidi/>
+        <w:rPr>
+          <w:rtl/>
+          <w:lang w:bidi="ar-EG"/>
+        </w:rPr>
+      </w:pPr>
+      <w:r>
+        <w:rPr>
+          <w:rFonts w:hint="cs"/>
+          <w:rtl/>
+          <w:lang w:bidi="ar-EG"/>
+        </w:rPr>
+        <w:t xml:space="preserve">فهنروح ل </w:t>
+      </w:r>
+      <w:proofErr w:type="spellStart"/>
+      <w:r>
+        <w:rPr>
+          <w:lang w:bidi="ar-EG"/>
+        </w:rPr>
+        <w:t>ChunkModel</w:t>
+      </w:r>
+      <w:proofErr w:type="spellEnd"/>
+    </w:p>
+    <w:p>
+      <w:pPr>
+        <w:bidi/>
+        <w:rPr>
+          <w:rtl/>
+          <w:lang w:bidi="ar-EG"/>
+        </w:rPr>
+      </w:pPr>
+      <w:r>
+        <w:rPr>
+          <w:rFonts w:hint="cs"/>
+          <w:rtl/>
+          <w:lang w:bidi="ar-EG"/>
+        </w:rPr>
+        <w:t>وهنبدا اننا نشتغل عليه</w:t>
+      </w:r>
+    </w:p>
+    <w:p>
+      <w:pPr>
+        <w:bidi/>
+        <w:rPr>
+          <w:rtl/>
+          <w:lang w:bidi="ar-EG"/>
+        </w:rPr>
+      </w:pPr>
+    </w:p>
+    <w:p>
+      <w:pPr>
+        <w:bidi/>
+        <w:rPr>
+          <w:lang w:bidi="ar-EG"/>
+        </w:rPr>
+      </w:pPr>
+      <w:r>
+        <w:rPr>
+          <w:rFonts w:hint="cs"/>
+          <w:rtl/>
+          <w:lang w:bidi="ar-EG"/>
+        </w:rPr>
+        <w:t xml:space="preserve">فاول حاجه جبناها هو اسم </w:t>
+      </w:r>
+      <w:r>
+        <w:rPr>
+          <w:lang w:bidi="ar-EG"/>
+        </w:rPr>
+        <w:t>collection</w:t>
+      </w:r>
+      <w:r>
+        <w:rPr>
+          <w:rFonts w:hint="cs"/>
+          <w:rtl/>
+          <w:lang w:bidi="ar-EG"/>
+        </w:rPr>
+        <w:t xml:space="preserve"> الي هنحطه في ال </w:t>
+      </w:r>
+      <w:r>
+        <w:rPr>
+          <w:lang w:bidi="ar-EG"/>
+        </w:rPr>
+        <w:t>mongo</w:t>
+      </w:r>
+    </w:p>
+    <w:p>
+      <w:pPr>
+        <w:bidi/>
+        <w:rPr>
+          <w:lang w:bidi="ar-EG"/>
+        </w:rPr>
+      </w:pPr>
+    </w:p>
+    <w:p>
+      <w:pPr>
+        <w:bidi/>
+        <w:rPr>
+          <w:lang w:bidi="ar-EG"/>
+        </w:rPr>
+      </w:pPr>
+      <w:r>
+        <w:rPr>
+          <w:rFonts w:hint="cs"/>
+          <w:rtl/>
+          <w:lang w:bidi="ar-EG"/>
+        </w:rPr>
+        <w:t xml:space="preserve">وبعد كده عملنا </w:t>
+      </w:r>
+      <w:r>
+        <w:rPr>
+          <w:lang w:bidi="ar-EG"/>
+        </w:rPr>
+        <w:t>function</w:t>
+      </w:r>
+      <w:r>
+        <w:rPr>
+          <w:rFonts w:hint="cs"/>
+          <w:rtl/>
+          <w:lang w:bidi="ar-EG"/>
+        </w:rPr>
+        <w:t xml:space="preserve"> اسمها </w:t>
+      </w:r>
+      <w:proofErr w:type="spellStart"/>
+      <w:r>
+        <w:rPr>
+          <w:lang w:bidi="ar-EG"/>
+        </w:rPr>
+        <w:t>create_chunk</w:t>
+      </w:r>
+      <w:proofErr w:type="spellEnd"/>
+    </w:p>
+    <w:p>
+      <w:pPr>
+        <w:bidi/>
+        <w:rPr>
+          <w:lang w:bidi="ar-EG"/>
+        </w:rPr>
+      </w:pPr>
+      <w:r>
+        <w:rPr>
+          <w:rFonts w:hint="cs"/>
+          <w:rtl/>
+          <w:lang w:bidi="ar-EG"/>
+        </w:rPr>
+        <w:t xml:space="preserve">والي هتبدا انها تضيفها في ال </w:t>
+      </w:r>
+      <w:r>
+        <w:rPr>
+          <w:lang w:bidi="ar-EG"/>
+        </w:rPr>
+        <w:t>mongo</w:t>
+      </w:r>
+    </w:p>
+    <w:p>
+      <w:pPr>
+        <w:bidi/>
+        <w:rPr>
+          <w:lang w:bidi="ar-EG"/>
+        </w:rPr>
+      </w:pPr>
+    </w:p>
+    <w:p>
+      <w:pPr>
+        <w:bidi/>
+        <w:rPr>
+          <w:lang w:bidi="ar-EG"/>
+        </w:rPr>
+      </w:pPr>
+      <w:r>
+        <w:rPr>
+          <w:rFonts w:hint="cs"/>
+          <w:rtl/>
+          <w:lang w:bidi="ar-EG"/>
+        </w:rPr>
+        <w:t xml:space="preserve">وبعد كده عملنا </w:t>
+      </w:r>
+      <w:r>
+        <w:rPr>
+          <w:lang w:bidi="ar-EG"/>
+        </w:rPr>
+        <w:t>function</w:t>
+      </w:r>
+      <w:r>
+        <w:rPr>
+          <w:rFonts w:hint="cs"/>
+          <w:rtl/>
+          <w:lang w:bidi="ar-EG"/>
+        </w:rPr>
+        <w:t xml:space="preserve"> تانيه خاصه ب </w:t>
+      </w:r>
+      <w:proofErr w:type="spellStart"/>
+      <w:r>
+        <w:rPr>
+          <w:lang w:bidi="ar-EG"/>
+        </w:rPr>
+        <w:t>get_chunk</w:t>
+      </w:r>
+      <w:proofErr w:type="spellEnd"/>
+    </w:p>
+    <w:p>
+      <w:pPr>
+        <w:bidi/>
+        <w:rPr>
+          <w:lang w:bidi="ar-EG"/>
+        </w:rPr>
+      </w:pPr>
+      <w:r>
+        <w:rPr>
+          <w:rFonts w:hint="cs"/>
+          <w:rtl/>
+          <w:lang w:bidi="ar-EG"/>
+        </w:rPr>
+        <w:t xml:space="preserve">فهو هيبدا انه لو لقا ال </w:t>
+      </w:r>
+      <w:r>
+        <w:rPr>
+          <w:lang w:bidi="ar-EG"/>
+        </w:rPr>
+        <w:t>chunk</w:t>
+      </w:r>
+      <w:r>
+        <w:rPr>
+          <w:rFonts w:hint="cs"/>
+          <w:rtl/>
+          <w:lang w:bidi="ar-EG"/>
+        </w:rPr>
+        <w:t xml:space="preserve"> يرجعها ولو ملقهاش هيرجع </w:t>
+      </w:r>
+      <w:r>
+        <w:rPr>
+          <w:lang w:bidi="ar-EG"/>
+        </w:rPr>
+        <w:t>none</w:t>
+      </w:r>
+    </w:p>
+    <w:p>
+      <w:pPr>
+        <w:bidi/>
+        <w:rPr>
+          <w:rFonts w:hint="cs"/>
+          <w:rtl/>
+          <w:lang w:bidi="ar-EG"/>
+        </w:rPr>
+      </w:pPr>
+      <w:r>
+        <w:rPr>
+          <w:rFonts w:hint="cs"/>
+          <w:rtl/>
+          <w:lang w:bidi="ar-EG"/>
+        </w:rPr>
+        <w:t>وده الي عملناه لحد دلوقتي</w:t>
+      </w:r>
+    </w:p>
+    <w:p>
+      <w:pPr>
+        <w:bidi/>
+        <w:rPr>
+          <w:rFonts w:hint="cs"/>
+          <w:lang w:bidi="ar-EG"/>
+        </w:rPr>
+      </w:pPr>
+      <w:r>
+        <w:rPr>
+          <w:noProof/>
+        </w:rPr>
+        <w:drawing>
+          <wp:inline distT="0" distB="0" distL="0" distR="0" wp14:anchorId="1FF3E771" wp14:editId="75265DC1">
+            <wp:extent cx="5280454" cy="3871251"/>
+            <wp:effectExtent l="0" t="0" r="0" b="0"/>
+            <wp:docPr id="53" name="Picture 53"/>
+            <wp:cNvGraphicFramePr>
+              <a:graphicFrameLocks xmlns:a="http://schemas.openxmlformats.org/drawingml/2006/main" noChangeAspect="1"/>
+            </wp:cNvGraphicFramePr>
+            <a:graphic xmlns:a="http://schemas.openxmlformats.org/drawingml/2006/main">
+              <a:graphicData uri="http://schemas.openxmlformats.org/drawingml/2006/picture">
+                <pic:pic xmlns:pic="http://schemas.openxmlformats.org/drawingml/2006/picture">
+                  <pic:nvPicPr>
+                    <pic:cNvPr id="0" name="Picture 3"/>
+                    <pic:cNvPicPr>
+                      <a:picLocks noChangeAspect="1" noChangeArrowheads="1"/>
+                    </pic:cNvPicPr>
+                  </pic:nvPicPr>
+                  <pic:blipFill rotWithShape="1">
+                    <a:blip r:embed="rId56" cstate="print">
+                      <a:extLst>
+                        <a:ext uri="{28A0092B-C50C-407E-A947-70E740481C1C}">
+                          <a14:useLocalDpi xmlns:a14="http://schemas.microsoft.com/office/drawing/2010/main" val="0"/>
+                        </a:ext>
+                      </a:extLst>
+                    </a:blip>
+                    <a:srcRect l="5960" t="12939" r="5186" b="7044"/>
+                    <a:stretch/>
+                  </pic:blipFill>
+                  <pic:spPr bwMode="auto">
+                    <a:xfrm>
+                      <a:off x="0" y="0"/>
+                      <a:ext cx="5281151" cy="3871762"/>
+                    </a:xfrm>
+                    <a:prstGeom prst="rect">
+                      <a:avLst/>
+                    </a:prstGeom>
+                    <a:noFill/>
+                    <a:ln>
+                      <a:noFill/>
+                    </a:ln>
+                    <a:extLst>
+                      <a:ext uri="{53640926-AAD7-44D8-BBD7-CCE9431645EC}">
+                        <a14:shadowObscured xmlns:a14="http://schemas.microsoft.com/office/drawing/2010/main"/>
+                      </a:ext>
+                    </a:extLst>
+                  </pic:spPr>
+                </pic:pic>
+              </a:graphicData>
+            </a:graphic>
+          </wp:inline>
+        </w:drawing>
+      </w:r>
+    </w:p>
+    <w:p>
+      <w:pPr>
+        <w:bidi/>
+        <w:rPr>
+          <w:rtl/>
+          <w:lang w:bidi="ar-EG"/>
+        </w:rPr>
+      </w:pPr>
+      <w:r>
+        <w:rPr>
+          <w:rFonts w:hint="cs"/>
+          <w:rtl/>
+          <w:lang w:bidi="ar-EG"/>
+        </w:rPr>
+        <w:lastRenderedPageBreak/>
+        <w:t xml:space="preserve">دلوقتي بقي هنبدا اننا نشتغل علي ال </w:t>
+      </w:r>
+      <w:r>
+        <w:rPr>
+          <w:lang w:bidi="ar-EG"/>
+        </w:rPr>
+        <w:t>function</w:t>
+      </w:r>
+      <w:r>
+        <w:rPr>
+          <w:rFonts w:hint="cs"/>
+          <w:rtl/>
+          <w:lang w:bidi="ar-EG"/>
+        </w:rPr>
+        <w:t xml:space="preserve"> الي من خلال هنبدا اننا نعمل </w:t>
+      </w:r>
+      <w:r>
+        <w:rPr>
+          <w:lang w:bidi="ar-EG"/>
+        </w:rPr>
+        <w:t>insert</w:t>
+      </w:r>
+      <w:r>
+        <w:rPr>
+          <w:rFonts w:hint="cs"/>
+          <w:rtl/>
+          <w:lang w:bidi="ar-EG"/>
+        </w:rPr>
+        <w:t xml:space="preserve"> لاكتر من </w:t>
+      </w:r>
+      <w:r>
+        <w:rPr>
+          <w:lang w:bidi="ar-EG"/>
+        </w:rPr>
+        <w:t>chunk</w:t>
+      </w:r>
+    </w:p>
+    <w:p>
+      <w:pPr>
+        <w:bidi/>
+        <w:rPr>
+          <w:rtl/>
+          <w:lang w:bidi="ar-EG"/>
+        </w:rPr>
+      </w:pPr>
+      <w:r>
+        <w:rPr>
+          <w:rFonts w:hint="cs"/>
+          <w:rtl/>
+          <w:lang w:bidi="ar-EG"/>
+        </w:rPr>
+        <w:t xml:space="preserve">فلو انت معاك وليكن </w:t>
+      </w:r>
+      <w:r>
+        <w:rPr>
+          <w:lang w:bidi="ar-EG"/>
+        </w:rPr>
+        <w:t>100000 chunk</w:t>
+      </w:r>
+      <w:r>
+        <w:rPr>
+          <w:rFonts w:hint="cs"/>
+          <w:rtl/>
+          <w:lang w:bidi="ar-EG"/>
+        </w:rPr>
+        <w:t xml:space="preserve"> فمش منطقي انك تروح تضيفهم كلهم مره واحده</w:t>
+      </w:r>
+    </w:p>
+    <w:p>
+      <w:pPr>
+        <w:bidi/>
+        <w:rPr>
+          <w:rtl/>
+          <w:lang w:bidi="ar-EG"/>
+        </w:rPr>
+      </w:pPr>
+    </w:p>
+    <w:p>
+      <w:pPr>
+        <w:bidi/>
+        <w:rPr>
+          <w:lang w:bidi="ar-EG"/>
+        </w:rPr>
+      </w:pPr>
+      <w:r>
+        <w:rPr>
+          <w:rFonts w:hint="cs"/>
+          <w:rtl/>
+          <w:lang w:bidi="ar-EG"/>
+        </w:rPr>
+        <w:t xml:space="preserve">فالافضل والصح انك تبدا انك تضيف ال </w:t>
+      </w:r>
+      <w:r>
+        <w:rPr>
+          <w:lang w:bidi="ar-EG"/>
+        </w:rPr>
+        <w:t>chunks</w:t>
+      </w:r>
+      <w:r>
+        <w:rPr>
+          <w:rFonts w:hint="cs"/>
+          <w:rtl/>
+          <w:lang w:bidi="ar-EG"/>
+        </w:rPr>
+        <w:t xml:space="preserve"> دي ك </w:t>
+      </w:r>
+      <w:r>
+        <w:rPr>
+          <w:lang w:bidi="ar-EG"/>
+        </w:rPr>
+        <w:t>batches</w:t>
+      </w:r>
+    </w:p>
+    <w:p>
+      <w:pPr>
+        <w:bidi/>
+        <w:rPr>
+          <w:rtl/>
+          <w:lang w:bidi="ar-EG"/>
+        </w:rPr>
+      </w:pPr>
+      <w:r>
+        <w:rPr>
+          <w:rFonts w:hint="cs"/>
+          <w:rtl/>
+          <w:lang w:bidi="ar-EG"/>
+        </w:rPr>
+        <w:t xml:space="preserve">فانت من ال </w:t>
+      </w:r>
+      <w:proofErr w:type="spellStart"/>
+      <w:r>
+        <w:rPr>
+          <w:lang w:bidi="ar-EG"/>
+        </w:rPr>
+        <w:t>pymongo</w:t>
+      </w:r>
+      <w:proofErr w:type="spellEnd"/>
+      <w:r>
+        <w:rPr>
+          <w:rFonts w:hint="cs"/>
+          <w:rtl/>
+          <w:lang w:bidi="ar-EG"/>
+        </w:rPr>
+        <w:t xml:space="preserve"> بتستعمل ال </w:t>
+      </w:r>
+      <w:proofErr w:type="spellStart"/>
+      <w:r>
+        <w:rPr>
+          <w:lang w:bidi="ar-EG"/>
+        </w:rPr>
+        <w:t>InsertOne</w:t>
+      </w:r>
+      <w:proofErr w:type="spellEnd"/>
+      <w:r>
+        <w:rPr>
+          <w:rFonts w:hint="cs"/>
+          <w:rtl/>
+          <w:lang w:bidi="ar-EG"/>
+        </w:rPr>
+        <w:t xml:space="preserve"> والي دي عبارة عن وصف للعمليه </w:t>
+      </w:r>
+    </w:p>
+    <w:p>
+      <w:pPr>
+        <w:bidi/>
+        <w:rPr>
+          <w:rtl/>
+          <w:lang w:bidi="ar-EG"/>
+        </w:rPr>
+      </w:pPr>
+      <w:r>
+        <w:rPr>
+          <w:rFonts w:cs="Arial"/>
+          <w:rtl/>
+          <w:lang w:bidi="ar-EG"/>
+        </w:rPr>
+        <w:drawing>
+          <wp:inline distT="0" distB="0" distL="0" distR="0" wp14:anchorId="483FCC82" wp14:editId="2F65DBAA">
+            <wp:extent cx="3720962" cy="1629511"/>
+            <wp:effectExtent l="0" t="0" r="0" b="8890"/>
+            <wp:docPr id="54" name="Picture 54"/>
+            <wp:cNvGraphicFramePr>
+              <a:graphicFrameLocks xmlns:a="http://schemas.openxmlformats.org/drawingml/2006/main" noChangeAspect="1"/>
+            </wp:cNvGraphicFramePr>
+            <a:graphic xmlns:a="http://schemas.openxmlformats.org/drawingml/2006/main">
+              <a:graphicData uri="http://schemas.openxmlformats.org/drawingml/2006/picture">
+                <pic:pic xmlns:pic="http://schemas.openxmlformats.org/drawingml/2006/picture">
+                  <pic:nvPicPr>
+                    <pic:cNvPr id="1" name=""/>
+                    <pic:cNvPicPr/>
+                  </pic:nvPicPr>
+                  <pic:blipFill>
+                    <a:blip r:embed="rId57"/>
+                    <a:stretch>
+                      <a:fillRect/>
+                    </a:stretch>
+                  </pic:blipFill>
+                  <pic:spPr>
+                    <a:xfrm>
+                      <a:off x="0" y="0"/>
+                      <a:ext cx="3730370" cy="1633631"/>
+                    </a:xfrm>
+                    <a:prstGeom prst="rect">
+                      <a:avLst/>
+                    </a:prstGeom>
+                  </pic:spPr>
+                </pic:pic>
+              </a:graphicData>
+            </a:graphic>
+          </wp:inline>
+        </w:drawing>
+      </w:r>
+    </w:p>
+    <w:p>
+      <w:pPr>
+        <w:bidi/>
+        <w:rPr>
+          <w:rtl/>
+          <w:lang w:bidi="ar-EG"/>
+        </w:rPr>
+      </w:pPr>
+    </w:p>
+    <w:p>
+      <w:pPr>
+        <w:bidi/>
+        <w:rPr>
+          <w:lang w:bidi="ar-EG"/>
+        </w:rPr>
+      </w:pPr>
+      <w:r>
+        <w:rPr>
+          <w:rFonts w:hint="cs"/>
+          <w:rtl/>
+          <w:lang w:bidi="ar-EG"/>
+        </w:rPr>
+        <w:t xml:space="preserve">هنرجع بقي علي ال </w:t>
+      </w:r>
+      <w:r>
+        <w:rPr>
+          <w:lang w:bidi="ar-EG"/>
+        </w:rPr>
+        <w:t>route</w:t>
+      </w:r>
+      <w:r>
+        <w:rPr>
+          <w:rFonts w:hint="cs"/>
+          <w:rtl/>
+          <w:lang w:bidi="ar-EG"/>
+        </w:rPr>
+        <w:t xml:space="preserve"> بتاع ال </w:t>
+      </w:r>
+      <w:r>
+        <w:rPr>
+          <w:lang w:bidi="ar-EG"/>
+        </w:rPr>
+        <w:t>data</w:t>
+      </w:r>
+      <w:r>
+        <w:rPr>
+          <w:rFonts w:hint="cs"/>
+          <w:rtl/>
+          <w:lang w:bidi="ar-EG"/>
+        </w:rPr>
+        <w:t xml:space="preserve"> وهنبدا اننا نعمل بردو نفس الي عملناه في ال </w:t>
+      </w:r>
+      <w:r>
+        <w:rPr>
+          <w:lang w:bidi="ar-EG"/>
+        </w:rPr>
+        <w:t>upload</w:t>
+      </w:r>
+    </w:p>
+    <w:p>
+      <w:pPr>
+        <w:bidi/>
+        <w:rPr>
+          <w:lang w:bidi="ar-EG"/>
+        </w:rPr>
+      </w:pPr>
+      <w:r>
+        <w:rPr>
+          <w:rFonts w:hint="cs"/>
+          <w:rtl/>
+          <w:lang w:bidi="ar-EG"/>
+        </w:rPr>
+        <w:t xml:space="preserve">فاول حاجه هضيف ال </w:t>
+      </w:r>
+      <w:r>
+        <w:rPr>
+          <w:lang w:bidi="ar-EG"/>
+        </w:rPr>
+        <w:t>Request</w:t>
+      </w:r>
+    </w:p>
+    <w:p>
+      <w:pPr>
+        <w:bidi/>
+        <w:rPr>
+          <w:rtl/>
+          <w:lang w:bidi="ar-EG"/>
+        </w:rPr>
+      </w:pPr>
+      <w:r>
+        <w:rPr>
+          <w:rFonts w:hint="cs"/>
+          <w:rtl/>
+          <w:lang w:bidi="ar-EG"/>
+        </w:rPr>
+        <w:t xml:space="preserve">وبعد كده هبدا اني اضيف ال </w:t>
+      </w:r>
+      <w:r>
+        <w:rPr>
+          <w:lang w:bidi="ar-EG"/>
+        </w:rPr>
+        <w:t>project</w:t>
+      </w:r>
+      <w:r>
+        <w:rPr>
+          <w:rFonts w:hint="cs"/>
+          <w:rtl/>
+          <w:lang w:bidi="ar-EG"/>
+        </w:rPr>
+        <w:t xml:space="preserve"> في ال </w:t>
+      </w:r>
+      <w:r>
+        <w:rPr>
+          <w:lang w:bidi="ar-EG"/>
+        </w:rPr>
+        <w:t>mongo</w:t>
+      </w:r>
+      <w:r>
+        <w:rPr>
+          <w:rFonts w:hint="cs"/>
+          <w:rtl/>
+          <w:lang w:bidi="ar-EG"/>
+        </w:rPr>
+        <w:t xml:space="preserve"> زي ما عملنا قبل كده</w:t>
+      </w:r>
+    </w:p>
+    <w:p>
+      <w:pPr>
+        <w:bidi/>
+        <w:rPr>
+          <w:rtl/>
+          <w:lang w:bidi="ar-EG"/>
+        </w:rPr>
+      </w:pPr>
+      <w:r>
+        <w:rPr>
+          <w:rFonts w:cs="Arial"/>
+          <w:rtl/>
+          <w:lang w:bidi="ar-EG"/>
+        </w:rPr>
+        <w:drawing>
+          <wp:inline distT="0" distB="0" distL="0" distR="0" wp14:anchorId="5EFD8AD2" wp14:editId="045D03AD">
+            <wp:extent cx="4343672" cy="3915803"/>
+            <wp:effectExtent l="0" t="0" r="0" b="8890"/>
+            <wp:docPr id="55" name="Picture 55"/>
+            <wp:cNvGraphicFramePr>
+              <a:graphicFrameLocks xmlns:a="http://schemas.openxmlformats.org/drawingml/2006/main" noChangeAspect="1"/>
+            </wp:cNvGraphicFramePr>
+            <a:graphic xmlns:a="http://schemas.openxmlformats.org/drawingml/2006/main">
+              <a:graphicData uri="http://schemas.openxmlformats.org/drawingml/2006/picture">
+                <pic:pic xmlns:pic="http://schemas.openxmlformats.org/drawingml/2006/picture">
+                  <pic:nvPicPr>
+                    <pic:cNvPr id="1" name=""/>
+                    <pic:cNvPicPr/>
+                  </pic:nvPicPr>
+                  <pic:blipFill>
+                    <a:blip r:embed="rId58"/>
+                    <a:stretch>
+                      <a:fillRect/>
+                    </a:stretch>
+                  </pic:blipFill>
+                  <pic:spPr>
+                    <a:xfrm>
+                      <a:off x="0" y="0"/>
+                      <a:ext cx="4360759" cy="3931207"/>
+                    </a:xfrm>
+                    <a:prstGeom prst="rect">
+                      <a:avLst/>
+                    </a:prstGeom>
+                  </pic:spPr>
+                </pic:pic>
+              </a:graphicData>
+            </a:graphic>
+          </wp:inline>
+        </w:drawing>
+      </w:r>
+    </w:p>
+    <w:p>
+      <w:pPr>
+        <w:bidi/>
+        <w:rPr>
+          <w:rtl/>
+          <w:lang w:bidi="ar-EG"/>
+        </w:rPr>
+      </w:pPr>
+      <w:r>
+        <w:rPr>
+          <w:rFonts w:hint="cs"/>
+          <w:rtl/>
+          <w:lang w:bidi="ar-EG"/>
+        </w:rPr>
+        <w:lastRenderedPageBreak/>
+        <w:t xml:space="preserve">والمفروض انه كان بيرجعلنا ال </w:t>
+      </w:r>
+      <w:r>
+        <w:rPr>
+          <w:lang w:bidi="ar-EG"/>
+        </w:rPr>
+        <w:t>chunks</w:t>
+      </w:r>
+      <w:r>
+        <w:rPr>
+          <w:rFonts w:hint="cs"/>
+          <w:rtl/>
+          <w:lang w:bidi="ar-EG"/>
+        </w:rPr>
+        <w:t xml:space="preserve"> دي</w:t>
+      </w:r>
+    </w:p>
+    <w:p>
+      <w:pPr>
+        <w:bidi/>
+        <w:rPr>
+          <w:lang w:bidi="ar-EG"/>
+        </w:rPr>
+      </w:pPr>
+      <w:r>
+        <w:rPr>
+          <w:rFonts w:hint="cs"/>
+          <w:rtl/>
+          <w:lang w:bidi="ar-EG"/>
+        </w:rPr>
+        <w:t xml:space="preserve">فعاوزين بقي اانا نبدا نخرنها في ال </w:t>
+      </w:r>
+      <w:r>
+        <w:rPr>
+          <w:lang w:bidi="ar-EG"/>
+        </w:rPr>
+        <w:t>mongo</w:t>
+      </w:r>
+    </w:p>
+    <w:p>
+      <w:pPr>
+        <w:bidi/>
+        <w:rPr>
+          <w:lang w:bidi="ar-EG"/>
+        </w:rPr>
+      </w:pPr>
+      <w:r>
+        <w:rPr>
+          <w:rFonts w:hint="cs"/>
+          <w:rtl/>
+          <w:lang w:bidi="ar-EG"/>
+        </w:rPr>
+        <w:t xml:space="preserve">فروحنا علي ال </w:t>
+      </w:r>
+      <w:r>
+        <w:rPr>
+          <w:lang w:bidi="ar-EG"/>
+        </w:rPr>
+        <w:t>endpoint</w:t>
+      </w:r>
+    </w:p>
+    <w:p>
+      <w:pPr>
+        <w:bidi/>
+        <w:rPr>
+          <w:lang w:bidi="ar-EG"/>
+        </w:rPr>
+      </w:pPr>
+      <w:r>
+        <w:rPr>
+          <w:rFonts w:hint="cs"/>
+          <w:rtl/>
+          <w:lang w:bidi="ar-EG"/>
+        </w:rPr>
+        <w:t xml:space="preserve">خدنا كل ال </w:t>
+      </w:r>
+      <w:r>
+        <w:rPr>
+          <w:lang w:bidi="ar-EG"/>
+        </w:rPr>
+        <w:t>chunks</w:t>
+      </w:r>
+      <w:r>
+        <w:rPr>
+          <w:rFonts w:hint="cs"/>
+          <w:rtl/>
+          <w:lang w:bidi="ar-EG"/>
+        </w:rPr>
+        <w:t xml:space="preserve"> الي كانت بترجعلنا والي هي </w:t>
+      </w:r>
+      <w:proofErr w:type="spellStart"/>
+      <w:r>
+        <w:rPr>
+          <w:lang w:bidi="ar-EG"/>
+        </w:rPr>
+        <w:t>file_chunks</w:t>
+      </w:r>
+      <w:proofErr w:type="spellEnd"/>
+    </w:p>
+    <w:p>
+      <w:pPr>
+        <w:bidi/>
+        <w:rPr>
+          <w:rtl/>
+          <w:lang w:bidi="ar-EG"/>
+        </w:rPr>
+      </w:pPr>
+      <w:r>
+        <w:rPr>
+          <w:rFonts w:hint="cs"/>
+          <w:rtl/>
+          <w:lang w:bidi="ar-EG"/>
+        </w:rPr>
+        <w:t xml:space="preserve">وبدانا اننا نجهز ال </w:t>
+      </w:r>
+      <w:r>
+        <w:rPr>
+          <w:lang w:bidi="ar-EG"/>
+        </w:rPr>
+        <w:t>chunks</w:t>
+      </w:r>
+      <w:r>
+        <w:rPr>
+          <w:rFonts w:hint="cs"/>
+          <w:rtl/>
+          <w:lang w:bidi="ar-EG"/>
+        </w:rPr>
+        <w:t xml:space="preserve"> دي عشان نضبط شكلها وندخلها علي ال </w:t>
+      </w:r>
+      <w:proofErr w:type="spellStart"/>
+      <w:r>
+        <w:rPr>
+          <w:lang w:bidi="ar-EG"/>
+        </w:rPr>
+        <w:t>DataChunk</w:t>
+      </w:r>
+      <w:proofErr w:type="spellEnd"/>
+    </w:p>
+    <w:p>
+      <w:pPr>
+        <w:bidi/>
+        <w:rPr>
+          <w:lang w:bidi="ar-EG"/>
+        </w:rPr>
+      </w:pPr>
+      <w:r>
+        <w:rPr>
+          <w:rFonts w:hint="cs"/>
+          <w:rtl/>
+          <w:lang w:bidi="ar-EG"/>
+        </w:rPr>
+        <w:t xml:space="preserve">والي هنبدا اننا نخزنها جوه ال </w:t>
+      </w:r>
+      <w:r>
+        <w:rPr>
+          <w:lang w:bidi="ar-EG"/>
+        </w:rPr>
+        <w:t>mongo</w:t>
+      </w:r>
+    </w:p>
+    <w:p>
+      <w:pPr>
+        <w:bidi/>
+        <w:rPr>
+          <w:rtl/>
+          <w:lang w:bidi="ar-EG"/>
+        </w:rPr>
+      </w:pPr>
+      <w:r>
+        <w:rPr>
+          <w:rFonts w:hint="cs"/>
+          <w:rtl/>
+          <w:lang w:bidi="ar-EG"/>
+        </w:rPr>
+        <w:t xml:space="preserve">والي هي ال </w:t>
+      </w:r>
+      <w:r>
+        <w:rPr>
+          <w:lang w:bidi="ar-EG"/>
+        </w:rPr>
+        <w:t>scheme</w:t>
+      </w:r>
+      <w:r>
+        <w:rPr>
+          <w:rFonts w:hint="cs"/>
+          <w:rtl/>
+          <w:lang w:bidi="ar-EG"/>
+        </w:rPr>
+        <w:t xml:space="preserve"> الي معموله من </w:t>
+      </w:r>
+      <w:proofErr w:type="spellStart"/>
+      <w:r>
+        <w:rPr>
+          <w:lang w:bidi="ar-EG"/>
+        </w:rPr>
+        <w:t>pydantic</w:t>
+      </w:r>
+      <w:proofErr w:type="spellEnd"/>
+      <w:r>
+        <w:rPr>
+          <w:rFonts w:hint="cs"/>
+          <w:rtl/>
+          <w:lang w:bidi="ar-EG"/>
+        </w:rPr>
+        <w:t xml:space="preserve"> وده شكلها</w:t>
+      </w:r>
+    </w:p>
+    <w:p>
+      <w:pPr>
+        <w:bidi/>
+        <w:rPr>
+          <w:rtl/>
+          <w:lang w:bidi="ar-EG"/>
+        </w:rPr>
+      </w:pPr>
+      <w:r>
+        <w:rPr>
+          <w:rFonts w:hint="cs"/>
+          <w:rtl/>
+          <w:lang w:bidi="ar-EG"/>
+        </w:rPr>
+        <w:t xml:space="preserve">وملاحظه بسيطه اننا عدلنا ال </w:t>
+      </w:r>
+      <w:r>
+        <w:rPr>
+          <w:lang w:bidi="ar-EG"/>
+        </w:rPr>
+        <w:t>_id</w:t>
+      </w:r>
+      <w:r>
+        <w:rPr>
+          <w:rFonts w:hint="cs"/>
+          <w:rtl/>
+          <w:lang w:bidi="ar-EG"/>
+        </w:rPr>
+        <w:t xml:space="preserve"> بحيث ان هي دي الطريقه الي بيقدر ال </w:t>
+      </w:r>
+      <w:r>
+        <w:rPr>
+          <w:lang w:bidi="ar-EG"/>
+        </w:rPr>
+        <w:t>python</w:t>
+      </w:r>
+      <w:r>
+        <w:rPr>
+          <w:rFonts w:hint="cs"/>
+          <w:rtl/>
+          <w:lang w:bidi="ar-EG"/>
+        </w:rPr>
+        <w:t xml:space="preserve"> انه يتعامل معاها</w:t>
+      </w:r>
+    </w:p>
+    <w:p>
+      <w:pPr>
+        <w:bidi/>
+        <w:rPr>
+          <w:rFonts w:hint="cs"/>
+          <w:rtl/>
+          <w:lang w:bidi="ar-EG"/>
+        </w:rPr>
+      </w:pPr>
+      <w:r>
+        <w:rPr>
+          <w:rFonts w:hint="cs"/>
+          <w:rtl/>
+          <w:lang w:bidi="ar-EG"/>
+        </w:rPr>
+        <w:t xml:space="preserve">واي </w:t>
+      </w:r>
+      <w:r>
+        <w:rPr>
+          <w:lang w:bidi="ar-EG"/>
+        </w:rPr>
+        <w:t>.</w:t>
+      </w:r>
+      <w:proofErr w:type="spellStart"/>
+      <w:r>
+        <w:rPr>
+          <w:lang w:bidi="ar-EG"/>
+        </w:rPr>
+        <w:t>model_dump</w:t>
+      </w:r>
+      <w:proofErr w:type="spellEnd"/>
+      <w:r>
+        <w:rPr>
+          <w:lang w:bidi="ar-EG"/>
+        </w:rPr>
+        <w:t>()</w:t>
+      </w:r>
+      <w:r>
+        <w:rPr>
+          <w:rFonts w:hint="cs"/>
+          <w:rtl/>
+          <w:lang w:bidi="ar-EG"/>
+        </w:rPr>
+        <w:t xml:space="preserve"> لازم تاخد ال </w:t>
+      </w:r>
+      <w:r>
+        <w:rPr>
+          <w:lang w:bidi="ar-EG"/>
+        </w:rPr>
+        <w:t>parameters</w:t>
+      </w:r>
+      <w:r>
+        <w:rPr>
+          <w:rFonts w:hint="cs"/>
+          <w:rtl/>
+          <w:lang w:bidi="ar-EG"/>
+        </w:rPr>
+        <w:t xml:space="preserve"> دي بقي </w:t>
+      </w:r>
+      <w:proofErr w:type="spellStart"/>
+      <w:r>
+        <w:rPr>
+          <w:lang w:bidi="ar-EG"/>
+        </w:rPr>
+        <w:t>by_alias</w:t>
+      </w:r>
+      <w:proofErr w:type="spellEnd"/>
+      <w:r>
+        <w:rPr>
+          <w:lang w:bidi="ar-EG"/>
+        </w:rPr>
+        <w:t xml:space="preserve">=True, </w:t>
+      </w:r>
+      <w:proofErr w:type="spellStart"/>
+      <w:r>
+        <w:rPr>
+          <w:lang w:bidi="ar-EG"/>
+        </w:rPr>
+        <w:t>exclude_unset</w:t>
+      </w:r>
+      <w:proofErr w:type="spellEnd"/>
+      <w:r>
+        <w:rPr>
+          <w:lang w:bidi="ar-EG"/>
+        </w:rPr>
+        <w:t>=True</w:t>
+      </w:r>
+    </w:p>
+    <w:p>
+      <w:pPr>
+        <w:bidi/>
+        <w:rPr>
+          <w:lang w:bidi="ar-EG"/>
+        </w:rPr>
+      </w:pPr>
+      <w:r>
+        <w:rPr>
+          <w:rFonts w:cs="Arial"/>
+          <w:rtl/>
+          <w:lang w:bidi="ar-EG"/>
+        </w:rPr>
+        <w:drawing>
+          <wp:inline distT="0" distB="0" distL="0" distR="0" wp14:anchorId="4C13EDFA" wp14:editId="57273730">
+            <wp:extent cx="3752699" cy="2106233"/>
+            <wp:effectExtent l="0" t="0" r="635" b="8890"/>
+            <wp:docPr id="56" name="Picture 56"/>
+            <wp:cNvGraphicFramePr>
+              <a:graphicFrameLocks xmlns:a="http://schemas.openxmlformats.org/drawingml/2006/main" noChangeAspect="1"/>
+            </wp:cNvGraphicFramePr>
+            <a:graphic xmlns:a="http://schemas.openxmlformats.org/drawingml/2006/main">
+              <a:graphicData uri="http://schemas.openxmlformats.org/drawingml/2006/picture">
+                <pic:pic xmlns:pic="http://schemas.openxmlformats.org/drawingml/2006/picture">
+                  <pic:nvPicPr>
+                    <pic:cNvPr id="1" name=""/>
+                    <pic:cNvPicPr/>
+                  </pic:nvPicPr>
+                  <pic:blipFill>
+                    <a:blip r:embed="rId59"/>
+                    <a:stretch>
+                      <a:fillRect/>
+                    </a:stretch>
+                  </pic:blipFill>
+                  <pic:spPr>
+                    <a:xfrm>
+                      <a:off x="0" y="0"/>
+                      <a:ext cx="3774996" cy="2118747"/>
+                    </a:xfrm>
+                    <a:prstGeom prst="rect">
+                      <a:avLst/>
+                    </a:prstGeom>
+                  </pic:spPr>
+                </pic:pic>
+              </a:graphicData>
+            </a:graphic>
+          </wp:inline>
+        </w:drawing>
+      </w:r>
+    </w:p>
+    <w:p>
+      <w:pPr>
+        <w:bidi/>
+        <w:rPr>
+          <w:rtl/>
+          <w:lang w:bidi="ar-EG"/>
+        </w:rPr>
+      </w:pPr>
+      <w:r>
+        <w:rPr>
+          <w:rFonts w:hint="cs"/>
+          <w:rtl/>
+          <w:lang w:bidi="ar-EG"/>
+        </w:rPr>
+        <w:t>ود</w:t>
+      </w:r>
+      <w:r>
+        <w:rPr>
+          <w:rFonts w:hint="cs"/>
+          <w:rtl/>
+          <w:lang w:bidi="ar-EG"/>
+        </w:rPr>
+        <w:t xml:space="preserve">ه شكل ال </w:t>
+      </w:r>
+      <w:r>
+        <w:rPr>
+          <w:lang w:bidi="ar-EG"/>
+        </w:rPr>
+        <w:t>chunks</w:t>
+      </w:r>
+      <w:r>
+        <w:rPr>
+          <w:rFonts w:hint="cs"/>
+          <w:rtl/>
+          <w:lang w:bidi="ar-EG"/>
+        </w:rPr>
+        <w:t xml:space="preserve"> الي هتتخزن والكود الي خزناه بيها</w:t>
+      </w:r>
+    </w:p>
+    <w:p>
+      <w:pPr>
+        <w:bidi/>
+        <w:rPr>
+          <w:rtl/>
+          <w:lang w:bidi="ar-EG"/>
+        </w:rPr>
+      </w:pPr>
+      <w:r>
+        <w:rPr>
+          <w:rFonts w:cs="Arial"/>
+          <w:rtl/>
+          <w:lang w:bidi="ar-EG"/>
+        </w:rPr>
+        <w:drawing>
+          <wp:inline distT="0" distB="0" distL="0" distR="0" wp14:anchorId="74CAD78B" wp14:editId="7D38E7D5">
+            <wp:extent cx="3665394" cy="2726724"/>
+            <wp:effectExtent l="0" t="0" r="0" b="0"/>
+            <wp:docPr id="57" name="Picture 57"/>
+            <wp:cNvGraphicFramePr>
+              <a:graphicFrameLocks xmlns:a="http://schemas.openxmlformats.org/drawingml/2006/main" noChangeAspect="1"/>
+            </wp:cNvGraphicFramePr>
+            <a:graphic xmlns:a="http://schemas.openxmlformats.org/drawingml/2006/main">
+              <a:graphicData uri="http://schemas.openxmlformats.org/drawingml/2006/picture">
+                <pic:pic xmlns:pic="http://schemas.openxmlformats.org/drawingml/2006/picture">
+                  <pic:nvPicPr>
+                    <pic:cNvPr id="1" name=""/>
+                    <pic:cNvPicPr/>
+                  </pic:nvPicPr>
+                  <pic:blipFill>
+                    <a:blip r:embed="rId60"/>
+                    <a:stretch>
+                      <a:fillRect/>
+                    </a:stretch>
+                  </pic:blipFill>
+                  <pic:spPr>
+                    <a:xfrm>
+                      <a:off x="0" y="0"/>
+                      <a:ext cx="3669652" cy="2729892"/>
+                    </a:xfrm>
+                    <a:prstGeom prst="rect">
+                      <a:avLst/>
+                    </a:prstGeom>
+                  </pic:spPr>
+                </pic:pic>
+              </a:graphicData>
+            </a:graphic>
+          </wp:inline>
+        </w:drawing>
+      </w:r>
+    </w:p>
+    <w:p>
+      <w:pPr>
+        <w:bidi/>
+        <w:rPr>
+          <w:rtl/>
+          <w:lang w:bidi="ar-EG"/>
+        </w:rPr>
+      </w:pPr>
+    </w:p>
+    <w:p>
+      <w:pPr>
+        <w:bidi/>
+        <w:rPr>
+          <w:rtl/>
+          <w:lang w:bidi="ar-EG"/>
+        </w:rPr>
+      </w:pPr>
+      <w:r>
+        <w:rPr>
+          <w:rFonts w:hint="cs"/>
+          <w:rtl/>
+          <w:lang w:bidi="ar-EG"/>
+        </w:rPr>
+        <w:lastRenderedPageBreak/>
+        <w:t xml:space="preserve">ورجعنا بقي ل </w:t>
+      </w:r>
+      <w:proofErr w:type="spellStart"/>
+      <w:r>
+        <w:rPr>
+          <w:lang w:bidi="ar-EG"/>
+        </w:rPr>
+        <w:t>ChunkModel</w:t>
+      </w:r>
+      <w:proofErr w:type="spellEnd"/>
+    </w:p>
+    <w:p>
+      <w:pPr>
+        <w:bidi/>
+        <w:rPr>
+          <w:lang w:bidi="ar-EG"/>
+        </w:rPr>
+      </w:pPr>
+      <w:r>
+        <w:rPr>
+          <w:rFonts w:hint="cs"/>
+          <w:rtl/>
+          <w:lang w:bidi="ar-EG"/>
+        </w:rPr>
+        <w:t xml:space="preserve">لان في </w:t>
+      </w:r>
+      <w:r>
+        <w:rPr>
+          <w:lang w:bidi="ar-EG"/>
+        </w:rPr>
+        <w:t>function</w:t>
+      </w:r>
+      <w:r>
+        <w:rPr>
+          <w:rFonts w:hint="cs"/>
+          <w:rtl/>
+          <w:lang w:bidi="ar-EG"/>
+        </w:rPr>
+        <w:t xml:space="preserve"> كمان هنعوز اننا نعملها والي هي </w:t>
+      </w:r>
+      <w:proofErr w:type="spellStart"/>
+      <w:r>
+        <w:rPr>
+          <w:lang w:bidi="ar-EG"/>
+        </w:rPr>
+        <w:t>delete_chunks</w:t>
+      </w:r>
+      <w:proofErr w:type="spellEnd"/>
+    </w:p>
+    <w:p>
+      <w:pPr>
+        <w:bidi/>
+        <w:rPr>
+          <w:rFonts w:hint="cs"/>
+          <w:lang w:bidi="ar-EG"/>
+        </w:rPr>
+      </w:pPr>
+    </w:p>
+    <w:p>
+      <w:pPr>
+        <w:bidi/>
+        <w:rPr>
+          <w:rFonts w:hint="cs"/>
+          <w:lang w:bidi="ar-EG"/>
+        </w:rPr>
+      </w:pPr>
     </w:p>
     <w:sectPr>
       <w:pgSz w:w="12240" w:h="15840"/>
@@ -10197,7 +13239,6 @@
   <w:style w:type="character" w:default="1" w:styleId="DefaultParagraphFont">
     <w:name w:val="Default Paragraph Font"/>
     <w:uiPriority w:val="1"/>
-    <w:semiHidden/>
     <w:unhideWhenUsed/>
   </w:style>
   <w:style w:type="table" w:default="1" w:styleId="TableNormal">
